--- a/_site/operating-system/2025-12-30-guia-de-ranger/index.docx
+++ b/_site/operating-system/2025-12-30-guia-de-ranger/index.docx
@@ -202,7 +202,7 @@
         <w:pStyle w:val="AbstractFirstParagraph"/>
       </w:pPr>
       <w:r>
-        <w:t xml:space="preserve">Ranger es un gestor de archivos basado en consola altamente eficiente, diseñado con una fuerte inspiración en los atajos de teclado de Vim y una filosofía minimalista. Esta guía completa explora en detalle su instalación en diferentes sistemas operativos, configuración inicial y avanzada, estructura de archivos de configuración (rc.conf, rifle.conf, scope.sh, commands.py), así como la personalización profunda mediante mapeos de teclado, comandos personalizados en Python y plugins. Se detallan las características principales que lo distinguen; navegación multi-columna, previsualización automática de múltiples tipos de archivo (texto, código, imágenes, PDFs, videos, comprimidos), gestión inteligente de archivos mediante rifle, soporte de pestañas, marcadores, renombrado masivo, integración con el shell y capacidades de preview mejoradas mediante herramientas externas. La guía incluye referencias prácticas de atajos fundamentales y avanzados, ejemplos de configuración realistas, soluciones a problemas comunes, trucos de productividad y recomendaciones para integrar Ranger en flujos de trabajo diarios de usuarios de terminal (especialmente aquellos familiarizados con Vim/Neovim). Dirigida tanto a usuarios noveles que buscan reemplazar gestores gráficos tradicionales, como a usuarios avanzados que desean optimizar y extender al máximo esta poderosa herramienta de gestión de archivos en entornos Unix-like.</w:t>
+        <w:t xml:space="preserve">Ranger es un gestor de archivos basado en consola altamente eficiente, diseñado con una fuerte inspiración en los atajos de teclado de Vim y una filosofía minimalista. Esta guía completa explora en detalle su instalación en diferentes sistemas operativos, configuración inicial y avanzada, estructura de archivos de configuración (rc.conf, rifle.conf, scope.sh, commands.py), así como la personalización profunda mediante mapeos de teclado, comandos personalizados en Python y plugins. Se detallan las características principales que lo distinguen; navegación multi-columna, previsualización automática de múltiples tipos de archivo (texto, código, imágenes, PDFs, videos, comprimidos), gestión inteligente de archivos mediante rifle, soporte de pestañas, marcadores, renombrado masivo, integración con el shell y capacidades de preview mejoradas mediante herramientas externas. La guía incluye referencias prácticas de atajos fundamentales y avanzados, ejemplos de configuración realistas, soluciones a problemas comunes, trucos de productividad y recomendaciones para integrar Ranger en flujos de trabajo diarios de usuarios de terminal (especialmente aquellos familiarizados con Vim/Neovim). Dirigida tanto a usuarios noveles que buscan reemplazar gestores gráficos tradicionales, como a usuarios avanzados que desean optimizar y extender al máximo esta poderosa herramienta de gestión de archivos en entornos Linux.</w:t>
       </w:r>
     </w:p>
     <w:p>
@@ -253,48 +253,6 @@
       </w:pPr>
       <w:r>
         <w:t xml:space="preserve">Ranger es un gestor de archivos de consola con:</w:t>
-      </w:r>
-      <w:r>
-        <w:t xml:space="preserve"> </w:t>
-      </w:r>
-      <w:r>
-        <w:t xml:space="preserve">- Atajos de teclado inspirados en Vim</w:t>
-      </w:r>
-      <w:r>
-        <w:t xml:space="preserve"> </w:t>
-      </w:r>
-      <w:r>
-        <w:t xml:space="preserve">- Interfaz minimalista con curses</w:t>
-      </w:r>
-      <w:r>
-        <w:t xml:space="preserve"> </w:t>
-      </w:r>
-      <w:r>
-        <w:t xml:space="preserve">- Vista de jerarquía de directorios (multi-columna)</w:t>
-      </w:r>
-      <w:r>
-        <w:t xml:space="preserve"> </w:t>
-      </w:r>
-      <w:r>
-        <w:t xml:space="preserve">- Previsualización automática de archivos</w:t>
-      </w:r>
-      <w:r>
-        <w:t xml:space="preserve"> </w:t>
-      </w:r>
-      <w:r>
-        <w:t xml:space="preserve">- Integración con rifle (lanzador de archivos inteligente)</w:t>
-      </w:r>
-    </w:p>
-    <w:p>
-      <w:pPr>
-        <w:pStyle w:val="BodyText"/>
-      </w:pPr>
-      <w:r>
-        <w:rPr>
-          <w:b/>
-          <w:bCs/>
-        </w:rPr>
-        <w:t xml:space="preserve">Filosofía de Diseño</w:t>
       </w:r>
     </w:p>
     <w:p>
@@ -306,14 +264,7 @@
         </w:numPr>
       </w:pPr>
       <w:r>
-        <w:rPr>
-          <w:b/>
-          <w:bCs/>
-        </w:rPr>
-        <w:t xml:space="preserve">Mantenible</w:t>
-      </w:r>
-      <w:r>
-        <w:t xml:space="preserve">: Escrito en Python de alto nivel</w:t>
+        <w:t xml:space="preserve">Atajos de teclado inspirados en Vim</w:t>
       </w:r>
     </w:p>
     <w:p>
@@ -325,14 +276,7 @@
         </w:numPr>
       </w:pPr>
       <w:r>
-        <w:rPr>
-          <w:b/>
-          <w:bCs/>
-        </w:rPr>
-        <w:t xml:space="preserve">Rápido</w:t>
-      </w:r>
-      <w:r>
-        <w:t xml:space="preserve">: Cambiar directorios y navegar eficientemente</w:t>
+        <w:t xml:space="preserve">Interfaz minimalista con curses</w:t>
       </w:r>
     </w:p>
     <w:p>
@@ -344,14 +288,7 @@
         </w:numPr>
       </w:pPr>
       <w:r>
-        <w:rPr>
-          <w:b/>
-          <w:bCs/>
-        </w:rPr>
-        <w:t xml:space="preserve">Minimalista</w:t>
-      </w:r>
-      <w:r>
-        <w:t xml:space="preserve">: Pequeño pero útil, hace una cosa bien</w:t>
+        <w:t xml:space="preserve">Vista de jerarquía de directorios (multi-columna)</w:t>
       </w:r>
     </w:p>
     <w:p>
@@ -363,26 +300,31 @@
         </w:numPr>
       </w:pPr>
       <w:r>
+        <w:t xml:space="preserve">Previsualización automática de archivos</w:t>
+      </w:r>
+    </w:p>
+    <w:p>
+      <w:pPr>
+        <w:pStyle w:val="Compact"/>
+        <w:numPr>
+          <w:ilvl w:val="0"/>
+          <w:numId w:val="1001"/>
+        </w:numPr>
+      </w:pPr>
+      <w:r>
+        <w:t xml:space="preserve">Integración con rifle (lanzador de archivos inteligente)</w:t>
+      </w:r>
+    </w:p>
+    <w:p>
+      <w:pPr>
+        <w:pStyle w:val="FirstParagraph"/>
+      </w:pPr>
+      <w:r>
         <w:rPr>
           <w:b/>
           <w:bCs/>
         </w:rPr>
-        <w:t xml:space="preserve">Integrado</w:t>
-      </w:r>
-      <w:r>
-        <w:t xml:space="preserve">: Perfecta integración con el shell Unix</w:t>
-      </w:r>
-    </w:p>
-    <w:p>
-      <w:pPr>
-        <w:pStyle w:val="FirstParagraph"/>
-      </w:pPr>
-      <w:r>
-        <w:rPr>
-          <w:b/>
-          <w:bCs/>
-        </w:rPr>
-        <w:t xml:space="preserve">Características Principales</w:t>
+        <w:t xml:space="preserve">Filosofía de Diseño</w:t>
       </w:r>
     </w:p>
     <w:p>
@@ -394,10 +336,14 @@
         </w:numPr>
       </w:pPr>
       <w:r>
-        <w:t xml:space="preserve">Soporte UTF-8</w:t>
-      </w:r>
-      <w:r>
-        <w:br/>
+        <w:rPr>
+          <w:b/>
+          <w:bCs/>
+        </w:rPr>
+        <w:t xml:space="preserve">Mantenible</w:t>
+      </w:r>
+      <w:r>
+        <w:t xml:space="preserve">: Escrito en Python de alto nivel</w:t>
       </w:r>
     </w:p>
     <w:p>
@@ -409,10 +355,14 @@
         </w:numPr>
       </w:pPr>
       <w:r>
-        <w:t xml:space="preserve">Pantalla multi-columna</w:t>
-      </w:r>
-      <w:r>
-        <w:br/>
+        <w:rPr>
+          <w:b/>
+          <w:bCs/>
+        </w:rPr>
+        <w:t xml:space="preserve">Rápido</w:t>
+      </w:r>
+      <w:r>
+        <w:t xml:space="preserve">: Cambiar directorios y navegar eficientemente</w:t>
       </w:r>
     </w:p>
     <w:p>
@@ -424,10 +374,14 @@
         </w:numPr>
       </w:pPr>
       <w:r>
-        <w:t xml:space="preserve">Previsualización del archivo/directorio seleccionado</w:t>
-      </w:r>
-      <w:r>
-        <w:br/>
+        <w:rPr>
+          <w:b/>
+          <w:bCs/>
+        </w:rPr>
+        <w:t xml:space="preserve">Minimalista</w:t>
+      </w:r>
+      <w:r>
+        <w:t xml:space="preserve">: Pequeño pero útil, hace una cosa bien</w:t>
       </w:r>
     </w:p>
     <w:p>
@@ -439,145 +393,14 @@
         </w:numPr>
       </w:pPr>
       <w:r>
-        <w:t xml:space="preserve">Operaciones comunes con archivos (crear/chmod/copiar/eliminar)</w:t>
-      </w:r>
-      <w:r>
-        <w:br/>
-      </w:r>
-    </w:p>
-    <w:p>
-      <w:pPr>
-        <w:pStyle w:val="Compact"/>
-        <w:numPr>
-          <w:ilvl w:val="0"/>
-          <w:numId w:val="1002"/>
-        </w:numPr>
-      </w:pPr>
-      <w:r>
-        <w:t xml:space="preserve">Renombrado múltiple de archivos</w:t>
-      </w:r>
-      <w:r>
-        <w:br/>
-      </w:r>
-    </w:p>
-    <w:p>
-      <w:pPr>
-        <w:pStyle w:val="Compact"/>
-        <w:numPr>
-          <w:ilvl w:val="0"/>
-          <w:numId w:val="1002"/>
-        </w:numPr>
-      </w:pPr>
-      <w:r>
-        <w:t xml:space="preserve">Consola y atajos estilo VIM</w:t>
-      </w:r>
-      <w:r>
-        <w:br/>
-      </w:r>
-    </w:p>
-    <w:p>
-      <w:pPr>
-        <w:pStyle w:val="Compact"/>
-        <w:numPr>
-          <w:ilvl w:val="0"/>
-          <w:numId w:val="1002"/>
-        </w:numPr>
-      </w:pPr>
-      <w:r>
-        <w:t xml:space="preserve">Determina tipos de archivo automáticamente</w:t>
-      </w:r>
-      <w:r>
-        <w:br/>
-      </w:r>
-    </w:p>
-    <w:p>
-      <w:pPr>
-        <w:pStyle w:val="Compact"/>
-        <w:numPr>
-          <w:ilvl w:val="0"/>
-          <w:numId w:val="1002"/>
-        </w:numPr>
-      </w:pPr>
-      <w:r>
-        <w:t xml:space="preserve">Pestañas, marcadores, soporte de ratón</w:t>
-      </w:r>
-      <w:r>
-        <w:br/>
-      </w:r>
-    </w:p>
-    <w:p>
-      <w:pPr>
-        <w:pStyle w:val="Compact"/>
-        <w:numPr>
-          <w:ilvl w:val="0"/>
-          <w:numId w:val="1002"/>
-        </w:numPr>
-      </w:pPr>
-      <w:r>
-        <w:t xml:space="preserve">Cambia el directorio del shell al salir</w:t>
-      </w:r>
-    </w:p>
-    <w:bookmarkEnd w:id="26"/>
-    <w:bookmarkStart w:id="32" w:name="instalación"/>
-    <w:p>
-      <w:pPr>
-        <w:pStyle w:val="Heading1"/>
-      </w:pPr>
-      <w:r>
-        <w:t xml:space="preserve">1. Instalación</w:t>
-      </w:r>
-    </w:p>
-    <w:bookmarkStart w:id="27" w:name="desde-repositorios"/>
-    <w:p>
-      <w:pPr>
-        <w:pStyle w:val="Heading2"/>
-      </w:pPr>
-      <w:r>
-        <w:t xml:space="preserve">1.1 Desde Repositorios</w:t>
-      </w:r>
-    </w:p>
-    <w:p>
-      <w:pPr>
-        <w:pStyle w:val="FirstParagraph"/>
-      </w:pPr>
-      <w:r>
         <w:rPr>
           <w:b/>
           <w:bCs/>
         </w:rPr>
-        <w:t xml:space="preserve">Ubuntu/Debian:</w:t>
-      </w:r>
-    </w:p>
-    <w:p>
-      <w:pPr>
-        <w:pStyle w:val="SourceCode"/>
-      </w:pPr>
-      <w:r>
-        <w:rPr>
-          <w:rStyle w:val="FunctionTok"/>
-        </w:rPr>
-        <w:t xml:space="preserve">sudo</w:t>
-      </w:r>
-      <w:r>
-        <w:rPr>
-          <w:rStyle w:val="NormalTok"/>
-        </w:rPr>
-        <w:t xml:space="preserve"> apt-get update</w:t>
-      </w:r>
-      <w:r>
-        <w:br/>
-      </w:r>
-      <w:r>
-        <w:rPr>
-          <w:rStyle w:val="FunctionTok"/>
-        </w:rPr>
-        <w:t xml:space="preserve">sudo</w:t>
-      </w:r>
-      <w:r>
-        <w:rPr>
-          <w:rStyle w:val="NormalTok"/>
-        </w:rPr>
-        <w:t xml:space="preserve"> apt-get install ranger</w:t>
+        <w:t xml:space="preserve">Integrado</w:t>
+      </w:r>
+      <w:r>
+        <w:t xml:space="preserve">: Perfecta integración con el shell Unix</w:t>
       </w:r>
     </w:p>
     <w:p>
@@ -589,929 +412,7 @@
           <w:b/>
           <w:bCs/>
         </w:rPr>
-        <w:t xml:space="preserve">Fedora:</w:t>
-      </w:r>
-    </w:p>
-    <w:p>
-      <w:pPr>
-        <w:pStyle w:val="SourceCode"/>
-      </w:pPr>
-      <w:r>
-        <w:rPr>
-          <w:rStyle w:val="FunctionTok"/>
-        </w:rPr>
-        <w:t xml:space="preserve">sudo</w:t>
-      </w:r>
-      <w:r>
-        <w:rPr>
-          <w:rStyle w:val="NormalTok"/>
-        </w:rPr>
-        <w:t xml:space="preserve"> dnf install ranger</w:t>
-      </w:r>
-    </w:p>
-    <w:p>
-      <w:pPr>
-        <w:pStyle w:val="FirstParagraph"/>
-      </w:pPr>
-      <w:r>
-        <w:rPr>
-          <w:b/>
-          <w:bCs/>
-        </w:rPr>
-        <w:t xml:space="preserve">Arch Linux:</w:t>
-      </w:r>
-    </w:p>
-    <w:p>
-      <w:pPr>
-        <w:pStyle w:val="SourceCode"/>
-      </w:pPr>
-      <w:r>
-        <w:rPr>
-          <w:rStyle w:val="FunctionTok"/>
-        </w:rPr>
-        <w:t xml:space="preserve">sudo</w:t>
-      </w:r>
-      <w:r>
-        <w:rPr>
-          <w:rStyle w:val="NormalTok"/>
-        </w:rPr>
-        <w:t xml:space="preserve"> pacman </w:t>
-      </w:r>
-      <w:r>
-        <w:rPr>
-          <w:rStyle w:val="AttributeTok"/>
-        </w:rPr>
-        <w:t xml:space="preserve">-S</w:t>
-      </w:r>
-      <w:r>
-        <w:rPr>
-          <w:rStyle w:val="NormalTok"/>
-        </w:rPr>
-        <w:t xml:space="preserve"> ranger</w:t>
-      </w:r>
-    </w:p>
-    <w:p>
-      <w:pPr>
-        <w:pStyle w:val="FirstParagraph"/>
-      </w:pPr>
-      <w:r>
-        <w:rPr>
-          <w:b/>
-          <w:bCs/>
-        </w:rPr>
-        <w:t xml:space="preserve">macOS (Homebrew):</w:t>
-      </w:r>
-    </w:p>
-    <w:p>
-      <w:pPr>
-        <w:pStyle w:val="SourceCode"/>
-      </w:pPr>
-      <w:r>
-        <w:rPr>
-          <w:rStyle w:val="ExtensionTok"/>
-        </w:rPr>
-        <w:t xml:space="preserve">brew</w:t>
-      </w:r>
-      <w:r>
-        <w:rPr>
-          <w:rStyle w:val="NormalTok"/>
-        </w:rPr>
-        <w:t xml:space="preserve"> install ranger</w:t>
-      </w:r>
-    </w:p>
-    <w:bookmarkEnd w:id="27"/>
-    <w:bookmarkStart w:id="28" w:name="desde-pypi"/>
-    <w:p>
-      <w:pPr>
-        <w:pStyle w:val="Heading2"/>
-      </w:pPr>
-      <w:r>
-        <w:t xml:space="preserve">1.2 Desde PyPI</w:t>
-      </w:r>
-    </w:p>
-    <w:p>
-      <w:pPr>
-        <w:pStyle w:val="SourceCode"/>
-      </w:pPr>
-      <w:r>
-        <w:rPr>
-          <w:rStyle w:val="ExtensionTok"/>
-        </w:rPr>
-        <w:t xml:space="preserve">pip</w:t>
-      </w:r>
-      <w:r>
-        <w:rPr>
-          <w:rStyle w:val="NormalTok"/>
-        </w:rPr>
-        <w:t xml:space="preserve"> install ranger-fm</w:t>
-      </w:r>
-      <w:r>
-        <w:br/>
-      </w:r>
-      <w:r>
-        <w:rPr>
-          <w:rStyle w:val="CommentTok"/>
-        </w:rPr>
-        <w:t xml:space="preserve"># O mejor con pipx (entorno aislado)</w:t>
-      </w:r>
-      <w:r>
-        <w:br/>
-      </w:r>
-      <w:r>
-        <w:rPr>
-          <w:rStyle w:val="ExtensionTok"/>
-        </w:rPr>
-        <w:t xml:space="preserve">pipx</w:t>
-      </w:r>
-      <w:r>
-        <w:rPr>
-          <w:rStyle w:val="NormalTok"/>
-        </w:rPr>
-        <w:t xml:space="preserve"> install ranger-fm</w:t>
-      </w:r>
-    </w:p>
-    <w:bookmarkEnd w:id="28"/>
-    <w:bookmarkStart w:id="29" w:name="desde-código-fuente"/>
-    <w:p>
-      <w:pPr>
-        <w:pStyle w:val="Heading2"/>
-      </w:pPr>
-      <w:r>
-        <w:t xml:space="preserve">1.3 Desde Código Fuente</w:t>
-      </w:r>
-    </w:p>
-    <w:p>
-      <w:pPr>
-        <w:pStyle w:val="SourceCode"/>
-      </w:pPr>
-      <w:r>
-        <w:rPr>
-          <w:rStyle w:val="FunctionTok"/>
-        </w:rPr>
-        <w:t xml:space="preserve">git</w:t>
-      </w:r>
-      <w:r>
-        <w:rPr>
-          <w:rStyle w:val="NormalTok"/>
-        </w:rPr>
-        <w:t xml:space="preserve"> clone https://github.com/ranger/ranger.git</w:t>
-      </w:r>
-      <w:r>
-        <w:br/>
-      </w:r>
-      <w:r>
-        <w:rPr>
-          <w:rStyle w:val="BuiltInTok"/>
-        </w:rPr>
-        <w:t xml:space="preserve">cd</w:t>
-      </w:r>
-      <w:r>
-        <w:rPr>
-          <w:rStyle w:val="NormalTok"/>
-        </w:rPr>
-        <w:t xml:space="preserve"> ranger</w:t>
-      </w:r>
-      <w:r>
-        <w:br/>
-      </w:r>
-      <w:r>
-        <w:rPr>
-          <w:rStyle w:val="FunctionTok"/>
-        </w:rPr>
-        <w:t xml:space="preserve">sudo</w:t>
-      </w:r>
-      <w:r>
-        <w:rPr>
-          <w:rStyle w:val="NormalTok"/>
-        </w:rPr>
-        <w:t xml:space="preserve"> make install</w:t>
-      </w:r>
-    </w:p>
-    <w:bookmarkEnd w:id="29"/>
-    <w:bookmarkStart w:id="30" w:name="verificar-instalación"/>
-    <w:p>
-      <w:pPr>
-        <w:pStyle w:val="Heading2"/>
-      </w:pPr>
-      <w:r>
-        <w:t xml:space="preserve">1.4 Verificar Instalación</w:t>
-      </w:r>
-    </w:p>
-    <w:p>
-      <w:pPr>
-        <w:pStyle w:val="SourceCode"/>
-      </w:pPr>
-      <w:r>
-        <w:rPr>
-          <w:rStyle w:val="ExtensionTok"/>
-        </w:rPr>
-        <w:t xml:space="preserve">ranger</w:t>
-      </w:r>
-      <w:r>
-        <w:rPr>
-          <w:rStyle w:val="NormalTok"/>
-        </w:rPr>
-        <w:t xml:space="preserve"> </w:t>
-      </w:r>
-      <w:r>
-        <w:rPr>
-          <w:rStyle w:val="AttributeTok"/>
-        </w:rPr>
-        <w:t xml:space="preserve">--version</w:t>
-      </w:r>
-    </w:p>
-    <w:bookmarkEnd w:id="30"/>
-    <w:bookmarkStart w:id="31" w:name="dependencias-opcionales"/>
-    <w:p>
-      <w:pPr>
-        <w:pStyle w:val="Heading2"/>
-      </w:pPr>
-      <w:r>
-        <w:t xml:space="preserve">1.5 Dependencias Opcionales</w:t>
-      </w:r>
-    </w:p>
-    <w:p>
-      <w:pPr>
-        <w:pStyle w:val="FirstParagraph"/>
-      </w:pPr>
-      <w:r>
-        <w:rPr>
-          <w:b/>
-          <w:bCs/>
-        </w:rPr>
-        <w:t xml:space="preserve">Para funcionalidad completa:</w:t>
-      </w:r>
-    </w:p>
-    <w:p>
-      <w:pPr>
-        <w:pStyle w:val="SourceCode"/>
-      </w:pPr>
-      <w:r>
-        <w:rPr>
-          <w:rStyle w:val="CommentTok"/>
-        </w:rPr>
-        <w:t xml:space="preserve"># Determinar tipos de archivo</w:t>
-      </w:r>
-      <w:r>
-        <w:br/>
-      </w:r>
-      <w:r>
-        <w:rPr>
-          <w:rStyle w:val="FunctionTok"/>
-        </w:rPr>
-        <w:t xml:space="preserve">sudo</w:t>
-      </w:r>
-      <w:r>
-        <w:rPr>
-          <w:rStyle w:val="NormalTok"/>
-        </w:rPr>
-        <w:t xml:space="preserve"> apt-get install file</w:t>
-      </w:r>
-      <w:r>
-        <w:br/>
-      </w:r>
-      <w:r>
-        <w:br/>
-      </w:r>
-      <w:r>
-        <w:rPr>
-          <w:rStyle w:val="CommentTok"/>
-        </w:rPr>
-        <w:t xml:space="preserve"># Detección mejorada de codificación</w:t>
-      </w:r>
-      <w:r>
-        <w:br/>
-      </w:r>
-      <w:r>
-        <w:rPr>
-          <w:rStyle w:val="ExtensionTok"/>
-        </w:rPr>
-        <w:t xml:space="preserve">pip</w:t>
-      </w:r>
-      <w:r>
-        <w:rPr>
-          <w:rStyle w:val="NormalTok"/>
-        </w:rPr>
-        <w:t xml:space="preserve"> install chardet</w:t>
-      </w:r>
-      <w:r>
-        <w:br/>
-      </w:r>
-      <w:r>
-        <w:br/>
-      </w:r>
-      <w:r>
-        <w:rPr>
-          <w:rStyle w:val="CommentTok"/>
-        </w:rPr>
-        <w:t xml:space="preserve"># Nombres bidireccionales (árabe, hebreo)</w:t>
-      </w:r>
-      <w:r>
-        <w:br/>
-      </w:r>
-      <w:r>
-        <w:rPr>
-          <w:rStyle w:val="ExtensionTok"/>
-        </w:rPr>
-        <w:t xml:space="preserve">pip</w:t>
-      </w:r>
-      <w:r>
-        <w:rPr>
-          <w:rStyle w:val="NormalTok"/>
-        </w:rPr>
-        <w:t xml:space="preserve"> install python-bidi</w:t>
-      </w:r>
-      <w:r>
-        <w:br/>
-      </w:r>
-      <w:r>
-        <w:br/>
-      </w:r>
-      <w:r>
-        <w:rPr>
-          <w:rStyle w:val="CommentTok"/>
-        </w:rPr>
-        <w:t xml:space="preserve"># Previsualización de imágenes</w:t>
-      </w:r>
-      <w:r>
-        <w:br/>
-      </w:r>
-      <w:r>
-        <w:rPr>
-          <w:rStyle w:val="FunctionTok"/>
-        </w:rPr>
-        <w:t xml:space="preserve">sudo</w:t>
-      </w:r>
-      <w:r>
-        <w:rPr>
-          <w:rStyle w:val="NormalTok"/>
-        </w:rPr>
-        <w:t xml:space="preserve"> apt-get install caca-utils w3m-img</w:t>
-      </w:r>
-      <w:r>
-        <w:br/>
-      </w:r>
-      <w:r>
-        <w:br/>
-      </w:r>
-      <w:r>
-        <w:rPr>
-          <w:rStyle w:val="CommentTok"/>
-        </w:rPr>
-        <w:t xml:space="preserve"># Conversión de imágenes</w:t>
-      </w:r>
-      <w:r>
-        <w:br/>
-      </w:r>
-      <w:r>
-        <w:rPr>
-          <w:rStyle w:val="FunctionTok"/>
-        </w:rPr>
-        <w:t xml:space="preserve">sudo</w:t>
-      </w:r>
-      <w:r>
-        <w:rPr>
-          <w:rStyle w:val="NormalTok"/>
-        </w:rPr>
-        <w:t xml:space="preserve"> apt-get install imagemagick</w:t>
-      </w:r>
-      <w:r>
-        <w:br/>
-      </w:r>
-      <w:r>
-        <w:br/>
-      </w:r>
-      <w:r>
-        <w:rPr>
-          <w:rStyle w:val="CommentTok"/>
-        </w:rPr>
-        <w:t xml:space="preserve"># Resaltado de sintaxis</w:t>
-      </w:r>
-      <w:r>
-        <w:br/>
-      </w:r>
-      <w:r>
-        <w:rPr>
-          <w:rStyle w:val="FunctionTok"/>
-        </w:rPr>
-        <w:t xml:space="preserve">sudo</w:t>
-      </w:r>
-      <w:r>
-        <w:rPr>
-          <w:rStyle w:val="NormalTok"/>
-        </w:rPr>
-        <w:t xml:space="preserve"> apt-get install highlight</w:t>
-      </w:r>
-      <w:r>
-        <w:br/>
-      </w:r>
-      <w:r>
-        <w:rPr>
-          <w:rStyle w:val="CommentTok"/>
-        </w:rPr>
-        <w:t xml:space="preserve"># O</w:t>
-      </w:r>
-      <w:r>
-        <w:br/>
-      </w:r>
-      <w:r>
-        <w:rPr>
-          <w:rStyle w:val="ExtensionTok"/>
-        </w:rPr>
-        <w:t xml:space="preserve">pip</w:t>
-      </w:r>
-      <w:r>
-        <w:rPr>
-          <w:rStyle w:val="NormalTok"/>
-        </w:rPr>
-        <w:t xml:space="preserve"> install pygments</w:t>
-      </w:r>
-      <w:r>
-        <w:br/>
-      </w:r>
-      <w:r>
-        <w:br/>
-      </w:r>
-      <w:r>
-        <w:rPr>
-          <w:rStyle w:val="CommentTok"/>
-        </w:rPr>
-        <w:t xml:space="preserve"># Previsualización de archivos comprimidos</w:t>
-      </w:r>
-      <w:r>
-        <w:br/>
-      </w:r>
-      <w:r>
-        <w:rPr>
-          <w:rStyle w:val="FunctionTok"/>
-        </w:rPr>
-        <w:t xml:space="preserve">sudo</w:t>
-      </w:r>
-      <w:r>
-        <w:rPr>
-          <w:rStyle w:val="NormalTok"/>
-        </w:rPr>
-        <w:t xml:space="preserve"> apt-get install atool unrar p7zip-full</w:t>
-      </w:r>
-      <w:r>
-        <w:br/>
-      </w:r>
-      <w:r>
-        <w:br/>
-      </w:r>
-      <w:r>
-        <w:rPr>
-          <w:rStyle w:val="CommentTok"/>
-        </w:rPr>
-        <w:t xml:space="preserve"># Previsualización de PDFs</w:t>
-      </w:r>
-      <w:r>
-        <w:br/>
-      </w:r>
-      <w:r>
-        <w:rPr>
-          <w:rStyle w:val="FunctionTok"/>
-        </w:rPr>
-        <w:t xml:space="preserve">sudo</w:t>
-      </w:r>
-      <w:r>
-        <w:rPr>
-          <w:rStyle w:val="NormalTok"/>
-        </w:rPr>
-        <w:t xml:space="preserve"> apt-get install poppler-utils</w:t>
-      </w:r>
-      <w:r>
-        <w:br/>
-      </w:r>
-      <w:r>
-        <w:br/>
-      </w:r>
-      <w:r>
-        <w:rPr>
-          <w:rStyle w:val="CommentTok"/>
-        </w:rPr>
-        <w:t xml:space="preserve"># Previsualización de videos</w:t>
-      </w:r>
-      <w:r>
-        <w:br/>
-      </w:r>
-      <w:r>
-        <w:rPr>
-          <w:rStyle w:val="FunctionTok"/>
-        </w:rPr>
-        <w:t xml:space="preserve">sudo</w:t>
-      </w:r>
-      <w:r>
-        <w:rPr>
-          <w:rStyle w:val="NormalTok"/>
-        </w:rPr>
-        <w:t xml:space="preserve"> apt-get install ffmpegthumbnailer</w:t>
-      </w:r>
-      <w:r>
-        <w:br/>
-      </w:r>
-      <w:r>
-        <w:br/>
-      </w:r>
-      <w:r>
-        <w:rPr>
-          <w:rStyle w:val="CommentTok"/>
-        </w:rPr>
-        <w:t xml:space="preserve"># Información de medios</w:t>
-      </w:r>
-      <w:r>
-        <w:br/>
-      </w:r>
-      <w:r>
-        <w:rPr>
-          <w:rStyle w:val="FunctionTok"/>
-        </w:rPr>
-        <w:t xml:space="preserve">sudo</w:t>
-      </w:r>
-      <w:r>
-        <w:rPr>
-          <w:rStyle w:val="NormalTok"/>
-        </w:rPr>
-        <w:t xml:space="preserve"> apt-get install mediainfo</w:t>
-      </w:r>
-      <w:r>
-        <w:br/>
-      </w:r>
-      <w:r>
-        <w:br/>
-      </w:r>
-      <w:r>
-        <w:rPr>
-          <w:rStyle w:val="CommentTok"/>
-        </w:rPr>
-        <w:t xml:space="preserve"># Convertir SVG</w:t>
-      </w:r>
-      <w:r>
-        <w:br/>
-      </w:r>
-      <w:r>
-        <w:rPr>
-          <w:rStyle w:val="FunctionTok"/>
-        </w:rPr>
-        <w:t xml:space="preserve">sudo</w:t>
-      </w:r>
-      <w:r>
-        <w:rPr>
-          <w:rStyle w:val="NormalTok"/>
-        </w:rPr>
-        <w:t xml:space="preserve"> apt-get install librsvg2-bin</w:t>
-      </w:r>
-    </w:p>
-    <w:bookmarkEnd w:id="31"/>
-    <w:bookmarkEnd w:id="32"/>
-    <w:bookmarkStart w:id="36" w:name="configuración-inicial"/>
-    <w:p>
-      <w:pPr>
-        <w:pStyle w:val="Heading1"/>
-      </w:pPr>
-      <w:r>
-        <w:t xml:space="preserve">2. Configuración Inicial</w:t>
-      </w:r>
-    </w:p>
-    <w:bookmarkStart w:id="33" w:name="generar-archivos-de-configuración"/>
-    <w:p>
-      <w:pPr>
-        <w:pStyle w:val="Heading2"/>
-      </w:pPr>
-      <w:r>
-        <w:t xml:space="preserve">2.1 Generar Archivos de Configuración</w:t>
-      </w:r>
-    </w:p>
-    <w:p>
-      <w:pPr>
-        <w:pStyle w:val="FirstParagraph"/>
-      </w:pPr>
-      <w:r>
-        <w:t xml:space="preserve">Ranger puede copiar automáticamente los archivos de configuración por defecto:</w:t>
-      </w:r>
-    </w:p>
-    <w:p>
-      <w:pPr>
-        <w:pStyle w:val="SourceCode"/>
-      </w:pPr>
-      <w:r>
-        <w:rPr>
-          <w:rStyle w:val="CommentTok"/>
-        </w:rPr>
-        <w:t xml:space="preserve"># Copiar todas las configuraciones</w:t>
-      </w:r>
-      <w:r>
-        <w:br/>
-      </w:r>
-      <w:r>
-        <w:rPr>
-          <w:rStyle w:val="ExtensionTok"/>
-        </w:rPr>
-        <w:t xml:space="preserve">ranger</w:t>
-      </w:r>
-      <w:r>
-        <w:rPr>
-          <w:rStyle w:val="NormalTok"/>
-        </w:rPr>
-        <w:t xml:space="preserve"> </w:t>
-      </w:r>
-      <w:r>
-        <w:rPr>
-          <w:rStyle w:val="AttributeTok"/>
-        </w:rPr>
-        <w:t xml:space="preserve">--copy-config</w:t>
-      </w:r>
-      <w:r>
-        <w:rPr>
-          <w:rStyle w:val="OperatorTok"/>
-        </w:rPr>
-        <w:t xml:space="preserve">=</w:t>
-      </w:r>
-      <w:r>
-        <w:rPr>
-          <w:rStyle w:val="NormalTok"/>
-        </w:rPr>
-        <w:t xml:space="preserve">all</w:t>
-      </w:r>
-      <w:r>
-        <w:br/>
-      </w:r>
-      <w:r>
-        <w:br/>
-      </w:r>
-      <w:r>
-        <w:rPr>
-          <w:rStyle w:val="CommentTok"/>
-        </w:rPr>
-        <w:t xml:space="preserve"># Copiar archivos específicos</w:t>
-      </w:r>
-      <w:r>
-        <w:br/>
-      </w:r>
-      <w:r>
-        <w:rPr>
-          <w:rStyle w:val="ExtensionTok"/>
-        </w:rPr>
-        <w:t xml:space="preserve">ranger</w:t>
-      </w:r>
-      <w:r>
-        <w:rPr>
-          <w:rStyle w:val="NormalTok"/>
-        </w:rPr>
-        <w:t xml:space="preserve"> </w:t>
-      </w:r>
-      <w:r>
-        <w:rPr>
-          <w:rStyle w:val="AttributeTok"/>
-        </w:rPr>
-        <w:t xml:space="preserve">--copy-config</w:t>
-      </w:r>
-      <w:r>
-        <w:rPr>
-          <w:rStyle w:val="OperatorTok"/>
-        </w:rPr>
-        <w:t xml:space="preserve">=</w:t>
-      </w:r>
-      <w:r>
-        <w:rPr>
-          <w:rStyle w:val="NormalTok"/>
-        </w:rPr>
-        <w:t xml:space="preserve">rc          </w:t>
-      </w:r>
-      <w:r>
-        <w:rPr>
-          <w:rStyle w:val="CommentTok"/>
-        </w:rPr>
-        <w:t xml:space="preserve"># Configuración principal</w:t>
-      </w:r>
-      <w:r>
-        <w:br/>
-      </w:r>
-      <w:r>
-        <w:rPr>
-          <w:rStyle w:val="ExtensionTok"/>
-        </w:rPr>
-        <w:t xml:space="preserve">ranger</w:t>
-      </w:r>
-      <w:r>
-        <w:rPr>
-          <w:rStyle w:val="NormalTok"/>
-        </w:rPr>
-        <w:t xml:space="preserve"> </w:t>
-      </w:r>
-      <w:r>
-        <w:rPr>
-          <w:rStyle w:val="AttributeTok"/>
-        </w:rPr>
-        <w:t xml:space="preserve">--copy-config</w:t>
-      </w:r>
-      <w:r>
-        <w:rPr>
-          <w:rStyle w:val="OperatorTok"/>
-        </w:rPr>
-        <w:t xml:space="preserve">=</w:t>
-      </w:r>
-      <w:r>
-        <w:rPr>
-          <w:rStyle w:val="NormalTok"/>
-        </w:rPr>
-        <w:t xml:space="preserve">rifle       </w:t>
-      </w:r>
-      <w:r>
-        <w:rPr>
-          <w:rStyle w:val="CommentTok"/>
-        </w:rPr>
-        <w:t xml:space="preserve"># Configuración de rifle</w:t>
-      </w:r>
-      <w:r>
-        <w:br/>
-      </w:r>
-      <w:r>
-        <w:rPr>
-          <w:rStyle w:val="ExtensionTok"/>
-        </w:rPr>
-        <w:t xml:space="preserve">ranger</w:t>
-      </w:r>
-      <w:r>
-        <w:rPr>
-          <w:rStyle w:val="NormalTok"/>
-        </w:rPr>
-        <w:t xml:space="preserve"> </w:t>
-      </w:r>
-      <w:r>
-        <w:rPr>
-          <w:rStyle w:val="AttributeTok"/>
-        </w:rPr>
-        <w:t xml:space="preserve">--copy-config</w:t>
-      </w:r>
-      <w:r>
-        <w:rPr>
-          <w:rStyle w:val="OperatorTok"/>
-        </w:rPr>
-        <w:t xml:space="preserve">=</w:t>
-      </w:r>
-      <w:r>
-        <w:rPr>
-          <w:rStyle w:val="NormalTok"/>
-        </w:rPr>
-        <w:t xml:space="preserve">scope       </w:t>
-      </w:r>
-      <w:r>
-        <w:rPr>
-          <w:rStyle w:val="CommentTok"/>
-        </w:rPr>
-        <w:t xml:space="preserve"># Script de previsualización</w:t>
-      </w:r>
-      <w:r>
-        <w:br/>
-      </w:r>
-      <w:r>
-        <w:rPr>
-          <w:rStyle w:val="ExtensionTok"/>
-        </w:rPr>
-        <w:t xml:space="preserve">ranger</w:t>
-      </w:r>
-      <w:r>
-        <w:rPr>
-          <w:rStyle w:val="NormalTok"/>
-        </w:rPr>
-        <w:t xml:space="preserve"> </w:t>
-      </w:r>
-      <w:r>
-        <w:rPr>
-          <w:rStyle w:val="AttributeTok"/>
-        </w:rPr>
-        <w:t xml:space="preserve">--copy-config</w:t>
-      </w:r>
-      <w:r>
-        <w:rPr>
-          <w:rStyle w:val="OperatorTok"/>
-        </w:rPr>
-        <w:t xml:space="preserve">=</w:t>
-      </w:r>
-      <w:r>
-        <w:rPr>
-          <w:rStyle w:val="NormalTok"/>
-        </w:rPr>
-        <w:t xml:space="preserve">commands    </w:t>
-      </w:r>
-      <w:r>
-        <w:rPr>
-          <w:rStyle w:val="CommentTok"/>
-        </w:rPr>
-        <w:t xml:space="preserve"># Comandos personalizados</w:t>
-      </w:r>
-    </w:p>
-    <w:bookmarkEnd w:id="33"/>
-    <w:bookmarkStart w:id="34" w:name="ubicación-de-archivos"/>
-    <w:p>
-      <w:pPr>
-        <w:pStyle w:val="Heading2"/>
-      </w:pPr>
-      <w:r>
-        <w:t xml:space="preserve">2.2 Ubicación de Archivos</w:t>
-      </w:r>
-    </w:p>
-    <w:p>
-      <w:pPr>
-        <w:pStyle w:val="FirstParagraph"/>
-      </w:pPr>
-      <w:r>
-        <w:t xml:space="preserve">Los archivos de configuración se encuentran en:</w:t>
-      </w:r>
-    </w:p>
-    <w:p>
-      <w:pPr>
-        <w:pStyle w:val="SourceCode"/>
-      </w:pPr>
-      <w:r>
-        <w:rPr>
-          <w:rStyle w:val="VerbatimChar"/>
-        </w:rPr>
-        <w:t xml:space="preserve">~/.config/ranger/</w:t>
-      </w:r>
-      <w:r>
-        <w:br/>
-      </w:r>
-      <w:r>
-        <w:rPr>
-          <w:rStyle w:val="VerbatimChar"/>
-        </w:rPr>
-        <w:t xml:space="preserve">├── rc.conf           # Configuración principal y atajos</w:t>
-      </w:r>
-      <w:r>
-        <w:br/>
-      </w:r>
-      <w:r>
-        <w:rPr>
-          <w:rStyle w:val="VerbatimChar"/>
-        </w:rPr>
-        <w:t xml:space="preserve">├── rifle.conf        # Lanzador de archivos</w:t>
-      </w:r>
-      <w:r>
-        <w:br/>
-      </w:r>
-      <w:r>
-        <w:rPr>
-          <w:rStyle w:val="VerbatimChar"/>
-        </w:rPr>
-        <w:t xml:space="preserve">├── scope.sh          # Script de previsualización</w:t>
-      </w:r>
-      <w:r>
-        <w:br/>
-      </w:r>
-      <w:r>
-        <w:rPr>
-          <w:rStyle w:val="VerbatimChar"/>
-        </w:rPr>
-        <w:t xml:space="preserve">├── commands.py       # Comandos personalizados (Python)</w:t>
-      </w:r>
-      <w:r>
-        <w:br/>
-      </w:r>
-      <w:r>
-        <w:rPr>
-          <w:rStyle w:val="VerbatimChar"/>
-        </w:rPr>
-        <w:t xml:space="preserve">├── commands_full.py  # Comandos adicionales</w:t>
-      </w:r>
-      <w:r>
-        <w:br/>
-      </w:r>
-      <w:r>
-        <w:rPr>
-          <w:rStyle w:val="VerbatimChar"/>
-        </w:rPr>
-        <w:t xml:space="preserve">└── plugins/          # Directorio para plugins</w:t>
-      </w:r>
-    </w:p>
-    <w:bookmarkEnd w:id="34"/>
-    <w:bookmarkStart w:id="35" w:name="primer-lanzamiento"/>
-    <w:p>
-      <w:pPr>
-        <w:pStyle w:val="Heading2"/>
-      </w:pPr>
-      <w:r>
-        <w:t xml:space="preserve">2.3 Primer Lanzamiento</w:t>
-      </w:r>
-    </w:p>
-    <w:p>
-      <w:pPr>
-        <w:pStyle w:val="SourceCode"/>
-      </w:pPr>
-      <w:r>
-        <w:rPr>
-          <w:rStyle w:val="ExtensionTok"/>
-        </w:rPr>
-        <w:t xml:space="preserve">ranger</w:t>
-      </w:r>
-    </w:p>
-    <w:p>
-      <w:pPr>
-        <w:pStyle w:val="FirstParagraph"/>
-      </w:pPr>
-      <w:r>
-        <w:t xml:space="preserve">Al iniciar ranger por primera vez:</w:t>
+        <w:t xml:space="preserve">Características Principales</w:t>
       </w:r>
     </w:p>
     <w:p>
@@ -1523,7 +424,10 @@
         </w:numPr>
       </w:pPr>
       <w:r>
-        <w:t xml:space="preserve">Se abre en el directorio actual</w:t>
+        <w:t xml:space="preserve">Soporte UTF-8</w:t>
+      </w:r>
+      <w:r>
+        <w:br/>
       </w:r>
     </w:p>
     <w:p>
@@ -1535,7 +439,10 @@
         </w:numPr>
       </w:pPr>
       <w:r>
-        <w:t xml:space="preserve">Muestra tres columnas: padre, actual, previsualización</w:t>
+        <w:t xml:space="preserve">Pantalla multi-columna</w:t>
+      </w:r>
+      <w:r>
+        <w:br/>
       </w:r>
     </w:p>
     <w:p>
@@ -1547,27 +454,128 @@
         </w:numPr>
       </w:pPr>
       <w:r>
-        <w:t xml:space="preserve">Usa las flechas o hjkl para navegar</w:t>
-      </w:r>
-    </w:p>
-    <w:bookmarkEnd w:id="35"/>
-    <w:bookmarkEnd w:id="36"/>
-    <w:bookmarkStart w:id="40" w:name="interfaz-y-navegación-básica"/>
+        <w:t xml:space="preserve">Previsualización del archivo/directorio seleccionado</w:t>
+      </w:r>
+      <w:r>
+        <w:br/>
+      </w:r>
+    </w:p>
+    <w:p>
+      <w:pPr>
+        <w:pStyle w:val="Compact"/>
+        <w:numPr>
+          <w:ilvl w:val="0"/>
+          <w:numId w:val="1003"/>
+        </w:numPr>
+      </w:pPr>
+      <w:r>
+        <w:t xml:space="preserve">Operaciones comunes con archivos (crear/chmod/copiar/eliminar)</w:t>
+      </w:r>
+      <w:r>
+        <w:br/>
+      </w:r>
+    </w:p>
+    <w:p>
+      <w:pPr>
+        <w:pStyle w:val="Compact"/>
+        <w:numPr>
+          <w:ilvl w:val="0"/>
+          <w:numId w:val="1003"/>
+        </w:numPr>
+      </w:pPr>
+      <w:r>
+        <w:t xml:space="preserve">Renombrado múltiple de archivos</w:t>
+      </w:r>
+      <w:r>
+        <w:br/>
+      </w:r>
+    </w:p>
+    <w:p>
+      <w:pPr>
+        <w:pStyle w:val="Compact"/>
+        <w:numPr>
+          <w:ilvl w:val="0"/>
+          <w:numId w:val="1003"/>
+        </w:numPr>
+      </w:pPr>
+      <w:r>
+        <w:t xml:space="preserve">Consola y atajos estilo VIM</w:t>
+      </w:r>
+      <w:r>
+        <w:br/>
+      </w:r>
+    </w:p>
+    <w:p>
+      <w:pPr>
+        <w:pStyle w:val="Compact"/>
+        <w:numPr>
+          <w:ilvl w:val="0"/>
+          <w:numId w:val="1003"/>
+        </w:numPr>
+      </w:pPr>
+      <w:r>
+        <w:t xml:space="preserve">Determina tipos de archivo automáticamente</w:t>
+      </w:r>
+      <w:r>
+        <w:br/>
+      </w:r>
+    </w:p>
+    <w:p>
+      <w:pPr>
+        <w:pStyle w:val="Compact"/>
+        <w:numPr>
+          <w:ilvl w:val="0"/>
+          <w:numId w:val="1003"/>
+        </w:numPr>
+      </w:pPr>
+      <w:r>
+        <w:t xml:space="preserve">Pestañas, marcadores, soporte de ratón</w:t>
+      </w:r>
+      <w:r>
+        <w:br/>
+      </w:r>
+    </w:p>
+    <w:p>
+      <w:pPr>
+        <w:pStyle w:val="Compact"/>
+        <w:numPr>
+          <w:ilvl w:val="0"/>
+          <w:numId w:val="1003"/>
+        </w:numPr>
+      </w:pPr>
+      <w:r>
+        <w:t xml:space="preserve">Cambia el directorio del shell al salir</w:t>
+      </w:r>
+    </w:p>
+    <w:bookmarkEnd w:id="26"/>
+    <w:bookmarkStart w:id="32" w:name="instalación"/>
     <w:p>
       <w:pPr>
         <w:pStyle w:val="Heading1"/>
       </w:pPr>
       <w:r>
-        <w:t xml:space="preserve">3. Interfaz y Navegación Básica</w:t>
-      </w:r>
-    </w:p>
-    <w:bookmarkStart w:id="37" w:name="estructura-de-la-pantalla"/>
+        <w:t xml:space="preserve">1. Instalación</w:t>
+      </w:r>
+    </w:p>
+    <w:bookmarkStart w:id="27" w:name="desde-repositorios"/>
     <w:p>
       <w:pPr>
         <w:pStyle w:val="Heading2"/>
       </w:pPr>
       <w:r>
-        <w:t xml:space="preserve">3.1 Estructura de la Pantalla</w:t>
+        <w:t xml:space="preserve">1.1 Desde Repositorios</w:t>
+      </w:r>
+    </w:p>
+    <w:p>
+      <w:pPr>
+        <w:pStyle w:val="FirstParagraph"/>
+      </w:pPr>
+      <w:r>
+        <w:rPr>
+          <w:b/>
+          <w:bCs/>
+        </w:rPr>
+        <w:t xml:space="preserve">Ubuntu/Debian:</w:t>
       </w:r>
     </w:p>
     <w:p>
@@ -1576,109 +584,1036 @@
       </w:pPr>
       <w:r>
         <w:rPr>
-          <w:rStyle w:val="VerbatimChar"/>
-        </w:rPr>
-        <w:t xml:space="preserve">┌─────────────────────────────────────────────────────────┐</w:t>
-      </w:r>
-      <w:r>
-        <w:br/>
-      </w:r>
-      <w:r>
-        <w:rPr>
-          <w:rStyle w:val="VerbatimChar"/>
-        </w:rPr>
-        <w:t xml:space="preserve">│ Directorio Padre │ Directorio Actual │ Previsualización │</w:t>
-      </w:r>
-      <w:r>
-        <w:br/>
-      </w:r>
-      <w:r>
-        <w:rPr>
-          <w:rStyle w:val="VerbatimChar"/>
-        </w:rPr>
-        <w:t xml:space="preserve">│                  │                   │                  │</w:t>
-      </w:r>
-      <w:r>
-        <w:br/>
-      </w:r>
-      <w:r>
-        <w:rPr>
-          <w:rStyle w:val="VerbatimChar"/>
-        </w:rPr>
-        <w:t xml:space="preserve">│  parent/         │ &gt; archivo1.txt    │ Contenido del    │</w:t>
-      </w:r>
-      <w:r>
-        <w:br/>
-      </w:r>
-      <w:r>
-        <w:rPr>
-          <w:rStyle w:val="VerbatimChar"/>
-        </w:rPr>
-        <w:t xml:space="preserve">│  current/        │   archivo2.py     │ archivo1.txt...  │</w:t>
-      </w:r>
-      <w:r>
-        <w:br/>
-      </w:r>
-      <w:r>
-        <w:rPr>
-          <w:rStyle w:val="VerbatimChar"/>
-        </w:rPr>
-        <w:t xml:space="preserve">│  sibling/        │   carpeta/        │                  │</w:t>
-      </w:r>
-      <w:r>
-        <w:br/>
-      </w:r>
-      <w:r>
-        <w:rPr>
-          <w:rStyle w:val="VerbatimChar"/>
-        </w:rPr>
-        <w:t xml:space="preserve">│                  │   imagen.png      │                  │</w:t>
-      </w:r>
-      <w:r>
-        <w:br/>
-      </w:r>
-      <w:r>
-        <w:rPr>
-          <w:rStyle w:val="VerbatimChar"/>
-        </w:rPr>
-        <w:t xml:space="preserve">│                  │                   │                  │</w:t>
-      </w:r>
-      <w:r>
-        <w:br/>
-      </w:r>
-      <w:r>
-        <w:rPr>
-          <w:rStyle w:val="VerbatimChar"/>
-        </w:rPr>
-        <w:t xml:space="preserve">├─────────────────────────────────────────────────────────┤</w:t>
-      </w:r>
-      <w:r>
-        <w:br/>
-      </w:r>
-      <w:r>
-        <w:rPr>
-          <w:rStyle w:val="VerbatimChar"/>
-        </w:rPr>
-        <w:t xml:space="preserve">│ Barra de Estado: PWD, permisos, tamaño, fecha           │</w:t>
-      </w:r>
-      <w:r>
-        <w:br/>
-      </w:r>
-      <w:r>
-        <w:rPr>
-          <w:rStyle w:val="VerbatimChar"/>
-        </w:rPr>
-        <w:t xml:space="preserve">└─────────────────────────────────────────────────────────┘</w:t>
-      </w:r>
-    </w:p>
-    <w:bookmarkEnd w:id="37"/>
-    <w:bookmarkStart w:id="38" w:name="columnas-explicadas"/>
+          <w:rStyle w:val="FunctionTok"/>
+        </w:rPr>
+        <w:t xml:space="preserve">sudo</w:t>
+      </w:r>
+      <w:r>
+        <w:rPr>
+          <w:rStyle w:val="NormalTok"/>
+        </w:rPr>
+        <w:t xml:space="preserve"> apt-get update</w:t>
+      </w:r>
+      <w:r>
+        <w:br/>
+      </w:r>
+      <w:r>
+        <w:rPr>
+          <w:rStyle w:val="FunctionTok"/>
+        </w:rPr>
+        <w:t xml:space="preserve">sudo</w:t>
+      </w:r>
+      <w:r>
+        <w:rPr>
+          <w:rStyle w:val="NormalTok"/>
+        </w:rPr>
+        <w:t xml:space="preserve"> apt-get install ranger</w:t>
+      </w:r>
+    </w:p>
+    <w:p>
+      <w:pPr>
+        <w:pStyle w:val="FirstParagraph"/>
+      </w:pPr>
+      <w:r>
+        <w:rPr>
+          <w:b/>
+          <w:bCs/>
+        </w:rPr>
+        <w:t xml:space="preserve">Fedora:</w:t>
+      </w:r>
+    </w:p>
+    <w:p>
+      <w:pPr>
+        <w:pStyle w:val="SourceCode"/>
+      </w:pPr>
+      <w:r>
+        <w:rPr>
+          <w:rStyle w:val="FunctionTok"/>
+        </w:rPr>
+        <w:t xml:space="preserve">sudo</w:t>
+      </w:r>
+      <w:r>
+        <w:rPr>
+          <w:rStyle w:val="NormalTok"/>
+        </w:rPr>
+        <w:t xml:space="preserve"> dnf install ranger</w:t>
+      </w:r>
+    </w:p>
+    <w:p>
+      <w:pPr>
+        <w:pStyle w:val="FirstParagraph"/>
+      </w:pPr>
+      <w:r>
+        <w:rPr>
+          <w:b/>
+          <w:bCs/>
+        </w:rPr>
+        <w:t xml:space="preserve">Arch Linux:</w:t>
+      </w:r>
+    </w:p>
+    <w:p>
+      <w:pPr>
+        <w:pStyle w:val="SourceCode"/>
+      </w:pPr>
+      <w:r>
+        <w:rPr>
+          <w:rStyle w:val="FunctionTok"/>
+        </w:rPr>
+        <w:t xml:space="preserve">sudo</w:t>
+      </w:r>
+      <w:r>
+        <w:rPr>
+          <w:rStyle w:val="NormalTok"/>
+        </w:rPr>
+        <w:t xml:space="preserve"> pacman </w:t>
+      </w:r>
+      <w:r>
+        <w:rPr>
+          <w:rStyle w:val="AttributeTok"/>
+        </w:rPr>
+        <w:t xml:space="preserve">-S</w:t>
+      </w:r>
+      <w:r>
+        <w:rPr>
+          <w:rStyle w:val="NormalTok"/>
+        </w:rPr>
+        <w:t xml:space="preserve"> ranger</w:t>
+      </w:r>
+    </w:p>
+    <w:p>
+      <w:pPr>
+        <w:pStyle w:val="FirstParagraph"/>
+      </w:pPr>
+      <w:r>
+        <w:rPr>
+          <w:b/>
+          <w:bCs/>
+        </w:rPr>
+        <w:t xml:space="preserve">macOS (Homebrew):</w:t>
+      </w:r>
+    </w:p>
+    <w:p>
+      <w:pPr>
+        <w:pStyle w:val="SourceCode"/>
+      </w:pPr>
+      <w:r>
+        <w:rPr>
+          <w:rStyle w:val="ExtensionTok"/>
+        </w:rPr>
+        <w:t xml:space="preserve">brew</w:t>
+      </w:r>
+      <w:r>
+        <w:rPr>
+          <w:rStyle w:val="NormalTok"/>
+        </w:rPr>
+        <w:t xml:space="preserve"> install ranger</w:t>
+      </w:r>
+    </w:p>
+    <w:bookmarkEnd w:id="27"/>
+    <w:bookmarkStart w:id="28" w:name="desde-pypi"/>
     <w:p>
       <w:pPr>
         <w:pStyle w:val="Heading2"/>
       </w:pPr>
       <w:r>
-        <w:t xml:space="preserve">3.2 Columnas Explicadas</w:t>
+        <w:t xml:space="preserve">1.2 Desde PyPI</w:t>
+      </w:r>
+    </w:p>
+    <w:p>
+      <w:pPr>
+        <w:pStyle w:val="SourceCode"/>
+      </w:pPr>
+      <w:r>
+        <w:rPr>
+          <w:rStyle w:val="ExtensionTok"/>
+        </w:rPr>
+        <w:t xml:space="preserve">pip</w:t>
+      </w:r>
+      <w:r>
+        <w:rPr>
+          <w:rStyle w:val="NormalTok"/>
+        </w:rPr>
+        <w:t xml:space="preserve"> install ranger-fm</w:t>
+      </w:r>
+      <w:r>
+        <w:br/>
+      </w:r>
+      <w:r>
+        <w:rPr>
+          <w:rStyle w:val="CommentTok"/>
+        </w:rPr>
+        <w:t xml:space="preserve"># O mejor con pipx (entorno aislado)</w:t>
+      </w:r>
+      <w:r>
+        <w:br/>
+      </w:r>
+      <w:r>
+        <w:rPr>
+          <w:rStyle w:val="ExtensionTok"/>
+        </w:rPr>
+        <w:t xml:space="preserve">pipx</w:t>
+      </w:r>
+      <w:r>
+        <w:rPr>
+          <w:rStyle w:val="NormalTok"/>
+        </w:rPr>
+        <w:t xml:space="preserve"> install ranger-fm</w:t>
+      </w:r>
+    </w:p>
+    <w:bookmarkEnd w:id="28"/>
+    <w:bookmarkStart w:id="29" w:name="desde-código-fuente"/>
+    <w:p>
+      <w:pPr>
+        <w:pStyle w:val="Heading2"/>
+      </w:pPr>
+      <w:r>
+        <w:t xml:space="preserve">1.3 Desde Código Fuente</w:t>
+      </w:r>
+    </w:p>
+    <w:p>
+      <w:pPr>
+        <w:pStyle w:val="SourceCode"/>
+      </w:pPr>
+      <w:r>
+        <w:rPr>
+          <w:rStyle w:val="FunctionTok"/>
+        </w:rPr>
+        <w:t xml:space="preserve">git</w:t>
+      </w:r>
+      <w:r>
+        <w:rPr>
+          <w:rStyle w:val="NormalTok"/>
+        </w:rPr>
+        <w:t xml:space="preserve"> clone https://github.com/ranger/ranger.git</w:t>
+      </w:r>
+      <w:r>
+        <w:br/>
+      </w:r>
+      <w:r>
+        <w:rPr>
+          <w:rStyle w:val="BuiltInTok"/>
+        </w:rPr>
+        <w:t xml:space="preserve">cd</w:t>
+      </w:r>
+      <w:r>
+        <w:rPr>
+          <w:rStyle w:val="NormalTok"/>
+        </w:rPr>
+        <w:t xml:space="preserve"> ranger</w:t>
+      </w:r>
+      <w:r>
+        <w:br/>
+      </w:r>
+      <w:r>
+        <w:rPr>
+          <w:rStyle w:val="FunctionTok"/>
+        </w:rPr>
+        <w:t xml:space="preserve">sudo</w:t>
+      </w:r>
+      <w:r>
+        <w:rPr>
+          <w:rStyle w:val="NormalTok"/>
+        </w:rPr>
+        <w:t xml:space="preserve"> make install</w:t>
+      </w:r>
+    </w:p>
+    <w:bookmarkEnd w:id="29"/>
+    <w:bookmarkStart w:id="30" w:name="verificar-instalación"/>
+    <w:p>
+      <w:pPr>
+        <w:pStyle w:val="Heading2"/>
+      </w:pPr>
+      <w:r>
+        <w:t xml:space="preserve">1.4 Verificar Instalación</w:t>
+      </w:r>
+    </w:p>
+    <w:p>
+      <w:pPr>
+        <w:pStyle w:val="SourceCode"/>
+      </w:pPr>
+      <w:r>
+        <w:rPr>
+          <w:rStyle w:val="ExtensionTok"/>
+        </w:rPr>
+        <w:t xml:space="preserve">ranger</w:t>
+      </w:r>
+      <w:r>
+        <w:rPr>
+          <w:rStyle w:val="NormalTok"/>
+        </w:rPr>
+        <w:t xml:space="preserve"> </w:t>
+      </w:r>
+      <w:r>
+        <w:rPr>
+          <w:rStyle w:val="AttributeTok"/>
+        </w:rPr>
+        <w:t xml:space="preserve">--version</w:t>
+      </w:r>
+    </w:p>
+    <w:bookmarkEnd w:id="30"/>
+    <w:bookmarkStart w:id="31" w:name="dependencias-opcionales"/>
+    <w:p>
+      <w:pPr>
+        <w:pStyle w:val="Heading2"/>
+      </w:pPr>
+      <w:r>
+        <w:t xml:space="preserve">1.5 Dependencias Opcionales</w:t>
+      </w:r>
+    </w:p>
+    <w:p>
+      <w:pPr>
+        <w:pStyle w:val="FirstParagraph"/>
+      </w:pPr>
+      <w:r>
+        <w:rPr>
+          <w:b/>
+          <w:bCs/>
+        </w:rPr>
+        <w:t xml:space="preserve">Para funcionalidad completa:</w:t>
+      </w:r>
+    </w:p>
+    <w:p>
+      <w:pPr>
+        <w:pStyle w:val="SourceCode"/>
+      </w:pPr>
+      <w:r>
+        <w:rPr>
+          <w:rStyle w:val="CommentTok"/>
+        </w:rPr>
+        <w:t xml:space="preserve"># Determinar tipos de archivo</w:t>
+      </w:r>
+      <w:r>
+        <w:br/>
+      </w:r>
+      <w:r>
+        <w:rPr>
+          <w:rStyle w:val="FunctionTok"/>
+        </w:rPr>
+        <w:t xml:space="preserve">sudo</w:t>
+      </w:r>
+      <w:r>
+        <w:rPr>
+          <w:rStyle w:val="NormalTok"/>
+        </w:rPr>
+        <w:t xml:space="preserve"> apt-get install file</w:t>
+      </w:r>
+      <w:r>
+        <w:br/>
+      </w:r>
+      <w:r>
+        <w:br/>
+      </w:r>
+      <w:r>
+        <w:rPr>
+          <w:rStyle w:val="CommentTok"/>
+        </w:rPr>
+        <w:t xml:space="preserve"># Detección mejorada de codificación</w:t>
+      </w:r>
+      <w:r>
+        <w:br/>
+      </w:r>
+      <w:r>
+        <w:rPr>
+          <w:rStyle w:val="ExtensionTok"/>
+        </w:rPr>
+        <w:t xml:space="preserve">pip</w:t>
+      </w:r>
+      <w:r>
+        <w:rPr>
+          <w:rStyle w:val="NormalTok"/>
+        </w:rPr>
+        <w:t xml:space="preserve"> install chardet</w:t>
+      </w:r>
+      <w:r>
+        <w:br/>
+      </w:r>
+      <w:r>
+        <w:br/>
+      </w:r>
+      <w:r>
+        <w:rPr>
+          <w:rStyle w:val="CommentTok"/>
+        </w:rPr>
+        <w:t xml:space="preserve"># Nombres bidireccionales (árabe, hebreo)</w:t>
+      </w:r>
+      <w:r>
+        <w:br/>
+      </w:r>
+      <w:r>
+        <w:rPr>
+          <w:rStyle w:val="ExtensionTok"/>
+        </w:rPr>
+        <w:t xml:space="preserve">pip</w:t>
+      </w:r>
+      <w:r>
+        <w:rPr>
+          <w:rStyle w:val="NormalTok"/>
+        </w:rPr>
+        <w:t xml:space="preserve"> install python-bidi</w:t>
+      </w:r>
+      <w:r>
+        <w:br/>
+      </w:r>
+      <w:r>
+        <w:br/>
+      </w:r>
+      <w:r>
+        <w:rPr>
+          <w:rStyle w:val="CommentTok"/>
+        </w:rPr>
+        <w:t xml:space="preserve"># Previsualización de imágenes</w:t>
+      </w:r>
+      <w:r>
+        <w:br/>
+      </w:r>
+      <w:r>
+        <w:rPr>
+          <w:rStyle w:val="FunctionTok"/>
+        </w:rPr>
+        <w:t xml:space="preserve">sudo</w:t>
+      </w:r>
+      <w:r>
+        <w:rPr>
+          <w:rStyle w:val="NormalTok"/>
+        </w:rPr>
+        <w:t xml:space="preserve"> apt-get install caca-utils w3m-img</w:t>
+      </w:r>
+      <w:r>
+        <w:br/>
+      </w:r>
+      <w:r>
+        <w:br/>
+      </w:r>
+      <w:r>
+        <w:rPr>
+          <w:rStyle w:val="CommentTok"/>
+        </w:rPr>
+        <w:t xml:space="preserve"># Conversión de imágenes</w:t>
+      </w:r>
+      <w:r>
+        <w:br/>
+      </w:r>
+      <w:r>
+        <w:rPr>
+          <w:rStyle w:val="FunctionTok"/>
+        </w:rPr>
+        <w:t xml:space="preserve">sudo</w:t>
+      </w:r>
+      <w:r>
+        <w:rPr>
+          <w:rStyle w:val="NormalTok"/>
+        </w:rPr>
+        <w:t xml:space="preserve"> apt-get install imagemagick</w:t>
+      </w:r>
+      <w:r>
+        <w:br/>
+      </w:r>
+      <w:r>
+        <w:br/>
+      </w:r>
+      <w:r>
+        <w:rPr>
+          <w:rStyle w:val="CommentTok"/>
+        </w:rPr>
+        <w:t xml:space="preserve"># Resaltado de sintaxis</w:t>
+      </w:r>
+      <w:r>
+        <w:br/>
+      </w:r>
+      <w:r>
+        <w:rPr>
+          <w:rStyle w:val="FunctionTok"/>
+        </w:rPr>
+        <w:t xml:space="preserve">sudo</w:t>
+      </w:r>
+      <w:r>
+        <w:rPr>
+          <w:rStyle w:val="NormalTok"/>
+        </w:rPr>
+        <w:t xml:space="preserve"> apt-get install highlight</w:t>
+      </w:r>
+      <w:r>
+        <w:br/>
+      </w:r>
+      <w:r>
+        <w:rPr>
+          <w:rStyle w:val="CommentTok"/>
+        </w:rPr>
+        <w:t xml:space="preserve"># O</w:t>
+      </w:r>
+      <w:r>
+        <w:br/>
+      </w:r>
+      <w:r>
+        <w:rPr>
+          <w:rStyle w:val="ExtensionTok"/>
+        </w:rPr>
+        <w:t xml:space="preserve">pip</w:t>
+      </w:r>
+      <w:r>
+        <w:rPr>
+          <w:rStyle w:val="NormalTok"/>
+        </w:rPr>
+        <w:t xml:space="preserve"> install pygments</w:t>
+      </w:r>
+      <w:r>
+        <w:br/>
+      </w:r>
+      <w:r>
+        <w:br/>
+      </w:r>
+      <w:r>
+        <w:rPr>
+          <w:rStyle w:val="CommentTok"/>
+        </w:rPr>
+        <w:t xml:space="preserve"># Previsualización de archivos comprimidos</w:t>
+      </w:r>
+      <w:r>
+        <w:br/>
+      </w:r>
+      <w:r>
+        <w:rPr>
+          <w:rStyle w:val="FunctionTok"/>
+        </w:rPr>
+        <w:t xml:space="preserve">sudo</w:t>
+      </w:r>
+      <w:r>
+        <w:rPr>
+          <w:rStyle w:val="NormalTok"/>
+        </w:rPr>
+        <w:t xml:space="preserve"> apt-get install atool unrar p7zip-full</w:t>
+      </w:r>
+      <w:r>
+        <w:br/>
+      </w:r>
+      <w:r>
+        <w:br/>
+      </w:r>
+      <w:r>
+        <w:rPr>
+          <w:rStyle w:val="CommentTok"/>
+        </w:rPr>
+        <w:t xml:space="preserve"># Previsualización de PDFs</w:t>
+      </w:r>
+      <w:r>
+        <w:br/>
+      </w:r>
+      <w:r>
+        <w:rPr>
+          <w:rStyle w:val="FunctionTok"/>
+        </w:rPr>
+        <w:t xml:space="preserve">sudo</w:t>
+      </w:r>
+      <w:r>
+        <w:rPr>
+          <w:rStyle w:val="NormalTok"/>
+        </w:rPr>
+        <w:t xml:space="preserve"> apt-get install poppler-utils</w:t>
+      </w:r>
+      <w:r>
+        <w:br/>
+      </w:r>
+      <w:r>
+        <w:br/>
+      </w:r>
+      <w:r>
+        <w:rPr>
+          <w:rStyle w:val="CommentTok"/>
+        </w:rPr>
+        <w:t xml:space="preserve"># Previsualización de videos</w:t>
+      </w:r>
+      <w:r>
+        <w:br/>
+      </w:r>
+      <w:r>
+        <w:rPr>
+          <w:rStyle w:val="FunctionTok"/>
+        </w:rPr>
+        <w:t xml:space="preserve">sudo</w:t>
+      </w:r>
+      <w:r>
+        <w:rPr>
+          <w:rStyle w:val="NormalTok"/>
+        </w:rPr>
+        <w:t xml:space="preserve"> apt-get install ffmpegthumbnailer</w:t>
+      </w:r>
+      <w:r>
+        <w:br/>
+      </w:r>
+      <w:r>
+        <w:br/>
+      </w:r>
+      <w:r>
+        <w:rPr>
+          <w:rStyle w:val="CommentTok"/>
+        </w:rPr>
+        <w:t xml:space="preserve"># Información de medios</w:t>
+      </w:r>
+      <w:r>
+        <w:br/>
+      </w:r>
+      <w:r>
+        <w:rPr>
+          <w:rStyle w:val="FunctionTok"/>
+        </w:rPr>
+        <w:t xml:space="preserve">sudo</w:t>
+      </w:r>
+      <w:r>
+        <w:rPr>
+          <w:rStyle w:val="NormalTok"/>
+        </w:rPr>
+        <w:t xml:space="preserve"> apt-get install mediainfo</w:t>
+      </w:r>
+      <w:r>
+        <w:br/>
+      </w:r>
+      <w:r>
+        <w:br/>
+      </w:r>
+      <w:r>
+        <w:rPr>
+          <w:rStyle w:val="CommentTok"/>
+        </w:rPr>
+        <w:t xml:space="preserve"># Convertir SVG</w:t>
+      </w:r>
+      <w:r>
+        <w:br/>
+      </w:r>
+      <w:r>
+        <w:rPr>
+          <w:rStyle w:val="FunctionTok"/>
+        </w:rPr>
+        <w:t xml:space="preserve">sudo</w:t>
+      </w:r>
+      <w:r>
+        <w:rPr>
+          <w:rStyle w:val="NormalTok"/>
+        </w:rPr>
+        <w:t xml:space="preserve"> apt-get install librsvg2-bin</w:t>
+      </w:r>
+    </w:p>
+    <w:bookmarkEnd w:id="31"/>
+    <w:bookmarkEnd w:id="32"/>
+    <w:bookmarkStart w:id="36" w:name="configuración-inicial"/>
+    <w:p>
+      <w:pPr>
+        <w:pStyle w:val="Heading1"/>
+      </w:pPr>
+      <w:r>
+        <w:t xml:space="preserve">2. Configuración Inicial</w:t>
+      </w:r>
+    </w:p>
+    <w:bookmarkStart w:id="33" w:name="generar-archivos-de-configuración"/>
+    <w:p>
+      <w:pPr>
+        <w:pStyle w:val="Heading2"/>
+      </w:pPr>
+      <w:r>
+        <w:t xml:space="preserve">2.1 Generar Archivos de Configuración</w:t>
+      </w:r>
+    </w:p>
+    <w:p>
+      <w:pPr>
+        <w:pStyle w:val="FirstParagraph"/>
+      </w:pPr>
+      <w:r>
+        <w:t xml:space="preserve">Ranger puede copiar automáticamente los archivos de configuración por defecto:</w:t>
+      </w:r>
+    </w:p>
+    <w:p>
+      <w:pPr>
+        <w:pStyle w:val="SourceCode"/>
+      </w:pPr>
+      <w:r>
+        <w:rPr>
+          <w:rStyle w:val="CommentTok"/>
+        </w:rPr>
+        <w:t xml:space="preserve"># Copiar todas las configuraciones</w:t>
+      </w:r>
+      <w:r>
+        <w:br/>
+      </w:r>
+      <w:r>
+        <w:rPr>
+          <w:rStyle w:val="ExtensionTok"/>
+        </w:rPr>
+        <w:t xml:space="preserve">ranger</w:t>
+      </w:r>
+      <w:r>
+        <w:rPr>
+          <w:rStyle w:val="NormalTok"/>
+        </w:rPr>
+        <w:t xml:space="preserve"> </w:t>
+      </w:r>
+      <w:r>
+        <w:rPr>
+          <w:rStyle w:val="AttributeTok"/>
+        </w:rPr>
+        <w:t xml:space="preserve">--copy-config</w:t>
+      </w:r>
+      <w:r>
+        <w:rPr>
+          <w:rStyle w:val="OperatorTok"/>
+        </w:rPr>
+        <w:t xml:space="preserve">=</w:t>
+      </w:r>
+      <w:r>
+        <w:rPr>
+          <w:rStyle w:val="NormalTok"/>
+        </w:rPr>
+        <w:t xml:space="preserve">all</w:t>
+      </w:r>
+      <w:r>
+        <w:br/>
+      </w:r>
+      <w:r>
+        <w:br/>
+      </w:r>
+      <w:r>
+        <w:rPr>
+          <w:rStyle w:val="CommentTok"/>
+        </w:rPr>
+        <w:t xml:space="preserve"># Copiar archivos específicos</w:t>
+      </w:r>
+      <w:r>
+        <w:br/>
+      </w:r>
+      <w:r>
+        <w:rPr>
+          <w:rStyle w:val="ExtensionTok"/>
+        </w:rPr>
+        <w:t xml:space="preserve">ranger</w:t>
+      </w:r>
+      <w:r>
+        <w:rPr>
+          <w:rStyle w:val="NormalTok"/>
+        </w:rPr>
+        <w:t xml:space="preserve"> </w:t>
+      </w:r>
+      <w:r>
+        <w:rPr>
+          <w:rStyle w:val="AttributeTok"/>
+        </w:rPr>
+        <w:t xml:space="preserve">--copy-config</w:t>
+      </w:r>
+      <w:r>
+        <w:rPr>
+          <w:rStyle w:val="OperatorTok"/>
+        </w:rPr>
+        <w:t xml:space="preserve">=</w:t>
+      </w:r>
+      <w:r>
+        <w:rPr>
+          <w:rStyle w:val="NormalTok"/>
+        </w:rPr>
+        <w:t xml:space="preserve">rc          </w:t>
+      </w:r>
+      <w:r>
+        <w:rPr>
+          <w:rStyle w:val="CommentTok"/>
+        </w:rPr>
+        <w:t xml:space="preserve"># Configuración principal</w:t>
+      </w:r>
+      <w:r>
+        <w:br/>
+      </w:r>
+      <w:r>
+        <w:rPr>
+          <w:rStyle w:val="ExtensionTok"/>
+        </w:rPr>
+        <w:t xml:space="preserve">ranger</w:t>
+      </w:r>
+      <w:r>
+        <w:rPr>
+          <w:rStyle w:val="NormalTok"/>
+        </w:rPr>
+        <w:t xml:space="preserve"> </w:t>
+      </w:r>
+      <w:r>
+        <w:rPr>
+          <w:rStyle w:val="AttributeTok"/>
+        </w:rPr>
+        <w:t xml:space="preserve">--copy-config</w:t>
+      </w:r>
+      <w:r>
+        <w:rPr>
+          <w:rStyle w:val="OperatorTok"/>
+        </w:rPr>
+        <w:t xml:space="preserve">=</w:t>
+      </w:r>
+      <w:r>
+        <w:rPr>
+          <w:rStyle w:val="NormalTok"/>
+        </w:rPr>
+        <w:t xml:space="preserve">rifle       </w:t>
+      </w:r>
+      <w:r>
+        <w:rPr>
+          <w:rStyle w:val="CommentTok"/>
+        </w:rPr>
+        <w:t xml:space="preserve"># Configuración de rifle</w:t>
+      </w:r>
+      <w:r>
+        <w:br/>
+      </w:r>
+      <w:r>
+        <w:rPr>
+          <w:rStyle w:val="ExtensionTok"/>
+        </w:rPr>
+        <w:t xml:space="preserve">ranger</w:t>
+      </w:r>
+      <w:r>
+        <w:rPr>
+          <w:rStyle w:val="NormalTok"/>
+        </w:rPr>
+        <w:t xml:space="preserve"> </w:t>
+      </w:r>
+      <w:r>
+        <w:rPr>
+          <w:rStyle w:val="AttributeTok"/>
+        </w:rPr>
+        <w:t xml:space="preserve">--copy-config</w:t>
+      </w:r>
+      <w:r>
+        <w:rPr>
+          <w:rStyle w:val="OperatorTok"/>
+        </w:rPr>
+        <w:t xml:space="preserve">=</w:t>
+      </w:r>
+      <w:r>
+        <w:rPr>
+          <w:rStyle w:val="NormalTok"/>
+        </w:rPr>
+        <w:t xml:space="preserve">scope       </w:t>
+      </w:r>
+      <w:r>
+        <w:rPr>
+          <w:rStyle w:val="CommentTok"/>
+        </w:rPr>
+        <w:t xml:space="preserve"># Script de previsualización</w:t>
+      </w:r>
+      <w:r>
+        <w:br/>
+      </w:r>
+      <w:r>
+        <w:rPr>
+          <w:rStyle w:val="ExtensionTok"/>
+        </w:rPr>
+        <w:t xml:space="preserve">ranger</w:t>
+      </w:r>
+      <w:r>
+        <w:rPr>
+          <w:rStyle w:val="NormalTok"/>
+        </w:rPr>
+        <w:t xml:space="preserve"> </w:t>
+      </w:r>
+      <w:r>
+        <w:rPr>
+          <w:rStyle w:val="AttributeTok"/>
+        </w:rPr>
+        <w:t xml:space="preserve">--copy-config</w:t>
+      </w:r>
+      <w:r>
+        <w:rPr>
+          <w:rStyle w:val="OperatorTok"/>
+        </w:rPr>
+        <w:t xml:space="preserve">=</w:t>
+      </w:r>
+      <w:r>
+        <w:rPr>
+          <w:rStyle w:val="NormalTok"/>
+        </w:rPr>
+        <w:t xml:space="preserve">commands    </w:t>
+      </w:r>
+      <w:r>
+        <w:rPr>
+          <w:rStyle w:val="CommentTok"/>
+        </w:rPr>
+        <w:t xml:space="preserve"># Comandos personalizados</w:t>
+      </w:r>
+    </w:p>
+    <w:bookmarkEnd w:id="33"/>
+    <w:bookmarkStart w:id="34" w:name="ubicación-de-archivos"/>
+    <w:p>
+      <w:pPr>
+        <w:pStyle w:val="Heading2"/>
+      </w:pPr>
+      <w:r>
+        <w:t xml:space="preserve">2.2 Ubicación de Archivos</w:t>
+      </w:r>
+    </w:p>
+    <w:p>
+      <w:pPr>
+        <w:pStyle w:val="FirstParagraph"/>
+      </w:pPr>
+      <w:r>
+        <w:t xml:space="preserve">Los archivos de configuración se encuentran en:</w:t>
+      </w:r>
+    </w:p>
+    <w:p>
+      <w:pPr>
+        <w:pStyle w:val="SourceCode"/>
+      </w:pPr>
+      <w:r>
+        <w:rPr>
+          <w:rStyle w:val="ExtensionTok"/>
+        </w:rPr>
+        <w:t xml:space="preserve">~/.config/ranger/</w:t>
+      </w:r>
+      <w:r>
+        <w:br/>
+      </w:r>
+      <w:r>
+        <w:rPr>
+          <w:rStyle w:val="ExtensionTok"/>
+        </w:rPr>
+        <w:t xml:space="preserve">├──</w:t>
+      </w:r>
+      <w:r>
+        <w:rPr>
+          <w:rStyle w:val="NormalTok"/>
+        </w:rPr>
+        <w:t xml:space="preserve"> rc.conf           </w:t>
+      </w:r>
+      <w:r>
+        <w:rPr>
+          <w:rStyle w:val="CommentTok"/>
+        </w:rPr>
+        <w:t xml:space="preserve"># Configuración principal y atajos</w:t>
+      </w:r>
+      <w:r>
+        <w:br/>
+      </w:r>
+      <w:r>
+        <w:rPr>
+          <w:rStyle w:val="ExtensionTok"/>
+        </w:rPr>
+        <w:t xml:space="preserve">├──</w:t>
+      </w:r>
+      <w:r>
+        <w:rPr>
+          <w:rStyle w:val="NormalTok"/>
+        </w:rPr>
+        <w:t xml:space="preserve"> rifle.conf        </w:t>
+      </w:r>
+      <w:r>
+        <w:rPr>
+          <w:rStyle w:val="CommentTok"/>
+        </w:rPr>
+        <w:t xml:space="preserve"># Lanzador de archivos</w:t>
+      </w:r>
+      <w:r>
+        <w:br/>
+      </w:r>
+      <w:r>
+        <w:rPr>
+          <w:rStyle w:val="ExtensionTok"/>
+        </w:rPr>
+        <w:t xml:space="preserve">├──</w:t>
+      </w:r>
+      <w:r>
+        <w:rPr>
+          <w:rStyle w:val="NormalTok"/>
+        </w:rPr>
+        <w:t xml:space="preserve"> scope.sh          </w:t>
+      </w:r>
+      <w:r>
+        <w:rPr>
+          <w:rStyle w:val="CommentTok"/>
+        </w:rPr>
+        <w:t xml:space="preserve"># Script de previsualización</w:t>
+      </w:r>
+      <w:r>
+        <w:br/>
+      </w:r>
+      <w:r>
+        <w:rPr>
+          <w:rStyle w:val="ExtensionTok"/>
+        </w:rPr>
+        <w:t xml:space="preserve">├──</w:t>
+      </w:r>
+      <w:r>
+        <w:rPr>
+          <w:rStyle w:val="NormalTok"/>
+        </w:rPr>
+        <w:t xml:space="preserve"> commands.py       </w:t>
+      </w:r>
+      <w:r>
+        <w:rPr>
+          <w:rStyle w:val="CommentTok"/>
+        </w:rPr>
+        <w:t xml:space="preserve"># Comandos personalizados (Python)</w:t>
+      </w:r>
+      <w:r>
+        <w:br/>
+      </w:r>
+      <w:r>
+        <w:rPr>
+          <w:rStyle w:val="ExtensionTok"/>
+        </w:rPr>
+        <w:t xml:space="preserve">├──</w:t>
+      </w:r>
+      <w:r>
+        <w:rPr>
+          <w:rStyle w:val="NormalTok"/>
+        </w:rPr>
+        <w:t xml:space="preserve"> commands_full.py  </w:t>
+      </w:r>
+      <w:r>
+        <w:rPr>
+          <w:rStyle w:val="CommentTok"/>
+        </w:rPr>
+        <w:t xml:space="preserve"># Comandos adicionales</w:t>
+      </w:r>
+      <w:r>
+        <w:br/>
+      </w:r>
+      <w:r>
+        <w:rPr>
+          <w:rStyle w:val="ExtensionTok"/>
+        </w:rPr>
+        <w:t xml:space="preserve">└──</w:t>
+      </w:r>
+      <w:r>
+        <w:rPr>
+          <w:rStyle w:val="NormalTok"/>
+        </w:rPr>
+        <w:t xml:space="preserve"> plugins/          </w:t>
+      </w:r>
+      <w:r>
+        <w:rPr>
+          <w:rStyle w:val="CommentTok"/>
+        </w:rPr>
+        <w:t xml:space="preserve"># Directorio para plugins</w:t>
+      </w:r>
+    </w:p>
+    <w:bookmarkEnd w:id="34"/>
+    <w:bookmarkStart w:id="35" w:name="primer-lanzamiento"/>
+    <w:p>
+      <w:pPr>
+        <w:pStyle w:val="Heading2"/>
+      </w:pPr>
+      <w:r>
+        <w:t xml:space="preserve">2.3 Primer Lanzamiento</w:t>
+      </w:r>
+    </w:p>
+    <w:p>
+      <w:pPr>
+        <w:pStyle w:val="SourceCode"/>
+      </w:pPr>
+      <w:r>
+        <w:rPr>
+          <w:rStyle w:val="ExtensionTok"/>
+        </w:rPr>
+        <w:t xml:space="preserve">ranger</w:t>
+      </w:r>
+    </w:p>
+    <w:p>
+      <w:pPr>
+        <w:pStyle w:val="FirstParagraph"/>
+      </w:pPr>
+      <w:r>
+        <w:t xml:space="preserve">Al iniciar ranger por primera vez:</w:t>
       </w:r>
     </w:p>
     <w:p>
@@ -1690,14 +1625,7 @@
         </w:numPr>
       </w:pPr>
       <w:r>
-        <w:rPr>
-          <w:b/>
-          <w:bCs/>
-        </w:rPr>
-        <w:t xml:space="preserve">Columna Izquierda</w:t>
-      </w:r>
-      <w:r>
-        <w:t xml:space="preserve">: Contenido del directorio padre</w:t>
+        <w:t xml:space="preserve">Se abre en el directorio actual</w:t>
       </w:r>
     </w:p>
     <w:p>
@@ -1709,14 +1637,7 @@
         </w:numPr>
       </w:pPr>
       <w:r>
-        <w:rPr>
-          <w:b/>
-          <w:bCs/>
-        </w:rPr>
-        <w:t xml:space="preserve">Columna Central</w:t>
-      </w:r>
-      <w:r>
-        <w:t xml:space="preserve">: Directorio actual (principal)</w:t>
+        <w:t xml:space="preserve">Muestra tres columnas: padre, actual, previsualización</w:t>
       </w:r>
     </w:p>
     <w:p>
@@ -1728,32 +1649,213 @@
         </w:numPr>
       </w:pPr>
       <w:r>
-        <w:rPr>
-          <w:b/>
-          <w:bCs/>
-        </w:rPr>
-        <w:t xml:space="preserve">Columna Derecha</w:t>
-      </w:r>
-      <w:r>
-        <w:t xml:space="preserve">: Previsualización del archivo/directorio seleccionado</w:t>
-      </w:r>
-    </w:p>
-    <w:bookmarkEnd w:id="38"/>
-    <w:bookmarkStart w:id="39" w:name="barra-de-estado"/>
+        <w:t xml:space="preserve">Usa las flechas o</w:t>
+      </w:r>
+      <w:r>
+        <w:t xml:space="preserve"> </w:t>
+      </w:r>
+      <w:r>
+        <w:rPr>
+          <w:rStyle w:val="VerbatimChar"/>
+        </w:rPr>
+        <w:t xml:space="preserve">hjkl</w:t>
+      </w:r>
+      <w:r>
+        <w:t xml:space="preserve"> </w:t>
+      </w:r>
+      <w:r>
+        <w:t xml:space="preserve">para navegar</w:t>
+      </w:r>
+    </w:p>
+    <w:bookmarkEnd w:id="35"/>
+    <w:bookmarkEnd w:id="36"/>
+    <w:bookmarkStart w:id="40" w:name="interfaz-y-navegación-básica"/>
+    <w:p>
+      <w:pPr>
+        <w:pStyle w:val="Heading1"/>
+      </w:pPr>
+      <w:r>
+        <w:t xml:space="preserve">3. Interfaz y Navegación Básica</w:t>
+      </w:r>
+    </w:p>
+    <w:bookmarkStart w:id="37" w:name="estructura-de-la-pantalla"/>
     <w:p>
       <w:pPr>
         <w:pStyle w:val="Heading2"/>
       </w:pPr>
       <w:r>
-        <w:t xml:space="preserve">3.3 Barra de Estado</w:t>
-      </w:r>
-    </w:p>
-    <w:p>
-      <w:pPr>
-        <w:pStyle w:val="FirstParagraph"/>
-      </w:pPr>
-      <w:r>
-        <w:t xml:space="preserve">Muestra información del archivo seleccionado:</w:t>
+        <w:t xml:space="preserve">3.1 Estructura de la Pantalla</w:t>
+      </w:r>
+    </w:p>
+    <w:p>
+      <w:pPr>
+        <w:pStyle w:val="SourceCode"/>
+      </w:pPr>
+      <w:r>
+        <w:rPr>
+          <w:rStyle w:val="ExtensionTok"/>
+        </w:rPr>
+        <w:t xml:space="preserve">┌─────────────────────────────────────────────────────────┐</w:t>
+      </w:r>
+      <w:r>
+        <w:br/>
+      </w:r>
+      <w:r>
+        <w:rPr>
+          <w:rStyle w:val="ExtensionTok"/>
+        </w:rPr>
+        <w:t xml:space="preserve">│</w:t>
+      </w:r>
+      <w:r>
+        <w:rPr>
+          <w:rStyle w:val="NormalTok"/>
+        </w:rPr>
+        <w:t xml:space="preserve"> Directorio Padre │ Directorio Actual │ Previsualización │</w:t>
+      </w:r>
+      <w:r>
+        <w:br/>
+      </w:r>
+      <w:r>
+        <w:rPr>
+          <w:rStyle w:val="ExtensionTok"/>
+        </w:rPr>
+        <w:t xml:space="preserve">│</w:t>
+      </w:r>
+      <w:r>
+        <w:rPr>
+          <w:rStyle w:val="NormalTok"/>
+        </w:rPr>
+        <w:t xml:space="preserve">                  │                   │                  │</w:t>
+      </w:r>
+      <w:r>
+        <w:br/>
+      </w:r>
+      <w:r>
+        <w:rPr>
+          <w:rStyle w:val="ExtensionTok"/>
+        </w:rPr>
+        <w:t xml:space="preserve">│</w:t>
+      </w:r>
+      <w:r>
+        <w:rPr>
+          <w:rStyle w:val="NormalTok"/>
+        </w:rPr>
+        <w:t xml:space="preserve">  parent/         │ </w:t>
+      </w:r>
+      <w:r>
+        <w:rPr>
+          <w:rStyle w:val="OperatorTok"/>
+        </w:rPr>
+        <w:t xml:space="preserve">&gt;</w:t>
+      </w:r>
+      <w:r>
+        <w:rPr>
+          <w:rStyle w:val="NormalTok"/>
+        </w:rPr>
+        <w:t xml:space="preserve"> archivo1.txt    │ Contenido del    │</w:t>
+      </w:r>
+      <w:r>
+        <w:br/>
+      </w:r>
+      <w:r>
+        <w:rPr>
+          <w:rStyle w:val="ExtensionTok"/>
+        </w:rPr>
+        <w:t xml:space="preserve">│</w:t>
+      </w:r>
+      <w:r>
+        <w:rPr>
+          <w:rStyle w:val="NormalTok"/>
+        </w:rPr>
+        <w:t xml:space="preserve">  current/        │   archivo2.py     │ archivo1.txt...  │</w:t>
+      </w:r>
+      <w:r>
+        <w:br/>
+      </w:r>
+      <w:r>
+        <w:rPr>
+          <w:rStyle w:val="ExtensionTok"/>
+        </w:rPr>
+        <w:t xml:space="preserve">│</w:t>
+      </w:r>
+      <w:r>
+        <w:rPr>
+          <w:rStyle w:val="NormalTok"/>
+        </w:rPr>
+        <w:t xml:space="preserve">  sibling/        │   carpeta/        │                  │</w:t>
+      </w:r>
+      <w:r>
+        <w:br/>
+      </w:r>
+      <w:r>
+        <w:rPr>
+          <w:rStyle w:val="ExtensionTok"/>
+        </w:rPr>
+        <w:t xml:space="preserve">│</w:t>
+      </w:r>
+      <w:r>
+        <w:rPr>
+          <w:rStyle w:val="NormalTok"/>
+        </w:rPr>
+        <w:t xml:space="preserve">                  │   imagen.png      │                  │</w:t>
+      </w:r>
+      <w:r>
+        <w:br/>
+      </w:r>
+      <w:r>
+        <w:rPr>
+          <w:rStyle w:val="ExtensionTok"/>
+        </w:rPr>
+        <w:t xml:space="preserve">│</w:t>
+      </w:r>
+      <w:r>
+        <w:rPr>
+          <w:rStyle w:val="NormalTok"/>
+        </w:rPr>
+        <w:t xml:space="preserve">                  │                   │                  │</w:t>
+      </w:r>
+      <w:r>
+        <w:br/>
+      </w:r>
+      <w:r>
+        <w:rPr>
+          <w:rStyle w:val="ExtensionTok"/>
+        </w:rPr>
+        <w:t xml:space="preserve">├─────────────────────────────────────────────────────────┤</w:t>
+      </w:r>
+      <w:r>
+        <w:br/>
+      </w:r>
+      <w:r>
+        <w:rPr>
+          <w:rStyle w:val="ExtensionTok"/>
+        </w:rPr>
+        <w:t xml:space="preserve">│</w:t>
+      </w:r>
+      <w:r>
+        <w:rPr>
+          <w:rStyle w:val="NormalTok"/>
+        </w:rPr>
+        <w:t xml:space="preserve"> Barra de Estado: PWD, permisos, tamaño, fecha           │</w:t>
+      </w:r>
+      <w:r>
+        <w:br/>
+      </w:r>
+      <w:r>
+        <w:rPr>
+          <w:rStyle w:val="ExtensionTok"/>
+        </w:rPr>
+        <w:t xml:space="preserve">└─────────────────────────────────────────────────────────┘</w:t>
+      </w:r>
+    </w:p>
+    <w:bookmarkEnd w:id="37"/>
+    <w:bookmarkStart w:id="38" w:name="columnas"/>
+    <w:p>
+      <w:pPr>
+        <w:pStyle w:val="Heading2"/>
+      </w:pPr>
+      <w:r>
+        <w:t xml:space="preserve">3.2 Columnas</w:t>
       </w:r>
     </w:p>
     <w:p>
@@ -1765,7 +1867,14 @@
         </w:numPr>
       </w:pPr>
       <w:r>
-        <w:t xml:space="preserve">Permisos (rwxr-xr-x)</w:t>
+        <w:rPr>
+          <w:b/>
+          <w:bCs/>
+        </w:rPr>
+        <w:t xml:space="preserve">Columna Izquierda</w:t>
+      </w:r>
+      <w:r>
+        <w:t xml:space="preserve">: Contenido del directorio padre</w:t>
       </w:r>
     </w:p>
     <w:p>
@@ -1777,7 +1886,14 @@
         </w:numPr>
       </w:pPr>
       <w:r>
-        <w:t xml:space="preserve">Usuario y grupo propietario</w:t>
+        <w:rPr>
+          <w:b/>
+          <w:bCs/>
+        </w:rPr>
+        <w:t xml:space="preserve">Columna Central</w:t>
+      </w:r>
+      <w:r>
+        <w:t xml:space="preserve">: Directorio actual (principal)</w:t>
       </w:r>
     </w:p>
     <w:p>
@@ -1789,7 +1905,32 @@
         </w:numPr>
       </w:pPr>
       <w:r>
-        <w:t xml:space="preserve">Tamaño del archivo</w:t>
+        <w:rPr>
+          <w:b/>
+          <w:bCs/>
+        </w:rPr>
+        <w:t xml:space="preserve">Columna Derecha</w:t>
+      </w:r>
+      <w:r>
+        <w:t xml:space="preserve">: Previsualización del archivo/directorio seleccionado</w:t>
+      </w:r>
+    </w:p>
+    <w:bookmarkEnd w:id="38"/>
+    <w:bookmarkStart w:id="39" w:name="barra-de-estado"/>
+    <w:p>
+      <w:pPr>
+        <w:pStyle w:val="Heading2"/>
+      </w:pPr>
+      <w:r>
+        <w:t xml:space="preserve">3.3 Barra de Estado</w:t>
+      </w:r>
+    </w:p>
+    <w:p>
+      <w:pPr>
+        <w:pStyle w:val="FirstParagraph"/>
+      </w:pPr>
+      <w:r>
+        <w:t xml:space="preserve">Muestra información del archivo seleccionado:</w:t>
       </w:r>
     </w:p>
     <w:p>
@@ -1797,11 +1938,11 @@
         <w:pStyle w:val="Compact"/>
         <w:numPr>
           <w:ilvl w:val="0"/>
-          <w:numId w:val="1005"/>
+          <w:numId w:val="1006"/>
         </w:numPr>
       </w:pPr>
       <w:r>
-        <w:t xml:space="preserve">Fecha de modificación</w:t>
+        <w:t xml:space="preserve">Permisos (rwxr-xr-x)</w:t>
       </w:r>
     </w:p>
     <w:p>
@@ -1809,7 +1950,43 @@
         <w:pStyle w:val="Compact"/>
         <w:numPr>
           <w:ilvl w:val="0"/>
-          <w:numId w:val="1005"/>
+          <w:numId w:val="1006"/>
+        </w:numPr>
+      </w:pPr>
+      <w:r>
+        <w:t xml:space="preserve">Usuario y grupo propietario</w:t>
+      </w:r>
+    </w:p>
+    <w:p>
+      <w:pPr>
+        <w:pStyle w:val="Compact"/>
+        <w:numPr>
+          <w:ilvl w:val="0"/>
+          <w:numId w:val="1006"/>
+        </w:numPr>
+      </w:pPr>
+      <w:r>
+        <w:t xml:space="preserve">Tamaño del archivo</w:t>
+      </w:r>
+    </w:p>
+    <w:p>
+      <w:pPr>
+        <w:pStyle w:val="Compact"/>
+        <w:numPr>
+          <w:ilvl w:val="0"/>
+          <w:numId w:val="1006"/>
+        </w:numPr>
+      </w:pPr>
+      <w:r>
+        <w:t xml:space="preserve">Fecha de modificación</w:t>
+      </w:r>
+    </w:p>
+    <w:p>
+      <w:pPr>
+        <w:pStyle w:val="Compact"/>
+        <w:numPr>
+          <w:ilvl w:val="0"/>
+          <w:numId w:val="1006"/>
         </w:numPr>
       </w:pPr>
       <w:r>
@@ -3242,15 +3419,15 @@
         </w:rPr>
         <w:t xml:space="preserve">Ejemplo:</w:t>
       </w:r>
-      <w:r>
-        <w:t xml:space="preserve"> </w:t>
-      </w:r>
-      <w:r>
-        <w:t xml:space="preserve">-</w:t>
-      </w:r>
-      <w:r>
-        <w:t xml:space="preserve"> </w:t>
-      </w:r>
+    </w:p>
+    <w:p>
+      <w:pPr>
+        <w:pStyle w:val="Compact"/>
+        <w:numPr>
+          <w:ilvl w:val="0"/>
+          <w:numId w:val="1007"/>
+        </w:numPr>
+      </w:pPr>
       <w:r>
         <w:rPr>
           <w:rStyle w:val="VerbatimChar"/>
@@ -3269,15 +3446,15 @@
       <w:r>
         <w:t xml:space="preserve">‘t’</w:t>
       </w:r>
-      <w:r>
-        <w:t xml:space="preserve"> </w:t>
-      </w:r>
-      <w:r>
-        <w:t xml:space="preserve">-</w:t>
-      </w:r>
-      <w:r>
-        <w:t xml:space="preserve"> </w:t>
-      </w:r>
+    </w:p>
+    <w:p>
+      <w:pPr>
+        <w:pStyle w:val="Compact"/>
+        <w:numPr>
+          <w:ilvl w:val="0"/>
+          <w:numId w:val="1007"/>
+        </w:numPr>
+      </w:pPr>
       <w:r>
         <w:rPr>
           <w:rStyle w:val="VerbatimChar"/>
@@ -4309,27 +4486,63 @@
       </w:pPr>
       <w:r>
         <w:rPr>
-          <w:rStyle w:val="VerbatimChar"/>
-        </w:rPr>
-        <w:t xml:space="preserve">+x    # Añadir permiso de ejecución</w:t>
-      </w:r>
-      <w:r>
-        <w:br/>
-      </w:r>
-      <w:r>
-        <w:rPr>
-          <w:rStyle w:val="VerbatimChar"/>
-        </w:rPr>
-        <w:t xml:space="preserve">-w    # Quitar permiso de escritura</w:t>
-      </w:r>
-      <w:r>
-        <w:br/>
-      </w:r>
-      <w:r>
-        <w:rPr>
-          <w:rStyle w:val="VerbatimChar"/>
-        </w:rPr>
-        <w:t xml:space="preserve">=755  # Establecer permisos exactos</w:t>
+          <w:rStyle w:val="ExtensionTok"/>
+        </w:rPr>
+        <w:t xml:space="preserve">+x</w:t>
+      </w:r>
+      <w:r>
+        <w:rPr>
+          <w:rStyle w:val="NormalTok"/>
+        </w:rPr>
+        <w:t xml:space="preserve">    </w:t>
+      </w:r>
+      <w:r>
+        <w:rPr>
+          <w:rStyle w:val="CommentTok"/>
+        </w:rPr>
+        <w:t xml:space="preserve"># Añadir permiso de ejecución</w:t>
+      </w:r>
+      <w:r>
+        <w:br/>
+      </w:r>
+      <w:r>
+        <w:rPr>
+          <w:rStyle w:val="ExtensionTok"/>
+        </w:rPr>
+        <w:t xml:space="preserve">-w</w:t>
+      </w:r>
+      <w:r>
+        <w:rPr>
+          <w:rStyle w:val="NormalTok"/>
+        </w:rPr>
+        <w:t xml:space="preserve">    </w:t>
+      </w:r>
+      <w:r>
+        <w:rPr>
+          <w:rStyle w:val="CommentTok"/>
+        </w:rPr>
+        <w:t xml:space="preserve"># Quitar permiso de escritura</w:t>
+      </w:r>
+      <w:r>
+        <w:br/>
+      </w:r>
+      <w:r>
+        <w:rPr>
+          <w:rStyle w:val="ExtensionTok"/>
+        </w:rPr>
+        <w:t xml:space="preserve">=755</w:t>
+      </w:r>
+      <w:r>
+        <w:rPr>
+          <w:rStyle w:val="NormalTok"/>
+        </w:rPr>
+        <w:t xml:space="preserve">  </w:t>
+      </w:r>
+      <w:r>
+        <w:rPr>
+          <w:rStyle w:val="CommentTok"/>
+        </w:rPr>
+        <w:t xml:space="preserve"># Establecer permisos exactos</w:t>
       </w:r>
     </w:p>
     <w:bookmarkEnd w:id="53"/>
@@ -4530,7 +4743,7 @@
         <w:pStyle w:val="Compact"/>
         <w:numPr>
           <w:ilvl w:val="0"/>
-          <w:numId w:val="1006"/>
+          <w:numId w:val="1008"/>
         </w:numPr>
       </w:pPr>
       <w:r>
@@ -4551,7 +4764,7 @@
         <w:pStyle w:val="Compact"/>
         <w:numPr>
           <w:ilvl w:val="0"/>
-          <w:numId w:val="1006"/>
+          <w:numId w:val="1008"/>
         </w:numPr>
       </w:pPr>
       <w:r>
@@ -4572,7 +4785,7 @@
         <w:pStyle w:val="Compact"/>
         <w:numPr>
           <w:ilvl w:val="0"/>
-          <w:numId w:val="1006"/>
+          <w:numId w:val="1008"/>
         </w:numPr>
       </w:pPr>
       <w:r>
@@ -4611,7 +4824,7 @@
         <w:pStyle w:val="Compact"/>
         <w:numPr>
           <w:ilvl w:val="0"/>
-          <w:numId w:val="1007"/>
+          <w:numId w:val="1009"/>
         </w:numPr>
       </w:pPr>
       <w:r>
@@ -4632,7 +4845,7 @@
         <w:pStyle w:val="Compact"/>
         <w:numPr>
           <w:ilvl w:val="0"/>
-          <w:numId w:val="1007"/>
+          <w:numId w:val="1009"/>
         </w:numPr>
       </w:pPr>
       <w:r>
@@ -4653,7 +4866,7 @@
         <w:pStyle w:val="Compact"/>
         <w:numPr>
           <w:ilvl w:val="0"/>
-          <w:numId w:val="1007"/>
+          <w:numId w:val="1009"/>
         </w:numPr>
       </w:pPr>
       <w:r>
@@ -4674,7 +4887,7 @@
         <w:pStyle w:val="Compact"/>
         <w:numPr>
           <w:ilvl w:val="0"/>
-          <w:numId w:val="1007"/>
+          <w:numId w:val="1009"/>
         </w:numPr>
       </w:pPr>
       <w:r>
@@ -6189,6 +6402,21 @@
         <w:br/>
       </w:r>
       <w:r>
+        <w:br/>
+      </w:r>
+      <w:r>
+        <w:rPr>
+          <w:rStyle w:val="BuiltInTok"/>
+        </w:rPr>
+        <w:t xml:space="preserve">cd</w:t>
+      </w:r>
+      <w:r>
+        <w:rPr>
+          <w:rStyle w:val="NormalTok"/>
+        </w:rPr>
+        <w:t xml:space="preserve"> /etc   </w:t>
+      </w:r>
+      <w:r>
         <w:rPr>
           <w:rStyle w:val="CommentTok"/>
         </w:rPr>
@@ -6196,18 +6424,6 @@
       </w:r>
       <w:r>
         <w:br/>
-      </w:r>
-      <w:r>
-        <w:rPr>
-          <w:rStyle w:val="BuiltInTok"/>
-        </w:rPr>
-        <w:t xml:space="preserve">cd</w:t>
-      </w:r>
-      <w:r>
-        <w:rPr>
-          <w:rStyle w:val="NormalTok"/>
-        </w:rPr>
-        <w:t xml:space="preserve"> /etc</w:t>
       </w:r>
       <w:r>
         <w:br/>
@@ -6454,83 +6670,11 @@
         <w:pStyle w:val="Compact"/>
         <w:numPr>
           <w:ilvl w:val="0"/>
-          <w:numId w:val="1008"/>
+          <w:numId w:val="1010"/>
         </w:numPr>
       </w:pPr>
       <w:r>
         <w:t xml:space="preserve">Archivos de texto plano</w:t>
-      </w:r>
-    </w:p>
-    <w:p>
-      <w:pPr>
-        <w:pStyle w:val="Compact"/>
-        <w:numPr>
-          <w:ilvl w:val="0"/>
-          <w:numId w:val="1008"/>
-        </w:numPr>
-      </w:pPr>
-      <w:r>
-        <w:t xml:space="preserve">Código fuente con resaltado de sintaxis</w:t>
-      </w:r>
-    </w:p>
-    <w:p>
-      <w:pPr>
-        <w:pStyle w:val="Compact"/>
-        <w:numPr>
-          <w:ilvl w:val="0"/>
-          <w:numId w:val="1008"/>
-        </w:numPr>
-      </w:pPr>
-      <w:r>
-        <w:t xml:space="preserve">Archivos de configuración</w:t>
-      </w:r>
-    </w:p>
-    <w:p>
-      <w:pPr>
-        <w:pStyle w:val="FirstParagraph"/>
-      </w:pPr>
-      <w:r>
-        <w:rPr>
-          <w:b/>
-          <w:bCs/>
-        </w:rPr>
-        <w:t xml:space="preserve">Imágenes:</w:t>
-      </w:r>
-    </w:p>
-    <w:p>
-      <w:pPr>
-        <w:pStyle w:val="Compact"/>
-        <w:numPr>
-          <w:ilvl w:val="0"/>
-          <w:numId w:val="1009"/>
-        </w:numPr>
-      </w:pPr>
-      <w:r>
-        <w:t xml:space="preserve">Previsualización ASCII (con caca-utils)</w:t>
-      </w:r>
-    </w:p>
-    <w:p>
-      <w:pPr>
-        <w:pStyle w:val="Compact"/>
-        <w:numPr>
-          <w:ilvl w:val="0"/>
-          <w:numId w:val="1009"/>
-        </w:numPr>
-      </w:pPr>
-      <w:r>
-        <w:t xml:space="preserve">Previsualización real (con w3m-img, ueberzug, kitty, etc.)</w:t>
-      </w:r>
-    </w:p>
-    <w:p>
-      <w:pPr>
-        <w:pStyle w:val="FirstParagraph"/>
-      </w:pPr>
-      <w:r>
-        <w:rPr>
-          <w:b/>
-          <w:bCs/>
-        </w:rPr>
-        <w:t xml:space="preserve">Archivos Comprimidos:</w:t>
       </w:r>
     </w:p>
     <w:p>
@@ -6542,7 +6686,19 @@
         </w:numPr>
       </w:pPr>
       <w:r>
-        <w:t xml:space="preserve">Listado de contenido (.zip, .tar.gz, .rar, etc.)</w:t>
+        <w:t xml:space="preserve">Código fuente con resaltado de sintaxis</w:t>
+      </w:r>
+    </w:p>
+    <w:p>
+      <w:pPr>
+        <w:pStyle w:val="Compact"/>
+        <w:numPr>
+          <w:ilvl w:val="0"/>
+          <w:numId w:val="1010"/>
+        </w:numPr>
+      </w:pPr>
+      <w:r>
+        <w:t xml:space="preserve">Archivos de configuración</w:t>
       </w:r>
     </w:p>
     <w:p>
@@ -6554,7 +6710,7 @@
           <w:b/>
           <w:bCs/>
         </w:rPr>
-        <w:t xml:space="preserve">Documentos:</w:t>
+        <w:t xml:space="preserve">Imágenes:</w:t>
       </w:r>
     </w:p>
     <w:p>
@@ -6566,7 +6722,7 @@
         </w:numPr>
       </w:pPr>
       <w:r>
-        <w:t xml:space="preserve">PDFs (convertidos a texto con pdftotext)</w:t>
+        <w:t xml:space="preserve">Previsualización ASCII (con caca-utils)</w:t>
       </w:r>
     </w:p>
     <w:p>
@@ -6578,7 +6734,7 @@
         </w:numPr>
       </w:pPr>
       <w:r>
-        <w:t xml:space="preserve">Office documents (convertidos con herramientas apropiadas)</w:t>
+        <w:t xml:space="preserve">Previsualización real (con w3m-img, ueberzug, kitty, etc.)</w:t>
       </w:r>
     </w:p>
     <w:p>
@@ -6590,7 +6746,7 @@
           <w:b/>
           <w:bCs/>
         </w:rPr>
-        <w:t xml:space="preserve">Media:</w:t>
+        <w:t xml:space="preserve">Archivos Comprimidos:</w:t>
       </w:r>
     </w:p>
     <w:p>
@@ -6602,7 +6758,19 @@
         </w:numPr>
       </w:pPr>
       <w:r>
-        <w:t xml:space="preserve">Videos (miniaturas con ffmpegthumbnailer)</w:t>
+        <w:t xml:space="preserve">Listado de contenido (.zip, .tar.gz, .rar, etc.)</w:t>
+      </w:r>
+    </w:p>
+    <w:p>
+      <w:pPr>
+        <w:pStyle w:val="FirstParagraph"/>
+      </w:pPr>
+      <w:r>
+        <w:rPr>
+          <w:b/>
+          <w:bCs/>
+        </w:rPr>
+        <w:t xml:space="preserve">Documentos:</w:t>
       </w:r>
     </w:p>
     <w:p>
@@ -6610,7 +6778,55 @@
         <w:pStyle w:val="Compact"/>
         <w:numPr>
           <w:ilvl w:val="0"/>
-          <w:numId w:val="1012"/>
+          <w:numId w:val="1013"/>
+        </w:numPr>
+      </w:pPr>
+      <w:r>
+        <w:t xml:space="preserve">PDFs (convertidos a texto con pdftotext)</w:t>
+      </w:r>
+    </w:p>
+    <w:p>
+      <w:pPr>
+        <w:pStyle w:val="Compact"/>
+        <w:numPr>
+          <w:ilvl w:val="0"/>
+          <w:numId w:val="1013"/>
+        </w:numPr>
+      </w:pPr>
+      <w:r>
+        <w:t xml:space="preserve">Office documents (convertidos con herramientas apropiadas)</w:t>
+      </w:r>
+    </w:p>
+    <w:p>
+      <w:pPr>
+        <w:pStyle w:val="FirstParagraph"/>
+      </w:pPr>
+      <w:r>
+        <w:rPr>
+          <w:b/>
+          <w:bCs/>
+        </w:rPr>
+        <w:t xml:space="preserve">Media:</w:t>
+      </w:r>
+    </w:p>
+    <w:p>
+      <w:pPr>
+        <w:pStyle w:val="Compact"/>
+        <w:numPr>
+          <w:ilvl w:val="0"/>
+          <w:numId w:val="1014"/>
+        </w:numPr>
+      </w:pPr>
+      <w:r>
+        <w:t xml:space="preserve">Videos (miniaturas con ffmpegthumbnailer)</w:t>
+      </w:r>
+    </w:p>
+    <w:p>
+      <w:pPr>
+        <w:pStyle w:val="Compact"/>
+        <w:numPr>
+          <w:ilvl w:val="0"/>
+          <w:numId w:val="1014"/>
         </w:numPr>
       </w:pPr>
       <w:r>
@@ -8169,7 +8385,7 @@
         <w:pStyle w:val="Compact"/>
         <w:numPr>
           <w:ilvl w:val="0"/>
-          <w:numId w:val="1013"/>
+          <w:numId w:val="1015"/>
         </w:numPr>
       </w:pPr>
       <w:r>
@@ -8190,7 +8406,7 @@
         <w:pStyle w:val="Compact"/>
         <w:numPr>
           <w:ilvl w:val="0"/>
-          <w:numId w:val="1013"/>
+          <w:numId w:val="1015"/>
         </w:numPr>
       </w:pPr>
       <w:r>
@@ -10936,7 +11152,7 @@
         <w:pStyle w:val="Compact"/>
         <w:numPr>
           <w:ilvl w:val="0"/>
-          <w:numId w:val="1014"/>
+          <w:numId w:val="1016"/>
         </w:numPr>
       </w:pPr>
       <w:r>
@@ -10957,7 +11173,7 @@
         <w:pStyle w:val="Compact"/>
         <w:numPr>
           <w:ilvl w:val="0"/>
-          <w:numId w:val="1014"/>
+          <w:numId w:val="1016"/>
         </w:numPr>
       </w:pPr>
       <w:r>
@@ -10978,7 +11194,7 @@
         <w:pStyle w:val="Compact"/>
         <w:numPr>
           <w:ilvl w:val="0"/>
-          <w:numId w:val="1014"/>
+          <w:numId w:val="1016"/>
         </w:numPr>
       </w:pPr>
       <w:r>
@@ -10999,7 +11215,7 @@
         <w:pStyle w:val="Compact"/>
         <w:numPr>
           <w:ilvl w:val="0"/>
-          <w:numId w:val="1014"/>
+          <w:numId w:val="1016"/>
         </w:numPr>
       </w:pPr>
       <w:r>
@@ -11020,7 +11236,7 @@
         <w:pStyle w:val="Compact"/>
         <w:numPr>
           <w:ilvl w:val="0"/>
-          <w:numId w:val="1014"/>
+          <w:numId w:val="1016"/>
         </w:numPr>
       </w:pPr>
       <w:r>
@@ -11041,7 +11257,7 @@
         <w:pStyle w:val="Compact"/>
         <w:numPr>
           <w:ilvl w:val="0"/>
-          <w:numId w:val="1014"/>
+          <w:numId w:val="1016"/>
         </w:numPr>
       </w:pPr>
       <w:r>
@@ -11062,7 +11278,7 @@
         <w:pStyle w:val="Compact"/>
         <w:numPr>
           <w:ilvl w:val="0"/>
-          <w:numId w:val="1014"/>
+          <w:numId w:val="1016"/>
         </w:numPr>
       </w:pPr>
       <w:r>
@@ -12362,7 +12578,7 @@
         <w:rPr>
           <w:rStyle w:val="NormalTok"/>
         </w:rPr>
-        <w:t xml:space="preserve"> nueva-carpeta        </w:t>
+        <w:t xml:space="preserve"> nueva-carpeta         </w:t>
       </w:r>
       <w:r>
         <w:rPr>
@@ -12914,7 +13130,7 @@
         <w:pStyle w:val="Compact"/>
         <w:numPr>
           <w:ilvl w:val="0"/>
-          <w:numId w:val="1015"/>
+          <w:numId w:val="1017"/>
         </w:numPr>
       </w:pPr>
       <w:r>
@@ -12935,7 +13151,7 @@
         <w:pStyle w:val="Compact"/>
         <w:numPr>
           <w:ilvl w:val="0"/>
-          <w:numId w:val="1015"/>
+          <w:numId w:val="1017"/>
         </w:numPr>
       </w:pPr>
       <w:r>
@@ -12956,7 +13172,7 @@
         <w:pStyle w:val="Compact"/>
         <w:numPr>
           <w:ilvl w:val="0"/>
-          <w:numId w:val="1015"/>
+          <w:numId w:val="1017"/>
         </w:numPr>
       </w:pPr>
       <w:r>
@@ -12977,7 +13193,7 @@
         <w:pStyle w:val="Compact"/>
         <w:numPr>
           <w:ilvl w:val="0"/>
-          <w:numId w:val="1015"/>
+          <w:numId w:val="1017"/>
         </w:numPr>
       </w:pPr>
       <w:r>
@@ -12998,7 +13214,7 @@
         <w:pStyle w:val="Compact"/>
         <w:numPr>
           <w:ilvl w:val="0"/>
-          <w:numId w:val="1015"/>
+          <w:numId w:val="1017"/>
         </w:numPr>
       </w:pPr>
       <w:r>
@@ -16053,7 +16269,7 @@
         <w:pStyle w:val="Heading2"/>
       </w:pPr>
       <w:r>
-        <w:t xml:space="preserve">17.1 1. Preview de Archivos con Sintaxis</w:t>
+        <w:t xml:space="preserve">17.1 Preview de Archivos con Sintaxis</w:t>
       </w:r>
     </w:p>
     <w:p>
@@ -16419,7 +16635,7 @@
         <w:pStyle w:val="Heading2"/>
       </w:pPr>
       <w:r>
-        <w:t xml:space="preserve">17.2 2. Thumbnails de Videos</w:t>
+        <w:t xml:space="preserve">17.2 Thumbnails de Videos</w:t>
       </w:r>
     </w:p>
     <w:p>
@@ -16489,7 +16705,7 @@
         <w:pStyle w:val="Heading2"/>
       </w:pPr>
       <w:r>
-        <w:t xml:space="preserve">17.3 3. Preview de Imágenes (Terminal Compatible)</w:t>
+        <w:t xml:space="preserve">17.3 Preview de Imágenes (Terminal Compatible)</w:t>
       </w:r>
     </w:p>
     <w:p>
@@ -16645,7 +16861,7 @@
         <w:pStyle w:val="Heading2"/>
       </w:pPr>
       <w:r>
-        <w:t xml:space="preserve">17.4 4. Búsqueda con FZF</w:t>
+        <w:t xml:space="preserve">17.4 Búsqueda con FZF</w:t>
       </w:r>
     </w:p>
     <w:p>
@@ -17105,7 +17321,7 @@
         <w:pStyle w:val="Heading2"/>
       </w:pPr>
       <w:r>
-        <w:t xml:space="preserve">17.5 5. Integración con Git</w:t>
+        <w:t xml:space="preserve">17.5 Integración con Git</w:t>
       </w:r>
     </w:p>
     <w:p>
@@ -17175,7 +17391,7 @@
         <w:pStyle w:val="Heading2"/>
       </w:pPr>
       <w:r>
-        <w:t xml:space="preserve">17.6 6. Archivos Grandes</w:t>
+        <w:t xml:space="preserve">17.6 Archivos Grandes</w:t>
       </w:r>
     </w:p>
     <w:p>
@@ -17258,7 +17474,7 @@
         <w:pStyle w:val="Heading2"/>
       </w:pPr>
       <w:r>
-        <w:t xml:space="preserve">17.7 7. Abrir en Programa Externo</w:t>
+        <w:t xml:space="preserve">17.7 Abrir en Programa Externo</w:t>
       </w:r>
     </w:p>
     <w:p>
@@ -17467,7 +17683,7 @@
         <w:pStyle w:val="Heading2"/>
       </w:pPr>
       <w:r>
-        <w:t xml:space="preserve">17.8 8. Sincronizar con Dropbox/Drive</w:t>
+        <w:t xml:space="preserve">17.8 Sincronizar con Dropbox/Drive</w:t>
       </w:r>
     </w:p>
     <w:p>
@@ -17518,7 +17734,7 @@
         <w:pStyle w:val="Heading2"/>
       </w:pPr>
       <w:r>
-        <w:t xml:space="preserve">17.9 9. Operaciones Bulk</w:t>
+        <w:t xml:space="preserve">17.9 Operaciones Bulk</w:t>
       </w:r>
     </w:p>
     <w:p>
@@ -17595,7 +17811,7 @@
         <w:pStyle w:val="Heading2"/>
       </w:pPr>
       <w:r>
-        <w:t xml:space="preserve">17.10 10. Preview de Archivos JSON/YAML</w:t>
+        <w:t xml:space="preserve">17.10 Preview de Archivos JSON/YAML</w:t>
       </w:r>
     </w:p>
     <w:p>
@@ -18315,23 +18531,41 @@
         </w:rPr>
         <w:t xml:space="preserve">Soluciones:</w:t>
       </w:r>
-      <w:r>
-        <w:t xml:space="preserve"> </w:t>
-      </w:r>
-      <w:r>
-        <w:t xml:space="preserve">1. Limitar tamaño de preview</w:t>
-      </w:r>
-      <w:r>
-        <w:t xml:space="preserve"> </w:t>
-      </w:r>
-      <w:r>
-        <w:t xml:space="preserve">2. Desactivar preview de imágenes en directorios grandes</w:t>
-      </w:r>
-      <w:r>
-        <w:t xml:space="preserve"> </w:t>
-      </w:r>
-      <w:r>
-        <w:t xml:space="preserve">3. Reducir historial</w:t>
+    </w:p>
+    <w:p>
+      <w:pPr>
+        <w:pStyle w:val="Compact"/>
+        <w:numPr>
+          <w:ilvl w:val="0"/>
+          <w:numId w:val="1018"/>
+        </w:numPr>
+      </w:pPr>
+      <w:r>
+        <w:t xml:space="preserve">Limitar tamaño de preview</w:t>
+      </w:r>
+    </w:p>
+    <w:p>
+      <w:pPr>
+        <w:pStyle w:val="Compact"/>
+        <w:numPr>
+          <w:ilvl w:val="0"/>
+          <w:numId w:val="1018"/>
+        </w:numPr>
+      </w:pPr>
+      <w:r>
+        <w:t xml:space="preserve">Desactivar preview de imágenes en directorios grandes</w:t>
+      </w:r>
+    </w:p>
+    <w:p>
+      <w:pPr>
+        <w:pStyle w:val="Compact"/>
+        <w:numPr>
+          <w:ilvl w:val="0"/>
+          <w:numId w:val="1018"/>
+        </w:numPr>
+      </w:pPr>
+      <w:r>
+        <w:t xml:space="preserve">Reducir historial</w:t>
       </w:r>
     </w:p>
     <w:p>
@@ -21214,7 +21448,7 @@
         <w:pStyle w:val="Compact"/>
         <w:numPr>
           <w:ilvl w:val="0"/>
-          <w:numId w:val="1016"/>
+          <w:numId w:val="1019"/>
         </w:numPr>
       </w:pPr>
       <w:r>
@@ -21226,203 +21460,6 @@
       </w:r>
       <w:r>
         <w:t xml:space="preserve">: https://ranger.fm/</w:t>
-      </w:r>
-    </w:p>
-    <w:p>
-      <w:pPr>
-        <w:pStyle w:val="Compact"/>
-        <w:numPr>
-          <w:ilvl w:val="0"/>
-          <w:numId w:val="1016"/>
-        </w:numPr>
-      </w:pPr>
-      <w:r>
-        <w:rPr>
-          <w:b/>
-          <w:bCs/>
-        </w:rPr>
-        <w:t xml:space="preserve">GitHub</w:t>
-      </w:r>
-      <w:r>
-        <w:t xml:space="preserve">: https://github.com/ranger/ranger</w:t>
-      </w:r>
-    </w:p>
-    <w:p>
-      <w:pPr>
-        <w:pStyle w:val="Compact"/>
-        <w:numPr>
-          <w:ilvl w:val="0"/>
-          <w:numId w:val="1016"/>
-        </w:numPr>
-      </w:pPr>
-      <w:r>
-        <w:rPr>
-          <w:b/>
-          <w:bCs/>
-        </w:rPr>
-        <w:t xml:space="preserve">Manual</w:t>
-      </w:r>
-      <w:r>
-        <w:t xml:space="preserve">:</w:t>
-      </w:r>
-      <w:r>
-        <w:t xml:space="preserve"> </w:t>
-      </w:r>
-      <w:r>
-        <w:rPr>
-          <w:rStyle w:val="VerbatimChar"/>
-        </w:rPr>
-        <w:t xml:space="preserve">man ranger</w:t>
-      </w:r>
-      <w:r>
-        <w:t xml:space="preserve"> </w:t>
-      </w:r>
-      <w:r>
-        <w:t xml:space="preserve">o https://ranger.fm/man.html</w:t>
-      </w:r>
-    </w:p>
-    <w:p>
-      <w:pPr>
-        <w:pStyle w:val="Compact"/>
-        <w:numPr>
-          <w:ilvl w:val="0"/>
-          <w:numId w:val="1016"/>
-        </w:numPr>
-      </w:pPr>
-      <w:r>
-        <w:rPr>
-          <w:b/>
-          <w:bCs/>
-        </w:rPr>
-        <w:t xml:space="preserve">Wiki</w:t>
-      </w:r>
-      <w:r>
-        <w:t xml:space="preserve">: https://github.com/ranger/ranger/wiki</w:t>
-      </w:r>
-    </w:p>
-    <w:bookmarkEnd w:id="143"/>
-    <w:bookmarkStart w:id="144" w:name="tutoriales"/>
-    <w:p>
-      <w:pPr>
-        <w:pStyle w:val="Heading2"/>
-      </w:pPr>
-      <w:r>
-        <w:t xml:space="preserve">20.2 Tutoriales</w:t>
-      </w:r>
-    </w:p>
-    <w:p>
-      <w:pPr>
-        <w:pStyle w:val="Compact"/>
-        <w:numPr>
-          <w:ilvl w:val="0"/>
-          <w:numId w:val="1017"/>
-        </w:numPr>
-      </w:pPr>
-      <w:r>
-        <w:rPr>
-          <w:b/>
-          <w:bCs/>
-        </w:rPr>
-        <w:t xml:space="preserve">Official User Guide</w:t>
-      </w:r>
-      <w:r>
-        <w:t xml:space="preserve">: En el repositorio de GitHub</w:t>
-      </w:r>
-    </w:p>
-    <w:p>
-      <w:pPr>
-        <w:pStyle w:val="Compact"/>
-        <w:numPr>
-          <w:ilvl w:val="0"/>
-          <w:numId w:val="1017"/>
-        </w:numPr>
-      </w:pPr>
-      <w:r>
-        <w:rPr>
-          <w:b/>
-          <w:bCs/>
-        </w:rPr>
-        <w:t xml:space="preserve">Arch Wiki</w:t>
-      </w:r>
-      <w:r>
-        <w:t xml:space="preserve">: https://wiki.archlinux.org/title/Ranger</w:t>
-      </w:r>
-    </w:p>
-    <w:bookmarkEnd w:id="144"/>
-    <w:bookmarkStart w:id="145" w:name="comunidad"/>
-    <w:p>
-      <w:pPr>
-        <w:pStyle w:val="Heading2"/>
-      </w:pPr>
-      <w:r>
-        <w:t xml:space="preserve">20.3 Comunidad</w:t>
-      </w:r>
-    </w:p>
-    <w:p>
-      <w:pPr>
-        <w:pStyle w:val="Compact"/>
-        <w:numPr>
-          <w:ilvl w:val="0"/>
-          <w:numId w:val="1018"/>
-        </w:numPr>
-      </w:pPr>
-      <w:r>
-        <w:rPr>
-          <w:b/>
-          <w:bCs/>
-        </w:rPr>
-        <w:t xml:space="preserve">IRC</w:t>
-      </w:r>
-      <w:r>
-        <w:t xml:space="preserve">: #ranger en Libera.Chat</w:t>
-      </w:r>
-    </w:p>
-    <w:p>
-      <w:pPr>
-        <w:pStyle w:val="Compact"/>
-        <w:numPr>
-          <w:ilvl w:val="0"/>
-          <w:numId w:val="1018"/>
-        </w:numPr>
-      </w:pPr>
-      <w:r>
-        <w:rPr>
-          <w:b/>
-          <w:bCs/>
-        </w:rPr>
-        <w:t xml:space="preserve">Reddit</w:t>
-      </w:r>
-      <w:r>
-        <w:t xml:space="preserve">: r/ranger</w:t>
-      </w:r>
-    </w:p>
-    <w:p>
-      <w:pPr>
-        <w:pStyle w:val="Compact"/>
-        <w:numPr>
-          <w:ilvl w:val="0"/>
-          <w:numId w:val="1018"/>
-        </w:numPr>
-      </w:pPr>
-      <w:r>
-        <w:rPr>
-          <w:b/>
-          <w:bCs/>
-        </w:rPr>
-        <w:t xml:space="preserve">Issues</w:t>
-      </w:r>
-      <w:r>
-        <w:t xml:space="preserve">: https://github.com/ranger/ranger/issues</w:t>
-      </w:r>
-    </w:p>
-    <w:bookmarkEnd w:id="145"/>
-    <w:bookmarkStart w:id="146" w:name="configuraciones-de-ejemplo"/>
-    <w:p>
-      <w:pPr>
-        <w:pStyle w:val="Heading2"/>
-      </w:pPr>
-      <w:r>
-        <w:t xml:space="preserve">20.4 Configuraciones de Ejemplo</w:t>
       </w:r>
     </w:p>
     <w:p>
@@ -21438,16 +21475,10 @@
           <w:b/>
           <w:bCs/>
         </w:rPr>
-        <w:t xml:space="preserve">Dotfiles repos</w:t>
-      </w:r>
-      <w:r>
-        <w:t xml:space="preserve">: Buscar en GitHub</w:t>
-      </w:r>
-      <w:r>
-        <w:t xml:space="preserve"> </w:t>
-      </w:r>
-      <w:r>
-        <w:t xml:space="preserve">“ranger config”</w:t>
+        <w:t xml:space="preserve">GitHub</w:t>
+      </w:r>
+      <w:r>
+        <w:t xml:space="preserve">: https://github.com/ranger/ranger</w:t>
       </w:r>
     </w:p>
     <w:p>
@@ -21463,41 +21494,54 @@
           <w:b/>
           <w:bCs/>
         </w:rPr>
-        <w:t xml:space="preserve">r/unixporn</w:t>
-      </w:r>
-      <w:r>
-        <w:t xml:space="preserve">: Muchas configuraciones compartidas</w:t>
-      </w:r>
-    </w:p>
-    <w:bookmarkEnd w:id="146"/>
-    <w:bookmarkEnd w:id="147"/>
-    <w:bookmarkStart w:id="148" w:name="conclusión"/>
-    <w:p>
-      <w:pPr>
-        <w:pStyle w:val="Heading1"/>
-      </w:pPr>
-      <w:r>
-        <w:t xml:space="preserve">21. Conclusión</w:t>
-      </w:r>
-    </w:p>
-    <w:p>
-      <w:pPr>
-        <w:pStyle w:val="FirstParagraph"/>
-      </w:pPr>
-      <w:r>
-        <w:t xml:space="preserve">Ranger es una herramienta poderosa que combina la eficiencia de los atajos de teclado estilo Vim con las capacidades modernas de previsualización y gestión de archivos.</w:t>
-      </w:r>
-    </w:p>
-    <w:p>
-      <w:pPr>
-        <w:pStyle w:val="BodyText"/>
+        <w:t xml:space="preserve">Manual</w:t>
+      </w:r>
+      <w:r>
+        <w:t xml:space="preserve">:</w:t>
+      </w:r>
+      <w:r>
+        <w:t xml:space="preserve"> </w:t>
+      </w:r>
+      <w:r>
+        <w:rPr>
+          <w:rStyle w:val="VerbatimChar"/>
+        </w:rPr>
+        <w:t xml:space="preserve">man ranger</w:t>
+      </w:r>
+      <w:r>
+        <w:t xml:space="preserve"> </w:t>
+      </w:r>
+      <w:r>
+        <w:t xml:space="preserve">o https://ranger.fm/man.html</w:t>
+      </w:r>
+    </w:p>
+    <w:p>
+      <w:pPr>
+        <w:pStyle w:val="Compact"/>
+        <w:numPr>
+          <w:ilvl w:val="0"/>
+          <w:numId w:val="1019"/>
+        </w:numPr>
       </w:pPr>
       <w:r>
         <w:rPr>
           <w:b/>
           <w:bCs/>
         </w:rPr>
-        <w:t xml:space="preserve">Consejos finales:</w:t>
+        <w:t xml:space="preserve">Wiki</w:t>
+      </w:r>
+      <w:r>
+        <w:t xml:space="preserve">: https://github.com/ranger/ranger/wiki</w:t>
+      </w:r>
+    </w:p>
+    <w:bookmarkEnd w:id="143"/>
+    <w:bookmarkStart w:id="144" w:name="tutoriales"/>
+    <w:p>
+      <w:pPr>
+        <w:pStyle w:val="Heading2"/>
+      </w:pPr>
+      <w:r>
+        <w:t xml:space="preserve">20.2 Tutoriales</w:t>
       </w:r>
     </w:p>
     <w:p>
@@ -21513,10 +21557,10 @@
           <w:b/>
           <w:bCs/>
         </w:rPr>
-        <w:t xml:space="preserve">Aprende gradualmente</w:t>
-      </w:r>
-      <w:r>
-        <w:t xml:space="preserve">: Comienza con los atajos básicos (hjkl, yy, dd, pp)</w:t>
+        <w:t xml:space="preserve">Official User Guide</w:t>
+      </w:r>
+      <w:r>
+        <w:t xml:space="preserve">: En el repositorio de GitHub</w:t>
       </w:r>
     </w:p>
     <w:p>
@@ -21532,79 +21576,20 @@
           <w:b/>
           <w:bCs/>
         </w:rPr>
-        <w:t xml:space="preserve">Personaliza</w:t>
-      </w:r>
-      <w:r>
-        <w:t xml:space="preserve">: Ajusta rc.conf a tu flujo de trabajo</w:t>
-      </w:r>
-    </w:p>
-    <w:p>
-      <w:pPr>
-        <w:pStyle w:val="Compact"/>
-        <w:numPr>
-          <w:ilvl w:val="0"/>
-          <w:numId w:val="1020"/>
-        </w:numPr>
-      </w:pPr>
-      <w:r>
-        <w:rPr>
-          <w:b/>
-          <w:bCs/>
-        </w:rPr>
-        <w:t xml:space="preserve">Practica</w:t>
-      </w:r>
-      <w:r>
-        <w:t xml:space="preserve">: La memoria muscular viene con el uso</w:t>
-      </w:r>
-    </w:p>
-    <w:p>
-      <w:pPr>
-        <w:pStyle w:val="Compact"/>
-        <w:numPr>
-          <w:ilvl w:val="0"/>
-          <w:numId w:val="1020"/>
-        </w:numPr>
-      </w:pPr>
-      <w:r>
-        <w:rPr>
-          <w:b/>
-          <w:bCs/>
-        </w:rPr>
-        <w:t xml:space="preserve">Explora plugins</w:t>
-      </w:r>
-      <w:r>
-        <w:t xml:space="preserve">: Hay muchas extensiones útiles</w:t>
-      </w:r>
-    </w:p>
-    <w:p>
-      <w:pPr>
-        <w:pStyle w:val="Compact"/>
-        <w:numPr>
-          <w:ilvl w:val="0"/>
-          <w:numId w:val="1020"/>
-        </w:numPr>
-      </w:pPr>
-      <w:r>
-        <w:rPr>
-          <w:b/>
-          <w:bCs/>
-        </w:rPr>
-        <w:t xml:space="preserve">Lee el código</w:t>
-      </w:r>
-      <w:r>
-        <w:t xml:space="preserve">: Ranger es Python, fácil de extender</w:t>
-      </w:r>
-    </w:p>
-    <w:p>
-      <w:pPr>
-        <w:pStyle w:val="FirstParagraph"/>
-      </w:pPr>
-      <w:r>
-        <w:rPr>
-          <w:b/>
-          <w:bCs/>
-        </w:rPr>
-        <w:t xml:space="preserve">Atajos esenciales para memorizar:</w:t>
+        <w:t xml:space="preserve">Arch Wiki</w:t>
+      </w:r>
+      <w:r>
+        <w:t xml:space="preserve">: https://wiki.archlinux.org/title/Ranger</w:t>
+      </w:r>
+    </w:p>
+    <w:bookmarkEnd w:id="144"/>
+    <w:bookmarkStart w:id="145" w:name="comunidad"/>
+    <w:p>
+      <w:pPr>
+        <w:pStyle w:val="Heading2"/>
+      </w:pPr>
+      <w:r>
+        <w:t xml:space="preserve">20.3 Comunidad</w:t>
       </w:r>
     </w:p>
     <w:p>
@@ -21617,15 +21602,13 @@
       </w:pPr>
       <w:r>
         <w:rPr>
-          <w:rStyle w:val="VerbatimChar"/>
-        </w:rPr>
-        <w:t xml:space="preserve">hjkl</w:t>
-      </w:r>
-      <w:r>
-        <w:t xml:space="preserve"> </w:t>
-      </w:r>
-      <w:r>
-        <w:t xml:space="preserve">- Navegación</w:t>
+          <w:b/>
+          <w:bCs/>
+        </w:rPr>
+        <w:t xml:space="preserve">IRC</w:t>
+      </w:r>
+      <w:r>
+        <w:t xml:space="preserve">: #ranger en Libera.Chat</w:t>
       </w:r>
     </w:p>
     <w:p>
@@ -21638,15 +21621,13 @@
       </w:pPr>
       <w:r>
         <w:rPr>
-          <w:rStyle w:val="VerbatimChar"/>
-        </w:rPr>
-        <w:t xml:space="preserve">yy/dd/pp</w:t>
-      </w:r>
-      <w:r>
-        <w:t xml:space="preserve"> </w:t>
-      </w:r>
-      <w:r>
-        <w:t xml:space="preserve">- Copiar/cortar/pegar</w:t>
+          <w:b/>
+          <w:bCs/>
+        </w:rPr>
+        <w:t xml:space="preserve">Reddit</w:t>
+      </w:r>
+      <w:r>
+        <w:t xml:space="preserve">: r/ranger</w:t>
       </w:r>
     </w:p>
     <w:p>
@@ -21659,117 +21640,23 @@
       </w:pPr>
       <w:r>
         <w:rPr>
-          <w:rStyle w:val="VerbatimChar"/>
-        </w:rPr>
-        <w:t xml:space="preserve">Space</w:t>
-      </w:r>
-      <w:r>
-        <w:t xml:space="preserve"> </w:t>
-      </w:r>
-      <w:r>
-        <w:t xml:space="preserve">- Seleccionar</w:t>
-      </w:r>
-    </w:p>
-    <w:p>
-      <w:pPr>
-        <w:pStyle w:val="Compact"/>
-        <w:numPr>
-          <w:ilvl w:val="0"/>
-          <w:numId w:val="1021"/>
-        </w:numPr>
-      </w:pPr>
-      <w:r>
-        <w:rPr>
-          <w:rStyle w:val="VerbatimChar"/>
-        </w:rPr>
-        <w:t xml:space="preserve">gg/G</w:t>
-      </w:r>
-      <w:r>
-        <w:t xml:space="preserve"> </w:t>
-      </w:r>
-      <w:r>
-        <w:t xml:space="preserve">- Inicio/fin</w:t>
-      </w:r>
-    </w:p>
-    <w:p>
-      <w:pPr>
-        <w:pStyle w:val="Compact"/>
-        <w:numPr>
-          <w:ilvl w:val="0"/>
-          <w:numId w:val="1021"/>
-        </w:numPr>
-      </w:pPr>
-      <w:r>
-        <w:rPr>
-          <w:rStyle w:val="VerbatimChar"/>
-        </w:rPr>
-        <w:t xml:space="preserve">/</w:t>
-      </w:r>
-      <w:r>
-        <w:t xml:space="preserve"> </w:t>
-      </w:r>
-      <w:r>
-        <w:t xml:space="preserve">- Buscar</w:t>
-      </w:r>
-    </w:p>
-    <w:p>
-      <w:pPr>
-        <w:pStyle w:val="Compact"/>
-        <w:numPr>
-          <w:ilvl w:val="0"/>
-          <w:numId w:val="1021"/>
-        </w:numPr>
-      </w:pPr>
-      <w:r>
-        <w:rPr>
-          <w:rStyle w:val="VerbatimChar"/>
-        </w:rPr>
-        <w:t xml:space="preserve">zh</w:t>
-      </w:r>
-      <w:r>
-        <w:t xml:space="preserve"> </w:t>
-      </w:r>
-      <w:r>
-        <w:t xml:space="preserve">- Mostrar ocultos</w:t>
-      </w:r>
-    </w:p>
-    <w:p>
-      <w:pPr>
-        <w:pStyle w:val="Compact"/>
-        <w:numPr>
-          <w:ilvl w:val="0"/>
-          <w:numId w:val="1021"/>
-        </w:numPr>
-      </w:pPr>
-      <w:r>
-        <w:rPr>
-          <w:rStyle w:val="VerbatimChar"/>
-        </w:rPr>
-        <w:t xml:space="preserve">q</w:t>
-      </w:r>
-      <w:r>
-        <w:t xml:space="preserve"> </w:t>
-      </w:r>
-      <w:r>
-        <w:t xml:space="preserve">- Salir</w:t>
-      </w:r>
-    </w:p>
-    <w:bookmarkEnd w:id="148"/>
-    <w:bookmarkStart w:id="183" w:name="publicaciones-similares"/>
-    <w:p>
-      <w:pPr>
-        <w:pStyle w:val="Heading1"/>
-      </w:pPr>
-      <w:r>
-        <w:t xml:space="preserve">22. Publicaciones Similares</w:t>
-      </w:r>
-    </w:p>
-    <w:p>
-      <w:pPr>
-        <w:pStyle w:val="FirstParagraph"/>
-      </w:pPr>
-      <w:r>
-        <w:t xml:space="preserve">Si te interesó este artículo, te recomendamos que explores otros blogs y recursos relacionados que pueden ampliar tus conocimientos. Aquí te dejo algunas sugerencias:</w:t>
+          <w:b/>
+          <w:bCs/>
+        </w:rPr>
+        <w:t xml:space="preserve">Issues</w:t>
+      </w:r>
+      <w:r>
+        <w:t xml:space="preserve">: https://github.com/ranger/ranger/issues</w:t>
+      </w:r>
+    </w:p>
+    <w:bookmarkEnd w:id="145"/>
+    <w:bookmarkStart w:id="146" w:name="configuraciones-de-ejemplo"/>
+    <w:p>
+      <w:pPr>
+        <w:pStyle w:val="Heading2"/>
+      </w:pPr>
+      <w:r>
+        <w:t xml:space="preserve">20.4 Configuraciones de Ejemplo</w:t>
       </w:r>
     </w:p>
     <w:p>
@@ -21778,6 +21665,353 @@
         <w:numPr>
           <w:ilvl w:val="0"/>
           <w:numId w:val="1022"/>
+        </w:numPr>
+      </w:pPr>
+      <w:r>
+        <w:rPr>
+          <w:b/>
+          <w:bCs/>
+        </w:rPr>
+        <w:t xml:space="preserve">Dotfiles repos</w:t>
+      </w:r>
+      <w:r>
+        <w:t xml:space="preserve">: Buscar en GitHub</w:t>
+      </w:r>
+      <w:r>
+        <w:t xml:space="preserve"> </w:t>
+      </w:r>
+      <w:r>
+        <w:t xml:space="preserve">“ranger config”</w:t>
+      </w:r>
+    </w:p>
+    <w:p>
+      <w:pPr>
+        <w:pStyle w:val="Compact"/>
+        <w:numPr>
+          <w:ilvl w:val="0"/>
+          <w:numId w:val="1022"/>
+        </w:numPr>
+      </w:pPr>
+      <w:r>
+        <w:rPr>
+          <w:b/>
+          <w:bCs/>
+        </w:rPr>
+        <w:t xml:space="preserve">r/unixporn</w:t>
+      </w:r>
+      <w:r>
+        <w:t xml:space="preserve">: Muchas configuraciones compartidas</w:t>
+      </w:r>
+    </w:p>
+    <w:bookmarkEnd w:id="146"/>
+    <w:bookmarkEnd w:id="147"/>
+    <w:bookmarkStart w:id="148" w:name="conclusión"/>
+    <w:p>
+      <w:pPr>
+        <w:pStyle w:val="Heading1"/>
+      </w:pPr>
+      <w:r>
+        <w:t xml:space="preserve">21. Conclusión</w:t>
+      </w:r>
+    </w:p>
+    <w:p>
+      <w:pPr>
+        <w:pStyle w:val="FirstParagraph"/>
+      </w:pPr>
+      <w:r>
+        <w:t xml:space="preserve">Ranger es una herramienta poderosa que combina la eficiencia de los atajos de teclado estilo Vim con las capacidades modernas de previsualización y gestión de archivos.</w:t>
+      </w:r>
+    </w:p>
+    <w:p>
+      <w:pPr>
+        <w:pStyle w:val="BodyText"/>
+      </w:pPr>
+      <w:r>
+        <w:rPr>
+          <w:b/>
+          <w:bCs/>
+        </w:rPr>
+        <w:t xml:space="preserve">Consejos finales:</w:t>
+      </w:r>
+    </w:p>
+    <w:p>
+      <w:pPr>
+        <w:pStyle w:val="Compact"/>
+        <w:numPr>
+          <w:ilvl w:val="0"/>
+          <w:numId w:val="1023"/>
+        </w:numPr>
+      </w:pPr>
+      <w:r>
+        <w:rPr>
+          <w:b/>
+          <w:bCs/>
+        </w:rPr>
+        <w:t xml:space="preserve">Aprende gradualmente</w:t>
+      </w:r>
+      <w:r>
+        <w:t xml:space="preserve">: Comienza con los atajos básicos (hjkl, yy, dd, pp)</w:t>
+      </w:r>
+    </w:p>
+    <w:p>
+      <w:pPr>
+        <w:pStyle w:val="Compact"/>
+        <w:numPr>
+          <w:ilvl w:val="0"/>
+          <w:numId w:val="1023"/>
+        </w:numPr>
+      </w:pPr>
+      <w:r>
+        <w:rPr>
+          <w:b/>
+          <w:bCs/>
+        </w:rPr>
+        <w:t xml:space="preserve">Personaliza</w:t>
+      </w:r>
+      <w:r>
+        <w:t xml:space="preserve">: Ajusta rc.conf a tu flujo de trabajo</w:t>
+      </w:r>
+    </w:p>
+    <w:p>
+      <w:pPr>
+        <w:pStyle w:val="Compact"/>
+        <w:numPr>
+          <w:ilvl w:val="0"/>
+          <w:numId w:val="1023"/>
+        </w:numPr>
+      </w:pPr>
+      <w:r>
+        <w:rPr>
+          <w:b/>
+          <w:bCs/>
+        </w:rPr>
+        <w:t xml:space="preserve">Practica</w:t>
+      </w:r>
+      <w:r>
+        <w:t xml:space="preserve">: La memoria muscular viene con el uso</w:t>
+      </w:r>
+    </w:p>
+    <w:p>
+      <w:pPr>
+        <w:pStyle w:val="Compact"/>
+        <w:numPr>
+          <w:ilvl w:val="0"/>
+          <w:numId w:val="1023"/>
+        </w:numPr>
+      </w:pPr>
+      <w:r>
+        <w:rPr>
+          <w:b/>
+          <w:bCs/>
+        </w:rPr>
+        <w:t xml:space="preserve">Explora plugins</w:t>
+      </w:r>
+      <w:r>
+        <w:t xml:space="preserve">: Hay muchas extensiones útiles</w:t>
+      </w:r>
+    </w:p>
+    <w:p>
+      <w:pPr>
+        <w:pStyle w:val="Compact"/>
+        <w:numPr>
+          <w:ilvl w:val="0"/>
+          <w:numId w:val="1023"/>
+        </w:numPr>
+      </w:pPr>
+      <w:r>
+        <w:rPr>
+          <w:b/>
+          <w:bCs/>
+        </w:rPr>
+        <w:t xml:space="preserve">Lee el código</w:t>
+      </w:r>
+      <w:r>
+        <w:t xml:space="preserve">: Ranger es Python, fácil de extender</w:t>
+      </w:r>
+    </w:p>
+    <w:p>
+      <w:pPr>
+        <w:pStyle w:val="FirstParagraph"/>
+      </w:pPr>
+      <w:r>
+        <w:rPr>
+          <w:b/>
+          <w:bCs/>
+        </w:rPr>
+        <w:t xml:space="preserve">Atajos esenciales para memorizar:</w:t>
+      </w:r>
+    </w:p>
+    <w:p>
+      <w:pPr>
+        <w:pStyle w:val="Compact"/>
+        <w:numPr>
+          <w:ilvl w:val="0"/>
+          <w:numId w:val="1024"/>
+        </w:numPr>
+      </w:pPr>
+      <w:r>
+        <w:rPr>
+          <w:rStyle w:val="VerbatimChar"/>
+        </w:rPr>
+        <w:t xml:space="preserve">hjkl</w:t>
+      </w:r>
+      <w:r>
+        <w:t xml:space="preserve"> </w:t>
+      </w:r>
+      <w:r>
+        <w:t xml:space="preserve">- Navegación</w:t>
+      </w:r>
+    </w:p>
+    <w:p>
+      <w:pPr>
+        <w:pStyle w:val="Compact"/>
+        <w:numPr>
+          <w:ilvl w:val="0"/>
+          <w:numId w:val="1024"/>
+        </w:numPr>
+      </w:pPr>
+      <w:r>
+        <w:rPr>
+          <w:rStyle w:val="VerbatimChar"/>
+        </w:rPr>
+        <w:t xml:space="preserve">yy/dd/pp</w:t>
+      </w:r>
+      <w:r>
+        <w:t xml:space="preserve"> </w:t>
+      </w:r>
+      <w:r>
+        <w:t xml:space="preserve">- Copiar/cortar/pegar</w:t>
+      </w:r>
+    </w:p>
+    <w:p>
+      <w:pPr>
+        <w:pStyle w:val="Compact"/>
+        <w:numPr>
+          <w:ilvl w:val="0"/>
+          <w:numId w:val="1024"/>
+        </w:numPr>
+      </w:pPr>
+      <w:r>
+        <w:rPr>
+          <w:rStyle w:val="VerbatimChar"/>
+        </w:rPr>
+        <w:t xml:space="preserve">Space</w:t>
+      </w:r>
+      <w:r>
+        <w:t xml:space="preserve"> </w:t>
+      </w:r>
+      <w:r>
+        <w:t xml:space="preserve">- Seleccionar</w:t>
+      </w:r>
+    </w:p>
+    <w:p>
+      <w:pPr>
+        <w:pStyle w:val="Compact"/>
+        <w:numPr>
+          <w:ilvl w:val="0"/>
+          <w:numId w:val="1024"/>
+        </w:numPr>
+      </w:pPr>
+      <w:r>
+        <w:rPr>
+          <w:rStyle w:val="VerbatimChar"/>
+        </w:rPr>
+        <w:t xml:space="preserve">gg/G</w:t>
+      </w:r>
+      <w:r>
+        <w:t xml:space="preserve"> </w:t>
+      </w:r>
+      <w:r>
+        <w:t xml:space="preserve">- Inicio/fin</w:t>
+      </w:r>
+    </w:p>
+    <w:p>
+      <w:pPr>
+        <w:pStyle w:val="Compact"/>
+        <w:numPr>
+          <w:ilvl w:val="0"/>
+          <w:numId w:val="1024"/>
+        </w:numPr>
+      </w:pPr>
+      <w:r>
+        <w:rPr>
+          <w:rStyle w:val="VerbatimChar"/>
+        </w:rPr>
+        <w:t xml:space="preserve">/</w:t>
+      </w:r>
+      <w:r>
+        <w:t xml:space="preserve"> </w:t>
+      </w:r>
+      <w:r>
+        <w:t xml:space="preserve">- Buscar</w:t>
+      </w:r>
+    </w:p>
+    <w:p>
+      <w:pPr>
+        <w:pStyle w:val="Compact"/>
+        <w:numPr>
+          <w:ilvl w:val="0"/>
+          <w:numId w:val="1024"/>
+        </w:numPr>
+      </w:pPr>
+      <w:r>
+        <w:rPr>
+          <w:rStyle w:val="VerbatimChar"/>
+        </w:rPr>
+        <w:t xml:space="preserve">zh</w:t>
+      </w:r>
+      <w:r>
+        <w:t xml:space="preserve"> </w:t>
+      </w:r>
+      <w:r>
+        <w:t xml:space="preserve">- Mostrar ocultos</w:t>
+      </w:r>
+    </w:p>
+    <w:p>
+      <w:pPr>
+        <w:pStyle w:val="Compact"/>
+        <w:numPr>
+          <w:ilvl w:val="0"/>
+          <w:numId w:val="1024"/>
+        </w:numPr>
+      </w:pPr>
+      <w:r>
+        <w:rPr>
+          <w:rStyle w:val="VerbatimChar"/>
+        </w:rPr>
+        <w:t xml:space="preserve">q</w:t>
+      </w:r>
+      <w:r>
+        <w:t xml:space="preserve"> </w:t>
+      </w:r>
+      <w:r>
+        <w:t xml:space="preserve">- Salir</w:t>
+      </w:r>
+    </w:p>
+    <w:bookmarkEnd w:id="148"/>
+    <w:bookmarkStart w:id="183" w:name="publicaciones-similares"/>
+    <w:p>
+      <w:pPr>
+        <w:pStyle w:val="Heading1"/>
+      </w:pPr>
+      <w:r>
+        <w:t xml:space="preserve">22. Publicaciones Similares</w:t>
+      </w:r>
+    </w:p>
+    <w:p>
+      <w:pPr>
+        <w:pStyle w:val="FirstParagraph"/>
+      </w:pPr>
+      <w:r>
+        <w:t xml:space="preserve">Si te interesó este artículo, te recomendamos que explores otros blogs y recursos relacionados que pueden ampliar tus conocimientos. Aquí te dejo algunas sugerencias:</w:t>
+      </w:r>
+    </w:p>
+    <w:p>
+      <w:pPr>
+        <w:pStyle w:val="Compact"/>
+        <w:numPr>
+          <w:ilvl w:val="0"/>
+          <w:numId w:val="1025"/>
         </w:numPr>
       </w:pPr>
       <w:hyperlink r:id="rId149"/>
@@ -21798,7 +22032,7 @@
         <w:pStyle w:val="Compact"/>
         <w:numPr>
           <w:ilvl w:val="0"/>
-          <w:numId w:val="1022"/>
+          <w:numId w:val="1025"/>
         </w:numPr>
       </w:pPr>
       <w:hyperlink r:id="rId151"/>
@@ -21819,7 +22053,7 @@
         <w:pStyle w:val="Compact"/>
         <w:numPr>
           <w:ilvl w:val="0"/>
-          <w:numId w:val="1022"/>
+          <w:numId w:val="1025"/>
         </w:numPr>
       </w:pPr>
       <w:hyperlink r:id="rId153"/>
@@ -21840,7 +22074,7 @@
         <w:pStyle w:val="Compact"/>
         <w:numPr>
           <w:ilvl w:val="0"/>
-          <w:numId w:val="1022"/>
+          <w:numId w:val="1025"/>
         </w:numPr>
       </w:pPr>
       <w:hyperlink r:id="rId155"/>
@@ -21861,7 +22095,7 @@
         <w:pStyle w:val="Compact"/>
         <w:numPr>
           <w:ilvl w:val="0"/>
-          <w:numId w:val="1022"/>
+          <w:numId w:val="1025"/>
         </w:numPr>
       </w:pPr>
       <w:hyperlink r:id="rId157"/>
@@ -21882,7 +22116,7 @@
         <w:pStyle w:val="Compact"/>
         <w:numPr>
           <w:ilvl w:val="0"/>
-          <w:numId w:val="1022"/>
+          <w:numId w:val="1025"/>
         </w:numPr>
       </w:pPr>
       <w:hyperlink r:id="rId159"/>
@@ -21903,7 +22137,7 @@
         <w:pStyle w:val="Compact"/>
         <w:numPr>
           <w:ilvl w:val="0"/>
-          <w:numId w:val="1022"/>
+          <w:numId w:val="1025"/>
         </w:numPr>
       </w:pPr>
       <w:hyperlink r:id="rId161"/>
@@ -21924,7 +22158,7 @@
         <w:pStyle w:val="Compact"/>
         <w:numPr>
           <w:ilvl w:val="0"/>
-          <w:numId w:val="1022"/>
+          <w:numId w:val="1025"/>
         </w:numPr>
       </w:pPr>
       <w:hyperlink r:id="rId163"/>
@@ -21945,7 +22179,7 @@
         <w:pStyle w:val="Compact"/>
         <w:numPr>
           <w:ilvl w:val="0"/>
-          <w:numId w:val="1022"/>
+          <w:numId w:val="1025"/>
         </w:numPr>
       </w:pPr>
       <w:hyperlink r:id="rId165"/>
@@ -21966,7 +22200,7 @@
         <w:pStyle w:val="Compact"/>
         <w:numPr>
           <w:ilvl w:val="0"/>
-          <w:numId w:val="1022"/>
+          <w:numId w:val="1025"/>
         </w:numPr>
       </w:pPr>
       <w:hyperlink r:id="rId167"/>
@@ -21987,7 +22221,7 @@
         <w:pStyle w:val="Compact"/>
         <w:numPr>
           <w:ilvl w:val="0"/>
-          <w:numId w:val="1022"/>
+          <w:numId w:val="1025"/>
         </w:numPr>
       </w:pPr>
       <w:hyperlink r:id="rId169"/>
@@ -22008,7 +22242,7 @@
         <w:pStyle w:val="Compact"/>
         <w:numPr>
           <w:ilvl w:val="0"/>
-          <w:numId w:val="1022"/>
+          <w:numId w:val="1025"/>
         </w:numPr>
       </w:pPr>
       <w:hyperlink r:id="rId171"/>
@@ -22029,7 +22263,7 @@
         <w:pStyle w:val="Compact"/>
         <w:numPr>
           <w:ilvl w:val="0"/>
-          <w:numId w:val="1022"/>
+          <w:numId w:val="1025"/>
         </w:numPr>
       </w:pPr>
       <w:hyperlink r:id="rId173"/>
@@ -22050,7 +22284,7 @@
         <w:pStyle w:val="Compact"/>
         <w:numPr>
           <w:ilvl w:val="0"/>
-          <w:numId w:val="1022"/>
+          <w:numId w:val="1025"/>
         </w:numPr>
       </w:pPr>
       <w:hyperlink r:id="rId175"/>
@@ -22071,7 +22305,7 @@
         <w:pStyle w:val="Compact"/>
         <w:numPr>
           <w:ilvl w:val="0"/>
-          <w:numId w:val="1022"/>
+          <w:numId w:val="1025"/>
         </w:numPr>
       </w:pPr>
       <w:hyperlink r:id="rId177"/>
@@ -22092,7 +22326,7 @@
         <w:pStyle w:val="Compact"/>
         <w:numPr>
           <w:ilvl w:val="0"/>
-          <w:numId w:val="1022"/>
+          <w:numId w:val="1025"/>
         </w:numPr>
       </w:pPr>
       <w:hyperlink r:id="rId179"/>
@@ -22113,7 +22347,7 @@
         <w:pStyle w:val="Compact"/>
         <w:numPr>
           <w:ilvl w:val="0"/>
-          <w:numId w:val="1022"/>
+          <w:numId w:val="1025"/>
         </w:numPr>
       </w:pPr>
       <w:hyperlink r:id="rId181"/>
@@ -22905,6 +23139,9 @@
     <w:abstractNumId w:val="991"/>
   </w:num>
   <w:num w:numId="1004">
+    <w:abstractNumId w:val="991"/>
+  </w:num>
+  <w:num w:numId="1005">
     <w:abstractNumId w:val="99411"/>
     <w:lvlOverride w:ilvl="0">
       <w:startOverride w:val="1"/>
@@ -22933,9 +23170,6 @@
     <w:lvlOverride w:ilvl="8">
       <w:startOverride w:val="1"/>
     </w:lvlOverride>
-  </w:num>
-  <w:num w:numId="1005">
-    <w:abstractNumId w:val="991"/>
   </w:num>
   <w:num w:numId="1006">
     <w:abstractNumId w:val="991"/>
@@ -22974,12 +23208,6 @@
     <w:abstractNumId w:val="991"/>
   </w:num>
   <w:num w:numId="1018">
-    <w:abstractNumId w:val="991"/>
-  </w:num>
-  <w:num w:numId="1019">
-    <w:abstractNumId w:val="991"/>
-  </w:num>
-  <w:num w:numId="1020">
     <w:abstractNumId w:val="99411"/>
     <w:lvlOverride w:ilvl="0">
       <w:startOverride w:val="1"/>
@@ -23009,10 +23237,52 @@
       <w:startOverride w:val="1"/>
     </w:lvlOverride>
   </w:num>
+  <w:num w:numId="1019">
+    <w:abstractNumId w:val="991"/>
+  </w:num>
+  <w:num w:numId="1020">
+    <w:abstractNumId w:val="991"/>
+  </w:num>
   <w:num w:numId="1021">
     <w:abstractNumId w:val="991"/>
   </w:num>
   <w:num w:numId="1022">
+    <w:abstractNumId w:val="991"/>
+  </w:num>
+  <w:num w:numId="1023">
+    <w:abstractNumId w:val="99411"/>
+    <w:lvlOverride w:ilvl="0">
+      <w:startOverride w:val="1"/>
+    </w:lvlOverride>
+    <w:lvlOverride w:ilvl="1">
+      <w:startOverride w:val="1"/>
+    </w:lvlOverride>
+    <w:lvlOverride w:ilvl="2">
+      <w:startOverride w:val="1"/>
+    </w:lvlOverride>
+    <w:lvlOverride w:ilvl="3">
+      <w:startOverride w:val="1"/>
+    </w:lvlOverride>
+    <w:lvlOverride w:ilvl="4">
+      <w:startOverride w:val="1"/>
+    </w:lvlOverride>
+    <w:lvlOverride w:ilvl="5">
+      <w:startOverride w:val="1"/>
+    </w:lvlOverride>
+    <w:lvlOverride w:ilvl="6">
+      <w:startOverride w:val="1"/>
+    </w:lvlOverride>
+    <w:lvlOverride w:ilvl="7">
+      <w:startOverride w:val="1"/>
+    </w:lvlOverride>
+    <w:lvlOverride w:ilvl="8">
+      <w:startOverride w:val="1"/>
+    </w:lvlOverride>
+  </w:num>
+  <w:num w:numId="1024">
+    <w:abstractNumId w:val="991"/>
+  </w:num>
+  <w:num w:numId="1025">
     <w:abstractNumId w:val="99411"/>
     <w:lvlOverride w:ilvl="0">
       <w:startOverride w:val="1"/>

--- a/_site/operating-system/2025-12-30-guia-de-ranger/index.docx
+++ b/_site/operating-system/2025-12-30-guia-de-ranger/index.docx
@@ -548,7 +548,7 @@
       </w:r>
     </w:p>
     <w:bookmarkEnd w:id="26"/>
-    <w:bookmarkStart w:id="32" w:name="instalación"/>
+    <w:bookmarkStart w:id="35" w:name="instalación"/>
     <w:p>
       <w:pPr>
         <w:pStyle w:val="Heading1"/>
@@ -851,13 +851,948 @@
       </w:r>
     </w:p>
     <w:bookmarkEnd w:id="30"/>
-    <w:bookmarkStart w:id="31" w:name="dependencias-opcionales"/>
+    <w:bookmarkStart w:id="34" w:name="dependencias-opcionales"/>
     <w:p>
       <w:pPr>
         <w:pStyle w:val="Heading2"/>
       </w:pPr>
       <w:r>
         <w:t xml:space="preserve">1.5 Dependencias Opcionales</w:t>
+      </w:r>
+    </w:p>
+    <w:p>
+      <w:pPr>
+        <w:pStyle w:val="FirstParagraph"/>
+      </w:pPr>
+      <w:r>
+        <w:t xml:space="preserve">Para habilitar todas las funcionalidades de previsualización y análisis de archivos en</w:t>
+      </w:r>
+      <w:r>
+        <w:t xml:space="preserve"> </w:t>
+      </w:r>
+      <w:r>
+        <w:rPr>
+          <w:rStyle w:val="VerbatimChar"/>
+        </w:rPr>
+        <w:t xml:space="preserve">ranger</w:t>
+      </w:r>
+      <w:r>
+        <w:t xml:space="preserve">, se recomienda instalar las siguientes dependencias según tu distribución.</w:t>
+      </w:r>
+    </w:p>
+    <w:bookmarkStart w:id="31" w:name="para-debian-ubuntu-derivados"/>
+    <w:p>
+      <w:pPr>
+        <w:pStyle w:val="Heading3"/>
+      </w:pPr>
+      <w:r>
+        <w:t xml:space="preserve">1.5.1 Para Debian / Ubuntu / derivados</w:t>
+      </w:r>
+    </w:p>
+    <w:p>
+      <w:pPr>
+        <w:pStyle w:val="SourceCode"/>
+      </w:pPr>
+      <w:r>
+        <w:rPr>
+          <w:rStyle w:val="CommentTok"/>
+        </w:rPr>
+        <w:t xml:space="preserve"># Básico (casi imprescindible)</w:t>
+      </w:r>
+      <w:r>
+        <w:br/>
+      </w:r>
+      <w:r>
+        <w:rPr>
+          <w:rStyle w:val="FunctionTok"/>
+        </w:rPr>
+        <w:t xml:space="preserve">sudo</w:t>
+      </w:r>
+      <w:r>
+        <w:rPr>
+          <w:rStyle w:val="NormalTok"/>
+        </w:rPr>
+        <w:t xml:space="preserve"> apt install file</w:t>
+      </w:r>
+      <w:r>
+        <w:br/>
+      </w:r>
+      <w:r>
+        <w:br/>
+      </w:r>
+      <w:r>
+        <w:rPr>
+          <w:rStyle w:val="CommentTok"/>
+        </w:rPr>
+        <w:t xml:space="preserve"># Resaltado de sintaxis (elige uno o varios)</w:t>
+      </w:r>
+      <w:r>
+        <w:br/>
+      </w:r>
+      <w:r>
+        <w:rPr>
+          <w:rStyle w:val="FunctionTok"/>
+        </w:rPr>
+        <w:t xml:space="preserve">sudo</w:t>
+      </w:r>
+      <w:r>
+        <w:rPr>
+          <w:rStyle w:val="NormalTok"/>
+        </w:rPr>
+        <w:t xml:space="preserve"> apt install highlight</w:t>
+      </w:r>
+      <w:r>
+        <w:br/>
+      </w:r>
+      <w:r>
+        <w:rPr>
+          <w:rStyle w:val="FunctionTok"/>
+        </w:rPr>
+        <w:t xml:space="preserve">sudo</w:t>
+      </w:r>
+      <w:r>
+        <w:rPr>
+          <w:rStyle w:val="NormalTok"/>
+        </w:rPr>
+        <w:t xml:space="preserve"> apt install bat</w:t>
+      </w:r>
+      <w:r>
+        <w:br/>
+      </w:r>
+      <w:r>
+        <w:rPr>
+          <w:rStyle w:val="CommentTok"/>
+        </w:rPr>
+        <w:t xml:space="preserve"># pygments vía pip si prefieres la versión python:</w:t>
+      </w:r>
+      <w:r>
+        <w:br/>
+      </w:r>
+      <w:r>
+        <w:rPr>
+          <w:rStyle w:val="CommentTok"/>
+        </w:rPr>
+        <w:t xml:space="preserve"># pip install --user pygments</w:t>
+      </w:r>
+      <w:r>
+        <w:br/>
+      </w:r>
+      <w:r>
+        <w:br/>
+      </w:r>
+      <w:r>
+        <w:rPr>
+          <w:rStyle w:val="CommentTok"/>
+        </w:rPr>
+        <w:t xml:space="preserve"># Imágenes (elige según tu terminal)</w:t>
+      </w:r>
+      <w:r>
+        <w:br/>
+      </w:r>
+      <w:r>
+        <w:rPr>
+          <w:rStyle w:val="FunctionTok"/>
+        </w:rPr>
+        <w:t xml:space="preserve">sudo</w:t>
+      </w:r>
+      <w:r>
+        <w:rPr>
+          <w:rStyle w:val="NormalTok"/>
+        </w:rPr>
+        <w:t xml:space="preserve"> apt install w3m w3m-img           </w:t>
+      </w:r>
+      <w:r>
+        <w:rPr>
+          <w:rStyle w:val="CommentTok"/>
+        </w:rPr>
+        <w:t xml:space="preserve"># Método clásico</w:t>
+      </w:r>
+      <w:r>
+        <w:br/>
+      </w:r>
+      <w:r>
+        <w:rPr>
+          <w:rStyle w:val="FunctionTok"/>
+        </w:rPr>
+        <w:t xml:space="preserve">sudo</w:t>
+      </w:r>
+      <w:r>
+        <w:rPr>
+          <w:rStyle w:val="NormalTok"/>
+        </w:rPr>
+        <w:t xml:space="preserve"> apt install caca-utils            </w:t>
+      </w:r>
+      <w:r>
+        <w:rPr>
+          <w:rStyle w:val="CommentTok"/>
+        </w:rPr>
+        <w:t xml:space="preserve"># Arte ASCII alternativo</w:t>
+      </w:r>
+      <w:r>
+        <w:br/>
+      </w:r>
+      <w:r>
+        <w:rPr>
+          <w:rStyle w:val="CommentTok"/>
+        </w:rPr>
+        <w:t xml:space="preserve"># kitty / wezterm / alacritty → mejor con ueberzugpp</w:t>
+      </w:r>
+      <w:r>
+        <w:br/>
+      </w:r>
+      <w:r>
+        <w:br/>
+      </w:r>
+      <w:r>
+        <w:rPr>
+          <w:rStyle w:val="CommentTok"/>
+        </w:rPr>
+        <w:t xml:space="preserve"># Conversión y procesamiento de imágenes</w:t>
+      </w:r>
+      <w:r>
+        <w:br/>
+      </w:r>
+      <w:r>
+        <w:rPr>
+          <w:rStyle w:val="FunctionTok"/>
+        </w:rPr>
+        <w:t xml:space="preserve">sudo</w:t>
+      </w:r>
+      <w:r>
+        <w:rPr>
+          <w:rStyle w:val="NormalTok"/>
+        </w:rPr>
+        <w:t xml:space="preserve"> apt install imagemagick</w:t>
+      </w:r>
+      <w:r>
+        <w:br/>
+      </w:r>
+      <w:r>
+        <w:br/>
+      </w:r>
+      <w:r>
+        <w:rPr>
+          <w:rStyle w:val="CommentTok"/>
+        </w:rPr>
+        <w:t xml:space="preserve"># Archivos comprimidos</w:t>
+      </w:r>
+      <w:r>
+        <w:br/>
+      </w:r>
+      <w:r>
+        <w:rPr>
+          <w:rStyle w:val="FunctionTok"/>
+        </w:rPr>
+        <w:t xml:space="preserve">sudo</w:t>
+      </w:r>
+      <w:r>
+        <w:rPr>
+          <w:rStyle w:val="NormalTok"/>
+        </w:rPr>
+        <w:t xml:space="preserve"> apt install atool unrar p7zip-full</w:t>
+      </w:r>
+      <w:r>
+        <w:br/>
+      </w:r>
+      <w:r>
+        <w:br/>
+      </w:r>
+      <w:r>
+        <w:rPr>
+          <w:rStyle w:val="CommentTok"/>
+        </w:rPr>
+        <w:t xml:space="preserve"># PDFs</w:t>
+      </w:r>
+      <w:r>
+        <w:br/>
+      </w:r>
+      <w:r>
+        <w:rPr>
+          <w:rStyle w:val="FunctionTok"/>
+        </w:rPr>
+        <w:t xml:space="preserve">sudo</w:t>
+      </w:r>
+      <w:r>
+        <w:rPr>
+          <w:rStyle w:val="NormalTok"/>
+        </w:rPr>
+        <w:t xml:space="preserve"> apt install poppler-utils</w:t>
+      </w:r>
+      <w:r>
+        <w:br/>
+      </w:r>
+      <w:r>
+        <w:br/>
+      </w:r>
+      <w:r>
+        <w:rPr>
+          <w:rStyle w:val="CommentTok"/>
+        </w:rPr>
+        <w:t xml:space="preserve"># Miniaturas de video</w:t>
+      </w:r>
+      <w:r>
+        <w:br/>
+      </w:r>
+      <w:r>
+        <w:rPr>
+          <w:rStyle w:val="FunctionTok"/>
+        </w:rPr>
+        <w:t xml:space="preserve">sudo</w:t>
+      </w:r>
+      <w:r>
+        <w:rPr>
+          <w:rStyle w:val="NormalTok"/>
+        </w:rPr>
+        <w:t xml:space="preserve"> apt install ffmpegthumbnailer</w:t>
+      </w:r>
+      <w:r>
+        <w:br/>
+      </w:r>
+      <w:r>
+        <w:br/>
+      </w:r>
+      <w:r>
+        <w:rPr>
+          <w:rStyle w:val="CommentTok"/>
+        </w:rPr>
+        <w:t xml:space="preserve"># Información de medios</w:t>
+      </w:r>
+      <w:r>
+        <w:br/>
+      </w:r>
+      <w:r>
+        <w:rPr>
+          <w:rStyle w:val="FunctionTok"/>
+        </w:rPr>
+        <w:t xml:space="preserve">sudo</w:t>
+      </w:r>
+      <w:r>
+        <w:rPr>
+          <w:rStyle w:val="NormalTok"/>
+        </w:rPr>
+        <w:t xml:space="preserve"> apt install mediainfo</w:t>
+      </w:r>
+      <w:r>
+        <w:br/>
+      </w:r>
+      <w:r>
+        <w:br/>
+      </w:r>
+      <w:r>
+        <w:rPr>
+          <w:rStyle w:val="CommentTok"/>
+        </w:rPr>
+        <w:t xml:space="preserve"># Idiomas y codificación especial</w:t>
+      </w:r>
+      <w:r>
+        <w:br/>
+      </w:r>
+      <w:r>
+        <w:rPr>
+          <w:rStyle w:val="FunctionTok"/>
+        </w:rPr>
+        <w:t xml:space="preserve">sudo</w:t>
+      </w:r>
+      <w:r>
+        <w:rPr>
+          <w:rStyle w:val="NormalTok"/>
+        </w:rPr>
+        <w:t xml:space="preserve"> apt install python3-chardet</w:t>
+      </w:r>
+      <w:r>
+        <w:br/>
+      </w:r>
+      <w:r>
+        <w:rPr>
+          <w:rStyle w:val="ExtensionTok"/>
+        </w:rPr>
+        <w:t xml:space="preserve">pip</w:t>
+      </w:r>
+      <w:r>
+        <w:rPr>
+          <w:rStyle w:val="NormalTok"/>
+        </w:rPr>
+        <w:t xml:space="preserve"> install </w:t>
+      </w:r>
+      <w:r>
+        <w:rPr>
+          <w:rStyle w:val="AttributeTok"/>
+        </w:rPr>
+        <w:t xml:space="preserve">--user</w:t>
+      </w:r>
+      <w:r>
+        <w:rPr>
+          <w:rStyle w:val="NormalTok"/>
+        </w:rPr>
+        <w:t xml:space="preserve"> python-bidi        </w:t>
+      </w:r>
+      <w:r>
+        <w:rPr>
+          <w:rStyle w:val="CommentTok"/>
+        </w:rPr>
+        <w:t xml:space="preserve"># Para árabe, hebreo, etc.</w:t>
+      </w:r>
+      <w:r>
+        <w:br/>
+      </w:r>
+      <w:r>
+        <w:br/>
+      </w:r>
+      <w:r>
+        <w:rPr>
+          <w:rStyle w:val="CommentTok"/>
+        </w:rPr>
+        <w:t xml:space="preserve"># Convertir SVG</w:t>
+      </w:r>
+      <w:r>
+        <w:br/>
+      </w:r>
+      <w:r>
+        <w:rPr>
+          <w:rStyle w:val="FunctionTok"/>
+        </w:rPr>
+        <w:t xml:space="preserve">sudo</w:t>
+      </w:r>
+      <w:r>
+        <w:rPr>
+          <w:rStyle w:val="NormalTok"/>
+        </w:rPr>
+        <w:t xml:space="preserve"> apt-get install librsvg2-bin</w:t>
+      </w:r>
+    </w:p>
+    <w:bookmarkEnd w:id="31"/>
+    <w:bookmarkStart w:id="32" w:name="para-arch-linux-manjaro-derivados"/>
+    <w:p>
+      <w:pPr>
+        <w:pStyle w:val="Heading3"/>
+      </w:pPr>
+      <w:r>
+        <w:t xml:space="preserve">1.5.2 Para Arch Linux / Manjaro / derivados</w:t>
+      </w:r>
+    </w:p>
+    <w:p>
+      <w:pPr>
+        <w:pStyle w:val="SourceCode"/>
+      </w:pPr>
+      <w:r>
+        <w:rPr>
+          <w:rStyle w:val="CommentTok"/>
+        </w:rPr>
+        <w:t xml:space="preserve"># Básico (casi imprescindible)</w:t>
+      </w:r>
+      <w:r>
+        <w:br/>
+      </w:r>
+      <w:r>
+        <w:rPr>
+          <w:rStyle w:val="FunctionTok"/>
+        </w:rPr>
+        <w:t xml:space="preserve">sudo</w:t>
+      </w:r>
+      <w:r>
+        <w:rPr>
+          <w:rStyle w:val="NormalTok"/>
+        </w:rPr>
+        <w:t xml:space="preserve"> pacman </w:t>
+      </w:r>
+      <w:r>
+        <w:rPr>
+          <w:rStyle w:val="AttributeTok"/>
+        </w:rPr>
+        <w:t xml:space="preserve">-S</w:t>
+      </w:r>
+      <w:r>
+        <w:rPr>
+          <w:rStyle w:val="NormalTok"/>
+        </w:rPr>
+        <w:t xml:space="preserve"> file</w:t>
+      </w:r>
+      <w:r>
+        <w:br/>
+      </w:r>
+      <w:r>
+        <w:br/>
+      </w:r>
+      <w:r>
+        <w:rPr>
+          <w:rStyle w:val="CommentTok"/>
+        </w:rPr>
+        <w:t xml:space="preserve"># Resaltado de sintaxis (elige uno o varios)</w:t>
+      </w:r>
+      <w:r>
+        <w:br/>
+      </w:r>
+      <w:r>
+        <w:rPr>
+          <w:rStyle w:val="FunctionTok"/>
+        </w:rPr>
+        <w:t xml:space="preserve">sudo</w:t>
+      </w:r>
+      <w:r>
+        <w:rPr>
+          <w:rStyle w:val="NormalTok"/>
+        </w:rPr>
+        <w:t xml:space="preserve"> pacman </w:t>
+      </w:r>
+      <w:r>
+        <w:rPr>
+          <w:rStyle w:val="AttributeTok"/>
+        </w:rPr>
+        <w:t xml:space="preserve">-S</w:t>
+      </w:r>
+      <w:r>
+        <w:rPr>
+          <w:rStyle w:val="NormalTok"/>
+        </w:rPr>
+        <w:t xml:space="preserve"> highlight</w:t>
+      </w:r>
+      <w:r>
+        <w:br/>
+      </w:r>
+      <w:r>
+        <w:rPr>
+          <w:rStyle w:val="FunctionTok"/>
+        </w:rPr>
+        <w:t xml:space="preserve">sudo</w:t>
+      </w:r>
+      <w:r>
+        <w:rPr>
+          <w:rStyle w:val="NormalTok"/>
+        </w:rPr>
+        <w:t xml:space="preserve"> pacman </w:t>
+      </w:r>
+      <w:r>
+        <w:rPr>
+          <w:rStyle w:val="AttributeTok"/>
+        </w:rPr>
+        <w:t xml:space="preserve">-S</w:t>
+      </w:r>
+      <w:r>
+        <w:rPr>
+          <w:rStyle w:val="NormalTok"/>
+        </w:rPr>
+        <w:t xml:space="preserve"> bat</w:t>
+      </w:r>
+      <w:r>
+        <w:br/>
+      </w:r>
+      <w:r>
+        <w:rPr>
+          <w:rStyle w:val="CommentTok"/>
+        </w:rPr>
+        <w:t xml:space="preserve"># pygments vía pip si prefieres:</w:t>
+      </w:r>
+      <w:r>
+        <w:br/>
+      </w:r>
+      <w:r>
+        <w:rPr>
+          <w:rStyle w:val="CommentTok"/>
+        </w:rPr>
+        <w:t xml:space="preserve"># pip install --user pygments</w:t>
+      </w:r>
+      <w:r>
+        <w:br/>
+      </w:r>
+      <w:r>
+        <w:br/>
+      </w:r>
+      <w:r>
+        <w:rPr>
+          <w:rStyle w:val="CommentTok"/>
+        </w:rPr>
+        <w:t xml:space="preserve"># Imágenes (elige según tu terminal)</w:t>
+      </w:r>
+      <w:r>
+        <w:br/>
+      </w:r>
+      <w:r>
+        <w:rPr>
+          <w:rStyle w:val="FunctionTok"/>
+        </w:rPr>
+        <w:t xml:space="preserve">sudo</w:t>
+      </w:r>
+      <w:r>
+        <w:rPr>
+          <w:rStyle w:val="NormalTok"/>
+        </w:rPr>
+        <w:t xml:space="preserve"> pacman </w:t>
+      </w:r>
+      <w:r>
+        <w:rPr>
+          <w:rStyle w:val="AttributeTok"/>
+        </w:rPr>
+        <w:t xml:space="preserve">-S</w:t>
+      </w:r>
+      <w:r>
+        <w:rPr>
+          <w:rStyle w:val="NormalTok"/>
+        </w:rPr>
+        <w:t xml:space="preserve"> w3m libcaca             </w:t>
+      </w:r>
+      <w:r>
+        <w:rPr>
+          <w:rStyle w:val="CommentTok"/>
+        </w:rPr>
+        <w:t xml:space="preserve"># Método clásico + ASCII</w:t>
+      </w:r>
+      <w:r>
+        <w:br/>
+      </w:r>
+      <w:r>
+        <w:rPr>
+          <w:rStyle w:val="FunctionTok"/>
+        </w:rPr>
+        <w:t xml:space="preserve">sudo</w:t>
+      </w:r>
+      <w:r>
+        <w:rPr>
+          <w:rStyle w:val="NormalTok"/>
+        </w:rPr>
+        <w:t xml:space="preserve"> pacman </w:t>
+      </w:r>
+      <w:r>
+        <w:rPr>
+          <w:rStyle w:val="AttributeTok"/>
+        </w:rPr>
+        <w:t xml:space="preserve">-S</w:t>
+      </w:r>
+      <w:r>
+        <w:rPr>
+          <w:rStyle w:val="NormalTok"/>
+        </w:rPr>
+        <w:t xml:space="preserve"> ueberzugpp              </w:t>
+      </w:r>
+      <w:r>
+        <w:rPr>
+          <w:rStyle w:val="CommentTok"/>
+        </w:rPr>
+        <w:t xml:space="preserve"># Muy recomendado (mejor que w3m)</w:t>
+      </w:r>
+      <w:r>
+        <w:br/>
+      </w:r>
+      <w:r>
+        <w:rPr>
+          <w:rStyle w:val="CommentTok"/>
+        </w:rPr>
+        <w:t xml:space="preserve"># kitty / wezterm → soporte nativo excelente</w:t>
+      </w:r>
+      <w:r>
+        <w:br/>
+      </w:r>
+      <w:r>
+        <w:br/>
+      </w:r>
+      <w:r>
+        <w:rPr>
+          <w:rStyle w:val="CommentTok"/>
+        </w:rPr>
+        <w:t xml:space="preserve"># Conversión y procesamiento de imágenes</w:t>
+      </w:r>
+      <w:r>
+        <w:br/>
+      </w:r>
+      <w:r>
+        <w:rPr>
+          <w:rStyle w:val="FunctionTok"/>
+        </w:rPr>
+        <w:t xml:space="preserve">sudo</w:t>
+      </w:r>
+      <w:r>
+        <w:rPr>
+          <w:rStyle w:val="NormalTok"/>
+        </w:rPr>
+        <w:t xml:space="preserve"> pacman </w:t>
+      </w:r>
+      <w:r>
+        <w:rPr>
+          <w:rStyle w:val="AttributeTok"/>
+        </w:rPr>
+        <w:t xml:space="preserve">-S</w:t>
+      </w:r>
+      <w:r>
+        <w:rPr>
+          <w:rStyle w:val="NormalTok"/>
+        </w:rPr>
+        <w:t xml:space="preserve"> imagemagick</w:t>
+      </w:r>
+      <w:r>
+        <w:br/>
+      </w:r>
+      <w:r>
+        <w:br/>
+      </w:r>
+      <w:r>
+        <w:rPr>
+          <w:rStyle w:val="CommentTok"/>
+        </w:rPr>
+        <w:t xml:space="preserve"># Archivos comprimidos</w:t>
+      </w:r>
+      <w:r>
+        <w:br/>
+      </w:r>
+      <w:r>
+        <w:rPr>
+          <w:rStyle w:val="FunctionTok"/>
+        </w:rPr>
+        <w:t xml:space="preserve">sudo</w:t>
+      </w:r>
+      <w:r>
+        <w:rPr>
+          <w:rStyle w:val="NormalTok"/>
+        </w:rPr>
+        <w:t xml:space="preserve"> pacman </w:t>
+      </w:r>
+      <w:r>
+        <w:rPr>
+          <w:rStyle w:val="AttributeTok"/>
+        </w:rPr>
+        <w:t xml:space="preserve">-S</w:t>
+      </w:r>
+      <w:r>
+        <w:rPr>
+          <w:rStyle w:val="NormalTok"/>
+        </w:rPr>
+        <w:t xml:space="preserve"> atool unrar p7zip</w:t>
+      </w:r>
+      <w:r>
+        <w:br/>
+      </w:r>
+      <w:r>
+        <w:br/>
+      </w:r>
+      <w:r>
+        <w:rPr>
+          <w:rStyle w:val="CommentTok"/>
+        </w:rPr>
+        <w:t xml:space="preserve"># PDFs</w:t>
+      </w:r>
+      <w:r>
+        <w:br/>
+      </w:r>
+      <w:r>
+        <w:rPr>
+          <w:rStyle w:val="FunctionTok"/>
+        </w:rPr>
+        <w:t xml:space="preserve">sudo</w:t>
+      </w:r>
+      <w:r>
+        <w:rPr>
+          <w:rStyle w:val="NormalTok"/>
+        </w:rPr>
+        <w:t xml:space="preserve"> pacman </w:t>
+      </w:r>
+      <w:r>
+        <w:rPr>
+          <w:rStyle w:val="AttributeTok"/>
+        </w:rPr>
+        <w:t xml:space="preserve">-S</w:t>
+      </w:r>
+      <w:r>
+        <w:rPr>
+          <w:rStyle w:val="NormalTok"/>
+        </w:rPr>
+        <w:t xml:space="preserve"> poppler</w:t>
+      </w:r>
+      <w:r>
+        <w:br/>
+      </w:r>
+      <w:r>
+        <w:br/>
+      </w:r>
+      <w:r>
+        <w:rPr>
+          <w:rStyle w:val="CommentTok"/>
+        </w:rPr>
+        <w:t xml:space="preserve"># Miniaturas de video</w:t>
+      </w:r>
+      <w:r>
+        <w:br/>
+      </w:r>
+      <w:r>
+        <w:rPr>
+          <w:rStyle w:val="FunctionTok"/>
+        </w:rPr>
+        <w:t xml:space="preserve">sudo</w:t>
+      </w:r>
+      <w:r>
+        <w:rPr>
+          <w:rStyle w:val="NormalTok"/>
+        </w:rPr>
+        <w:t xml:space="preserve"> pacman </w:t>
+      </w:r>
+      <w:r>
+        <w:rPr>
+          <w:rStyle w:val="AttributeTok"/>
+        </w:rPr>
+        <w:t xml:space="preserve">-S</w:t>
+      </w:r>
+      <w:r>
+        <w:rPr>
+          <w:rStyle w:val="NormalTok"/>
+        </w:rPr>
+        <w:t xml:space="preserve"> ffmpegthumbnailer</w:t>
+      </w:r>
+      <w:r>
+        <w:br/>
+      </w:r>
+      <w:r>
+        <w:br/>
+      </w:r>
+      <w:r>
+        <w:rPr>
+          <w:rStyle w:val="CommentTok"/>
+        </w:rPr>
+        <w:t xml:space="preserve"># Información de medios</w:t>
+      </w:r>
+      <w:r>
+        <w:br/>
+      </w:r>
+      <w:r>
+        <w:rPr>
+          <w:rStyle w:val="FunctionTok"/>
+        </w:rPr>
+        <w:t xml:space="preserve">sudo</w:t>
+      </w:r>
+      <w:r>
+        <w:rPr>
+          <w:rStyle w:val="NormalTok"/>
+        </w:rPr>
+        <w:t xml:space="preserve"> pacman </w:t>
+      </w:r>
+      <w:r>
+        <w:rPr>
+          <w:rStyle w:val="AttributeTok"/>
+        </w:rPr>
+        <w:t xml:space="preserve">-S</w:t>
+      </w:r>
+      <w:r>
+        <w:rPr>
+          <w:rStyle w:val="NormalTok"/>
+        </w:rPr>
+        <w:t xml:space="preserve"> mediainfo</w:t>
+      </w:r>
+      <w:r>
+        <w:br/>
+      </w:r>
+      <w:r>
+        <w:br/>
+      </w:r>
+      <w:r>
+        <w:rPr>
+          <w:rStyle w:val="CommentTok"/>
+        </w:rPr>
+        <w:t xml:space="preserve"># Idiomas y codificación especial</w:t>
+      </w:r>
+      <w:r>
+        <w:br/>
+      </w:r>
+      <w:r>
+        <w:rPr>
+          <w:rStyle w:val="FunctionTok"/>
+        </w:rPr>
+        <w:t xml:space="preserve">sudo</w:t>
+      </w:r>
+      <w:r>
+        <w:rPr>
+          <w:rStyle w:val="NormalTok"/>
+        </w:rPr>
+        <w:t xml:space="preserve"> pacman </w:t>
+      </w:r>
+      <w:r>
+        <w:rPr>
+          <w:rStyle w:val="AttributeTok"/>
+        </w:rPr>
+        <w:t xml:space="preserve">-S</w:t>
+      </w:r>
+      <w:r>
+        <w:rPr>
+          <w:rStyle w:val="NormalTok"/>
+        </w:rPr>
+        <w:t xml:space="preserve"> python-chardet</w:t>
+      </w:r>
+      <w:r>
+        <w:br/>
+      </w:r>
+      <w:r>
+        <w:rPr>
+          <w:rStyle w:val="FunctionTok"/>
+        </w:rPr>
+        <w:t xml:space="preserve">sudo</w:t>
+      </w:r>
+      <w:r>
+        <w:rPr>
+          <w:rStyle w:val="NormalTok"/>
+        </w:rPr>
+        <w:t xml:space="preserve"> pacman </w:t>
+      </w:r>
+      <w:r>
+        <w:rPr>
+          <w:rStyle w:val="AttributeTok"/>
+        </w:rPr>
+        <w:t xml:space="preserve">-S</w:t>
+      </w:r>
+      <w:r>
+        <w:rPr>
+          <w:rStyle w:val="NormalTok"/>
+        </w:rPr>
+        <w:t xml:space="preserve"> python-bidi             </w:t>
+      </w:r>
+      <w:r>
+        <w:rPr>
+          <w:rStyle w:val="CommentTok"/>
+        </w:rPr>
+        <w:t xml:space="preserve"># Para textos RTL (árabe, hebreo...)</w:t>
+      </w:r>
+      <w:r>
+        <w:br/>
+      </w:r>
+      <w:r>
+        <w:br/>
+      </w:r>
+      <w:r>
+        <w:rPr>
+          <w:rStyle w:val="CommentTok"/>
+        </w:rPr>
+        <w:t xml:space="preserve"># Convertir SVG</w:t>
+      </w:r>
+      <w:r>
+        <w:br/>
+      </w:r>
+      <w:r>
+        <w:rPr>
+          <w:rStyle w:val="FunctionTok"/>
+        </w:rPr>
+        <w:t xml:space="preserve">sudo</w:t>
+      </w:r>
+      <w:r>
+        <w:rPr>
+          <w:rStyle w:val="NormalTok"/>
+        </w:rPr>
+        <w:t xml:space="preserve"> pacman </w:t>
+      </w:r>
+      <w:r>
+        <w:rPr>
+          <w:rStyle w:val="AttributeTok"/>
+        </w:rPr>
+        <w:t xml:space="preserve">-S</w:t>
+      </w:r>
+      <w:r>
+        <w:rPr>
+          <w:rStyle w:val="NormalTok"/>
+        </w:rPr>
+        <w:t xml:space="preserve"> librsvg</w:t>
+      </w:r>
+    </w:p>
+    <w:bookmarkEnd w:id="32"/>
+    <w:bookmarkStart w:id="33" w:name="X654504064728ba28f7fe883f6c68076f638e3d4"/>
+    <w:p>
+      <w:pPr>
+        <w:pStyle w:val="Heading3"/>
+      </w:pPr>
+      <w:r>
+        <w:t xml:space="preserve">1.5.3 Instalación recomendada mínima (elige según tu caso)</w:t>
       </w:r>
     </w:p>
     <w:p>
@@ -869,7 +1804,7 @@
           <w:b/>
           <w:bCs/>
         </w:rPr>
-        <w:t xml:space="preserve">Para funcionalidad completa:</w:t>
+        <w:t xml:space="preserve">Usuario de Arch + kitty/wezterm:</w:t>
       </w:r>
     </w:p>
     <w:p>
@@ -878,9 +1813,51 @@
       </w:pPr>
       <w:r>
         <w:rPr>
+          <w:rStyle w:val="FunctionTok"/>
+        </w:rPr>
+        <w:t xml:space="preserve">sudo</w:t>
+      </w:r>
+      <w:r>
+        <w:rPr>
+          <w:rStyle w:val="NormalTok"/>
+        </w:rPr>
+        <w:t xml:space="preserve"> pacman </w:t>
+      </w:r>
+      <w:r>
+        <w:rPr>
+          <w:rStyle w:val="AttributeTok"/>
+        </w:rPr>
+        <w:t xml:space="preserve">-S</w:t>
+      </w:r>
+      <w:r>
+        <w:rPr>
+          <w:rStyle w:val="NormalTok"/>
+        </w:rPr>
+        <w:t xml:space="preserve"> file highlight bat imagemagick ffmpegthumbnailer </w:t>
+      </w:r>
+      <w:r>
+        <w:rPr>
+          <w:rStyle w:val="DataTypeTok"/>
+        </w:rPr>
+        <w:t xml:space="preserve">\</w:t>
+      </w:r>
+      <w:r>
+        <w:br/>
+      </w:r>
+      <w:r>
+        <w:rPr>
+          <w:rStyle w:val="NormalTok"/>
+        </w:rPr>
+        <w:t xml:space="preserve">poppler mediainfo ueberzugpp</w:t>
+      </w:r>
+      <w:r>
+        <w:br/>
+      </w:r>
+      <w:r>
+        <w:rPr>
           <w:rStyle w:val="CommentTok"/>
         </w:rPr>
-        <w:t xml:space="preserve"># Determinar tipos de archivo</w:t>
+        <w:t xml:space="preserve"># Opcional pero muy útil:</w:t>
       </w:r>
       <w:r>
         <w:br/>
@@ -895,10 +1872,63 @@
         <w:rPr>
           <w:rStyle w:val="NormalTok"/>
         </w:rPr>
-        <w:t xml:space="preserve"> apt-get install file</w:t>
-      </w:r>
-      <w:r>
-        <w:br/>
+        <w:t xml:space="preserve"> pacman </w:t>
+      </w:r>
+      <w:r>
+        <w:rPr>
+          <w:rStyle w:val="AttributeTok"/>
+        </w:rPr>
+        <w:t xml:space="preserve">-S</w:t>
+      </w:r>
+      <w:r>
+        <w:rPr>
+          <w:rStyle w:val="NormalTok"/>
+        </w:rPr>
+        <w:t xml:space="preserve"> atool unrar p7zip python-bidi python-chardet</w:t>
+      </w:r>
+    </w:p>
+    <w:p>
+      <w:pPr>
+        <w:pStyle w:val="FirstParagraph"/>
+      </w:pPr>
+      <w:r>
+        <w:rPr>
+          <w:b/>
+          <w:bCs/>
+        </w:rPr>
+        <w:t xml:space="preserve">Usuario de Ubuntu + terminal clásico:</w:t>
+      </w:r>
+    </w:p>
+    <w:p>
+      <w:pPr>
+        <w:pStyle w:val="SourceCode"/>
+      </w:pPr>
+      <w:r>
+        <w:rPr>
+          <w:rStyle w:val="FunctionTok"/>
+        </w:rPr>
+        <w:t xml:space="preserve">sudo</w:t>
+      </w:r>
+      <w:r>
+        <w:rPr>
+          <w:rStyle w:val="NormalTok"/>
+        </w:rPr>
+        <w:t xml:space="preserve"> apt install file highlight imagemagick ffmpegthumbnailer </w:t>
+      </w:r>
+      <w:r>
+        <w:rPr>
+          <w:rStyle w:val="DataTypeTok"/>
+        </w:rPr>
+        <w:t xml:space="preserve">\</w:t>
+      </w:r>
+      <w:r>
+        <w:br/>
+      </w:r>
+      <w:r>
+        <w:rPr>
+          <w:rStyle w:val="NormalTok"/>
+        </w:rPr>
+        <w:t xml:space="preserve">poppler-utils mediainfo w3m w3m-img atool unrar p7zip-full python3-chardet</w:t>
       </w:r>
       <w:r>
         <w:br/>
@@ -907,7 +1937,47 @@
         <w:rPr>
           <w:rStyle w:val="CommentTok"/>
         </w:rPr>
-        <w:t xml:space="preserve"># Detección mejorada de codificación</w:t>
+        <w:t xml:space="preserve"># Opcional: pip install --user python-bidi</w:t>
+      </w:r>
+    </w:p>
+    <w:bookmarkEnd w:id="33"/>
+    <w:bookmarkEnd w:id="34"/>
+    <w:bookmarkEnd w:id="35"/>
+    <w:bookmarkStart w:id="39" w:name="configuración-inicial"/>
+    <w:p>
+      <w:pPr>
+        <w:pStyle w:val="Heading1"/>
+      </w:pPr>
+      <w:r>
+        <w:t xml:space="preserve">2. Configuración Inicial</w:t>
+      </w:r>
+    </w:p>
+    <w:bookmarkStart w:id="36" w:name="generar-archivos-de-configuración"/>
+    <w:p>
+      <w:pPr>
+        <w:pStyle w:val="Heading2"/>
+      </w:pPr>
+      <w:r>
+        <w:t xml:space="preserve">2.1 Generar Archivos de Configuración</w:t>
+      </w:r>
+    </w:p>
+    <w:p>
+      <w:pPr>
+        <w:pStyle w:val="FirstParagraph"/>
+      </w:pPr>
+      <w:r>
+        <w:t xml:space="preserve">Ranger puede copiar automáticamente los archivos de configuración por defecto:</w:t>
+      </w:r>
+    </w:p>
+    <w:p>
+      <w:pPr>
+        <w:pStyle w:val="SourceCode"/>
+      </w:pPr>
+      <w:r>
+        <w:rPr>
+          <w:rStyle w:val="CommentTok"/>
+        </w:rPr>
+        <w:t xml:space="preserve"># Copiar todas las configuraciones</w:t>
       </w:r>
       <w:r>
         <w:br/>
@@ -916,13 +1986,31 @@
         <w:rPr>
           <w:rStyle w:val="ExtensionTok"/>
         </w:rPr>
-        <w:t xml:space="preserve">pip</w:t>
-      </w:r>
-      <w:r>
-        <w:rPr>
-          <w:rStyle w:val="NormalTok"/>
-        </w:rPr>
-        <w:t xml:space="preserve"> install chardet</w:t>
+        <w:t xml:space="preserve">ranger</w:t>
+      </w:r>
+      <w:r>
+        <w:rPr>
+          <w:rStyle w:val="NormalTok"/>
+        </w:rPr>
+        <w:t xml:space="preserve"> </w:t>
+      </w:r>
+      <w:r>
+        <w:rPr>
+          <w:rStyle w:val="AttributeTok"/>
+        </w:rPr>
+        <w:t xml:space="preserve">--copy-config</w:t>
+      </w:r>
+      <w:r>
+        <w:rPr>
+          <w:rStyle w:val="OperatorTok"/>
+        </w:rPr>
+        <w:t xml:space="preserve">=</w:t>
+      </w:r>
+      <w:r>
+        <w:rPr>
+          <w:rStyle w:val="NormalTok"/>
+        </w:rPr>
+        <w:t xml:space="preserve">all</w:t>
       </w:r>
       <w:r>
         <w:br/>
@@ -934,7 +2022,7 @@
         <w:rPr>
           <w:rStyle w:val="CommentTok"/>
         </w:rPr>
-        <w:t xml:space="preserve"># Nombres bidireccionales (árabe, hebreo)</w:t>
+        <w:t xml:space="preserve"># Copiar archivos específicos</w:t>
       </w:r>
       <w:r>
         <w:br/>
@@ -943,652 +2031,313 @@
         <w:rPr>
           <w:rStyle w:val="ExtensionTok"/>
         </w:rPr>
-        <w:t xml:space="preserve">pip</w:t>
-      </w:r>
-      <w:r>
-        <w:rPr>
-          <w:rStyle w:val="NormalTok"/>
-        </w:rPr>
-        <w:t xml:space="preserve"> install python-bidi</w:t>
-      </w:r>
-      <w:r>
-        <w:br/>
-      </w:r>
-      <w:r>
-        <w:br/>
+        <w:t xml:space="preserve">ranger</w:t>
+      </w:r>
+      <w:r>
+        <w:rPr>
+          <w:rStyle w:val="NormalTok"/>
+        </w:rPr>
+        <w:t xml:space="preserve"> </w:t>
+      </w:r>
+      <w:r>
+        <w:rPr>
+          <w:rStyle w:val="AttributeTok"/>
+        </w:rPr>
+        <w:t xml:space="preserve">--copy-config</w:t>
+      </w:r>
+      <w:r>
+        <w:rPr>
+          <w:rStyle w:val="OperatorTok"/>
+        </w:rPr>
+        <w:t xml:space="preserve">=</w:t>
+      </w:r>
+      <w:r>
+        <w:rPr>
+          <w:rStyle w:val="NormalTok"/>
+        </w:rPr>
+        <w:t xml:space="preserve">rc          </w:t>
       </w:r>
       <w:r>
         <w:rPr>
           <w:rStyle w:val="CommentTok"/>
         </w:rPr>
-        <w:t xml:space="preserve"># Previsualización de imágenes</w:t>
-      </w:r>
-      <w:r>
-        <w:br/>
-      </w:r>
-      <w:r>
-        <w:rPr>
-          <w:rStyle w:val="FunctionTok"/>
-        </w:rPr>
-        <w:t xml:space="preserve">sudo</w:t>
-      </w:r>
-      <w:r>
-        <w:rPr>
-          <w:rStyle w:val="NormalTok"/>
-        </w:rPr>
-        <w:t xml:space="preserve"> apt-get install caca-utils w3m-img</w:t>
-      </w:r>
-      <w:r>
-        <w:br/>
-      </w:r>
-      <w:r>
-        <w:br/>
+        <w:t xml:space="preserve"># Configuración principal</w:t>
+      </w:r>
+      <w:r>
+        <w:br/>
+      </w:r>
+      <w:r>
+        <w:rPr>
+          <w:rStyle w:val="ExtensionTok"/>
+        </w:rPr>
+        <w:t xml:space="preserve">ranger</w:t>
+      </w:r>
+      <w:r>
+        <w:rPr>
+          <w:rStyle w:val="NormalTok"/>
+        </w:rPr>
+        <w:t xml:space="preserve"> </w:t>
+      </w:r>
+      <w:r>
+        <w:rPr>
+          <w:rStyle w:val="AttributeTok"/>
+        </w:rPr>
+        <w:t xml:space="preserve">--copy-config</w:t>
+      </w:r>
+      <w:r>
+        <w:rPr>
+          <w:rStyle w:val="OperatorTok"/>
+        </w:rPr>
+        <w:t xml:space="preserve">=</w:t>
+      </w:r>
+      <w:r>
+        <w:rPr>
+          <w:rStyle w:val="NormalTok"/>
+        </w:rPr>
+        <w:t xml:space="preserve">rifle       </w:t>
       </w:r>
       <w:r>
         <w:rPr>
           <w:rStyle w:val="CommentTok"/>
         </w:rPr>
-        <w:t xml:space="preserve"># Conversión de imágenes</w:t>
-      </w:r>
-      <w:r>
-        <w:br/>
-      </w:r>
-      <w:r>
-        <w:rPr>
-          <w:rStyle w:val="FunctionTok"/>
-        </w:rPr>
-        <w:t xml:space="preserve">sudo</w:t>
-      </w:r>
-      <w:r>
-        <w:rPr>
-          <w:rStyle w:val="NormalTok"/>
-        </w:rPr>
-        <w:t xml:space="preserve"> apt-get install imagemagick</w:t>
-      </w:r>
-      <w:r>
-        <w:br/>
-      </w:r>
-      <w:r>
-        <w:br/>
+        <w:t xml:space="preserve"># Configuración de rifle</w:t>
+      </w:r>
+      <w:r>
+        <w:br/>
+      </w:r>
+      <w:r>
+        <w:rPr>
+          <w:rStyle w:val="ExtensionTok"/>
+        </w:rPr>
+        <w:t xml:space="preserve">ranger</w:t>
+      </w:r>
+      <w:r>
+        <w:rPr>
+          <w:rStyle w:val="NormalTok"/>
+        </w:rPr>
+        <w:t xml:space="preserve"> </w:t>
+      </w:r>
+      <w:r>
+        <w:rPr>
+          <w:rStyle w:val="AttributeTok"/>
+        </w:rPr>
+        <w:t xml:space="preserve">--copy-config</w:t>
+      </w:r>
+      <w:r>
+        <w:rPr>
+          <w:rStyle w:val="OperatorTok"/>
+        </w:rPr>
+        <w:t xml:space="preserve">=</w:t>
+      </w:r>
+      <w:r>
+        <w:rPr>
+          <w:rStyle w:val="NormalTok"/>
+        </w:rPr>
+        <w:t xml:space="preserve">scope       </w:t>
       </w:r>
       <w:r>
         <w:rPr>
           <w:rStyle w:val="CommentTok"/>
         </w:rPr>
-        <w:t xml:space="preserve"># Resaltado de sintaxis</w:t>
-      </w:r>
-      <w:r>
-        <w:br/>
-      </w:r>
-      <w:r>
-        <w:rPr>
-          <w:rStyle w:val="FunctionTok"/>
-        </w:rPr>
-        <w:t xml:space="preserve">sudo</w:t>
-      </w:r>
-      <w:r>
-        <w:rPr>
-          <w:rStyle w:val="NormalTok"/>
-        </w:rPr>
-        <w:t xml:space="preserve"> apt-get install highlight</w:t>
-      </w:r>
-      <w:r>
-        <w:br/>
+        <w:t xml:space="preserve"># Script de previsualización</w:t>
+      </w:r>
+      <w:r>
+        <w:br/>
+      </w:r>
+      <w:r>
+        <w:rPr>
+          <w:rStyle w:val="ExtensionTok"/>
+        </w:rPr>
+        <w:t xml:space="preserve">ranger</w:t>
+      </w:r>
+      <w:r>
+        <w:rPr>
+          <w:rStyle w:val="NormalTok"/>
+        </w:rPr>
+        <w:t xml:space="preserve"> </w:t>
+      </w:r>
+      <w:r>
+        <w:rPr>
+          <w:rStyle w:val="AttributeTok"/>
+        </w:rPr>
+        <w:t xml:space="preserve">--copy-config</w:t>
+      </w:r>
+      <w:r>
+        <w:rPr>
+          <w:rStyle w:val="OperatorTok"/>
+        </w:rPr>
+        <w:t xml:space="preserve">=</w:t>
+      </w:r>
+      <w:r>
+        <w:rPr>
+          <w:rStyle w:val="NormalTok"/>
+        </w:rPr>
+        <w:t xml:space="preserve">commands    </w:t>
       </w:r>
       <w:r>
         <w:rPr>
           <w:rStyle w:val="CommentTok"/>
         </w:rPr>
-        <w:t xml:space="preserve"># O</w:t>
-      </w:r>
-      <w:r>
-        <w:br/>
-      </w:r>
+        <w:t xml:space="preserve"># Comandos personalizados</w:t>
+      </w:r>
+    </w:p>
+    <w:bookmarkEnd w:id="36"/>
+    <w:bookmarkStart w:id="37" w:name="ubicación-de-archivos"/>
+    <w:p>
+      <w:pPr>
+        <w:pStyle w:val="Heading2"/>
+      </w:pPr>
+      <w:r>
+        <w:t xml:space="preserve">2.2 Ubicación de Archivos</w:t>
+      </w:r>
+    </w:p>
+    <w:p>
+      <w:pPr>
+        <w:pStyle w:val="FirstParagraph"/>
+      </w:pPr>
+      <w:r>
+        <w:t xml:space="preserve">Los archivos de configuración se encuentran en:</w:t>
+      </w:r>
+    </w:p>
+    <w:p>
+      <w:pPr>
+        <w:pStyle w:val="SourceCode"/>
+      </w:pPr>
       <w:r>
         <w:rPr>
           <w:rStyle w:val="ExtensionTok"/>
         </w:rPr>
-        <w:t xml:space="preserve">pip</w:t>
-      </w:r>
-      <w:r>
-        <w:rPr>
-          <w:rStyle w:val="NormalTok"/>
-        </w:rPr>
-        <w:t xml:space="preserve"> install pygments</w:t>
-      </w:r>
-      <w:r>
-        <w:br/>
-      </w:r>
-      <w:r>
-        <w:br/>
+        <w:t xml:space="preserve">~/.config/ranger/</w:t>
+      </w:r>
+      <w:r>
+        <w:br/>
+      </w:r>
+      <w:r>
+        <w:rPr>
+          <w:rStyle w:val="ExtensionTok"/>
+        </w:rPr>
+        <w:t xml:space="preserve">├──</w:t>
+      </w:r>
+      <w:r>
+        <w:rPr>
+          <w:rStyle w:val="NormalTok"/>
+        </w:rPr>
+        <w:t xml:space="preserve"> rc.conf           </w:t>
       </w:r>
       <w:r>
         <w:rPr>
           <w:rStyle w:val="CommentTok"/>
         </w:rPr>
-        <w:t xml:space="preserve"># Previsualización de archivos comprimidos</w:t>
-      </w:r>
-      <w:r>
-        <w:br/>
-      </w:r>
-      <w:r>
-        <w:rPr>
-          <w:rStyle w:val="FunctionTok"/>
-        </w:rPr>
-        <w:t xml:space="preserve">sudo</w:t>
-      </w:r>
-      <w:r>
-        <w:rPr>
-          <w:rStyle w:val="NormalTok"/>
-        </w:rPr>
-        <w:t xml:space="preserve"> apt-get install atool unrar p7zip-full</w:t>
-      </w:r>
-      <w:r>
-        <w:br/>
-      </w:r>
-      <w:r>
-        <w:br/>
+        <w:t xml:space="preserve"># Configuración principal y atajos</w:t>
+      </w:r>
+      <w:r>
+        <w:br/>
+      </w:r>
+      <w:r>
+        <w:rPr>
+          <w:rStyle w:val="ExtensionTok"/>
+        </w:rPr>
+        <w:t xml:space="preserve">├──</w:t>
+      </w:r>
+      <w:r>
+        <w:rPr>
+          <w:rStyle w:val="NormalTok"/>
+        </w:rPr>
+        <w:t xml:space="preserve"> rifle.conf        </w:t>
       </w:r>
       <w:r>
         <w:rPr>
           <w:rStyle w:val="CommentTok"/>
         </w:rPr>
-        <w:t xml:space="preserve"># Previsualización de PDFs</w:t>
-      </w:r>
-      <w:r>
-        <w:br/>
-      </w:r>
-      <w:r>
-        <w:rPr>
-          <w:rStyle w:val="FunctionTok"/>
-        </w:rPr>
-        <w:t xml:space="preserve">sudo</w:t>
-      </w:r>
-      <w:r>
-        <w:rPr>
-          <w:rStyle w:val="NormalTok"/>
-        </w:rPr>
-        <w:t xml:space="preserve"> apt-get install poppler-utils</w:t>
-      </w:r>
-      <w:r>
-        <w:br/>
-      </w:r>
-      <w:r>
-        <w:br/>
+        <w:t xml:space="preserve"># Lanzador de archivos</w:t>
+      </w:r>
+      <w:r>
+        <w:br/>
+      </w:r>
+      <w:r>
+        <w:rPr>
+          <w:rStyle w:val="ExtensionTok"/>
+        </w:rPr>
+        <w:t xml:space="preserve">├──</w:t>
+      </w:r>
+      <w:r>
+        <w:rPr>
+          <w:rStyle w:val="NormalTok"/>
+        </w:rPr>
+        <w:t xml:space="preserve"> scope.sh          </w:t>
       </w:r>
       <w:r>
         <w:rPr>
           <w:rStyle w:val="CommentTok"/>
         </w:rPr>
-        <w:t xml:space="preserve"># Previsualización de videos</w:t>
-      </w:r>
-      <w:r>
-        <w:br/>
-      </w:r>
-      <w:r>
-        <w:rPr>
-          <w:rStyle w:val="FunctionTok"/>
-        </w:rPr>
-        <w:t xml:space="preserve">sudo</w:t>
-      </w:r>
-      <w:r>
-        <w:rPr>
-          <w:rStyle w:val="NormalTok"/>
-        </w:rPr>
-        <w:t xml:space="preserve"> apt-get install ffmpegthumbnailer</w:t>
-      </w:r>
-      <w:r>
-        <w:br/>
-      </w:r>
-      <w:r>
-        <w:br/>
+        <w:t xml:space="preserve"># Script de previsualización</w:t>
+      </w:r>
+      <w:r>
+        <w:br/>
+      </w:r>
+      <w:r>
+        <w:rPr>
+          <w:rStyle w:val="ExtensionTok"/>
+        </w:rPr>
+        <w:t xml:space="preserve">├──</w:t>
+      </w:r>
+      <w:r>
+        <w:rPr>
+          <w:rStyle w:val="NormalTok"/>
+        </w:rPr>
+        <w:t xml:space="preserve"> commands.py       </w:t>
       </w:r>
       <w:r>
         <w:rPr>
           <w:rStyle w:val="CommentTok"/>
         </w:rPr>
-        <w:t xml:space="preserve"># Información de medios</w:t>
-      </w:r>
-      <w:r>
-        <w:br/>
-      </w:r>
-      <w:r>
-        <w:rPr>
-          <w:rStyle w:val="FunctionTok"/>
-        </w:rPr>
-        <w:t xml:space="preserve">sudo</w:t>
-      </w:r>
-      <w:r>
-        <w:rPr>
-          <w:rStyle w:val="NormalTok"/>
-        </w:rPr>
-        <w:t xml:space="preserve"> apt-get install mediainfo</w:t>
-      </w:r>
-      <w:r>
-        <w:br/>
-      </w:r>
-      <w:r>
-        <w:br/>
+        <w:t xml:space="preserve"># Comandos personalizados (Python)</w:t>
+      </w:r>
+      <w:r>
+        <w:br/>
+      </w:r>
+      <w:r>
+        <w:rPr>
+          <w:rStyle w:val="ExtensionTok"/>
+        </w:rPr>
+        <w:t xml:space="preserve">├──</w:t>
+      </w:r>
+      <w:r>
+        <w:rPr>
+          <w:rStyle w:val="NormalTok"/>
+        </w:rPr>
+        <w:t xml:space="preserve"> commands_full.py  </w:t>
       </w:r>
       <w:r>
         <w:rPr>
           <w:rStyle w:val="CommentTok"/>
         </w:rPr>
-        <w:t xml:space="preserve"># Convertir SVG</w:t>
-      </w:r>
-      <w:r>
-        <w:br/>
-      </w:r>
-      <w:r>
-        <w:rPr>
-          <w:rStyle w:val="FunctionTok"/>
-        </w:rPr>
-        <w:t xml:space="preserve">sudo</w:t>
-      </w:r>
-      <w:r>
-        <w:rPr>
-          <w:rStyle w:val="NormalTok"/>
-        </w:rPr>
-        <w:t xml:space="preserve"> apt-get install librsvg2-bin</w:t>
-      </w:r>
-    </w:p>
-    <w:bookmarkEnd w:id="31"/>
-    <w:bookmarkEnd w:id="32"/>
-    <w:bookmarkStart w:id="36" w:name="configuración-inicial"/>
-    <w:p>
-      <w:pPr>
-        <w:pStyle w:val="Heading1"/>
-      </w:pPr>
-      <w:r>
-        <w:t xml:space="preserve">2. Configuración Inicial</w:t>
-      </w:r>
-    </w:p>
-    <w:bookmarkStart w:id="33" w:name="generar-archivos-de-configuración"/>
-    <w:p>
-      <w:pPr>
-        <w:pStyle w:val="Heading2"/>
-      </w:pPr>
-      <w:r>
-        <w:t xml:space="preserve">2.1 Generar Archivos de Configuración</w:t>
-      </w:r>
-    </w:p>
-    <w:p>
-      <w:pPr>
-        <w:pStyle w:val="FirstParagraph"/>
-      </w:pPr>
-      <w:r>
-        <w:t xml:space="preserve">Ranger puede copiar automáticamente los archivos de configuración por defecto:</w:t>
-      </w:r>
-    </w:p>
-    <w:p>
-      <w:pPr>
-        <w:pStyle w:val="SourceCode"/>
-      </w:pPr>
+        <w:t xml:space="preserve"># Comandos adicionales</w:t>
+      </w:r>
+      <w:r>
+        <w:br/>
+      </w:r>
+      <w:r>
+        <w:rPr>
+          <w:rStyle w:val="ExtensionTok"/>
+        </w:rPr>
+        <w:t xml:space="preserve">└──</w:t>
+      </w:r>
+      <w:r>
+        <w:rPr>
+          <w:rStyle w:val="NormalTok"/>
+        </w:rPr>
+        <w:t xml:space="preserve"> plugins/          </w:t>
+      </w:r>
       <w:r>
         <w:rPr>
           <w:rStyle w:val="CommentTok"/>
         </w:rPr>
-        <w:t xml:space="preserve"># Copiar todas las configuraciones</w:t>
-      </w:r>
-      <w:r>
-        <w:br/>
-      </w:r>
-      <w:r>
-        <w:rPr>
-          <w:rStyle w:val="ExtensionTok"/>
-        </w:rPr>
-        <w:t xml:space="preserve">ranger</w:t>
-      </w:r>
-      <w:r>
-        <w:rPr>
-          <w:rStyle w:val="NormalTok"/>
-        </w:rPr>
-        <w:t xml:space="preserve"> </w:t>
-      </w:r>
-      <w:r>
-        <w:rPr>
-          <w:rStyle w:val="AttributeTok"/>
-        </w:rPr>
-        <w:t xml:space="preserve">--copy-config</w:t>
-      </w:r>
-      <w:r>
-        <w:rPr>
-          <w:rStyle w:val="OperatorTok"/>
-        </w:rPr>
-        <w:t xml:space="preserve">=</w:t>
-      </w:r>
-      <w:r>
-        <w:rPr>
-          <w:rStyle w:val="NormalTok"/>
-        </w:rPr>
-        <w:t xml:space="preserve">all</w:t>
-      </w:r>
-      <w:r>
-        <w:br/>
-      </w:r>
-      <w:r>
-        <w:br/>
-      </w:r>
-      <w:r>
-        <w:rPr>
-          <w:rStyle w:val="CommentTok"/>
-        </w:rPr>
-        <w:t xml:space="preserve"># Copiar archivos específicos</w:t>
-      </w:r>
-      <w:r>
-        <w:br/>
-      </w:r>
-      <w:r>
-        <w:rPr>
-          <w:rStyle w:val="ExtensionTok"/>
-        </w:rPr>
-        <w:t xml:space="preserve">ranger</w:t>
-      </w:r>
-      <w:r>
-        <w:rPr>
-          <w:rStyle w:val="NormalTok"/>
-        </w:rPr>
-        <w:t xml:space="preserve"> </w:t>
-      </w:r>
-      <w:r>
-        <w:rPr>
-          <w:rStyle w:val="AttributeTok"/>
-        </w:rPr>
-        <w:t xml:space="preserve">--copy-config</w:t>
-      </w:r>
-      <w:r>
-        <w:rPr>
-          <w:rStyle w:val="OperatorTok"/>
-        </w:rPr>
-        <w:t xml:space="preserve">=</w:t>
-      </w:r>
-      <w:r>
-        <w:rPr>
-          <w:rStyle w:val="NormalTok"/>
-        </w:rPr>
-        <w:t xml:space="preserve">rc          </w:t>
-      </w:r>
-      <w:r>
-        <w:rPr>
-          <w:rStyle w:val="CommentTok"/>
-        </w:rPr>
-        <w:t xml:space="preserve"># Configuración principal</w:t>
-      </w:r>
-      <w:r>
-        <w:br/>
-      </w:r>
-      <w:r>
-        <w:rPr>
-          <w:rStyle w:val="ExtensionTok"/>
-        </w:rPr>
-        <w:t xml:space="preserve">ranger</w:t>
-      </w:r>
-      <w:r>
-        <w:rPr>
-          <w:rStyle w:val="NormalTok"/>
-        </w:rPr>
-        <w:t xml:space="preserve"> </w:t>
-      </w:r>
-      <w:r>
-        <w:rPr>
-          <w:rStyle w:val="AttributeTok"/>
-        </w:rPr>
-        <w:t xml:space="preserve">--copy-config</w:t>
-      </w:r>
-      <w:r>
-        <w:rPr>
-          <w:rStyle w:val="OperatorTok"/>
-        </w:rPr>
-        <w:t xml:space="preserve">=</w:t>
-      </w:r>
-      <w:r>
-        <w:rPr>
-          <w:rStyle w:val="NormalTok"/>
-        </w:rPr>
-        <w:t xml:space="preserve">rifle       </w:t>
-      </w:r>
-      <w:r>
-        <w:rPr>
-          <w:rStyle w:val="CommentTok"/>
-        </w:rPr>
-        <w:t xml:space="preserve"># Configuración de rifle</w:t>
-      </w:r>
-      <w:r>
-        <w:br/>
-      </w:r>
-      <w:r>
-        <w:rPr>
-          <w:rStyle w:val="ExtensionTok"/>
-        </w:rPr>
-        <w:t xml:space="preserve">ranger</w:t>
-      </w:r>
-      <w:r>
-        <w:rPr>
-          <w:rStyle w:val="NormalTok"/>
-        </w:rPr>
-        <w:t xml:space="preserve"> </w:t>
-      </w:r>
-      <w:r>
-        <w:rPr>
-          <w:rStyle w:val="AttributeTok"/>
-        </w:rPr>
-        <w:t xml:space="preserve">--copy-config</w:t>
-      </w:r>
-      <w:r>
-        <w:rPr>
-          <w:rStyle w:val="OperatorTok"/>
-        </w:rPr>
-        <w:t xml:space="preserve">=</w:t>
-      </w:r>
-      <w:r>
-        <w:rPr>
-          <w:rStyle w:val="NormalTok"/>
-        </w:rPr>
-        <w:t xml:space="preserve">scope       </w:t>
-      </w:r>
-      <w:r>
-        <w:rPr>
-          <w:rStyle w:val="CommentTok"/>
-        </w:rPr>
-        <w:t xml:space="preserve"># Script de previsualización</w:t>
-      </w:r>
-      <w:r>
-        <w:br/>
-      </w:r>
-      <w:r>
-        <w:rPr>
-          <w:rStyle w:val="ExtensionTok"/>
-        </w:rPr>
-        <w:t xml:space="preserve">ranger</w:t>
-      </w:r>
-      <w:r>
-        <w:rPr>
-          <w:rStyle w:val="NormalTok"/>
-        </w:rPr>
-        <w:t xml:space="preserve"> </w:t>
-      </w:r>
-      <w:r>
-        <w:rPr>
-          <w:rStyle w:val="AttributeTok"/>
-        </w:rPr>
-        <w:t xml:space="preserve">--copy-config</w:t>
-      </w:r>
-      <w:r>
-        <w:rPr>
-          <w:rStyle w:val="OperatorTok"/>
-        </w:rPr>
-        <w:t xml:space="preserve">=</w:t>
-      </w:r>
-      <w:r>
-        <w:rPr>
-          <w:rStyle w:val="NormalTok"/>
-        </w:rPr>
-        <w:t xml:space="preserve">commands    </w:t>
-      </w:r>
-      <w:r>
-        <w:rPr>
-          <w:rStyle w:val="CommentTok"/>
-        </w:rPr>
-        <w:t xml:space="preserve"># Comandos personalizados</w:t>
-      </w:r>
-    </w:p>
-    <w:bookmarkEnd w:id="33"/>
-    <w:bookmarkStart w:id="34" w:name="ubicación-de-archivos"/>
-    <w:p>
-      <w:pPr>
-        <w:pStyle w:val="Heading2"/>
-      </w:pPr>
-      <w:r>
-        <w:t xml:space="preserve">2.2 Ubicación de Archivos</w:t>
-      </w:r>
-    </w:p>
-    <w:p>
-      <w:pPr>
-        <w:pStyle w:val="FirstParagraph"/>
-      </w:pPr>
-      <w:r>
-        <w:t xml:space="preserve">Los archivos de configuración se encuentran en:</w:t>
-      </w:r>
-    </w:p>
-    <w:p>
-      <w:pPr>
-        <w:pStyle w:val="SourceCode"/>
-      </w:pPr>
-      <w:r>
-        <w:rPr>
-          <w:rStyle w:val="ExtensionTok"/>
-        </w:rPr>
-        <w:t xml:space="preserve">~/.config/ranger/</w:t>
-      </w:r>
-      <w:r>
-        <w:br/>
-      </w:r>
-      <w:r>
-        <w:rPr>
-          <w:rStyle w:val="ExtensionTok"/>
-        </w:rPr>
-        <w:t xml:space="preserve">├──</w:t>
-      </w:r>
-      <w:r>
-        <w:rPr>
-          <w:rStyle w:val="NormalTok"/>
-        </w:rPr>
-        <w:t xml:space="preserve"> rc.conf           </w:t>
-      </w:r>
-      <w:r>
-        <w:rPr>
-          <w:rStyle w:val="CommentTok"/>
-        </w:rPr>
-        <w:t xml:space="preserve"># Configuración principal y atajos</w:t>
-      </w:r>
-      <w:r>
-        <w:br/>
-      </w:r>
-      <w:r>
-        <w:rPr>
-          <w:rStyle w:val="ExtensionTok"/>
-        </w:rPr>
-        <w:t xml:space="preserve">├──</w:t>
-      </w:r>
-      <w:r>
-        <w:rPr>
-          <w:rStyle w:val="NormalTok"/>
-        </w:rPr>
-        <w:t xml:space="preserve"> rifle.conf        </w:t>
-      </w:r>
-      <w:r>
-        <w:rPr>
-          <w:rStyle w:val="CommentTok"/>
-        </w:rPr>
-        <w:t xml:space="preserve"># Lanzador de archivos</w:t>
-      </w:r>
-      <w:r>
-        <w:br/>
-      </w:r>
-      <w:r>
-        <w:rPr>
-          <w:rStyle w:val="ExtensionTok"/>
-        </w:rPr>
-        <w:t xml:space="preserve">├──</w:t>
-      </w:r>
-      <w:r>
-        <w:rPr>
-          <w:rStyle w:val="NormalTok"/>
-        </w:rPr>
-        <w:t xml:space="preserve"> scope.sh          </w:t>
-      </w:r>
-      <w:r>
-        <w:rPr>
-          <w:rStyle w:val="CommentTok"/>
-        </w:rPr>
-        <w:t xml:space="preserve"># Script de previsualización</w:t>
-      </w:r>
-      <w:r>
-        <w:br/>
-      </w:r>
-      <w:r>
-        <w:rPr>
-          <w:rStyle w:val="ExtensionTok"/>
-        </w:rPr>
-        <w:t xml:space="preserve">├──</w:t>
-      </w:r>
-      <w:r>
-        <w:rPr>
-          <w:rStyle w:val="NormalTok"/>
-        </w:rPr>
-        <w:t xml:space="preserve"> commands.py       </w:t>
-      </w:r>
-      <w:r>
-        <w:rPr>
-          <w:rStyle w:val="CommentTok"/>
-        </w:rPr>
-        <w:t xml:space="preserve"># Comandos personalizados (Python)</w:t>
-      </w:r>
-      <w:r>
-        <w:br/>
-      </w:r>
-      <w:r>
-        <w:rPr>
-          <w:rStyle w:val="ExtensionTok"/>
-        </w:rPr>
-        <w:t xml:space="preserve">├──</w:t>
-      </w:r>
-      <w:r>
-        <w:rPr>
-          <w:rStyle w:val="NormalTok"/>
-        </w:rPr>
-        <w:t xml:space="preserve"> commands_full.py  </w:t>
-      </w:r>
-      <w:r>
-        <w:rPr>
-          <w:rStyle w:val="CommentTok"/>
-        </w:rPr>
-        <w:t xml:space="preserve"># Comandos adicionales</w:t>
-      </w:r>
-      <w:r>
-        <w:br/>
-      </w:r>
-      <w:r>
-        <w:rPr>
-          <w:rStyle w:val="ExtensionTok"/>
-        </w:rPr>
-        <w:t xml:space="preserve">└──</w:t>
-      </w:r>
-      <w:r>
-        <w:rPr>
-          <w:rStyle w:val="NormalTok"/>
-        </w:rPr>
-        <w:t xml:space="preserve"> plugins/          </w:t>
-      </w:r>
-      <w:r>
-        <w:rPr>
-          <w:rStyle w:val="CommentTok"/>
-        </w:rPr>
         <w:t xml:space="preserve"># Directorio para plugins</w:t>
       </w:r>
     </w:p>
-    <w:bookmarkEnd w:id="34"/>
-    <w:bookmarkStart w:id="35" w:name="primer-lanzamiento"/>
+    <w:bookmarkEnd w:id="37"/>
+    <w:bookmarkStart w:id="38" w:name="primer-lanzamiento"/>
     <w:p>
       <w:pPr>
         <w:pStyle w:val="Heading2"/>
@@ -1667,9 +2416,9 @@
         <w:t xml:space="preserve">para navegar</w:t>
       </w:r>
     </w:p>
-    <w:bookmarkEnd w:id="35"/>
-    <w:bookmarkEnd w:id="36"/>
-    <w:bookmarkStart w:id="40" w:name="interfaz-y-navegación-básica"/>
+    <w:bookmarkEnd w:id="38"/>
+    <w:bookmarkEnd w:id="39"/>
+    <w:bookmarkStart w:id="43" w:name="interfaz-y-navegación-básica"/>
     <w:p>
       <w:pPr>
         <w:pStyle w:val="Heading1"/>
@@ -1678,7 +2427,7 @@
         <w:t xml:space="preserve">3. Interfaz y Navegación Básica</w:t>
       </w:r>
     </w:p>
-    <w:bookmarkStart w:id="37" w:name="estructura-de-la-pantalla"/>
+    <w:bookmarkStart w:id="40" w:name="estructura-de-la-pantalla"/>
     <w:p>
       <w:pPr>
         <w:pStyle w:val="Heading2"/>
@@ -1848,8 +2597,8 @@
         <w:t xml:space="preserve">└─────────────────────────────────────────────────────────┘</w:t>
       </w:r>
     </w:p>
-    <w:bookmarkEnd w:id="37"/>
-    <w:bookmarkStart w:id="38" w:name="columnas"/>
+    <w:bookmarkEnd w:id="40"/>
+    <w:bookmarkStart w:id="41" w:name="columnas"/>
     <w:p>
       <w:pPr>
         <w:pStyle w:val="Heading2"/>
@@ -1915,8 +2664,8 @@
         <w:t xml:space="preserve">: Previsualización del archivo/directorio seleccionado</w:t>
       </w:r>
     </w:p>
-    <w:bookmarkEnd w:id="38"/>
-    <w:bookmarkStart w:id="39" w:name="barra-de-estado"/>
+    <w:bookmarkEnd w:id="41"/>
+    <w:bookmarkStart w:id="42" w:name="barra-de-estado"/>
     <w:p>
       <w:pPr>
         <w:pStyle w:val="Heading2"/>
@@ -1993,9 +2742,9 @@
         <w:t xml:space="preserve">Ruta completa del directorio actual</w:t>
       </w:r>
     </w:p>
-    <w:bookmarkEnd w:id="39"/>
-    <w:bookmarkEnd w:id="40"/>
-    <w:bookmarkStart w:id="44" w:name="atajos-de-teclado-fundamentales"/>
+    <w:bookmarkEnd w:id="42"/>
+    <w:bookmarkEnd w:id="43"/>
+    <w:bookmarkStart w:id="47" w:name="atajos-de-teclado-fundamentales"/>
     <w:p>
       <w:pPr>
         <w:pStyle w:val="Heading1"/>
@@ -2004,7 +2753,7 @@
         <w:t xml:space="preserve">4. Atajos de Teclado Fundamentales</w:t>
       </w:r>
     </w:p>
-    <w:bookmarkStart w:id="41" w:name="navegación-básica-estilo-vim"/>
+    <w:bookmarkStart w:id="44" w:name="navegación-básica-estilo-vim"/>
     <w:p>
       <w:pPr>
         <w:pStyle w:val="Heading2"/>
@@ -2267,8 +3016,8 @@
         </w:tc>
       </w:tr>
     </w:tbl>
-    <w:bookmarkEnd w:id="41"/>
-    <w:bookmarkStart w:id="42" w:name="movimiento-rápido"/>
+    <w:bookmarkEnd w:id="44"/>
+    <w:bookmarkStart w:id="45" w:name="movimiento-rápido"/>
     <w:p>
       <w:pPr>
         <w:pStyle w:val="Heading2"/>
@@ -2612,8 +3361,8 @@
         </w:tc>
       </w:tr>
     </w:tbl>
-    <w:bookmarkEnd w:id="42"/>
-    <w:bookmarkStart w:id="43" w:name="salir-y-ayuda"/>
+    <w:bookmarkEnd w:id="45"/>
+    <w:bookmarkStart w:id="46" w:name="salir-y-ayuda"/>
     <w:p>
       <w:pPr>
         <w:pStyle w:val="Heading2"/>
@@ -2768,9 +3517,9 @@
         </w:tc>
       </w:tr>
     </w:tbl>
-    <w:bookmarkEnd w:id="43"/>
-    <w:bookmarkEnd w:id="44"/>
-    <w:bookmarkStart w:id="49" w:name="navegación-avanzada"/>
+    <w:bookmarkEnd w:id="46"/>
+    <w:bookmarkEnd w:id="47"/>
+    <w:bookmarkStart w:id="52" w:name="navegación-avanzada"/>
     <w:p>
       <w:pPr>
         <w:pStyle w:val="Heading1"/>
@@ -2779,7 +3528,7 @@
         <w:t xml:space="preserve">5. Navegación Avanzada</w:t>
       </w:r>
     </w:p>
-    <w:bookmarkStart w:id="45" w:name="historial-de-navegación"/>
+    <w:bookmarkStart w:id="48" w:name="historial-de-navegación"/>
     <w:p>
       <w:pPr>
         <w:pStyle w:val="Heading2"/>
@@ -2934,8 +3683,8 @@
         </w:tc>
       </w:tr>
     </w:tbl>
-    <w:bookmarkEnd w:id="45"/>
-    <w:bookmarkStart w:id="46" w:name="saltos-rápidos"/>
+    <w:bookmarkEnd w:id="48"/>
+    <w:bookmarkStart w:id="49" w:name="saltos-rápidos"/>
     <w:p>
       <w:pPr>
         <w:pStyle w:val="Heading2"/>
@@ -3003,7 +3752,16 @@
               <w:pStyle w:val="Compact"/>
             </w:pPr>
             <w:r>
-              <w:t xml:space="preserve">Ir a HOME (~)</w:t>
+              <w:t xml:space="preserve">Ir a HOME</w:t>
+            </w:r>
+            <w:r>
+              <w:t xml:space="preserve"> </w:t>
+            </w:r>
+            <w:r>
+              <w:rPr>
+                <w:rStyle w:val="VerbatimChar"/>
+              </w:rPr>
+              <w:t xml:space="preserve">~</w:t>
             </w:r>
           </w:p>
         </w:tc>
@@ -3306,8 +4064,8 @@
         </w:tc>
       </w:tr>
     </w:tbl>
-    <w:bookmarkEnd w:id="46"/>
-    <w:bookmarkStart w:id="47" w:name="navegación-por-primera-letra"/>
+    <w:bookmarkEnd w:id="49"/>
+    <w:bookmarkStart w:id="50" w:name="navegación-por-primera-letra"/>
     <w:p>
       <w:pPr>
         <w:pStyle w:val="Heading2"/>
@@ -3492,8 +4250,8 @@
         <w:t xml:space="preserve">para siguiente</w:t>
       </w:r>
     </w:p>
-    <w:bookmarkEnd w:id="47"/>
-    <w:bookmarkStart w:id="48" w:name="ir-a-directorio-específico"/>
+    <w:bookmarkEnd w:id="50"/>
+    <w:bookmarkStart w:id="51" w:name="ir-a-directorio-específico"/>
     <w:p>
       <w:pPr>
         <w:pStyle w:val="Heading2"/>
@@ -3621,9 +4379,9 @@
         </w:tc>
       </w:tr>
     </w:tbl>
-    <w:bookmarkEnd w:id="48"/>
-    <w:bookmarkEnd w:id="49"/>
-    <w:bookmarkStart w:id="54" w:name="operaciones-con-archivos"/>
+    <w:bookmarkEnd w:id="51"/>
+    <w:bookmarkEnd w:id="52"/>
+    <w:bookmarkStart w:id="57" w:name="operaciones-con-archivos"/>
     <w:p>
       <w:pPr>
         <w:pStyle w:val="Heading1"/>
@@ -3632,7 +4390,7 @@
         <w:t xml:space="preserve">6. Operaciones con Archivos</w:t>
       </w:r>
     </w:p>
-    <w:bookmarkStart w:id="50" w:name="copiar-cortar-y-pegar"/>
+    <w:bookmarkStart w:id="53" w:name="copiar-cortar-y-pegar"/>
     <w:p>
       <w:pPr>
         <w:pStyle w:val="Heading2"/>
@@ -3949,8 +4707,8 @@
         </w:tc>
       </w:tr>
     </w:tbl>
-    <w:bookmarkEnd w:id="50"/>
-    <w:bookmarkStart w:id="51" w:name="eliminar"/>
+    <w:bookmarkEnd w:id="53"/>
+    <w:bookmarkStart w:id="54" w:name="eliminar"/>
     <w:p>
       <w:pPr>
         <w:pStyle w:val="Heading2"/>
@@ -4051,8 +4809,8 @@
         </w:tc>
       </w:tr>
     </w:tbl>
-    <w:bookmarkEnd w:id="51"/>
-    <w:bookmarkStart w:id="52" w:name="crear-y-editar"/>
+    <w:bookmarkEnd w:id="54"/>
+    <w:bookmarkStart w:id="55" w:name="crear-y-editar"/>
     <w:p>
       <w:pPr>
         <w:pStyle w:val="Heading2"/>
@@ -4315,8 +5073,8 @@
         </w:tc>
       </w:tr>
     </w:tbl>
-    <w:bookmarkEnd w:id="52"/>
-    <w:bookmarkStart w:id="53" w:name="permisos-y-propiedades"/>
+    <w:bookmarkEnd w:id="55"/>
+    <w:bookmarkStart w:id="56" w:name="permisos-y-propiedades"/>
     <w:p>
       <w:pPr>
         <w:pStyle w:val="Heading2"/>
@@ -4545,9 +5303,9 @@
         <w:t xml:space="preserve"># Establecer permisos exactos</w:t>
       </w:r>
     </w:p>
-    <w:bookmarkEnd w:id="53"/>
-    <w:bookmarkEnd w:id="54"/>
-    <w:bookmarkStart w:id="59" w:name="selección-múltiple"/>
+    <w:bookmarkEnd w:id="56"/>
+    <w:bookmarkEnd w:id="57"/>
+    <w:bookmarkStart w:id="62" w:name="selección-múltiple"/>
     <w:p>
       <w:pPr>
         <w:pStyle w:val="Heading1"/>
@@ -4556,7 +5314,7 @@
         <w:t xml:space="preserve">7. Selección Múltiple</w:t>
       </w:r>
     </w:p>
-    <w:bookmarkStart w:id="55" w:name="seleccionar-archivos"/>
+    <w:bookmarkStart w:id="58" w:name="seleccionar-archivos"/>
     <w:p>
       <w:pPr>
         <w:pStyle w:val="Heading2"/>
@@ -4711,8 +5469,8 @@
         </w:tc>
       </w:tr>
     </w:tbl>
-    <w:bookmarkEnd w:id="55"/>
-    <w:bookmarkStart w:id="56" w:name="modo-visual"/>
+    <w:bookmarkEnd w:id="58"/>
+    <w:bookmarkStart w:id="59" w:name="modo-visual"/>
     <w:p>
       <w:pPr>
         <w:pStyle w:val="Heading2"/>
@@ -4801,8 +5559,8 @@
         <w:t xml:space="preserve">- Cambiar punto de anclaje de selección</w:t>
       </w:r>
     </w:p>
-    <w:bookmarkEnd w:id="56"/>
-    <w:bookmarkStart w:id="57" w:name="operaciones-con-múltiples-archivos"/>
+    <w:bookmarkEnd w:id="59"/>
+    <w:bookmarkStart w:id="60" w:name="operaciones-con-múltiples-archivos"/>
     <w:p>
       <w:pPr>
         <w:pStyle w:val="Heading2"/>
@@ -4903,8 +5661,8 @@
         <w:t xml:space="preserve">- Renombrar múltiples archivos en editor</w:t>
       </w:r>
     </w:p>
-    <w:bookmarkEnd w:id="57"/>
-    <w:bookmarkStart w:id="58" w:name="renombrado-masivo"/>
+    <w:bookmarkEnd w:id="60"/>
+    <w:bookmarkStart w:id="61" w:name="renombrado-masivo"/>
     <w:p>
       <w:pPr>
         <w:pStyle w:val="Heading2"/>
@@ -4981,9 +5739,9 @@
         <w:t xml:space="preserve"># Ranger renombra los archivos automáticamente</w:t>
       </w:r>
     </w:p>
-    <w:bookmarkEnd w:id="58"/>
-    <w:bookmarkEnd w:id="59"/>
-    <w:bookmarkStart w:id="63" w:name="búsqueda-y-filtrado"/>
+    <w:bookmarkEnd w:id="61"/>
+    <w:bookmarkEnd w:id="62"/>
+    <w:bookmarkStart w:id="66" w:name="búsqueda-y-filtrado"/>
     <w:p>
       <w:pPr>
         <w:pStyle w:val="Heading1"/>
@@ -4992,7 +5750,7 @@
         <w:t xml:space="preserve">8. Búsqueda y Filtrado</w:t>
       </w:r>
     </w:p>
-    <w:bookmarkStart w:id="60" w:name="búsqueda"/>
+    <w:bookmarkStart w:id="63" w:name="búsqueda"/>
     <w:p>
       <w:pPr>
         <w:pStyle w:val="Heading2"/>
@@ -5201,8 +5959,8 @@
         </w:tc>
       </w:tr>
     </w:tbl>
-    <w:bookmarkEnd w:id="60"/>
-    <w:bookmarkStart w:id="61" w:name="filtrado"/>
+    <w:bookmarkEnd w:id="63"/>
+    <w:bookmarkStart w:id="64" w:name="filtrado"/>
     <w:p>
       <w:pPr>
         <w:pStyle w:val="Heading2"/>
@@ -5330,8 +6088,8 @@
         </w:tc>
       </w:tr>
     </w:tbl>
-    <w:bookmarkEnd w:id="61"/>
-    <w:bookmarkStart w:id="62" w:name="ordenamiento"/>
+    <w:bookmarkEnd w:id="64"/>
+    <w:bookmarkStart w:id="65" w:name="ordenamiento"/>
     <w:p>
       <w:pPr>
         <w:pStyle w:val="Heading2"/>
@@ -5648,9 +6406,9 @@
         </w:tc>
       </w:tr>
     </w:tbl>
-    <w:bookmarkEnd w:id="62"/>
-    <w:bookmarkEnd w:id="63"/>
-    <w:bookmarkStart w:id="66" w:name="pestañas-tabs"/>
+    <w:bookmarkEnd w:id="65"/>
+    <w:bookmarkEnd w:id="66"/>
+    <w:bookmarkStart w:id="69" w:name="pestañas-tabs"/>
     <w:p>
       <w:pPr>
         <w:pStyle w:val="Heading1"/>
@@ -5659,7 +6417,7 @@
         <w:t xml:space="preserve">9. Pestañas (Tabs)</w:t>
       </w:r>
     </w:p>
-    <w:bookmarkStart w:id="64" w:name="gestión-de-pestañas"/>
+    <w:bookmarkStart w:id="67" w:name="gestión-de-pestañas"/>
     <w:p>
       <w:pPr>
         <w:pStyle w:val="Heading2"/>
@@ -5946,8 +6704,8 @@
         </w:tc>
       </w:tr>
     </w:tbl>
-    <w:bookmarkEnd w:id="64"/>
-    <w:bookmarkStart w:id="65" w:name="movimiento-entre-pestañas"/>
+    <w:bookmarkEnd w:id="67"/>
+    <w:bookmarkStart w:id="68" w:name="movimiento-entre-pestañas"/>
     <w:p>
       <w:pPr>
         <w:pStyle w:val="Heading2"/>
@@ -6063,9 +6821,9 @@
         <w:t xml:space="preserve"># Anterior</w:t>
       </w:r>
     </w:p>
-    <w:bookmarkEnd w:id="65"/>
-    <w:bookmarkEnd w:id="66"/>
-    <w:bookmarkStart w:id="70" w:name="marcadores-bookmarks"/>
+    <w:bookmarkEnd w:id="68"/>
+    <w:bookmarkEnd w:id="69"/>
+    <w:bookmarkStart w:id="73" w:name="marcadores-bookmarks"/>
     <w:p>
       <w:pPr>
         <w:pStyle w:val="Heading1"/>
@@ -6074,7 +6832,7 @@
         <w:t xml:space="preserve">10. Marcadores (Bookmarks)</w:t>
       </w:r>
     </w:p>
-    <w:bookmarkStart w:id="67" w:name="crear-y-usar-marcadores"/>
+    <w:bookmarkStart w:id="70" w:name="crear-y-usar-marcadores"/>
     <w:p>
       <w:pPr>
         <w:pStyle w:val="Heading2"/>
@@ -6253,8 +7011,8 @@
         </w:tc>
       </w:tr>
     </w:tbl>
-    <w:bookmarkEnd w:id="67"/>
-    <w:bookmarkStart w:id="68" w:name="marcadores-especiales"/>
+    <w:bookmarkEnd w:id="70"/>
+    <w:bookmarkStart w:id="71" w:name="marcadores-especiales"/>
     <w:p>
       <w:pPr>
         <w:pStyle w:val="Heading2"/>
@@ -6444,8 +7202,8 @@
         <w:t xml:space="preserve">'a        # Regresa a /home/usuario/documentos</w:t>
       </w:r>
     </w:p>
-    <w:bookmarkEnd w:id="68"/>
-    <w:bookmarkStart w:id="69" w:name="ver-marcadores"/>
+    <w:bookmarkEnd w:id="71"/>
+    <w:bookmarkStart w:id="72" w:name="ver-marcadores"/>
     <w:p>
       <w:pPr>
         <w:pStyle w:val="Heading2"/>
@@ -6477,9 +7235,9 @@
         <w:t xml:space="preserve"># Ver todos los marcadores</w:t>
       </w:r>
     </w:p>
-    <w:bookmarkEnd w:id="69"/>
-    <w:bookmarkEnd w:id="70"/>
-    <w:bookmarkStart w:id="74" w:name="previsualización-de-archivos"/>
+    <w:bookmarkEnd w:id="72"/>
+    <w:bookmarkEnd w:id="73"/>
+    <w:bookmarkStart w:id="77" w:name="previsualización-de-archivos"/>
     <w:p>
       <w:pPr>
         <w:pStyle w:val="Heading1"/>
@@ -6488,7 +7246,7 @@
         <w:t xml:space="preserve">11. Previsualización de Archivos</w:t>
       </w:r>
     </w:p>
-    <w:bookmarkStart w:id="71" w:name="configurar-previsualización"/>
+    <w:bookmarkStart w:id="74" w:name="configurar-previsualización"/>
     <w:p>
       <w:pPr>
         <w:pStyle w:val="Heading2"/>
@@ -6643,8 +7401,8 @@
         </w:tc>
       </w:tr>
     </w:tbl>
-    <w:bookmarkEnd w:id="71"/>
-    <w:bookmarkStart w:id="72" w:name="tipos-de-previsualización"/>
+    <w:bookmarkEnd w:id="74"/>
+    <w:bookmarkStart w:id="75" w:name="tipos-de-previsualización"/>
     <w:p>
       <w:pPr>
         <w:pStyle w:val="Heading2"/>
@@ -6833,8 +7591,8 @@
         <w:t xml:space="preserve">Audio (metadatos con mediainfo)</w:t>
       </w:r>
     </w:p>
-    <w:bookmarkEnd w:id="72"/>
-    <w:bookmarkStart w:id="73" w:name="configurar-scope.sh"/>
+    <w:bookmarkEnd w:id="75"/>
+    <w:bookmarkStart w:id="76" w:name="configurar-scope.sh"/>
     <w:p>
       <w:pPr>
         <w:pStyle w:val="Heading2"/>
@@ -7129,9 +7887,9 @@
         <w:t xml:space="preserve">esac</w:t>
       </w:r>
     </w:p>
-    <w:bookmarkEnd w:id="73"/>
-    <w:bookmarkEnd w:id="74"/>
-    <w:bookmarkStart w:id="85" w:name="comandos-de-consola"/>
+    <w:bookmarkEnd w:id="76"/>
+    <w:bookmarkEnd w:id="77"/>
+    <w:bookmarkStart w:id="88" w:name="comandos-de-consola"/>
     <w:p>
       <w:pPr>
         <w:pStyle w:val="Heading1"/>
@@ -7140,7 +7898,7 @@
         <w:t xml:space="preserve">12. Comandos de Consola</w:t>
       </w:r>
     </w:p>
-    <w:bookmarkStart w:id="75" w:name="acceder-a-la-consola"/>
+    <w:bookmarkStart w:id="78" w:name="acceder-a-la-consola"/>
     <w:p>
       <w:pPr>
         <w:pStyle w:val="Heading2"/>
@@ -7295,8 +8053,8 @@
         </w:tc>
       </w:tr>
     </w:tbl>
-    <w:bookmarkEnd w:id="75"/>
-    <w:bookmarkStart w:id="76" w:name="comandos-principales"/>
+    <w:bookmarkEnd w:id="78"/>
+    <w:bookmarkStart w:id="79" w:name="comandos-principales"/>
     <w:p>
       <w:pPr>
         <w:pStyle w:val="Heading2"/>
@@ -7305,8 +8063,8 @@
         <w:t xml:space="preserve">12.2 Comandos Principales</w:t>
       </w:r>
     </w:p>
-    <w:bookmarkEnd w:id="76"/>
-    <w:bookmarkStart w:id="77" w:name="navegación"/>
+    <w:bookmarkEnd w:id="79"/>
+    <w:bookmarkStart w:id="80" w:name="navegación"/>
     <w:p>
       <w:pPr>
         <w:pStyle w:val="Heading2"/>
@@ -7416,8 +8174,8 @@
         <w:t xml:space="preserve"># Ir a HOME</w:t>
       </w:r>
     </w:p>
-    <w:bookmarkEnd w:id="77"/>
-    <w:bookmarkStart w:id="78" w:name="operaciones-de-archivos"/>
+    <w:bookmarkEnd w:id="80"/>
+    <w:bookmarkStart w:id="81" w:name="operaciones-de-archivos"/>
     <w:p>
       <w:pPr>
         <w:pStyle w:val="Heading2"/>
@@ -7629,8 +8387,8 @@
         <w:t xml:space="preserve"># Cambiar permisos</w:t>
       </w:r>
     </w:p>
-    <w:bookmarkEnd w:id="78"/>
-    <w:bookmarkStart w:id="79" w:name="búsqueda-1"/>
+    <w:bookmarkEnd w:id="81"/>
+    <w:bookmarkStart w:id="82" w:name="búsqueda-1"/>
     <w:p>
       <w:pPr>
         <w:pStyle w:val="Heading2"/>
@@ -7776,8 +8534,8 @@
         <w:t xml:space="preserve"># Filtrar archivos mostrados</w:t>
       </w:r>
     </w:p>
-    <w:bookmarkEnd w:id="79"/>
-    <w:bookmarkStart w:id="80" w:name="pestañas-y-marcadores"/>
+    <w:bookmarkEnd w:id="82"/>
+    <w:bookmarkStart w:id="83" w:name="pestañas-y-marcadores"/>
     <w:p>
       <w:pPr>
         <w:pStyle w:val="Heading2"/>
@@ -7920,8 +8678,8 @@
         <w:t xml:space="preserve"># Crear marcador</w:t>
       </w:r>
     </w:p>
-    <w:bookmarkEnd w:id="80"/>
-    <w:bookmarkStart w:id="81" w:name="configuración"/>
+    <w:bookmarkEnd w:id="83"/>
+    <w:bookmarkStart w:id="84" w:name="configuración"/>
     <w:p>
       <w:pPr>
         <w:pStyle w:val="Heading2"/>
@@ -8088,8 +8846,8 @@
         <w:t xml:space="preserve"># Cambiar tema de colores</w:t>
       </w:r>
     </w:p>
-    <w:bookmarkEnd w:id="81"/>
-    <w:bookmarkStart w:id="82" w:name="ayuda-y-sistema"/>
+    <w:bookmarkEnd w:id="84"/>
+    <w:bookmarkStart w:id="85" w:name="ayuda-y-sistema"/>
     <w:p>
       <w:pPr>
         <w:pStyle w:val="Heading2"/>
@@ -8232,8 +8990,8 @@
         <w:t xml:space="preserve"># Salir</w:t>
       </w:r>
     </w:p>
-    <w:bookmarkEnd w:id="82"/>
-    <w:bookmarkStart w:id="83" w:name="comandos-de-shell"/>
+    <w:bookmarkEnd w:id="85"/>
+    <w:bookmarkStart w:id="86" w:name="comandos-de-shell"/>
     <w:p>
       <w:pPr>
         <w:pStyle w:val="Heading2"/>
@@ -8370,8 +9128,8 @@
         <w:t xml:space="preserve">&gt;</w:t>
       </w:r>
     </w:p>
-    <w:bookmarkEnd w:id="83"/>
-    <w:bookmarkStart w:id="84" w:name="autocompletado"/>
+    <w:bookmarkEnd w:id="86"/>
+    <w:bookmarkStart w:id="87" w:name="autocompletado"/>
     <w:p>
       <w:pPr>
         <w:pStyle w:val="Heading2"/>
@@ -8422,9 +9180,9 @@
         <w:t xml:space="preserve">- Autocompletar hacia atrás</w:t>
       </w:r>
     </w:p>
-    <w:bookmarkEnd w:id="84"/>
-    <w:bookmarkEnd w:id="85"/>
-    <w:bookmarkStart w:id="92" w:name="configuración-avanzada"/>
+    <w:bookmarkEnd w:id="87"/>
+    <w:bookmarkEnd w:id="88"/>
+    <w:bookmarkStart w:id="95" w:name="configuración-avanzada"/>
     <w:p>
       <w:pPr>
         <w:pStyle w:val="Heading1"/>
@@ -8433,7 +9191,7 @@
         <w:t xml:space="preserve">13. Configuración Avanzada</w:t>
       </w:r>
     </w:p>
-    <w:bookmarkStart w:id="86" w:name="rc.conf---configuración-principal"/>
+    <w:bookmarkStart w:id="89" w:name="rc.conf---configuración-principal"/>
     <w:p>
       <w:pPr>
         <w:pStyle w:val="Heading2"/>
@@ -8459,8 +9217,8 @@
         <w:t xml:space="preserve">~/.config/ranger/rc.conf</w:t>
       </w:r>
     </w:p>
-    <w:bookmarkEnd w:id="86"/>
-    <w:bookmarkStart w:id="87" w:name="opciones-comunes"/>
+    <w:bookmarkEnd w:id="89"/>
+    <w:bookmarkStart w:id="90" w:name="opciones-comunes"/>
     <w:p>
       <w:pPr>
         <w:pStyle w:val="Heading2"/>
@@ -8762,6 +9520,21 @@
         <w:br/>
       </w:r>
       <w:r>
+        <w:rPr>
+          <w:rStyle w:val="BuiltInTok"/>
+        </w:rPr>
+        <w:t xml:space="preserve">set</w:t>
+      </w:r>
+      <w:r>
+        <w:rPr>
+          <w:rStyle w:val="NormalTok"/>
+        </w:rPr>
+        <w:t xml:space="preserve"> preview_images_method kitty</w:t>
+      </w:r>
+      <w:r>
+        <w:br/>
+      </w:r>
+      <w:r>
         <w:br/>
       </w:r>
       <w:r>
@@ -8942,8 +9715,8 @@
         <w:t xml:space="preserve"> padding_right true</w:t>
       </w:r>
     </w:p>
-    <w:bookmarkEnd w:id="87"/>
-    <w:bookmarkStart w:id="88" w:name="mapeos-de-teclado-personalizados"/>
+    <w:bookmarkEnd w:id="90"/>
+    <w:bookmarkStart w:id="91" w:name="mapeos-de-teclado-personalizados"/>
     <w:p>
       <w:pPr>
         <w:pStyle w:val="Heading2"/>
@@ -9308,8 +10081,8 @@
         <w:t xml:space="preserve"># Quitar mapeo de dd</w:t>
       </w:r>
     </w:p>
-    <w:bookmarkEnd w:id="88"/>
-    <w:bookmarkStart w:id="89" w:name="comandos-de-shell-1"/>
+    <w:bookmarkEnd w:id="91"/>
+    <w:bookmarkStart w:id="92" w:name="comandos-de-shell-1"/>
     <w:p>
       <w:pPr>
         <w:pStyle w:val="Heading2"/>
@@ -9437,8 +10210,8 @@
         <w:t xml:space="preserve"># %c - ruta completa del archivo actual</w:t>
       </w:r>
     </w:p>
-    <w:bookmarkEnd w:id="89"/>
-    <w:bookmarkStart w:id="90" w:name="rifle.conf---lanzador-de-archivos"/>
+    <w:bookmarkEnd w:id="92"/>
+    <w:bookmarkStart w:id="93" w:name="rifle.conf---lanzador-de-archivos"/>
     <w:p>
       <w:pPr>
         <w:pStyle w:val="Heading2"/>
@@ -11294,8 +12067,8 @@
         <w:t xml:space="preserve">- Terminal (ejecutar en terminal)</w:t>
       </w:r>
     </w:p>
-    <w:bookmarkEnd w:id="90"/>
-    <w:bookmarkStart w:id="91" w:name="commands.py---comandos-personalizados"/>
+    <w:bookmarkEnd w:id="93"/>
+    <w:bookmarkStart w:id="94" w:name="commands.py---comandos-personalizados"/>
     <w:p>
       <w:pPr>
         <w:pStyle w:val="Heading2"/>
@@ -12587,9 +13360,9 @@
         <w:t xml:space="preserve"># Crear y entrar</w:t>
       </w:r>
     </w:p>
-    <w:bookmarkEnd w:id="91"/>
-    <w:bookmarkEnd w:id="92"/>
-    <w:bookmarkStart w:id="98" w:name="rifle---el-lanzador-de-archivos"/>
+    <w:bookmarkEnd w:id="94"/>
+    <w:bookmarkEnd w:id="95"/>
+    <w:bookmarkStart w:id="101" w:name="rifle---el-lanzador-de-archivos"/>
     <w:p>
       <w:pPr>
         <w:pStyle w:val="Heading1"/>
@@ -12598,7 +13371,7 @@
         <w:t xml:space="preserve">14. Rifle - El Lanzador de Archivos</w:t>
       </w:r>
     </w:p>
-    <w:bookmarkStart w:id="93" w:name="qué-es-rifle"/>
+    <w:bookmarkStart w:id="96" w:name="qué-es-rifle"/>
     <w:p>
       <w:pPr>
         <w:pStyle w:val="Heading2"/>
@@ -12615,8 +13388,8 @@
         <w:t xml:space="preserve">Rifle es el programa que ranger usa para determinar con qué abrir archivos. Es inteligente y tiene fallbacks.</w:t>
       </w:r>
     </w:p>
-    <w:bookmarkEnd w:id="93"/>
-    <w:bookmarkStart w:id="94" w:name="uso-básico"/>
+    <w:bookmarkEnd w:id="96"/>
+    <w:bookmarkStart w:id="97" w:name="uso-básico"/>
     <w:p>
       <w:pPr>
         <w:pStyle w:val="Heading2"/>
@@ -12735,8 +13508,8 @@
         <w:t xml:space="preserve"># Usar opción 2 de la lista</w:t>
       </w:r>
     </w:p>
-    <w:bookmarkEnd w:id="94"/>
-    <w:bookmarkStart w:id="95" w:name="dentro-de-ranger"/>
+    <w:bookmarkEnd w:id="97"/>
+    <w:bookmarkStart w:id="98" w:name="dentro-de-ranger"/>
     <w:p>
       <w:pPr>
         <w:pStyle w:val="Heading2"/>
@@ -12852,8 +13625,8 @@
         </w:tc>
       </w:tr>
     </w:tbl>
-    <w:bookmarkEnd w:id="95"/>
-    <w:bookmarkStart w:id="96" w:name="configurar-rifle"/>
+    <w:bookmarkEnd w:id="98"/>
+    <w:bookmarkStart w:id="99" w:name="configurar-rifle"/>
     <w:p>
       <w:pPr>
         <w:pStyle w:val="Heading2"/>
@@ -13115,8 +13888,8 @@
         <w:t xml:space="preserve">-</w:t>
       </w:r>
     </w:p>
-    <w:bookmarkEnd w:id="96"/>
-    <w:bookmarkStart w:id="97" w:name="flags-de-rifle"/>
+    <w:bookmarkEnd w:id="99"/>
+    <w:bookmarkStart w:id="100" w:name="flags-de-rifle"/>
     <w:p>
       <w:pPr>
         <w:pStyle w:val="Heading2"/>
@@ -13230,9 +14003,9 @@
         <w:t xml:space="preserve">- Requiere terminal, pero usa rifle.conf del sistema</w:t>
       </w:r>
     </w:p>
-    <w:bookmarkEnd w:id="97"/>
-    <w:bookmarkEnd w:id="98"/>
-    <w:bookmarkStart w:id="106" w:name="plugins-y-extensiones"/>
+    <w:bookmarkEnd w:id="100"/>
+    <w:bookmarkEnd w:id="101"/>
+    <w:bookmarkStart w:id="109" w:name="plugins-y-extensiones"/>
     <w:p>
       <w:pPr>
         <w:pStyle w:val="Heading1"/>
@@ -13241,7 +14014,7 @@
         <w:t xml:space="preserve">15. Plugins y Extensiones</w:t>
       </w:r>
     </w:p>
-    <w:bookmarkStart w:id="99" w:name="ubicación-de-plugins"/>
+    <w:bookmarkStart w:id="102" w:name="ubicación-de-plugins"/>
     <w:p>
       <w:pPr>
         <w:pStyle w:val="Heading2"/>
@@ -13261,8 +14034,8 @@
         <w:t xml:space="preserve">~/.config/ranger/plugins/</w:t>
       </w:r>
     </w:p>
-    <w:bookmarkEnd w:id="99"/>
-    <w:bookmarkStart w:id="100" w:name="plugins-populares"/>
+    <w:bookmarkEnd w:id="102"/>
+    <w:bookmarkStart w:id="103" w:name="plugins-populares"/>
     <w:p>
       <w:pPr>
         <w:pStyle w:val="Heading2"/>
@@ -13271,8 +14044,8 @@
         <w:t xml:space="preserve">15.2 Plugins Populares</w:t>
       </w:r>
     </w:p>
-    <w:bookmarkEnd w:id="100"/>
-    <w:bookmarkStart w:id="101" w:name="ranger_devicons"/>
+    <w:bookmarkEnd w:id="103"/>
+    <w:bookmarkStart w:id="104" w:name="ranger_devicons"/>
     <w:p>
       <w:pPr>
         <w:pStyle w:val="Heading2"/>
@@ -13335,8 +14108,8 @@
         <w:t xml:space="preserve"> devicons</w:t>
       </w:r>
     </w:p>
-    <w:bookmarkEnd w:id="101"/>
-    <w:bookmarkStart w:id="102" w:name="ranger-archives"/>
+    <w:bookmarkEnd w:id="104"/>
+    <w:bookmarkStart w:id="105" w:name="ranger-archives"/>
     <w:p>
       <w:pPr>
         <w:pStyle w:val="Heading2"/>
@@ -13370,8 +14143,8 @@
         <w:t xml:space="preserve"> clone https://github.com/maximtrp/ranger-archives.git ~/.config/ranger/plugins/ranger-archives</w:t>
       </w:r>
     </w:p>
-    <w:bookmarkEnd w:id="102"/>
-    <w:bookmarkStart w:id="103" w:name="fasd-integration"/>
+    <w:bookmarkEnd w:id="105"/>
+    <w:bookmarkStart w:id="106" w:name="fasd-integration"/>
     <w:p>
       <w:pPr>
         <w:pStyle w:val="Heading2"/>
@@ -13519,8 +14292,8 @@
         <w:t xml:space="preserve">"{}"</w:t>
       </w:r>
     </w:p>
-    <w:bookmarkEnd w:id="103"/>
-    <w:bookmarkStart w:id="104" w:name="fzf-integration"/>
+    <w:bookmarkEnd w:id="106"/>
+    <w:bookmarkStart w:id="107" w:name="fzf-integration"/>
     <w:p>
       <w:pPr>
         <w:pStyle w:val="Heading2"/>
@@ -13964,8 +14737,8 @@
         <w:t xml:space="preserve"> fzf_select</w:t>
       </w:r>
     </w:p>
-    <w:bookmarkEnd w:id="104"/>
-    <w:bookmarkStart w:id="105" w:name="crear-plugin-propio"/>
+    <w:bookmarkEnd w:id="107"/>
+    <w:bookmarkStart w:id="108" w:name="crear-plugin-propio"/>
     <w:p>
       <w:pPr>
         <w:pStyle w:val="Heading2"/>
@@ -14243,9 +15016,9 @@
         <w:t xml:space="preserve"> hook_init</w:t>
       </w:r>
     </w:p>
-    <w:bookmarkEnd w:id="105"/>
-    <w:bookmarkEnd w:id="106"/>
-    <w:bookmarkStart w:id="112" w:name="integración-con-shell"/>
+    <w:bookmarkEnd w:id="108"/>
+    <w:bookmarkEnd w:id="109"/>
+    <w:bookmarkStart w:id="115" w:name="integración-con-shell"/>
     <w:p>
       <w:pPr>
         <w:pStyle w:val="Heading1"/>
@@ -14254,7 +15027,7 @@
         <w:t xml:space="preserve">16. Integración con Shell</w:t>
       </w:r>
     </w:p>
-    <w:bookmarkStart w:id="107" w:name="cambiar-directorio-al-salir"/>
+    <w:bookmarkStart w:id="110" w:name="cambiar-directorio-al-salir"/>
     <w:p>
       <w:pPr>
         <w:pStyle w:val="Heading2"/>
@@ -14271,8 +15044,8 @@
         <w:t xml:space="preserve">Ranger puede cambiar el directorio de tu shell al salir.</w:t>
       </w:r>
     </w:p>
-    <w:bookmarkEnd w:id="107"/>
-    <w:bookmarkStart w:id="108" w:name="bash"/>
+    <w:bookmarkEnd w:id="110"/>
+    <w:bookmarkStart w:id="111" w:name="bash"/>
     <w:p>
       <w:pPr>
         <w:pStyle w:val="Heading2"/>
@@ -14987,8 +15760,8 @@
         <w:t xml:space="preserve">'ranger-cd'</w:t>
       </w:r>
     </w:p>
-    <w:bookmarkEnd w:id="108"/>
-    <w:bookmarkStart w:id="109" w:name="zsh"/>
+    <w:bookmarkEnd w:id="111"/>
+    <w:bookmarkStart w:id="112" w:name="zsh"/>
     <w:p>
       <w:pPr>
         <w:pStyle w:val="Heading2"/>
@@ -15694,8 +16467,8 @@
         <w:t xml:space="preserve">'ranger-cd'</w:t>
       </w:r>
     </w:p>
-    <w:bookmarkEnd w:id="109"/>
-    <w:bookmarkStart w:id="110" w:name="fish"/>
+    <w:bookmarkEnd w:id="112"/>
+    <w:bookmarkStart w:id="113" w:name="fish"/>
     <w:p>
       <w:pPr>
         <w:pStyle w:val="Heading2"/>
@@ -15828,8 +16601,8 @@
         <w:t xml:space="preserve">alias rr='ranger-cd'</w:t>
       </w:r>
     </w:p>
-    <w:bookmarkEnd w:id="110"/>
-    <w:bookmarkStart w:id="111" w:name="file-picker"/>
+    <w:bookmarkEnd w:id="113"/>
+    <w:bookmarkStart w:id="114" w:name="file-picker"/>
     <w:p>
       <w:pPr>
         <w:pStyle w:val="Heading2"/>
@@ -16252,9 +17025,9 @@
         <w:t xml:space="preserve">"</w:t>
       </w:r>
     </w:p>
-    <w:bookmarkEnd w:id="111"/>
-    <w:bookmarkEnd w:id="112"/>
-    <w:bookmarkStart w:id="123" w:name="trucos-y-tips-avanzados"/>
+    <w:bookmarkEnd w:id="114"/>
+    <w:bookmarkEnd w:id="115"/>
+    <w:bookmarkStart w:id="126" w:name="trucos-y-tips-avanzados"/>
     <w:p>
       <w:pPr>
         <w:pStyle w:val="Heading1"/>
@@ -16263,7 +17036,7 @@
         <w:t xml:space="preserve">17. Trucos y Tips Avanzados</w:t>
       </w:r>
     </w:p>
-    <w:bookmarkStart w:id="113" w:name="preview-de-archivos-con-sintaxis"/>
+    <w:bookmarkStart w:id="116" w:name="preview-de-archivos-con-sintaxis"/>
     <w:p>
       <w:pPr>
         <w:pStyle w:val="Heading2"/>
@@ -16628,8 +17401,8 @@
         <w:t xml:space="preserve">esac</w:t>
       </w:r>
     </w:p>
-    <w:bookmarkEnd w:id="113"/>
-    <w:bookmarkStart w:id="114" w:name="thumbnails-de-videos"/>
+    <w:bookmarkEnd w:id="116"/>
+    <w:bookmarkStart w:id="117" w:name="thumbnails-de-videos"/>
     <w:p>
       <w:pPr>
         <w:pStyle w:val="Heading2"/>
@@ -16698,8 +17471,8 @@
         <w:t xml:space="preserve">por defecto.</w:t>
       </w:r>
     </w:p>
-    <w:bookmarkEnd w:id="114"/>
-    <w:bookmarkStart w:id="115" w:name="preview-de-imágenes-terminal-compatible"/>
+    <w:bookmarkEnd w:id="117"/>
+    <w:bookmarkStart w:id="118" w:name="preview-de-imágenes-terminal-compatible"/>
     <w:p>
       <w:pPr>
         <w:pStyle w:val="Heading2"/>
@@ -16854,8 +17627,8 @@
         <w:t xml:space="preserve"> preview_images_method ueberzug</w:t>
       </w:r>
     </w:p>
-    <w:bookmarkEnd w:id="115"/>
-    <w:bookmarkStart w:id="116" w:name="búsqueda-con-fzf"/>
+    <w:bookmarkEnd w:id="118"/>
+    <w:bookmarkStart w:id="119" w:name="búsqueda-con-fzf"/>
     <w:p>
       <w:pPr>
         <w:pStyle w:val="Heading2"/>
@@ -17314,8 +18087,8 @@
         <w:t xml:space="preserve"> fzf</w:t>
       </w:r>
     </w:p>
-    <w:bookmarkEnd w:id="116"/>
-    <w:bookmarkStart w:id="117" w:name="integración-con-git"/>
+    <w:bookmarkEnd w:id="119"/>
+    <w:bookmarkStart w:id="120" w:name="integración-con-git"/>
     <w:p>
       <w:pPr>
         <w:pStyle w:val="Heading2"/>
@@ -17384,8 +18157,8 @@
         <w:t xml:space="preserve">Ranger mostrará información de Git en archivos/directorios.</w:t>
       </w:r>
     </w:p>
-    <w:bookmarkEnd w:id="117"/>
-    <w:bookmarkStart w:id="118" w:name="archivos-grandes"/>
+    <w:bookmarkEnd w:id="120"/>
+    <w:bookmarkStart w:id="121" w:name="archivos-grandes"/>
     <w:p>
       <w:pPr>
         <w:pStyle w:val="Heading2"/>
@@ -17467,8 +18240,8 @@
         <w:t xml:space="preserve"> max_console_history_size 50</w:t>
       </w:r>
     </w:p>
-    <w:bookmarkEnd w:id="118"/>
-    <w:bookmarkStart w:id="119" w:name="abrir-en-programa-externo"/>
+    <w:bookmarkEnd w:id="121"/>
+    <w:bookmarkStart w:id="122" w:name="abrir-en-programa-externo"/>
     <w:p>
       <w:pPr>
         <w:pStyle w:val="Heading2"/>
@@ -17676,8 +18449,8 @@
         <w:t xml:space="preserve">./%s</w:t>
       </w:r>
     </w:p>
-    <w:bookmarkEnd w:id="119"/>
-    <w:bookmarkStart w:id="120" w:name="sincronizar-con-dropboxdrive"/>
+    <w:bookmarkEnd w:id="122"/>
+    <w:bookmarkStart w:id="123" w:name="sincronizar-con-dropboxdrive"/>
     <w:p>
       <w:pPr>
         <w:pStyle w:val="Heading2"/>
@@ -17727,8 +18500,8 @@
         <w:t xml:space="preserve"> gdv cd ~/Google\ Drive</w:t>
       </w:r>
     </w:p>
-    <w:bookmarkEnd w:id="120"/>
-    <w:bookmarkStart w:id="121" w:name="operaciones-bulk"/>
+    <w:bookmarkEnd w:id="123"/>
+    <w:bookmarkStart w:id="124" w:name="operaciones-bulk"/>
     <w:p>
       <w:pPr>
         <w:pStyle w:val="Heading2"/>
@@ -17804,8 +18577,8 @@
         <w:t xml:space="preserve"># Guardar y cerrar</w:t>
       </w:r>
     </w:p>
-    <w:bookmarkEnd w:id="121"/>
-    <w:bookmarkStart w:id="122" w:name="preview-de-archivos-jsonyaml"/>
+    <w:bookmarkEnd w:id="124"/>
+    <w:bookmarkStart w:id="125" w:name="preview-de-archivos-jsonyaml"/>
     <w:p>
       <w:pPr>
         <w:pStyle w:val="Heading2"/>
@@ -18176,9 +18949,9 @@
         <w:t xml:space="preserve">;;</w:t>
       </w:r>
     </w:p>
-    <w:bookmarkEnd w:id="122"/>
-    <w:bookmarkEnd w:id="123"/>
-    <w:bookmarkStart w:id="131" w:name="solución-de-problemas"/>
+    <w:bookmarkEnd w:id="125"/>
+    <w:bookmarkEnd w:id="126"/>
+    <w:bookmarkStart w:id="134" w:name="solución-de-problemas"/>
     <w:p>
       <w:pPr>
         <w:pStyle w:val="Heading1"/>
@@ -18187,7 +18960,7 @@
         <w:t xml:space="preserve">18. Solución de Problemas</w:t>
       </w:r>
     </w:p>
-    <w:bookmarkStart w:id="124" w:name="problema-imágenes-no-se-previsualizan"/>
+    <w:bookmarkStart w:id="127" w:name="problema-imágenes-no-se-previsualizan"/>
     <w:p>
       <w:pPr>
         <w:pStyle w:val="Heading2"/>
@@ -18297,8 +19070,8 @@
         <w:t xml:space="preserve"> w3mimgdisplay</w:t>
       </w:r>
     </w:p>
-    <w:bookmarkEnd w:id="124"/>
-    <w:bookmarkStart w:id="125" w:name="problema-colores-incorrectos"/>
+    <w:bookmarkEnd w:id="127"/>
+    <w:bookmarkStart w:id="128" w:name="problema-colores-incorrectos"/>
     <w:p>
       <w:pPr>
         <w:pStyle w:val="Heading2"/>
@@ -18423,8 +19196,8 @@
         <w:t xml:space="preserve"> colorscheme default</w:t>
       </w:r>
     </w:p>
-    <w:bookmarkEnd w:id="125"/>
-    <w:bookmarkStart w:id="126" w:name="X52c37c400799011b5f74e0305bfac0afb937a47"/>
+    <w:bookmarkEnd w:id="128"/>
+    <w:bookmarkStart w:id="129" w:name="X52c37c400799011b5f74e0305bfac0afb937a47"/>
     <w:p>
       <w:pPr>
         <w:pStyle w:val="Heading2"/>
@@ -18510,8 +19283,8 @@
         <w:t xml:space="preserve"># Verificar scope.sh está configurado correctamente</w:t>
       </w:r>
     </w:p>
-    <w:bookmarkEnd w:id="126"/>
-    <w:bookmarkStart w:id="127" w:name="problema-ranger-lento"/>
+    <w:bookmarkEnd w:id="129"/>
+    <w:bookmarkStart w:id="130" w:name="problema-ranger-lento"/>
     <w:p>
       <w:pPr>
         <w:pStyle w:val="Heading2"/>
@@ -18630,8 +19403,8 @@
         <w:t xml:space="preserve"> max_history_size 10</w:t>
       </w:r>
     </w:p>
-    <w:bookmarkEnd w:id="127"/>
-    <w:bookmarkStart w:id="128" w:name="problema-no-cambia-directorio-del-shell"/>
+    <w:bookmarkEnd w:id="130"/>
+    <w:bookmarkStart w:id="131" w:name="problema-no-cambia-directorio-del-shell"/>
     <w:p>
       <w:pPr>
         <w:pStyle w:val="Heading2"/>
@@ -18725,8 +19498,8 @@
         <w:t xml:space="preserve">'ranger-cd'</w:t>
       </w:r>
     </w:p>
-    <w:bookmarkEnd w:id="128"/>
-    <w:bookmarkStart w:id="129" w:name="problema-archivos-ocultos-no-se-muestran"/>
+    <w:bookmarkEnd w:id="131"/>
+    <w:bookmarkStart w:id="132" w:name="problema-archivos-ocultos-no-se-muestran"/>
     <w:p>
       <w:pPr>
         <w:pStyle w:val="Heading2"/>
@@ -18782,8 +19555,8 @@
         <w:t xml:space="preserve"> show_hidden true</w:t>
       </w:r>
     </w:p>
-    <w:bookmarkEnd w:id="129"/>
-    <w:bookmarkStart w:id="130" w:name="problema-rifle-no-encuentra-programas"/>
+    <w:bookmarkEnd w:id="132"/>
+    <w:bookmarkStart w:id="133" w:name="problema-rifle-no-encuentra-programas"/>
     <w:p>
       <w:pPr>
         <w:pStyle w:val="Heading2"/>
@@ -18881,9 +19654,9 @@
         <w:t xml:space="preserve">"</w:t>
       </w:r>
     </w:p>
-    <w:bookmarkEnd w:id="130"/>
-    <w:bookmarkEnd w:id="131"/>
-    <w:bookmarkStart w:id="142" w:name="referencia-completa-de-atajos"/>
+    <w:bookmarkEnd w:id="133"/>
+    <w:bookmarkEnd w:id="134"/>
+    <w:bookmarkStart w:id="145" w:name="referencia-completa-de-atajos"/>
     <w:p>
       <w:pPr>
         <w:pStyle w:val="Heading1"/>
@@ -18892,7 +19665,7 @@
         <w:t xml:space="preserve">19. Referencia Completa de Atajos</w:t>
       </w:r>
     </w:p>
-    <w:bookmarkStart w:id="132" w:name="navegación-1"/>
+    <w:bookmarkStart w:id="135" w:name="navegación-1"/>
     <w:p>
       <w:pPr>
         <w:pStyle w:val="Heading2"/>
@@ -19392,8 +20165,8 @@
         </w:tc>
       </w:tr>
     </w:tbl>
-    <w:bookmarkEnd w:id="132"/>
-    <w:bookmarkStart w:id="133" w:name="archivos"/>
+    <w:bookmarkEnd w:id="135"/>
+    <w:bookmarkStart w:id="136" w:name="archivos"/>
     <w:p>
       <w:pPr>
         <w:pStyle w:val="Heading2"/>
@@ -19737,8 +20510,8 @@
         </w:tc>
       </w:tr>
     </w:tbl>
-    <w:bookmarkEnd w:id="133"/>
-    <w:bookmarkStart w:id="134" w:name="selección"/>
+    <w:bookmarkEnd w:id="136"/>
+    <w:bookmarkStart w:id="137" w:name="selección"/>
     <w:p>
       <w:pPr>
         <w:pStyle w:val="Heading2"/>
@@ -19893,8 +20666,8 @@
         </w:tc>
       </w:tr>
     </w:tbl>
-    <w:bookmarkEnd w:id="134"/>
-    <w:bookmarkStart w:id="135" w:name="búsqueda-2"/>
+    <w:bookmarkEnd w:id="137"/>
+    <w:bookmarkStart w:id="138" w:name="búsqueda-2"/>
     <w:p>
       <w:pPr>
         <w:pStyle w:val="Heading2"/>
@@ -20076,8 +20849,8 @@
         </w:tc>
       </w:tr>
     </w:tbl>
-    <w:bookmarkEnd w:id="135"/>
-    <w:bookmarkStart w:id="136" w:name="pestañas"/>
+    <w:bookmarkEnd w:id="138"/>
+    <w:bookmarkStart w:id="139" w:name="pestañas"/>
     <w:p>
       <w:pPr>
         <w:pStyle w:val="Heading2"/>
@@ -20319,8 +21092,8 @@
         </w:tc>
       </w:tr>
     </w:tbl>
-    <w:bookmarkEnd w:id="136"/>
-    <w:bookmarkStart w:id="137" w:name="marcadores"/>
+    <w:bookmarkEnd w:id="139"/>
+    <w:bookmarkStart w:id="140" w:name="marcadores"/>
     <w:p>
       <w:pPr>
         <w:pStyle w:val="Heading2"/>
@@ -20448,8 +21221,8 @@
         </w:tc>
       </w:tr>
     </w:tbl>
-    <w:bookmarkEnd w:id="137"/>
-    <w:bookmarkStart w:id="138" w:name="ordenamiento-1"/>
+    <w:bookmarkEnd w:id="140"/>
+    <w:bookmarkStart w:id="141" w:name="ordenamiento-1"/>
     <w:p>
       <w:pPr>
         <w:pStyle w:val="Heading2"/>
@@ -20631,8 +21404,8 @@
         </w:tc>
       </w:tr>
     </w:tbl>
-    <w:bookmarkEnd w:id="138"/>
-    <w:bookmarkStart w:id="139" w:name="vista"/>
+    <w:bookmarkEnd w:id="141"/>
+    <w:bookmarkStart w:id="142" w:name="vista"/>
     <w:p>
       <w:pPr>
         <w:pStyle w:val="Heading2"/>
@@ -20841,8 +21614,8 @@
         </w:tc>
       </w:tr>
     </w:tbl>
-    <w:bookmarkEnd w:id="139"/>
-    <w:bookmarkStart w:id="140" w:name="sistema"/>
+    <w:bookmarkEnd w:id="142"/>
+    <w:bookmarkStart w:id="143" w:name="sistema"/>
     <w:p>
       <w:pPr>
         <w:pStyle w:val="Heading2"/>
@@ -21105,8 +21878,8 @@
         </w:tc>
       </w:tr>
     </w:tbl>
-    <w:bookmarkEnd w:id="140"/>
-    <w:bookmarkStart w:id="141" w:name="ir-a-g"/>
+    <w:bookmarkEnd w:id="143"/>
+    <w:bookmarkStart w:id="144" w:name="ir-a-g"/>
     <w:p>
       <w:pPr>
         <w:pStyle w:val="Heading2"/>
@@ -21423,9 +22196,9 @@
         </w:tc>
       </w:tr>
     </w:tbl>
-    <w:bookmarkEnd w:id="141"/>
-    <w:bookmarkEnd w:id="142"/>
-    <w:bookmarkStart w:id="147" w:name="recursos-y-enlaces"/>
+    <w:bookmarkEnd w:id="144"/>
+    <w:bookmarkEnd w:id="145"/>
+    <w:bookmarkStart w:id="150" w:name="recursos-y-enlaces"/>
     <w:p>
       <w:pPr>
         <w:pStyle w:val="Heading1"/>
@@ -21434,7 +22207,7 @@
         <w:t xml:space="preserve">20. Recursos y Enlaces</w:t>
       </w:r>
     </w:p>
-    <w:bookmarkStart w:id="143" w:name="documentación-oficial"/>
+    <w:bookmarkStart w:id="146" w:name="documentación-oficial"/>
     <w:p>
       <w:pPr>
         <w:pStyle w:val="Heading2"/>
@@ -21534,8 +22307,8 @@
         <w:t xml:space="preserve">: https://github.com/ranger/ranger/wiki</w:t>
       </w:r>
     </w:p>
-    <w:bookmarkEnd w:id="143"/>
-    <w:bookmarkStart w:id="144" w:name="tutoriales"/>
+    <w:bookmarkEnd w:id="146"/>
+    <w:bookmarkStart w:id="147" w:name="tutoriales"/>
     <w:p>
       <w:pPr>
         <w:pStyle w:val="Heading2"/>
@@ -21582,8 +22355,8 @@
         <w:t xml:space="preserve">: https://wiki.archlinux.org/title/Ranger</w:t>
       </w:r>
     </w:p>
-    <w:bookmarkEnd w:id="144"/>
-    <w:bookmarkStart w:id="145" w:name="comunidad"/>
+    <w:bookmarkEnd w:id="147"/>
+    <w:bookmarkStart w:id="148" w:name="comunidad"/>
     <w:p>
       <w:pPr>
         <w:pStyle w:val="Heading2"/>
@@ -21649,8 +22422,8 @@
         <w:t xml:space="preserve">: https://github.com/ranger/ranger/issues</w:t>
       </w:r>
     </w:p>
-    <w:bookmarkEnd w:id="145"/>
-    <w:bookmarkStart w:id="146" w:name="configuraciones-de-ejemplo"/>
+    <w:bookmarkEnd w:id="148"/>
+    <w:bookmarkStart w:id="149" w:name="configuraciones-de-ejemplo"/>
     <w:p>
       <w:pPr>
         <w:pStyle w:val="Heading2"/>
@@ -21703,9 +22476,9 @@
         <w:t xml:space="preserve">: Muchas configuraciones compartidas</w:t>
       </w:r>
     </w:p>
-    <w:bookmarkEnd w:id="146"/>
-    <w:bookmarkEnd w:id="147"/>
-    <w:bookmarkStart w:id="148" w:name="conclusión"/>
+    <w:bookmarkEnd w:id="149"/>
+    <w:bookmarkEnd w:id="150"/>
+    <w:bookmarkStart w:id="151" w:name="conclusión"/>
     <w:p>
       <w:pPr>
         <w:pStyle w:val="Heading1"/>
@@ -21988,8 +22761,8 @@
         <w:t xml:space="preserve">- Salir</w:t>
       </w:r>
     </w:p>
-    <w:bookmarkEnd w:id="148"/>
-    <w:bookmarkStart w:id="183" w:name="publicaciones-similares"/>
+    <w:bookmarkEnd w:id="151"/>
+    <w:bookmarkStart w:id="186" w:name="publicaciones-similares"/>
     <w:p>
       <w:pPr>
         <w:pStyle w:val="Heading1"/>
@@ -22014,11 +22787,11 @@
           <w:numId w:val="1025"/>
         </w:numPr>
       </w:pPr>
-      <w:hyperlink r:id="rId149"/>
-      <w:r>
-        <w:t xml:space="preserve"> </w:t>
-      </w:r>
-      <w:hyperlink r:id="rId150">
+      <w:hyperlink r:id="rId152"/>
+      <w:r>
+        <w:t xml:space="preserve"> </w:t>
+      </w:r>
+      <w:hyperlink r:id="rId153">
         <w:r>
           <w:rPr>
             <w:rStyle w:val="Hyperlink"/>
@@ -22035,11 +22808,11 @@
           <w:numId w:val="1025"/>
         </w:numPr>
       </w:pPr>
-      <w:hyperlink r:id="rId151"/>
-      <w:r>
-        <w:t xml:space="preserve"> </w:t>
-      </w:r>
-      <w:hyperlink r:id="rId152">
+      <w:hyperlink r:id="rId154"/>
+      <w:r>
+        <w:t xml:space="preserve"> </w:t>
+      </w:r>
+      <w:hyperlink r:id="rId155">
         <w:r>
           <w:rPr>
             <w:rStyle w:val="Hyperlink"/>
@@ -22056,11 +22829,11 @@
           <w:numId w:val="1025"/>
         </w:numPr>
       </w:pPr>
-      <w:hyperlink r:id="rId153"/>
-      <w:r>
-        <w:t xml:space="preserve"> </w:t>
-      </w:r>
-      <w:hyperlink r:id="rId154">
+      <w:hyperlink r:id="rId156"/>
+      <w:r>
+        <w:t xml:space="preserve"> </w:t>
+      </w:r>
+      <w:hyperlink r:id="rId157">
         <w:r>
           <w:rPr>
             <w:rStyle w:val="Hyperlink"/>
@@ -22077,11 +22850,11 @@
           <w:numId w:val="1025"/>
         </w:numPr>
       </w:pPr>
-      <w:hyperlink r:id="rId155"/>
-      <w:r>
-        <w:t xml:space="preserve"> </w:t>
-      </w:r>
-      <w:hyperlink r:id="rId156">
+      <w:hyperlink r:id="rId158"/>
+      <w:r>
+        <w:t xml:space="preserve"> </w:t>
+      </w:r>
+      <w:hyperlink r:id="rId159">
         <w:r>
           <w:rPr>
             <w:rStyle w:val="Hyperlink"/>
@@ -22098,11 +22871,11 @@
           <w:numId w:val="1025"/>
         </w:numPr>
       </w:pPr>
-      <w:hyperlink r:id="rId157"/>
-      <w:r>
-        <w:t xml:space="preserve"> </w:t>
-      </w:r>
-      <w:hyperlink r:id="rId158">
+      <w:hyperlink r:id="rId160"/>
+      <w:r>
+        <w:t xml:space="preserve"> </w:t>
+      </w:r>
+      <w:hyperlink r:id="rId161">
         <w:r>
           <w:rPr>
             <w:rStyle w:val="Hyperlink"/>
@@ -22119,11 +22892,11 @@
           <w:numId w:val="1025"/>
         </w:numPr>
       </w:pPr>
-      <w:hyperlink r:id="rId159"/>
-      <w:r>
-        <w:t xml:space="preserve"> </w:t>
-      </w:r>
-      <w:hyperlink r:id="rId160">
+      <w:hyperlink r:id="rId162"/>
+      <w:r>
+        <w:t xml:space="preserve"> </w:t>
+      </w:r>
+      <w:hyperlink r:id="rId163">
         <w:r>
           <w:rPr>
             <w:rStyle w:val="Hyperlink"/>
@@ -22140,11 +22913,11 @@
           <w:numId w:val="1025"/>
         </w:numPr>
       </w:pPr>
-      <w:hyperlink r:id="rId161"/>
-      <w:r>
-        <w:t xml:space="preserve"> </w:t>
-      </w:r>
-      <w:hyperlink r:id="rId162">
+      <w:hyperlink r:id="rId164"/>
+      <w:r>
+        <w:t xml:space="preserve"> </w:t>
+      </w:r>
+      <w:hyperlink r:id="rId165">
         <w:r>
           <w:rPr>
             <w:rStyle w:val="Hyperlink"/>
@@ -22161,11 +22934,11 @@
           <w:numId w:val="1025"/>
         </w:numPr>
       </w:pPr>
-      <w:hyperlink r:id="rId163"/>
-      <w:r>
-        <w:t xml:space="preserve"> </w:t>
-      </w:r>
-      <w:hyperlink r:id="rId164">
+      <w:hyperlink r:id="rId166"/>
+      <w:r>
+        <w:t xml:space="preserve"> </w:t>
+      </w:r>
+      <w:hyperlink r:id="rId167">
         <w:r>
           <w:rPr>
             <w:rStyle w:val="Hyperlink"/>
@@ -22182,11 +22955,11 @@
           <w:numId w:val="1025"/>
         </w:numPr>
       </w:pPr>
-      <w:hyperlink r:id="rId165"/>
-      <w:r>
-        <w:t xml:space="preserve"> </w:t>
-      </w:r>
-      <w:hyperlink r:id="rId166">
+      <w:hyperlink r:id="rId168"/>
+      <w:r>
+        <w:t xml:space="preserve"> </w:t>
+      </w:r>
+      <w:hyperlink r:id="rId169">
         <w:r>
           <w:rPr>
             <w:rStyle w:val="Hyperlink"/>
@@ -22203,11 +22976,11 @@
           <w:numId w:val="1025"/>
         </w:numPr>
       </w:pPr>
-      <w:hyperlink r:id="rId167"/>
-      <w:r>
-        <w:t xml:space="preserve"> </w:t>
-      </w:r>
-      <w:hyperlink r:id="rId168">
+      <w:hyperlink r:id="rId170"/>
+      <w:r>
+        <w:t xml:space="preserve"> </w:t>
+      </w:r>
+      <w:hyperlink r:id="rId171">
         <w:r>
           <w:rPr>
             <w:rStyle w:val="Hyperlink"/>
@@ -22224,11 +22997,11 @@
           <w:numId w:val="1025"/>
         </w:numPr>
       </w:pPr>
-      <w:hyperlink r:id="rId169"/>
-      <w:r>
-        <w:t xml:space="preserve"> </w:t>
-      </w:r>
-      <w:hyperlink r:id="rId170">
+      <w:hyperlink r:id="rId172"/>
+      <w:r>
+        <w:t xml:space="preserve"> </w:t>
+      </w:r>
+      <w:hyperlink r:id="rId173">
         <w:r>
           <w:rPr>
             <w:rStyle w:val="Hyperlink"/>
@@ -22245,11 +23018,11 @@
           <w:numId w:val="1025"/>
         </w:numPr>
       </w:pPr>
-      <w:hyperlink r:id="rId171"/>
-      <w:r>
-        <w:t xml:space="preserve"> </w:t>
-      </w:r>
-      <w:hyperlink r:id="rId172">
+      <w:hyperlink r:id="rId174"/>
+      <w:r>
+        <w:t xml:space="preserve"> </w:t>
+      </w:r>
+      <w:hyperlink r:id="rId175">
         <w:r>
           <w:rPr>
             <w:rStyle w:val="Hyperlink"/>
@@ -22266,11 +23039,11 @@
           <w:numId w:val="1025"/>
         </w:numPr>
       </w:pPr>
-      <w:hyperlink r:id="rId173"/>
-      <w:r>
-        <w:t xml:space="preserve"> </w:t>
-      </w:r>
-      <w:hyperlink r:id="rId174">
+      <w:hyperlink r:id="rId176"/>
+      <w:r>
+        <w:t xml:space="preserve"> </w:t>
+      </w:r>
+      <w:hyperlink r:id="rId177">
         <w:r>
           <w:rPr>
             <w:rStyle w:val="Hyperlink"/>
@@ -22287,11 +23060,11 @@
           <w:numId w:val="1025"/>
         </w:numPr>
       </w:pPr>
-      <w:hyperlink r:id="rId175"/>
-      <w:r>
-        <w:t xml:space="preserve"> </w:t>
-      </w:r>
-      <w:hyperlink r:id="rId176">
+      <w:hyperlink r:id="rId178"/>
+      <w:r>
+        <w:t xml:space="preserve"> </w:t>
+      </w:r>
+      <w:hyperlink r:id="rId179">
         <w:r>
           <w:rPr>
             <w:rStyle w:val="Hyperlink"/>
@@ -22308,11 +23081,11 @@
           <w:numId w:val="1025"/>
         </w:numPr>
       </w:pPr>
-      <w:hyperlink r:id="rId177"/>
-      <w:r>
-        <w:t xml:space="preserve"> </w:t>
-      </w:r>
-      <w:hyperlink r:id="rId178">
+      <w:hyperlink r:id="rId180"/>
+      <w:r>
+        <w:t xml:space="preserve"> </w:t>
+      </w:r>
+      <w:hyperlink r:id="rId181">
         <w:r>
           <w:rPr>
             <w:rStyle w:val="Hyperlink"/>
@@ -22329,11 +23102,11 @@
           <w:numId w:val="1025"/>
         </w:numPr>
       </w:pPr>
-      <w:hyperlink r:id="rId179"/>
-      <w:r>
-        <w:t xml:space="preserve"> </w:t>
-      </w:r>
-      <w:hyperlink r:id="rId180">
+      <w:hyperlink r:id="rId182"/>
+      <w:r>
+        <w:t xml:space="preserve"> </w:t>
+      </w:r>
+      <w:hyperlink r:id="rId183">
         <w:r>
           <w:rPr>
             <w:rStyle w:val="Hyperlink"/>
@@ -22350,11 +23123,11 @@
           <w:numId w:val="1025"/>
         </w:numPr>
       </w:pPr>
-      <w:hyperlink r:id="rId181"/>
-      <w:r>
-        <w:t xml:space="preserve"> </w:t>
-      </w:r>
-      <w:hyperlink r:id="rId182">
+      <w:hyperlink r:id="rId184"/>
+      <w:r>
+        <w:t xml:space="preserve"> </w:t>
+      </w:r>
+      <w:hyperlink r:id="rId185">
         <w:r>
           <w:rPr>
             <w:rStyle w:val="Hyperlink"/>
@@ -22371,7 +23144,7 @@
         <w:t xml:space="preserve">Esperamos que encuentres estas publicaciones igualmente interesantes y útiles. ¡Disfruta de la lectura!</w:t>
       </w:r>
     </w:p>
-    <w:bookmarkEnd w:id="183"/>
+    <w:bookmarkEnd w:id="186"/>
     <w:sectPr>
       <w:headerReference r:id="rId9" w:type="even"/>
       <w:headerReference r:id="rId11" w:type="default"/>

--- a/_site/operating-system/2025-12-30-guia-de-ranger/index.docx
+++ b/_site/operating-system/2025-12-30-guia-de-ranger/index.docx
@@ -160,7 +160,7 @@
         <w:t xml:space="preserve">: </w:t>
       </w:r>
       <w:r>
-        <w:t xml:space="preserve">conceptualización y redacción</w:t>
+        <w:t xml:space="preserve">conceptualización, metodología, análisis formal, investigación, recursos, curación de datos, redacción, visualización, supervisión, y administración del proyecto</w:t>
       </w:r>
     </w:p>
     <w:p>
@@ -168,7 +168,7 @@
         <w:pStyle w:val="BodyText"/>
       </w:pPr>
       <w:r>
-        <w:t xml:space="preserve">La correspondencia relativa a este artículo debe dirigirse a Edison Achalma, Escuela Profesional de Economía, Universidad Nacional de San Cristóbal de Huamanga, Ayacucho, AYA, Perú, Email:</w:t>
+        <w:t xml:space="preserve">La correspondencia relativa a este artículo debe dirigirse a Edison Achalma, Escuela Profesional de Economía, Universidad Nacional de San Cristóbal de Huamanga, Portal Independencia N° 57, Ayacucho, AYA 5001, Perú, Email:</w:t>
       </w:r>
       <w:r>
         <w:t xml:space="preserve"> </w:t>
@@ -226,7 +226,7 @@
       </w:r>
     </w:p>
     <w:bookmarkEnd w:id="25"/>
-    <w:bookmarkStart w:id="26" w:name="firstheader"/>
+    <w:bookmarkStart w:id="29" w:name="firstheader"/>
     <w:p>
       <w:pPr>
         <w:pStyle w:val="Heading1"/>
@@ -238,6 +238,53 @@
     <w:p>
       <w:pPr>
         <w:pStyle w:val="FirstParagraph"/>
+      </w:pPr>
+      <w:r>
+        <w:drawing>
+          <wp:inline>
+            <wp:extent cx="5943600" cy="3201115"/>
+            <wp:effectExtent b="0" l="0" r="0" t="0"/>
+            <wp:docPr descr="" title="" id="27" name="Picture"/>
+            <a:graphic>
+              <a:graphicData uri="http://schemas.openxmlformats.org/drawingml/2006/picture">
+                <pic:pic>
+                  <pic:nvPicPr>
+                    <pic:cNvPr descr="featured.png" id="28" name="Picture"/>
+                    <pic:cNvPicPr>
+                      <a:picLocks noChangeArrowheads="1" noChangeAspect="1"/>
+                    </pic:cNvPicPr>
+                  </pic:nvPicPr>
+                  <pic:blipFill>
+                    <a:blip r:embed="rId26"/>
+                    <a:stretch>
+                      <a:fillRect/>
+                    </a:stretch>
+                  </pic:blipFill>
+                  <pic:spPr bwMode="auto">
+                    <a:xfrm>
+                      <a:off x="0" y="0"/>
+                      <a:ext cx="5943600" cy="3201115"/>
+                    </a:xfrm>
+                    <a:prstGeom prst="rect">
+                      <a:avLst/>
+                    </a:prstGeom>
+                    <a:noFill/>
+                    <a:ln w="9525">
+                      <a:noFill/>
+                      <a:headEnd/>
+                      <a:tailEnd/>
+                    </a:ln>
+                  </pic:spPr>
+                </pic:pic>
+              </a:graphicData>
+            </a:graphic>
+          </wp:inline>
+        </w:drawing>
+      </w:r>
+    </w:p>
+    <w:p>
+      <w:pPr>
+        <w:pStyle w:val="BodyText"/>
       </w:pPr>
       <w:r>
         <w:rPr>
@@ -547,8 +594,8 @@
         <w:t xml:space="preserve">Cambia el directorio del shell al salir</w:t>
       </w:r>
     </w:p>
-    <w:bookmarkEnd w:id="26"/>
-    <w:bookmarkStart w:id="35" w:name="instalación"/>
+    <w:bookmarkEnd w:id="29"/>
+    <w:bookmarkStart w:id="38" w:name="instalación"/>
     <w:p>
       <w:pPr>
         <w:pStyle w:val="Heading1"/>
@@ -557,7 +604,7 @@
         <w:t xml:space="preserve">1. Instalación</w:t>
       </w:r>
     </w:p>
-    <w:bookmarkStart w:id="27" w:name="desde-repositorios"/>
+    <w:bookmarkStart w:id="30" w:name="desde-repositorios"/>
     <w:p>
       <w:pPr>
         <w:pStyle w:val="Heading2"/>
@@ -709,8 +756,8 @@
         <w:t xml:space="preserve"> install ranger</w:t>
       </w:r>
     </w:p>
-    <w:bookmarkEnd w:id="27"/>
-    <w:bookmarkStart w:id="28" w:name="desde-pypi"/>
+    <w:bookmarkEnd w:id="30"/>
+    <w:bookmarkStart w:id="31" w:name="desde-pypi"/>
     <w:p>
       <w:pPr>
         <w:pStyle w:val="Heading2"/>
@@ -760,8 +807,8 @@
         <w:t xml:space="preserve"> install ranger-fm</w:t>
       </w:r>
     </w:p>
-    <w:bookmarkEnd w:id="28"/>
-    <w:bookmarkStart w:id="29" w:name="desde-código-fuente"/>
+    <w:bookmarkEnd w:id="31"/>
+    <w:bookmarkStart w:id="32" w:name="desde-código-fuente"/>
     <w:p>
       <w:pPr>
         <w:pStyle w:val="Heading2"/>
@@ -817,8 +864,8 @@
         <w:t xml:space="preserve"> make install</w:t>
       </w:r>
     </w:p>
-    <w:bookmarkEnd w:id="29"/>
-    <w:bookmarkStart w:id="30" w:name="verificar-instalación"/>
+    <w:bookmarkEnd w:id="32"/>
+    <w:bookmarkStart w:id="33" w:name="verificar-instalación"/>
     <w:p>
       <w:pPr>
         <w:pStyle w:val="Heading2"/>
@@ -850,8 +897,8 @@
         <w:t xml:space="preserve">--version</w:t>
       </w:r>
     </w:p>
-    <w:bookmarkEnd w:id="30"/>
-    <w:bookmarkStart w:id="34" w:name="dependencias-opcionales"/>
+    <w:bookmarkEnd w:id="33"/>
+    <w:bookmarkStart w:id="37" w:name="dependencias-opcionales"/>
     <w:p>
       <w:pPr>
         <w:pStyle w:val="Heading2"/>
@@ -880,7 +927,7 @@
         <w:t xml:space="preserve">, se recomienda instalar las siguientes dependencias según tu distribución.</w:t>
       </w:r>
     </w:p>
-    <w:bookmarkStart w:id="31" w:name="para-debian-ubuntu-derivados"/>
+    <w:bookmarkStart w:id="34" w:name="para-debian-ubuntu-derivados"/>
     <w:p>
       <w:pPr>
         <w:pStyle w:val="Heading3"/>
@@ -1260,8 +1307,8 @@
         <w:t xml:space="preserve"> apt-get install librsvg2-bin</w:t>
       </w:r>
     </w:p>
-    <w:bookmarkEnd w:id="31"/>
-    <w:bookmarkStart w:id="32" w:name="para-arch-linux-manjaro-derivados"/>
+    <w:bookmarkEnd w:id="34"/>
+    <w:bookmarkStart w:id="35" w:name="para-arch-linux-manjaro-derivados"/>
     <w:p>
       <w:pPr>
         <w:pStyle w:val="Heading3"/>
@@ -1785,8 +1832,8 @@
         <w:t xml:space="preserve"> librsvg</w:t>
       </w:r>
     </w:p>
-    <w:bookmarkEnd w:id="32"/>
-    <w:bookmarkStart w:id="33" w:name="X654504064728ba28f7fe883f6c68076f638e3d4"/>
+    <w:bookmarkEnd w:id="35"/>
+    <w:bookmarkStart w:id="36" w:name="X654504064728ba28f7fe883f6c68076f638e3d4"/>
     <w:p>
       <w:pPr>
         <w:pStyle w:val="Heading3"/>
@@ -1940,10 +1987,10 @@
         <w:t xml:space="preserve"># Opcional: pip install --user python-bidi</w:t>
       </w:r>
     </w:p>
-    <w:bookmarkEnd w:id="33"/>
-    <w:bookmarkEnd w:id="34"/>
-    <w:bookmarkEnd w:id="35"/>
-    <w:bookmarkStart w:id="39" w:name="configuración-inicial"/>
+    <w:bookmarkEnd w:id="36"/>
+    <w:bookmarkEnd w:id="37"/>
+    <w:bookmarkEnd w:id="38"/>
+    <w:bookmarkStart w:id="42" w:name="configuración-inicial"/>
     <w:p>
       <w:pPr>
         <w:pStyle w:val="Heading1"/>
@@ -1952,7 +1999,7 @@
         <w:t xml:space="preserve">2. Configuración Inicial</w:t>
       </w:r>
     </w:p>
-    <w:bookmarkStart w:id="36" w:name="generar-archivos-de-configuración"/>
+    <w:bookmarkStart w:id="39" w:name="generar-archivos-de-configuración"/>
     <w:p>
       <w:pPr>
         <w:pStyle w:val="Heading2"/>
@@ -2181,8 +2228,8 @@
         <w:t xml:space="preserve"># Comandos personalizados</w:t>
       </w:r>
     </w:p>
-    <w:bookmarkEnd w:id="36"/>
-    <w:bookmarkStart w:id="37" w:name="ubicación-de-archivos"/>
+    <w:bookmarkEnd w:id="39"/>
+    <w:bookmarkStart w:id="40" w:name="ubicación-de-archivos"/>
     <w:p>
       <w:pPr>
         <w:pStyle w:val="Heading2"/>
@@ -2336,8 +2383,8 @@
         <w:t xml:space="preserve"># Directorio para plugins</w:t>
       </w:r>
     </w:p>
-    <w:bookmarkEnd w:id="37"/>
-    <w:bookmarkStart w:id="38" w:name="primer-lanzamiento"/>
+    <w:bookmarkEnd w:id="40"/>
+    <w:bookmarkStart w:id="41" w:name="primer-lanzamiento"/>
     <w:p>
       <w:pPr>
         <w:pStyle w:val="Heading2"/>
@@ -2416,9 +2463,9 @@
         <w:t xml:space="preserve">para navegar</w:t>
       </w:r>
     </w:p>
-    <w:bookmarkEnd w:id="38"/>
-    <w:bookmarkEnd w:id="39"/>
-    <w:bookmarkStart w:id="43" w:name="interfaz-y-navegación-básica"/>
+    <w:bookmarkEnd w:id="41"/>
+    <w:bookmarkEnd w:id="42"/>
+    <w:bookmarkStart w:id="46" w:name="interfaz-y-navegación-básica"/>
     <w:p>
       <w:pPr>
         <w:pStyle w:val="Heading1"/>
@@ -2427,7 +2474,7 @@
         <w:t xml:space="preserve">3. Interfaz y Navegación Básica</w:t>
       </w:r>
     </w:p>
-    <w:bookmarkStart w:id="40" w:name="estructura-de-la-pantalla"/>
+    <w:bookmarkStart w:id="43" w:name="estructura-de-la-pantalla"/>
     <w:p>
       <w:pPr>
         <w:pStyle w:val="Heading2"/>
@@ -2597,8 +2644,8 @@
         <w:t xml:space="preserve">└─────────────────────────────────────────────────────────┘</w:t>
       </w:r>
     </w:p>
-    <w:bookmarkEnd w:id="40"/>
-    <w:bookmarkStart w:id="41" w:name="columnas"/>
+    <w:bookmarkEnd w:id="43"/>
+    <w:bookmarkStart w:id="44" w:name="columnas"/>
     <w:p>
       <w:pPr>
         <w:pStyle w:val="Heading2"/>
@@ -2664,8 +2711,8 @@
         <w:t xml:space="preserve">: Previsualización del archivo/directorio seleccionado</w:t>
       </w:r>
     </w:p>
-    <w:bookmarkEnd w:id="41"/>
-    <w:bookmarkStart w:id="42" w:name="barra-de-estado"/>
+    <w:bookmarkEnd w:id="44"/>
+    <w:bookmarkStart w:id="45" w:name="barra-de-estado"/>
     <w:p>
       <w:pPr>
         <w:pStyle w:val="Heading2"/>
@@ -2742,9 +2789,9 @@
         <w:t xml:space="preserve">Ruta completa del directorio actual</w:t>
       </w:r>
     </w:p>
-    <w:bookmarkEnd w:id="42"/>
-    <w:bookmarkEnd w:id="43"/>
-    <w:bookmarkStart w:id="47" w:name="atajos-de-teclado-fundamentales"/>
+    <w:bookmarkEnd w:id="45"/>
+    <w:bookmarkEnd w:id="46"/>
+    <w:bookmarkStart w:id="50" w:name="atajos-de-teclado-fundamentales"/>
     <w:p>
       <w:pPr>
         <w:pStyle w:val="Heading1"/>
@@ -2753,7 +2800,7 @@
         <w:t xml:space="preserve">4. Atajos de Teclado Fundamentales</w:t>
       </w:r>
     </w:p>
-    <w:bookmarkStart w:id="44" w:name="navegación-básica-estilo-vim"/>
+    <w:bookmarkStart w:id="47" w:name="navegación-básica-estilo-vim"/>
     <w:p>
       <w:pPr>
         <w:pStyle w:val="Heading2"/>
@@ -3016,8 +3063,8 @@
         </w:tc>
       </w:tr>
     </w:tbl>
-    <w:bookmarkEnd w:id="44"/>
-    <w:bookmarkStart w:id="45" w:name="movimiento-rápido"/>
+    <w:bookmarkEnd w:id="47"/>
+    <w:bookmarkStart w:id="48" w:name="movimiento-rápido"/>
     <w:p>
       <w:pPr>
         <w:pStyle w:val="Heading2"/>
@@ -3361,8 +3408,8 @@
         </w:tc>
       </w:tr>
     </w:tbl>
-    <w:bookmarkEnd w:id="45"/>
-    <w:bookmarkStart w:id="46" w:name="salir-y-ayuda"/>
+    <w:bookmarkEnd w:id="48"/>
+    <w:bookmarkStart w:id="49" w:name="salir-y-ayuda"/>
     <w:p>
       <w:pPr>
         <w:pStyle w:val="Heading2"/>
@@ -3517,9 +3564,9 @@
         </w:tc>
       </w:tr>
     </w:tbl>
-    <w:bookmarkEnd w:id="46"/>
-    <w:bookmarkEnd w:id="47"/>
-    <w:bookmarkStart w:id="52" w:name="navegación-avanzada"/>
+    <w:bookmarkEnd w:id="49"/>
+    <w:bookmarkEnd w:id="50"/>
+    <w:bookmarkStart w:id="55" w:name="navegación-avanzada"/>
     <w:p>
       <w:pPr>
         <w:pStyle w:val="Heading1"/>
@@ -3528,7 +3575,7 @@
         <w:t xml:space="preserve">5. Navegación Avanzada</w:t>
       </w:r>
     </w:p>
-    <w:bookmarkStart w:id="48" w:name="historial-de-navegación"/>
+    <w:bookmarkStart w:id="51" w:name="historial-de-navegación"/>
     <w:p>
       <w:pPr>
         <w:pStyle w:val="Heading2"/>
@@ -3683,8 +3730,8 @@
         </w:tc>
       </w:tr>
     </w:tbl>
-    <w:bookmarkEnd w:id="48"/>
-    <w:bookmarkStart w:id="49" w:name="saltos-rápidos"/>
+    <w:bookmarkEnd w:id="51"/>
+    <w:bookmarkStart w:id="52" w:name="saltos-rápidos"/>
     <w:p>
       <w:pPr>
         <w:pStyle w:val="Heading2"/>
@@ -4064,8 +4111,8 @@
         </w:tc>
       </w:tr>
     </w:tbl>
-    <w:bookmarkEnd w:id="49"/>
-    <w:bookmarkStart w:id="50" w:name="navegación-por-primera-letra"/>
+    <w:bookmarkEnd w:id="52"/>
+    <w:bookmarkStart w:id="53" w:name="navegación-por-primera-letra"/>
     <w:p>
       <w:pPr>
         <w:pStyle w:val="Heading2"/>
@@ -4250,8 +4297,8 @@
         <w:t xml:space="preserve">para siguiente</w:t>
       </w:r>
     </w:p>
-    <w:bookmarkEnd w:id="50"/>
-    <w:bookmarkStart w:id="51" w:name="ir-a-directorio-específico"/>
+    <w:bookmarkEnd w:id="53"/>
+    <w:bookmarkStart w:id="54" w:name="ir-a-directorio-específico"/>
     <w:p>
       <w:pPr>
         <w:pStyle w:val="Heading2"/>
@@ -4379,9 +4426,9 @@
         </w:tc>
       </w:tr>
     </w:tbl>
-    <w:bookmarkEnd w:id="51"/>
-    <w:bookmarkEnd w:id="52"/>
-    <w:bookmarkStart w:id="57" w:name="operaciones-con-archivos"/>
+    <w:bookmarkEnd w:id="54"/>
+    <w:bookmarkEnd w:id="55"/>
+    <w:bookmarkStart w:id="60" w:name="operaciones-con-archivos"/>
     <w:p>
       <w:pPr>
         <w:pStyle w:val="Heading1"/>
@@ -4390,7 +4437,7 @@
         <w:t xml:space="preserve">6. Operaciones con Archivos</w:t>
       </w:r>
     </w:p>
-    <w:bookmarkStart w:id="53" w:name="copiar-cortar-y-pegar"/>
+    <w:bookmarkStart w:id="56" w:name="copiar-cortar-y-pegar"/>
     <w:p>
       <w:pPr>
         <w:pStyle w:val="Heading2"/>
@@ -4707,8 +4754,8 @@
         </w:tc>
       </w:tr>
     </w:tbl>
-    <w:bookmarkEnd w:id="53"/>
-    <w:bookmarkStart w:id="54" w:name="eliminar"/>
+    <w:bookmarkEnd w:id="56"/>
+    <w:bookmarkStart w:id="57" w:name="eliminar"/>
     <w:p>
       <w:pPr>
         <w:pStyle w:val="Heading2"/>
@@ -4809,8 +4856,8 @@
         </w:tc>
       </w:tr>
     </w:tbl>
-    <w:bookmarkEnd w:id="54"/>
-    <w:bookmarkStart w:id="55" w:name="crear-y-editar"/>
+    <w:bookmarkEnd w:id="57"/>
+    <w:bookmarkStart w:id="58" w:name="crear-y-editar"/>
     <w:p>
       <w:pPr>
         <w:pStyle w:val="Heading2"/>
@@ -5073,8 +5120,8 @@
         </w:tc>
       </w:tr>
     </w:tbl>
-    <w:bookmarkEnd w:id="55"/>
-    <w:bookmarkStart w:id="56" w:name="permisos-y-propiedades"/>
+    <w:bookmarkEnd w:id="58"/>
+    <w:bookmarkStart w:id="59" w:name="permisos-y-propiedades"/>
     <w:p>
       <w:pPr>
         <w:pStyle w:val="Heading2"/>
@@ -5303,9 +5350,9 @@
         <w:t xml:space="preserve"># Establecer permisos exactos</w:t>
       </w:r>
     </w:p>
-    <w:bookmarkEnd w:id="56"/>
-    <w:bookmarkEnd w:id="57"/>
-    <w:bookmarkStart w:id="62" w:name="selección-múltiple"/>
+    <w:bookmarkEnd w:id="59"/>
+    <w:bookmarkEnd w:id="60"/>
+    <w:bookmarkStart w:id="65" w:name="selección-múltiple"/>
     <w:p>
       <w:pPr>
         <w:pStyle w:val="Heading1"/>
@@ -5314,7 +5361,7 @@
         <w:t xml:space="preserve">7. Selección Múltiple</w:t>
       </w:r>
     </w:p>
-    <w:bookmarkStart w:id="58" w:name="seleccionar-archivos"/>
+    <w:bookmarkStart w:id="61" w:name="seleccionar-archivos"/>
     <w:p>
       <w:pPr>
         <w:pStyle w:val="Heading2"/>
@@ -5469,8 +5516,8 @@
         </w:tc>
       </w:tr>
     </w:tbl>
-    <w:bookmarkEnd w:id="58"/>
-    <w:bookmarkStart w:id="59" w:name="modo-visual"/>
+    <w:bookmarkEnd w:id="61"/>
+    <w:bookmarkStart w:id="62" w:name="modo-visual"/>
     <w:p>
       <w:pPr>
         <w:pStyle w:val="Heading2"/>
@@ -5559,8 +5606,8 @@
         <w:t xml:space="preserve">- Cambiar punto de anclaje de selección</w:t>
       </w:r>
     </w:p>
-    <w:bookmarkEnd w:id="59"/>
-    <w:bookmarkStart w:id="60" w:name="operaciones-con-múltiples-archivos"/>
+    <w:bookmarkEnd w:id="62"/>
+    <w:bookmarkStart w:id="63" w:name="operaciones-con-múltiples-archivos"/>
     <w:p>
       <w:pPr>
         <w:pStyle w:val="Heading2"/>
@@ -5661,8 +5708,8 @@
         <w:t xml:space="preserve">- Renombrar múltiples archivos en editor</w:t>
       </w:r>
     </w:p>
-    <w:bookmarkEnd w:id="60"/>
-    <w:bookmarkStart w:id="61" w:name="renombrado-masivo"/>
+    <w:bookmarkEnd w:id="63"/>
+    <w:bookmarkStart w:id="64" w:name="renombrado-masivo"/>
     <w:p>
       <w:pPr>
         <w:pStyle w:val="Heading2"/>
@@ -5739,9 +5786,9 @@
         <w:t xml:space="preserve"># Ranger renombra los archivos automáticamente</w:t>
       </w:r>
     </w:p>
-    <w:bookmarkEnd w:id="61"/>
-    <w:bookmarkEnd w:id="62"/>
-    <w:bookmarkStart w:id="66" w:name="búsqueda-y-filtrado"/>
+    <w:bookmarkEnd w:id="64"/>
+    <w:bookmarkEnd w:id="65"/>
+    <w:bookmarkStart w:id="69" w:name="búsqueda-y-filtrado"/>
     <w:p>
       <w:pPr>
         <w:pStyle w:val="Heading1"/>
@@ -5750,7 +5797,7 @@
         <w:t xml:space="preserve">8. Búsqueda y Filtrado</w:t>
       </w:r>
     </w:p>
-    <w:bookmarkStart w:id="63" w:name="búsqueda"/>
+    <w:bookmarkStart w:id="66" w:name="búsqueda"/>
     <w:p>
       <w:pPr>
         <w:pStyle w:val="Heading2"/>
@@ -5959,8 +6006,8 @@
         </w:tc>
       </w:tr>
     </w:tbl>
-    <w:bookmarkEnd w:id="63"/>
-    <w:bookmarkStart w:id="64" w:name="filtrado"/>
+    <w:bookmarkEnd w:id="66"/>
+    <w:bookmarkStart w:id="67" w:name="filtrado"/>
     <w:p>
       <w:pPr>
         <w:pStyle w:val="Heading2"/>
@@ -6088,8 +6135,8 @@
         </w:tc>
       </w:tr>
     </w:tbl>
-    <w:bookmarkEnd w:id="64"/>
-    <w:bookmarkStart w:id="65" w:name="ordenamiento"/>
+    <w:bookmarkEnd w:id="67"/>
+    <w:bookmarkStart w:id="68" w:name="ordenamiento"/>
     <w:p>
       <w:pPr>
         <w:pStyle w:val="Heading2"/>
@@ -6406,9 +6453,9 @@
         </w:tc>
       </w:tr>
     </w:tbl>
-    <w:bookmarkEnd w:id="65"/>
-    <w:bookmarkEnd w:id="66"/>
-    <w:bookmarkStart w:id="69" w:name="pestañas-tabs"/>
+    <w:bookmarkEnd w:id="68"/>
+    <w:bookmarkEnd w:id="69"/>
+    <w:bookmarkStart w:id="72" w:name="pestañas-tabs"/>
     <w:p>
       <w:pPr>
         <w:pStyle w:val="Heading1"/>
@@ -6417,7 +6464,7 @@
         <w:t xml:space="preserve">9. Pestañas (Tabs)</w:t>
       </w:r>
     </w:p>
-    <w:bookmarkStart w:id="67" w:name="gestión-de-pestañas"/>
+    <w:bookmarkStart w:id="70" w:name="gestión-de-pestañas"/>
     <w:p>
       <w:pPr>
         <w:pStyle w:val="Heading2"/>
@@ -6704,8 +6751,8 @@
         </w:tc>
       </w:tr>
     </w:tbl>
-    <w:bookmarkEnd w:id="67"/>
-    <w:bookmarkStart w:id="68" w:name="movimiento-entre-pestañas"/>
+    <w:bookmarkEnd w:id="70"/>
+    <w:bookmarkStart w:id="71" w:name="movimiento-entre-pestañas"/>
     <w:p>
       <w:pPr>
         <w:pStyle w:val="Heading2"/>
@@ -6821,9 +6868,9 @@
         <w:t xml:space="preserve"># Anterior</w:t>
       </w:r>
     </w:p>
-    <w:bookmarkEnd w:id="68"/>
-    <w:bookmarkEnd w:id="69"/>
-    <w:bookmarkStart w:id="73" w:name="marcadores-bookmarks"/>
+    <w:bookmarkEnd w:id="71"/>
+    <w:bookmarkEnd w:id="72"/>
+    <w:bookmarkStart w:id="76" w:name="marcadores-bookmarks"/>
     <w:p>
       <w:pPr>
         <w:pStyle w:val="Heading1"/>
@@ -6832,7 +6879,7 @@
         <w:t xml:space="preserve">10. Marcadores (Bookmarks)</w:t>
       </w:r>
     </w:p>
-    <w:bookmarkStart w:id="70" w:name="crear-y-usar-marcadores"/>
+    <w:bookmarkStart w:id="73" w:name="crear-y-usar-marcadores"/>
     <w:p>
       <w:pPr>
         <w:pStyle w:val="Heading2"/>
@@ -7011,8 +7058,8 @@
         </w:tc>
       </w:tr>
     </w:tbl>
-    <w:bookmarkEnd w:id="70"/>
-    <w:bookmarkStart w:id="71" w:name="marcadores-especiales"/>
+    <w:bookmarkEnd w:id="73"/>
+    <w:bookmarkStart w:id="74" w:name="marcadores-especiales"/>
     <w:p>
       <w:pPr>
         <w:pStyle w:val="Heading2"/>
@@ -7202,8 +7249,8 @@
         <w:t xml:space="preserve">'a        # Regresa a /home/usuario/documentos</w:t>
       </w:r>
     </w:p>
-    <w:bookmarkEnd w:id="71"/>
-    <w:bookmarkStart w:id="72" w:name="ver-marcadores"/>
+    <w:bookmarkEnd w:id="74"/>
+    <w:bookmarkStart w:id="75" w:name="ver-marcadores"/>
     <w:p>
       <w:pPr>
         <w:pStyle w:val="Heading2"/>
@@ -7235,9 +7282,9 @@
         <w:t xml:space="preserve"># Ver todos los marcadores</w:t>
       </w:r>
     </w:p>
-    <w:bookmarkEnd w:id="72"/>
-    <w:bookmarkEnd w:id="73"/>
-    <w:bookmarkStart w:id="77" w:name="previsualización-de-archivos"/>
+    <w:bookmarkEnd w:id="75"/>
+    <w:bookmarkEnd w:id="76"/>
+    <w:bookmarkStart w:id="80" w:name="previsualización-de-archivos"/>
     <w:p>
       <w:pPr>
         <w:pStyle w:val="Heading1"/>
@@ -7246,7 +7293,7 @@
         <w:t xml:space="preserve">11. Previsualización de Archivos</w:t>
       </w:r>
     </w:p>
-    <w:bookmarkStart w:id="74" w:name="configurar-previsualización"/>
+    <w:bookmarkStart w:id="77" w:name="configurar-previsualización"/>
     <w:p>
       <w:pPr>
         <w:pStyle w:val="Heading2"/>
@@ -7401,8 +7448,8 @@
         </w:tc>
       </w:tr>
     </w:tbl>
-    <w:bookmarkEnd w:id="74"/>
-    <w:bookmarkStart w:id="75" w:name="tipos-de-previsualización"/>
+    <w:bookmarkEnd w:id="77"/>
+    <w:bookmarkStart w:id="78" w:name="tipos-de-previsualización"/>
     <w:p>
       <w:pPr>
         <w:pStyle w:val="Heading2"/>
@@ -7591,8 +7638,8 @@
         <w:t xml:space="preserve">Audio (metadatos con mediainfo)</w:t>
       </w:r>
     </w:p>
-    <w:bookmarkEnd w:id="75"/>
-    <w:bookmarkStart w:id="76" w:name="configurar-scope.sh"/>
+    <w:bookmarkEnd w:id="78"/>
+    <w:bookmarkStart w:id="79" w:name="configurar-scope.sh"/>
     <w:p>
       <w:pPr>
         <w:pStyle w:val="Heading2"/>
@@ -7887,9 +7934,9 @@
         <w:t xml:space="preserve">esac</w:t>
       </w:r>
     </w:p>
-    <w:bookmarkEnd w:id="76"/>
-    <w:bookmarkEnd w:id="77"/>
-    <w:bookmarkStart w:id="88" w:name="comandos-de-consola"/>
+    <w:bookmarkEnd w:id="79"/>
+    <w:bookmarkEnd w:id="80"/>
+    <w:bookmarkStart w:id="91" w:name="comandos-de-consola"/>
     <w:p>
       <w:pPr>
         <w:pStyle w:val="Heading1"/>
@@ -7898,7 +7945,7 @@
         <w:t xml:space="preserve">12. Comandos de Consola</w:t>
       </w:r>
     </w:p>
-    <w:bookmarkStart w:id="78" w:name="acceder-a-la-consola"/>
+    <w:bookmarkStart w:id="81" w:name="acceder-a-la-consola"/>
     <w:p>
       <w:pPr>
         <w:pStyle w:val="Heading2"/>
@@ -8053,8 +8100,8 @@
         </w:tc>
       </w:tr>
     </w:tbl>
-    <w:bookmarkEnd w:id="78"/>
-    <w:bookmarkStart w:id="79" w:name="comandos-principales"/>
+    <w:bookmarkEnd w:id="81"/>
+    <w:bookmarkStart w:id="82" w:name="comandos-principales"/>
     <w:p>
       <w:pPr>
         <w:pStyle w:val="Heading2"/>
@@ -8063,8 +8110,8 @@
         <w:t xml:space="preserve">12.2 Comandos Principales</w:t>
       </w:r>
     </w:p>
-    <w:bookmarkEnd w:id="79"/>
-    <w:bookmarkStart w:id="80" w:name="navegación"/>
+    <w:bookmarkEnd w:id="82"/>
+    <w:bookmarkStart w:id="83" w:name="navegación"/>
     <w:p>
       <w:pPr>
         <w:pStyle w:val="Heading2"/>
@@ -8174,8 +8221,8 @@
         <w:t xml:space="preserve"># Ir a HOME</w:t>
       </w:r>
     </w:p>
-    <w:bookmarkEnd w:id="80"/>
-    <w:bookmarkStart w:id="81" w:name="operaciones-de-archivos"/>
+    <w:bookmarkEnd w:id="83"/>
+    <w:bookmarkStart w:id="84" w:name="operaciones-de-archivos"/>
     <w:p>
       <w:pPr>
         <w:pStyle w:val="Heading2"/>
@@ -8387,8 +8434,8 @@
         <w:t xml:space="preserve"># Cambiar permisos</w:t>
       </w:r>
     </w:p>
-    <w:bookmarkEnd w:id="81"/>
-    <w:bookmarkStart w:id="82" w:name="búsqueda-1"/>
+    <w:bookmarkEnd w:id="84"/>
+    <w:bookmarkStart w:id="85" w:name="búsqueda-1"/>
     <w:p>
       <w:pPr>
         <w:pStyle w:val="Heading2"/>
@@ -8534,8 +8581,8 @@
         <w:t xml:space="preserve"># Filtrar archivos mostrados</w:t>
       </w:r>
     </w:p>
-    <w:bookmarkEnd w:id="82"/>
-    <w:bookmarkStart w:id="83" w:name="pestañas-y-marcadores"/>
+    <w:bookmarkEnd w:id="85"/>
+    <w:bookmarkStart w:id="86" w:name="pestañas-y-marcadores"/>
     <w:p>
       <w:pPr>
         <w:pStyle w:val="Heading2"/>
@@ -8678,8 +8725,8 @@
         <w:t xml:space="preserve"># Crear marcador</w:t>
       </w:r>
     </w:p>
-    <w:bookmarkEnd w:id="83"/>
-    <w:bookmarkStart w:id="84" w:name="configuración"/>
+    <w:bookmarkEnd w:id="86"/>
+    <w:bookmarkStart w:id="87" w:name="configuración"/>
     <w:p>
       <w:pPr>
         <w:pStyle w:val="Heading2"/>
@@ -8846,8 +8893,8 @@
         <w:t xml:space="preserve"># Cambiar tema de colores</w:t>
       </w:r>
     </w:p>
-    <w:bookmarkEnd w:id="84"/>
-    <w:bookmarkStart w:id="85" w:name="ayuda-y-sistema"/>
+    <w:bookmarkEnd w:id="87"/>
+    <w:bookmarkStart w:id="88" w:name="ayuda-y-sistema"/>
     <w:p>
       <w:pPr>
         <w:pStyle w:val="Heading2"/>
@@ -8990,8 +9037,8 @@
         <w:t xml:space="preserve"># Salir</w:t>
       </w:r>
     </w:p>
-    <w:bookmarkEnd w:id="85"/>
-    <w:bookmarkStart w:id="86" w:name="comandos-de-shell"/>
+    <w:bookmarkEnd w:id="88"/>
+    <w:bookmarkStart w:id="89" w:name="comandos-de-shell"/>
     <w:p>
       <w:pPr>
         <w:pStyle w:val="Heading2"/>
@@ -9128,8 +9175,8 @@
         <w:t xml:space="preserve">&gt;</w:t>
       </w:r>
     </w:p>
-    <w:bookmarkEnd w:id="86"/>
-    <w:bookmarkStart w:id="87" w:name="autocompletado"/>
+    <w:bookmarkEnd w:id="89"/>
+    <w:bookmarkStart w:id="90" w:name="autocompletado"/>
     <w:p>
       <w:pPr>
         <w:pStyle w:val="Heading2"/>
@@ -9180,9 +9227,9 @@
         <w:t xml:space="preserve">- Autocompletar hacia atrás</w:t>
       </w:r>
     </w:p>
-    <w:bookmarkEnd w:id="87"/>
-    <w:bookmarkEnd w:id="88"/>
-    <w:bookmarkStart w:id="95" w:name="configuración-avanzada"/>
+    <w:bookmarkEnd w:id="90"/>
+    <w:bookmarkEnd w:id="91"/>
+    <w:bookmarkStart w:id="98" w:name="configuración-avanzada"/>
     <w:p>
       <w:pPr>
         <w:pStyle w:val="Heading1"/>
@@ -9191,7 +9238,7 @@
         <w:t xml:space="preserve">13. Configuración Avanzada</w:t>
       </w:r>
     </w:p>
-    <w:bookmarkStart w:id="89" w:name="rc.conf---configuración-principal"/>
+    <w:bookmarkStart w:id="92" w:name="rc.conf---configuración-principal"/>
     <w:p>
       <w:pPr>
         <w:pStyle w:val="Heading2"/>
@@ -9217,8 +9264,8 @@
         <w:t xml:space="preserve">~/.config/ranger/rc.conf</w:t>
       </w:r>
     </w:p>
-    <w:bookmarkEnd w:id="89"/>
-    <w:bookmarkStart w:id="90" w:name="opciones-comunes"/>
+    <w:bookmarkEnd w:id="92"/>
+    <w:bookmarkStart w:id="93" w:name="opciones-comunes"/>
     <w:p>
       <w:pPr>
         <w:pStyle w:val="Heading2"/>
@@ -9715,8 +9762,8 @@
         <w:t xml:space="preserve"> padding_right true</w:t>
       </w:r>
     </w:p>
-    <w:bookmarkEnd w:id="90"/>
-    <w:bookmarkStart w:id="91" w:name="mapeos-de-teclado-personalizados"/>
+    <w:bookmarkEnd w:id="93"/>
+    <w:bookmarkStart w:id="94" w:name="mapeos-de-teclado-personalizados"/>
     <w:p>
       <w:pPr>
         <w:pStyle w:val="Heading2"/>
@@ -10081,8 +10128,8 @@
         <w:t xml:space="preserve"># Quitar mapeo de dd</w:t>
       </w:r>
     </w:p>
-    <w:bookmarkEnd w:id="91"/>
-    <w:bookmarkStart w:id="92" w:name="comandos-de-shell-1"/>
+    <w:bookmarkEnd w:id="94"/>
+    <w:bookmarkStart w:id="95" w:name="comandos-de-shell-1"/>
     <w:p>
       <w:pPr>
         <w:pStyle w:val="Heading2"/>
@@ -10210,8 +10257,8 @@
         <w:t xml:space="preserve"># %c - ruta completa del archivo actual</w:t>
       </w:r>
     </w:p>
-    <w:bookmarkEnd w:id="92"/>
-    <w:bookmarkStart w:id="93" w:name="rifle.conf---lanzador-de-archivos"/>
+    <w:bookmarkEnd w:id="95"/>
+    <w:bookmarkStart w:id="96" w:name="rifle.conf---lanzador-de-archivos"/>
     <w:p>
       <w:pPr>
         <w:pStyle w:val="Heading2"/>
@@ -12067,8 +12114,8 @@
         <w:t xml:space="preserve">- Terminal (ejecutar en terminal)</w:t>
       </w:r>
     </w:p>
-    <w:bookmarkEnd w:id="93"/>
-    <w:bookmarkStart w:id="94" w:name="commands.py---comandos-personalizados"/>
+    <w:bookmarkEnd w:id="96"/>
+    <w:bookmarkStart w:id="97" w:name="commands.py---comandos-personalizados"/>
     <w:p>
       <w:pPr>
         <w:pStyle w:val="Heading2"/>
@@ -13360,9 +13407,9 @@
         <w:t xml:space="preserve"># Crear y entrar</w:t>
       </w:r>
     </w:p>
-    <w:bookmarkEnd w:id="94"/>
-    <w:bookmarkEnd w:id="95"/>
-    <w:bookmarkStart w:id="101" w:name="rifle---el-lanzador-de-archivos"/>
+    <w:bookmarkEnd w:id="97"/>
+    <w:bookmarkEnd w:id="98"/>
+    <w:bookmarkStart w:id="104" w:name="rifle---el-lanzador-de-archivos"/>
     <w:p>
       <w:pPr>
         <w:pStyle w:val="Heading1"/>
@@ -13371,7 +13418,7 @@
         <w:t xml:space="preserve">14. Rifle - El Lanzador de Archivos</w:t>
       </w:r>
     </w:p>
-    <w:bookmarkStart w:id="96" w:name="qué-es-rifle"/>
+    <w:bookmarkStart w:id="99" w:name="qué-es-rifle"/>
     <w:p>
       <w:pPr>
         <w:pStyle w:val="Heading2"/>
@@ -13388,8 +13435,8 @@
         <w:t xml:space="preserve">Rifle es el programa que ranger usa para determinar con qué abrir archivos. Es inteligente y tiene fallbacks.</w:t>
       </w:r>
     </w:p>
-    <w:bookmarkEnd w:id="96"/>
-    <w:bookmarkStart w:id="97" w:name="uso-básico"/>
+    <w:bookmarkEnd w:id="99"/>
+    <w:bookmarkStart w:id="100" w:name="uso-básico"/>
     <w:p>
       <w:pPr>
         <w:pStyle w:val="Heading2"/>
@@ -13508,8 +13555,8 @@
         <w:t xml:space="preserve"># Usar opción 2 de la lista</w:t>
       </w:r>
     </w:p>
-    <w:bookmarkEnd w:id="97"/>
-    <w:bookmarkStart w:id="98" w:name="dentro-de-ranger"/>
+    <w:bookmarkEnd w:id="100"/>
+    <w:bookmarkStart w:id="101" w:name="dentro-de-ranger"/>
     <w:p>
       <w:pPr>
         <w:pStyle w:val="Heading2"/>
@@ -13625,8 +13672,8 @@
         </w:tc>
       </w:tr>
     </w:tbl>
-    <w:bookmarkEnd w:id="98"/>
-    <w:bookmarkStart w:id="99" w:name="configurar-rifle"/>
+    <w:bookmarkEnd w:id="101"/>
+    <w:bookmarkStart w:id="102" w:name="configurar-rifle"/>
     <w:p>
       <w:pPr>
         <w:pStyle w:val="Heading2"/>
@@ -13888,8 +13935,8 @@
         <w:t xml:space="preserve">-</w:t>
       </w:r>
     </w:p>
-    <w:bookmarkEnd w:id="99"/>
-    <w:bookmarkStart w:id="100" w:name="flags-de-rifle"/>
+    <w:bookmarkEnd w:id="102"/>
+    <w:bookmarkStart w:id="103" w:name="flags-de-rifle"/>
     <w:p>
       <w:pPr>
         <w:pStyle w:val="Heading2"/>
@@ -14003,9 +14050,9 @@
         <w:t xml:space="preserve">- Requiere terminal, pero usa rifle.conf del sistema</w:t>
       </w:r>
     </w:p>
-    <w:bookmarkEnd w:id="100"/>
-    <w:bookmarkEnd w:id="101"/>
-    <w:bookmarkStart w:id="109" w:name="plugins-y-extensiones"/>
+    <w:bookmarkEnd w:id="103"/>
+    <w:bookmarkEnd w:id="104"/>
+    <w:bookmarkStart w:id="112" w:name="plugins-y-extensiones"/>
     <w:p>
       <w:pPr>
         <w:pStyle w:val="Heading1"/>
@@ -14014,7 +14061,7 @@
         <w:t xml:space="preserve">15. Plugins y Extensiones</w:t>
       </w:r>
     </w:p>
-    <w:bookmarkStart w:id="102" w:name="ubicación-de-plugins"/>
+    <w:bookmarkStart w:id="105" w:name="ubicación-de-plugins"/>
     <w:p>
       <w:pPr>
         <w:pStyle w:val="Heading2"/>
@@ -14034,8 +14081,8 @@
         <w:t xml:space="preserve">~/.config/ranger/plugins/</w:t>
       </w:r>
     </w:p>
-    <w:bookmarkEnd w:id="102"/>
-    <w:bookmarkStart w:id="103" w:name="plugins-populares"/>
+    <w:bookmarkEnd w:id="105"/>
+    <w:bookmarkStart w:id="106" w:name="plugins-populares"/>
     <w:p>
       <w:pPr>
         <w:pStyle w:val="Heading2"/>
@@ -14044,8 +14091,8 @@
         <w:t xml:space="preserve">15.2 Plugins Populares</w:t>
       </w:r>
     </w:p>
-    <w:bookmarkEnd w:id="103"/>
-    <w:bookmarkStart w:id="104" w:name="ranger_devicons"/>
+    <w:bookmarkEnd w:id="106"/>
+    <w:bookmarkStart w:id="107" w:name="ranger_devicons"/>
     <w:p>
       <w:pPr>
         <w:pStyle w:val="Heading2"/>
@@ -14108,8 +14155,8 @@
         <w:t xml:space="preserve"> devicons</w:t>
       </w:r>
     </w:p>
-    <w:bookmarkEnd w:id="104"/>
-    <w:bookmarkStart w:id="105" w:name="ranger-archives"/>
+    <w:bookmarkEnd w:id="107"/>
+    <w:bookmarkStart w:id="108" w:name="ranger-archives"/>
     <w:p>
       <w:pPr>
         <w:pStyle w:val="Heading2"/>
@@ -14143,8 +14190,8 @@
         <w:t xml:space="preserve"> clone https://github.com/maximtrp/ranger-archives.git ~/.config/ranger/plugins/ranger-archives</w:t>
       </w:r>
     </w:p>
-    <w:bookmarkEnd w:id="105"/>
-    <w:bookmarkStart w:id="106" w:name="fasd-integration"/>
+    <w:bookmarkEnd w:id="108"/>
+    <w:bookmarkStart w:id="109" w:name="fasd-integration"/>
     <w:p>
       <w:pPr>
         <w:pStyle w:val="Heading2"/>
@@ -14292,8 +14339,8 @@
         <w:t xml:space="preserve">"{}"</w:t>
       </w:r>
     </w:p>
-    <w:bookmarkEnd w:id="106"/>
-    <w:bookmarkStart w:id="107" w:name="fzf-integration"/>
+    <w:bookmarkEnd w:id="109"/>
+    <w:bookmarkStart w:id="110" w:name="fzf-integration"/>
     <w:p>
       <w:pPr>
         <w:pStyle w:val="Heading2"/>
@@ -14737,8 +14784,8 @@
         <w:t xml:space="preserve"> fzf_select</w:t>
       </w:r>
     </w:p>
-    <w:bookmarkEnd w:id="107"/>
-    <w:bookmarkStart w:id="108" w:name="crear-plugin-propio"/>
+    <w:bookmarkEnd w:id="110"/>
+    <w:bookmarkStart w:id="111" w:name="crear-plugin-propio"/>
     <w:p>
       <w:pPr>
         <w:pStyle w:val="Heading2"/>
@@ -15016,9 +15063,9 @@
         <w:t xml:space="preserve"> hook_init</w:t>
       </w:r>
     </w:p>
-    <w:bookmarkEnd w:id="108"/>
-    <w:bookmarkEnd w:id="109"/>
-    <w:bookmarkStart w:id="115" w:name="integración-con-shell"/>
+    <w:bookmarkEnd w:id="111"/>
+    <w:bookmarkEnd w:id="112"/>
+    <w:bookmarkStart w:id="118" w:name="integración-con-shell"/>
     <w:p>
       <w:pPr>
         <w:pStyle w:val="Heading1"/>
@@ -15027,7 +15074,7 @@
         <w:t xml:space="preserve">16. Integración con Shell</w:t>
       </w:r>
     </w:p>
-    <w:bookmarkStart w:id="110" w:name="cambiar-directorio-al-salir"/>
+    <w:bookmarkStart w:id="113" w:name="cambiar-directorio-al-salir"/>
     <w:p>
       <w:pPr>
         <w:pStyle w:val="Heading2"/>
@@ -15044,8 +15091,8 @@
         <w:t xml:space="preserve">Ranger puede cambiar el directorio de tu shell al salir.</w:t>
       </w:r>
     </w:p>
-    <w:bookmarkEnd w:id="110"/>
-    <w:bookmarkStart w:id="111" w:name="bash"/>
+    <w:bookmarkEnd w:id="113"/>
+    <w:bookmarkStart w:id="114" w:name="bash"/>
     <w:p>
       <w:pPr>
         <w:pStyle w:val="Heading2"/>
@@ -15760,8 +15807,8 @@
         <w:t xml:space="preserve">'ranger-cd'</w:t>
       </w:r>
     </w:p>
-    <w:bookmarkEnd w:id="111"/>
-    <w:bookmarkStart w:id="112" w:name="zsh"/>
+    <w:bookmarkEnd w:id="114"/>
+    <w:bookmarkStart w:id="115" w:name="zsh"/>
     <w:p>
       <w:pPr>
         <w:pStyle w:val="Heading2"/>
@@ -16467,8 +16514,8 @@
         <w:t xml:space="preserve">'ranger-cd'</w:t>
       </w:r>
     </w:p>
-    <w:bookmarkEnd w:id="112"/>
-    <w:bookmarkStart w:id="113" w:name="fish"/>
+    <w:bookmarkEnd w:id="115"/>
+    <w:bookmarkStart w:id="116" w:name="fish"/>
     <w:p>
       <w:pPr>
         <w:pStyle w:val="Heading2"/>
@@ -16601,8 +16648,8 @@
         <w:t xml:space="preserve">alias rr='ranger-cd'</w:t>
       </w:r>
     </w:p>
-    <w:bookmarkEnd w:id="113"/>
-    <w:bookmarkStart w:id="114" w:name="file-picker"/>
+    <w:bookmarkEnd w:id="116"/>
+    <w:bookmarkStart w:id="117" w:name="file-picker"/>
     <w:p>
       <w:pPr>
         <w:pStyle w:val="Heading2"/>
@@ -17025,9 +17072,9 @@
         <w:t xml:space="preserve">"</w:t>
       </w:r>
     </w:p>
-    <w:bookmarkEnd w:id="114"/>
-    <w:bookmarkEnd w:id="115"/>
-    <w:bookmarkStart w:id="126" w:name="trucos-y-tips-avanzados"/>
+    <w:bookmarkEnd w:id="117"/>
+    <w:bookmarkEnd w:id="118"/>
+    <w:bookmarkStart w:id="129" w:name="trucos-y-tips-avanzados"/>
     <w:p>
       <w:pPr>
         <w:pStyle w:val="Heading1"/>
@@ -17036,7 +17083,7 @@
         <w:t xml:space="preserve">17. Trucos y Tips Avanzados</w:t>
       </w:r>
     </w:p>
-    <w:bookmarkStart w:id="116" w:name="preview-de-archivos-con-sintaxis"/>
+    <w:bookmarkStart w:id="119" w:name="preview-de-archivos-con-sintaxis"/>
     <w:p>
       <w:pPr>
         <w:pStyle w:val="Heading2"/>
@@ -17401,8 +17448,8 @@
         <w:t xml:space="preserve">esac</w:t>
       </w:r>
     </w:p>
-    <w:bookmarkEnd w:id="116"/>
-    <w:bookmarkStart w:id="117" w:name="thumbnails-de-videos"/>
+    <w:bookmarkEnd w:id="119"/>
+    <w:bookmarkStart w:id="120" w:name="thumbnails-de-videos"/>
     <w:p>
       <w:pPr>
         <w:pStyle w:val="Heading2"/>
@@ -17471,8 +17518,8 @@
         <w:t xml:space="preserve">por defecto.</w:t>
       </w:r>
     </w:p>
-    <w:bookmarkEnd w:id="117"/>
-    <w:bookmarkStart w:id="118" w:name="preview-de-imágenes-terminal-compatible"/>
+    <w:bookmarkEnd w:id="120"/>
+    <w:bookmarkStart w:id="121" w:name="preview-de-imágenes-terminal-compatible"/>
     <w:p>
       <w:pPr>
         <w:pStyle w:val="Heading2"/>
@@ -17627,8 +17674,8 @@
         <w:t xml:space="preserve"> preview_images_method ueberzug</w:t>
       </w:r>
     </w:p>
-    <w:bookmarkEnd w:id="118"/>
-    <w:bookmarkStart w:id="119" w:name="búsqueda-con-fzf"/>
+    <w:bookmarkEnd w:id="121"/>
+    <w:bookmarkStart w:id="122" w:name="búsqueda-con-fzf"/>
     <w:p>
       <w:pPr>
         <w:pStyle w:val="Heading2"/>
@@ -18087,8 +18134,8 @@
         <w:t xml:space="preserve"> fzf</w:t>
       </w:r>
     </w:p>
-    <w:bookmarkEnd w:id="119"/>
-    <w:bookmarkStart w:id="120" w:name="integración-con-git"/>
+    <w:bookmarkEnd w:id="122"/>
+    <w:bookmarkStart w:id="123" w:name="integración-con-git"/>
     <w:p>
       <w:pPr>
         <w:pStyle w:val="Heading2"/>
@@ -18157,8 +18204,8 @@
         <w:t xml:space="preserve">Ranger mostrará información de Git en archivos/directorios.</w:t>
       </w:r>
     </w:p>
-    <w:bookmarkEnd w:id="120"/>
-    <w:bookmarkStart w:id="121" w:name="archivos-grandes"/>
+    <w:bookmarkEnd w:id="123"/>
+    <w:bookmarkStart w:id="124" w:name="archivos-grandes"/>
     <w:p>
       <w:pPr>
         <w:pStyle w:val="Heading2"/>
@@ -18240,8 +18287,8 @@
         <w:t xml:space="preserve"> max_console_history_size 50</w:t>
       </w:r>
     </w:p>
-    <w:bookmarkEnd w:id="121"/>
-    <w:bookmarkStart w:id="122" w:name="abrir-en-programa-externo"/>
+    <w:bookmarkEnd w:id="124"/>
+    <w:bookmarkStart w:id="125" w:name="abrir-en-programa-externo"/>
     <w:p>
       <w:pPr>
         <w:pStyle w:val="Heading2"/>
@@ -18449,8 +18496,8 @@
         <w:t xml:space="preserve">./%s</w:t>
       </w:r>
     </w:p>
-    <w:bookmarkEnd w:id="122"/>
-    <w:bookmarkStart w:id="123" w:name="sincronizar-con-dropboxdrive"/>
+    <w:bookmarkEnd w:id="125"/>
+    <w:bookmarkStart w:id="126" w:name="sincronizar-con-dropboxdrive"/>
     <w:p>
       <w:pPr>
         <w:pStyle w:val="Heading2"/>
@@ -18500,8 +18547,8 @@
         <w:t xml:space="preserve"> gdv cd ~/Google\ Drive</w:t>
       </w:r>
     </w:p>
-    <w:bookmarkEnd w:id="123"/>
-    <w:bookmarkStart w:id="124" w:name="operaciones-bulk"/>
+    <w:bookmarkEnd w:id="126"/>
+    <w:bookmarkStart w:id="127" w:name="operaciones-bulk"/>
     <w:p>
       <w:pPr>
         <w:pStyle w:val="Heading2"/>
@@ -18577,8 +18624,8 @@
         <w:t xml:space="preserve"># Guardar y cerrar</w:t>
       </w:r>
     </w:p>
-    <w:bookmarkEnd w:id="124"/>
-    <w:bookmarkStart w:id="125" w:name="preview-de-archivos-jsonyaml"/>
+    <w:bookmarkEnd w:id="127"/>
+    <w:bookmarkStart w:id="128" w:name="preview-de-archivos-jsonyaml"/>
     <w:p>
       <w:pPr>
         <w:pStyle w:val="Heading2"/>
@@ -18949,9 +18996,9 @@
         <w:t xml:space="preserve">;;</w:t>
       </w:r>
     </w:p>
-    <w:bookmarkEnd w:id="125"/>
-    <w:bookmarkEnd w:id="126"/>
-    <w:bookmarkStart w:id="134" w:name="solución-de-problemas"/>
+    <w:bookmarkEnd w:id="128"/>
+    <w:bookmarkEnd w:id="129"/>
+    <w:bookmarkStart w:id="137" w:name="solución-de-problemas"/>
     <w:p>
       <w:pPr>
         <w:pStyle w:val="Heading1"/>
@@ -18960,7 +19007,7 @@
         <w:t xml:space="preserve">18. Solución de Problemas</w:t>
       </w:r>
     </w:p>
-    <w:bookmarkStart w:id="127" w:name="problema-imágenes-no-se-previsualizan"/>
+    <w:bookmarkStart w:id="130" w:name="problema-imágenes-no-se-previsualizan"/>
     <w:p>
       <w:pPr>
         <w:pStyle w:val="Heading2"/>
@@ -19070,8 +19117,8 @@
         <w:t xml:space="preserve"> w3mimgdisplay</w:t>
       </w:r>
     </w:p>
-    <w:bookmarkEnd w:id="127"/>
-    <w:bookmarkStart w:id="128" w:name="problema-colores-incorrectos"/>
+    <w:bookmarkEnd w:id="130"/>
+    <w:bookmarkStart w:id="131" w:name="problema-colores-incorrectos"/>
     <w:p>
       <w:pPr>
         <w:pStyle w:val="Heading2"/>
@@ -19196,8 +19243,8 @@
         <w:t xml:space="preserve"> colorscheme default</w:t>
       </w:r>
     </w:p>
-    <w:bookmarkEnd w:id="128"/>
-    <w:bookmarkStart w:id="129" w:name="X52c37c400799011b5f74e0305bfac0afb937a47"/>
+    <w:bookmarkEnd w:id="131"/>
+    <w:bookmarkStart w:id="132" w:name="X52c37c400799011b5f74e0305bfac0afb937a47"/>
     <w:p>
       <w:pPr>
         <w:pStyle w:val="Heading2"/>
@@ -19283,8 +19330,8 @@
         <w:t xml:space="preserve"># Verificar scope.sh está configurado correctamente</w:t>
       </w:r>
     </w:p>
-    <w:bookmarkEnd w:id="129"/>
-    <w:bookmarkStart w:id="130" w:name="problema-ranger-lento"/>
+    <w:bookmarkEnd w:id="132"/>
+    <w:bookmarkStart w:id="133" w:name="problema-ranger-lento"/>
     <w:p>
       <w:pPr>
         <w:pStyle w:val="Heading2"/>
@@ -19403,8 +19450,8 @@
         <w:t xml:space="preserve"> max_history_size 10</w:t>
       </w:r>
     </w:p>
-    <w:bookmarkEnd w:id="130"/>
-    <w:bookmarkStart w:id="131" w:name="problema-no-cambia-directorio-del-shell"/>
+    <w:bookmarkEnd w:id="133"/>
+    <w:bookmarkStart w:id="134" w:name="problema-no-cambia-directorio-del-shell"/>
     <w:p>
       <w:pPr>
         <w:pStyle w:val="Heading2"/>
@@ -19498,8 +19545,8 @@
         <w:t xml:space="preserve">'ranger-cd'</w:t>
       </w:r>
     </w:p>
-    <w:bookmarkEnd w:id="131"/>
-    <w:bookmarkStart w:id="132" w:name="problema-archivos-ocultos-no-se-muestran"/>
+    <w:bookmarkEnd w:id="134"/>
+    <w:bookmarkStart w:id="135" w:name="problema-archivos-ocultos-no-se-muestran"/>
     <w:p>
       <w:pPr>
         <w:pStyle w:val="Heading2"/>
@@ -19555,8 +19602,8 @@
         <w:t xml:space="preserve"> show_hidden true</w:t>
       </w:r>
     </w:p>
-    <w:bookmarkEnd w:id="132"/>
-    <w:bookmarkStart w:id="133" w:name="problema-rifle-no-encuentra-programas"/>
+    <w:bookmarkEnd w:id="135"/>
+    <w:bookmarkStart w:id="136" w:name="problema-rifle-no-encuentra-programas"/>
     <w:p>
       <w:pPr>
         <w:pStyle w:val="Heading2"/>
@@ -19654,9 +19701,9 @@
         <w:t xml:space="preserve">"</w:t>
       </w:r>
     </w:p>
-    <w:bookmarkEnd w:id="133"/>
-    <w:bookmarkEnd w:id="134"/>
-    <w:bookmarkStart w:id="145" w:name="referencia-completa-de-atajos"/>
+    <w:bookmarkEnd w:id="136"/>
+    <w:bookmarkEnd w:id="137"/>
+    <w:bookmarkStart w:id="148" w:name="referencia-completa-de-atajos"/>
     <w:p>
       <w:pPr>
         <w:pStyle w:val="Heading1"/>
@@ -19665,7 +19712,7 @@
         <w:t xml:space="preserve">19. Referencia Completa de Atajos</w:t>
       </w:r>
     </w:p>
-    <w:bookmarkStart w:id="135" w:name="navegación-1"/>
+    <w:bookmarkStart w:id="138" w:name="navegación-1"/>
     <w:p>
       <w:pPr>
         <w:pStyle w:val="Heading2"/>
@@ -20165,8 +20212,8 @@
         </w:tc>
       </w:tr>
     </w:tbl>
-    <w:bookmarkEnd w:id="135"/>
-    <w:bookmarkStart w:id="136" w:name="archivos"/>
+    <w:bookmarkEnd w:id="138"/>
+    <w:bookmarkStart w:id="139" w:name="archivos"/>
     <w:p>
       <w:pPr>
         <w:pStyle w:val="Heading2"/>
@@ -20510,8 +20557,8 @@
         </w:tc>
       </w:tr>
     </w:tbl>
-    <w:bookmarkEnd w:id="136"/>
-    <w:bookmarkStart w:id="137" w:name="selección"/>
+    <w:bookmarkEnd w:id="139"/>
+    <w:bookmarkStart w:id="140" w:name="selección"/>
     <w:p>
       <w:pPr>
         <w:pStyle w:val="Heading2"/>
@@ -20666,8 +20713,8 @@
         </w:tc>
       </w:tr>
     </w:tbl>
-    <w:bookmarkEnd w:id="137"/>
-    <w:bookmarkStart w:id="138" w:name="búsqueda-2"/>
+    <w:bookmarkEnd w:id="140"/>
+    <w:bookmarkStart w:id="141" w:name="búsqueda-2"/>
     <w:p>
       <w:pPr>
         <w:pStyle w:val="Heading2"/>
@@ -20849,8 +20896,8 @@
         </w:tc>
       </w:tr>
     </w:tbl>
-    <w:bookmarkEnd w:id="138"/>
-    <w:bookmarkStart w:id="139" w:name="pestañas"/>
+    <w:bookmarkEnd w:id="141"/>
+    <w:bookmarkStart w:id="142" w:name="pestañas"/>
     <w:p>
       <w:pPr>
         <w:pStyle w:val="Heading2"/>
@@ -21092,8 +21139,8 @@
         </w:tc>
       </w:tr>
     </w:tbl>
-    <w:bookmarkEnd w:id="139"/>
-    <w:bookmarkStart w:id="140" w:name="marcadores"/>
+    <w:bookmarkEnd w:id="142"/>
+    <w:bookmarkStart w:id="143" w:name="marcadores"/>
     <w:p>
       <w:pPr>
         <w:pStyle w:val="Heading2"/>
@@ -21221,8 +21268,8 @@
         </w:tc>
       </w:tr>
     </w:tbl>
-    <w:bookmarkEnd w:id="140"/>
-    <w:bookmarkStart w:id="141" w:name="ordenamiento-1"/>
+    <w:bookmarkEnd w:id="143"/>
+    <w:bookmarkStart w:id="144" w:name="ordenamiento-1"/>
     <w:p>
       <w:pPr>
         <w:pStyle w:val="Heading2"/>
@@ -21404,8 +21451,8 @@
         </w:tc>
       </w:tr>
     </w:tbl>
-    <w:bookmarkEnd w:id="141"/>
-    <w:bookmarkStart w:id="142" w:name="vista"/>
+    <w:bookmarkEnd w:id="144"/>
+    <w:bookmarkStart w:id="145" w:name="vista"/>
     <w:p>
       <w:pPr>
         <w:pStyle w:val="Heading2"/>
@@ -21614,8 +21661,8 @@
         </w:tc>
       </w:tr>
     </w:tbl>
-    <w:bookmarkEnd w:id="142"/>
-    <w:bookmarkStart w:id="143" w:name="sistema"/>
+    <w:bookmarkEnd w:id="145"/>
+    <w:bookmarkStart w:id="146" w:name="sistema"/>
     <w:p>
       <w:pPr>
         <w:pStyle w:val="Heading2"/>
@@ -21878,8 +21925,8 @@
         </w:tc>
       </w:tr>
     </w:tbl>
-    <w:bookmarkEnd w:id="143"/>
-    <w:bookmarkStart w:id="144" w:name="ir-a-g"/>
+    <w:bookmarkEnd w:id="146"/>
+    <w:bookmarkStart w:id="147" w:name="ir-a-g"/>
     <w:p>
       <w:pPr>
         <w:pStyle w:val="Heading2"/>
@@ -22196,9 +22243,9 @@
         </w:tc>
       </w:tr>
     </w:tbl>
-    <w:bookmarkEnd w:id="144"/>
-    <w:bookmarkEnd w:id="145"/>
-    <w:bookmarkStart w:id="150" w:name="recursos-y-enlaces"/>
+    <w:bookmarkEnd w:id="147"/>
+    <w:bookmarkEnd w:id="148"/>
+    <w:bookmarkStart w:id="153" w:name="recursos-y-enlaces"/>
     <w:p>
       <w:pPr>
         <w:pStyle w:val="Heading1"/>
@@ -22207,7 +22254,7 @@
         <w:t xml:space="preserve">20. Recursos y Enlaces</w:t>
       </w:r>
     </w:p>
-    <w:bookmarkStart w:id="146" w:name="documentación-oficial"/>
+    <w:bookmarkStart w:id="149" w:name="documentación-oficial"/>
     <w:p>
       <w:pPr>
         <w:pStyle w:val="Heading2"/>
@@ -22307,8 +22354,8 @@
         <w:t xml:space="preserve">: https://github.com/ranger/ranger/wiki</w:t>
       </w:r>
     </w:p>
-    <w:bookmarkEnd w:id="146"/>
-    <w:bookmarkStart w:id="147" w:name="tutoriales"/>
+    <w:bookmarkEnd w:id="149"/>
+    <w:bookmarkStart w:id="150" w:name="tutoriales"/>
     <w:p>
       <w:pPr>
         <w:pStyle w:val="Heading2"/>
@@ -22355,8 +22402,8 @@
         <w:t xml:space="preserve">: https://wiki.archlinux.org/title/Ranger</w:t>
       </w:r>
     </w:p>
-    <w:bookmarkEnd w:id="147"/>
-    <w:bookmarkStart w:id="148" w:name="comunidad"/>
+    <w:bookmarkEnd w:id="150"/>
+    <w:bookmarkStart w:id="151" w:name="comunidad"/>
     <w:p>
       <w:pPr>
         <w:pStyle w:val="Heading2"/>
@@ -22422,8 +22469,8 @@
         <w:t xml:space="preserve">: https://github.com/ranger/ranger/issues</w:t>
       </w:r>
     </w:p>
-    <w:bookmarkEnd w:id="148"/>
-    <w:bookmarkStart w:id="149" w:name="configuraciones-de-ejemplo"/>
+    <w:bookmarkEnd w:id="151"/>
+    <w:bookmarkStart w:id="152" w:name="configuraciones-de-ejemplo"/>
     <w:p>
       <w:pPr>
         <w:pStyle w:val="Heading2"/>
@@ -22476,9 +22523,9 @@
         <w:t xml:space="preserve">: Muchas configuraciones compartidas</w:t>
       </w:r>
     </w:p>
-    <w:bookmarkEnd w:id="149"/>
-    <w:bookmarkEnd w:id="150"/>
-    <w:bookmarkStart w:id="151" w:name="conclusión"/>
+    <w:bookmarkEnd w:id="152"/>
+    <w:bookmarkEnd w:id="153"/>
+    <w:bookmarkStart w:id="154" w:name="conclusión"/>
     <w:p>
       <w:pPr>
         <w:pStyle w:val="Heading1"/>
@@ -22761,8 +22808,8 @@
         <w:t xml:space="preserve">- Salir</w:t>
       </w:r>
     </w:p>
-    <w:bookmarkEnd w:id="151"/>
-    <w:bookmarkStart w:id="186" w:name="publicaciones-similares"/>
+    <w:bookmarkEnd w:id="154"/>
+    <w:bookmarkStart w:id="189" w:name="publicaciones-similares"/>
     <w:p>
       <w:pPr>
         <w:pStyle w:val="Heading1"/>
@@ -22787,11 +22834,11 @@
           <w:numId w:val="1025"/>
         </w:numPr>
       </w:pPr>
-      <w:hyperlink r:id="rId152"/>
-      <w:r>
-        <w:t xml:space="preserve"> </w:t>
-      </w:r>
-      <w:hyperlink r:id="rId153">
+      <w:hyperlink r:id="rId155"/>
+      <w:r>
+        <w:t xml:space="preserve"> </w:t>
+      </w:r>
+      <w:hyperlink r:id="rId156">
         <w:r>
           <w:rPr>
             <w:rStyle w:val="Hyperlink"/>
@@ -22808,11 +22855,11 @@
           <w:numId w:val="1025"/>
         </w:numPr>
       </w:pPr>
-      <w:hyperlink r:id="rId154"/>
-      <w:r>
-        <w:t xml:space="preserve"> </w:t>
-      </w:r>
-      <w:hyperlink r:id="rId155">
+      <w:hyperlink r:id="rId157"/>
+      <w:r>
+        <w:t xml:space="preserve"> </w:t>
+      </w:r>
+      <w:hyperlink r:id="rId158">
         <w:r>
           <w:rPr>
             <w:rStyle w:val="Hyperlink"/>
@@ -22829,11 +22876,11 @@
           <w:numId w:val="1025"/>
         </w:numPr>
       </w:pPr>
-      <w:hyperlink r:id="rId156"/>
-      <w:r>
-        <w:t xml:space="preserve"> </w:t>
-      </w:r>
-      <w:hyperlink r:id="rId157">
+      <w:hyperlink r:id="rId159"/>
+      <w:r>
+        <w:t xml:space="preserve"> </w:t>
+      </w:r>
+      <w:hyperlink r:id="rId160">
         <w:r>
           <w:rPr>
             <w:rStyle w:val="Hyperlink"/>
@@ -22850,11 +22897,11 @@
           <w:numId w:val="1025"/>
         </w:numPr>
       </w:pPr>
-      <w:hyperlink r:id="rId158"/>
-      <w:r>
-        <w:t xml:space="preserve"> </w:t>
-      </w:r>
-      <w:hyperlink r:id="rId159">
+      <w:hyperlink r:id="rId161"/>
+      <w:r>
+        <w:t xml:space="preserve"> </w:t>
+      </w:r>
+      <w:hyperlink r:id="rId162">
         <w:r>
           <w:rPr>
             <w:rStyle w:val="Hyperlink"/>
@@ -22871,11 +22918,11 @@
           <w:numId w:val="1025"/>
         </w:numPr>
       </w:pPr>
-      <w:hyperlink r:id="rId160"/>
-      <w:r>
-        <w:t xml:space="preserve"> </w:t>
-      </w:r>
-      <w:hyperlink r:id="rId161">
+      <w:hyperlink r:id="rId163"/>
+      <w:r>
+        <w:t xml:space="preserve"> </w:t>
+      </w:r>
+      <w:hyperlink r:id="rId164">
         <w:r>
           <w:rPr>
             <w:rStyle w:val="Hyperlink"/>
@@ -22892,11 +22939,11 @@
           <w:numId w:val="1025"/>
         </w:numPr>
       </w:pPr>
-      <w:hyperlink r:id="rId162"/>
-      <w:r>
-        <w:t xml:space="preserve"> </w:t>
-      </w:r>
-      <w:hyperlink r:id="rId163">
+      <w:hyperlink r:id="rId165"/>
+      <w:r>
+        <w:t xml:space="preserve"> </w:t>
+      </w:r>
+      <w:hyperlink r:id="rId166">
         <w:r>
           <w:rPr>
             <w:rStyle w:val="Hyperlink"/>
@@ -22913,11 +22960,11 @@
           <w:numId w:val="1025"/>
         </w:numPr>
       </w:pPr>
-      <w:hyperlink r:id="rId164"/>
-      <w:r>
-        <w:t xml:space="preserve"> </w:t>
-      </w:r>
-      <w:hyperlink r:id="rId165">
+      <w:hyperlink r:id="rId167"/>
+      <w:r>
+        <w:t xml:space="preserve"> </w:t>
+      </w:r>
+      <w:hyperlink r:id="rId168">
         <w:r>
           <w:rPr>
             <w:rStyle w:val="Hyperlink"/>
@@ -22934,11 +22981,11 @@
           <w:numId w:val="1025"/>
         </w:numPr>
       </w:pPr>
-      <w:hyperlink r:id="rId166"/>
-      <w:r>
-        <w:t xml:space="preserve"> </w:t>
-      </w:r>
-      <w:hyperlink r:id="rId167">
+      <w:hyperlink r:id="rId169"/>
+      <w:r>
+        <w:t xml:space="preserve"> </w:t>
+      </w:r>
+      <w:hyperlink r:id="rId170">
         <w:r>
           <w:rPr>
             <w:rStyle w:val="Hyperlink"/>
@@ -22955,11 +23002,11 @@
           <w:numId w:val="1025"/>
         </w:numPr>
       </w:pPr>
-      <w:hyperlink r:id="rId168"/>
-      <w:r>
-        <w:t xml:space="preserve"> </w:t>
-      </w:r>
-      <w:hyperlink r:id="rId169">
+      <w:hyperlink r:id="rId171"/>
+      <w:r>
+        <w:t xml:space="preserve"> </w:t>
+      </w:r>
+      <w:hyperlink r:id="rId172">
         <w:r>
           <w:rPr>
             <w:rStyle w:val="Hyperlink"/>
@@ -22976,11 +23023,11 @@
           <w:numId w:val="1025"/>
         </w:numPr>
       </w:pPr>
-      <w:hyperlink r:id="rId170"/>
-      <w:r>
-        <w:t xml:space="preserve"> </w:t>
-      </w:r>
-      <w:hyperlink r:id="rId171">
+      <w:hyperlink r:id="rId173"/>
+      <w:r>
+        <w:t xml:space="preserve"> </w:t>
+      </w:r>
+      <w:hyperlink r:id="rId174">
         <w:r>
           <w:rPr>
             <w:rStyle w:val="Hyperlink"/>
@@ -22997,11 +23044,11 @@
           <w:numId w:val="1025"/>
         </w:numPr>
       </w:pPr>
-      <w:hyperlink r:id="rId172"/>
-      <w:r>
-        <w:t xml:space="preserve"> </w:t>
-      </w:r>
-      <w:hyperlink r:id="rId173">
+      <w:hyperlink r:id="rId175"/>
+      <w:r>
+        <w:t xml:space="preserve"> </w:t>
+      </w:r>
+      <w:hyperlink r:id="rId176">
         <w:r>
           <w:rPr>
             <w:rStyle w:val="Hyperlink"/>
@@ -23018,11 +23065,11 @@
           <w:numId w:val="1025"/>
         </w:numPr>
       </w:pPr>
-      <w:hyperlink r:id="rId174"/>
-      <w:r>
-        <w:t xml:space="preserve"> </w:t>
-      </w:r>
-      <w:hyperlink r:id="rId175">
+      <w:hyperlink r:id="rId177"/>
+      <w:r>
+        <w:t xml:space="preserve"> </w:t>
+      </w:r>
+      <w:hyperlink r:id="rId178">
         <w:r>
           <w:rPr>
             <w:rStyle w:val="Hyperlink"/>
@@ -23039,11 +23086,11 @@
           <w:numId w:val="1025"/>
         </w:numPr>
       </w:pPr>
-      <w:hyperlink r:id="rId176"/>
-      <w:r>
-        <w:t xml:space="preserve"> </w:t>
-      </w:r>
-      <w:hyperlink r:id="rId177">
+      <w:hyperlink r:id="rId179"/>
+      <w:r>
+        <w:t xml:space="preserve"> </w:t>
+      </w:r>
+      <w:hyperlink r:id="rId180">
         <w:r>
           <w:rPr>
             <w:rStyle w:val="Hyperlink"/>
@@ -23060,11 +23107,11 @@
           <w:numId w:val="1025"/>
         </w:numPr>
       </w:pPr>
-      <w:hyperlink r:id="rId178"/>
-      <w:r>
-        <w:t xml:space="preserve"> </w:t>
-      </w:r>
-      <w:hyperlink r:id="rId179">
+      <w:hyperlink r:id="rId181"/>
+      <w:r>
+        <w:t xml:space="preserve"> </w:t>
+      </w:r>
+      <w:hyperlink r:id="rId182">
         <w:r>
           <w:rPr>
             <w:rStyle w:val="Hyperlink"/>
@@ -23081,11 +23128,11 @@
           <w:numId w:val="1025"/>
         </w:numPr>
       </w:pPr>
-      <w:hyperlink r:id="rId180"/>
-      <w:r>
-        <w:t xml:space="preserve"> </w:t>
-      </w:r>
-      <w:hyperlink r:id="rId181">
+      <w:hyperlink r:id="rId183"/>
+      <w:r>
+        <w:t xml:space="preserve"> </w:t>
+      </w:r>
+      <w:hyperlink r:id="rId184">
         <w:r>
           <w:rPr>
             <w:rStyle w:val="Hyperlink"/>
@@ -23102,11 +23149,11 @@
           <w:numId w:val="1025"/>
         </w:numPr>
       </w:pPr>
-      <w:hyperlink r:id="rId182"/>
-      <w:r>
-        <w:t xml:space="preserve"> </w:t>
-      </w:r>
-      <w:hyperlink r:id="rId183">
+      <w:hyperlink r:id="rId185"/>
+      <w:r>
+        <w:t xml:space="preserve"> </w:t>
+      </w:r>
+      <w:hyperlink r:id="rId186">
         <w:r>
           <w:rPr>
             <w:rStyle w:val="Hyperlink"/>
@@ -23123,11 +23170,11 @@
           <w:numId w:val="1025"/>
         </w:numPr>
       </w:pPr>
-      <w:hyperlink r:id="rId184"/>
-      <w:r>
-        <w:t xml:space="preserve"> </w:t>
-      </w:r>
-      <w:hyperlink r:id="rId185">
+      <w:hyperlink r:id="rId187"/>
+      <w:r>
+        <w:t xml:space="preserve"> </w:t>
+      </w:r>
+      <w:hyperlink r:id="rId188">
         <w:r>
           <w:rPr>
             <w:rStyle w:val="Hyperlink"/>
@@ -23144,7 +23191,7 @@
         <w:t xml:space="preserve">Esperamos que encuentres estas publicaciones igualmente interesantes y útiles. ¡Disfruta de la lectura!</w:t>
       </w:r>
     </w:p>
-    <w:bookmarkEnd w:id="186"/>
+    <w:bookmarkEnd w:id="189"/>
     <w:sectPr>
       <w:headerReference r:id="rId9" w:type="even"/>
       <w:headerReference r:id="rId11" w:type="default"/>

--- a/_site/operating-system/2025-12-30-guia-de-ranger/index.docx
+++ b/_site/operating-system/2025-12-30-guia-de-ranger/index.docx
@@ -44,7 +44,7 @@
         <w:t xml:space="preserve"> </w:t>
       </w:r>
     </w:p>
-    <w:bookmarkStart w:id="20" w:name="title"/>
+    <w:bookmarkStart w:id="22" w:name="title"/>
     <w:p>
       <w:pPr>
         <w:pStyle w:val="Heading1"/>
@@ -93,8 +93,8 @@
         <w:t xml:space="preserve"> </w:t>
       </w:r>
     </w:p>
-    <w:bookmarkEnd w:id="20"/>
-    <w:bookmarkStart w:id="24" w:name="author-note"/>
+    <w:bookmarkEnd w:id="22"/>
+    <w:bookmarkStart w:id="26" w:name="author-note"/>
     <w:p>
       <w:pPr>
         <w:pStyle w:val="Heading1"/>
@@ -113,15 +113,15 @@
       <w:r>
         <w:t xml:space="preserve"> </w:t>
       </w:r>
-      <w:bookmarkStart w:id="21" w:name="orchid"/>
+      <w:bookmarkStart w:id="23" w:name="orchid"/>
       <w:r>
         <w:t xml:space="preserve">Orcid ID Logo: A green circle with white letters ID</w:t>
       </w:r>
-      <w:bookmarkEnd w:id="21"/>
-      <w:r>
-        <w:t xml:space="preserve"> </w:t>
-      </w:r>
-      <w:hyperlink r:id="rId22">
+      <w:bookmarkEnd w:id="23"/>
+      <w:r>
+        <w:t xml:space="preserve"> </w:t>
+      </w:r>
+      <w:hyperlink r:id="rId24">
         <w:r>
           <w:rPr>
             <w:rStyle w:val="Hyperlink"/>
@@ -173,7 +173,7 @@
       <w:r>
         <w:t xml:space="preserve"> </w:t>
       </w:r>
-      <w:hyperlink r:id="rId23">
+      <w:hyperlink r:id="rId25">
         <w:r>
           <w:rPr>
             <w:rStyle w:val="Hyperlink"/>
@@ -187,8 +187,8 @@
         <w:br w:type="page"/>
       </w:r>
     </w:p>
-    <w:bookmarkEnd w:id="24"/>
-    <w:bookmarkStart w:id="25" w:name="abstract"/>
+    <w:bookmarkEnd w:id="26"/>
+    <w:bookmarkStart w:id="27" w:name="abstract"/>
     <w:p>
       <w:pPr>
         <w:pStyle w:val="Heading1"/>
@@ -225,8 +225,8 @@
         <w:br w:type="page"/>
       </w:r>
     </w:p>
-    <w:bookmarkEnd w:id="25"/>
-    <w:bookmarkStart w:id="29" w:name="firstheader"/>
+    <w:bookmarkEnd w:id="27"/>
+    <w:bookmarkStart w:id="31" w:name="firstheader"/>
     <w:p>
       <w:pPr>
         <w:pStyle w:val="Heading1"/>
@@ -244,18 +244,18 @@
           <wp:inline>
             <wp:extent cx="5943600" cy="3201115"/>
             <wp:effectExtent b="0" l="0" r="0" t="0"/>
-            <wp:docPr descr="" title="" id="27" name="Picture"/>
+            <wp:docPr descr="" title="" id="29" name="Picture"/>
             <a:graphic>
               <a:graphicData uri="http://schemas.openxmlformats.org/drawingml/2006/picture">
                 <pic:pic>
                   <pic:nvPicPr>
-                    <pic:cNvPr descr="featured.png" id="28" name="Picture"/>
+                    <pic:cNvPr descr="featured.png" id="30" name="Picture"/>
                     <pic:cNvPicPr>
                       <a:picLocks noChangeArrowheads="1" noChangeAspect="1"/>
                     </pic:cNvPicPr>
                   </pic:nvPicPr>
                   <pic:blipFill>
-                    <a:blip r:embed="rId26"/>
+                    <a:blip r:embed="rId28"/>
                     <a:stretch>
                       <a:fillRect/>
                     </a:stretch>
@@ -594,8 +594,8 @@
         <w:t xml:space="preserve">Cambia el directorio del shell al salir</w:t>
       </w:r>
     </w:p>
-    <w:bookmarkEnd w:id="29"/>
-    <w:bookmarkStart w:id="38" w:name="instalación"/>
+    <w:bookmarkEnd w:id="31"/>
+    <w:bookmarkStart w:id="40" w:name="instalación"/>
     <w:p>
       <w:pPr>
         <w:pStyle w:val="Heading1"/>
@@ -604,7 +604,7 @@
         <w:t xml:space="preserve">1. Instalación</w:t>
       </w:r>
     </w:p>
-    <w:bookmarkStart w:id="30" w:name="desde-repositorios"/>
+    <w:bookmarkStart w:id="32" w:name="desde-repositorios"/>
     <w:p>
       <w:pPr>
         <w:pStyle w:val="Heading2"/>
@@ -756,8 +756,8 @@
         <w:t xml:space="preserve"> install ranger</w:t>
       </w:r>
     </w:p>
-    <w:bookmarkEnd w:id="30"/>
-    <w:bookmarkStart w:id="31" w:name="desde-pypi"/>
+    <w:bookmarkEnd w:id="32"/>
+    <w:bookmarkStart w:id="33" w:name="desde-pypi"/>
     <w:p>
       <w:pPr>
         <w:pStyle w:val="Heading2"/>
@@ -807,8 +807,8 @@
         <w:t xml:space="preserve"> install ranger-fm</w:t>
       </w:r>
     </w:p>
-    <w:bookmarkEnd w:id="31"/>
-    <w:bookmarkStart w:id="32" w:name="desde-código-fuente"/>
+    <w:bookmarkEnd w:id="33"/>
+    <w:bookmarkStart w:id="34" w:name="desde-código-fuente"/>
     <w:p>
       <w:pPr>
         <w:pStyle w:val="Heading2"/>
@@ -864,8 +864,8 @@
         <w:t xml:space="preserve"> make install</w:t>
       </w:r>
     </w:p>
-    <w:bookmarkEnd w:id="32"/>
-    <w:bookmarkStart w:id="33" w:name="verificar-instalación"/>
+    <w:bookmarkEnd w:id="34"/>
+    <w:bookmarkStart w:id="35" w:name="verificar-instalación"/>
     <w:p>
       <w:pPr>
         <w:pStyle w:val="Heading2"/>
@@ -897,8 +897,8 @@
         <w:t xml:space="preserve">--version</w:t>
       </w:r>
     </w:p>
-    <w:bookmarkEnd w:id="33"/>
-    <w:bookmarkStart w:id="37" w:name="dependencias-opcionales"/>
+    <w:bookmarkEnd w:id="35"/>
+    <w:bookmarkStart w:id="39" w:name="dependencias-opcionales"/>
     <w:p>
       <w:pPr>
         <w:pStyle w:val="Heading2"/>
@@ -927,7 +927,7 @@
         <w:t xml:space="preserve">, se recomienda instalar las siguientes dependencias según tu distribución.</w:t>
       </w:r>
     </w:p>
-    <w:bookmarkStart w:id="34" w:name="para-debian-ubuntu-derivados"/>
+    <w:bookmarkStart w:id="36" w:name="para-debian-ubuntu-derivados"/>
     <w:p>
       <w:pPr>
         <w:pStyle w:val="Heading3"/>
@@ -1307,8 +1307,8 @@
         <w:t xml:space="preserve"> apt-get install librsvg2-bin</w:t>
       </w:r>
     </w:p>
-    <w:bookmarkEnd w:id="34"/>
-    <w:bookmarkStart w:id="35" w:name="para-arch-linux-manjaro-derivados"/>
+    <w:bookmarkEnd w:id="36"/>
+    <w:bookmarkStart w:id="37" w:name="para-arch-linux-manjaro-derivados"/>
     <w:p>
       <w:pPr>
         <w:pStyle w:val="Heading3"/>
@@ -1832,8 +1832,8 @@
         <w:t xml:space="preserve"> librsvg</w:t>
       </w:r>
     </w:p>
-    <w:bookmarkEnd w:id="35"/>
-    <w:bookmarkStart w:id="36" w:name="X654504064728ba28f7fe883f6c68076f638e3d4"/>
+    <w:bookmarkEnd w:id="37"/>
+    <w:bookmarkStart w:id="38" w:name="X654504064728ba28f7fe883f6c68076f638e3d4"/>
     <w:p>
       <w:pPr>
         <w:pStyle w:val="Heading3"/>
@@ -1987,10 +1987,10 @@
         <w:t xml:space="preserve"># Opcional: pip install --user python-bidi</w:t>
       </w:r>
     </w:p>
-    <w:bookmarkEnd w:id="36"/>
-    <w:bookmarkEnd w:id="37"/>
     <w:bookmarkEnd w:id="38"/>
-    <w:bookmarkStart w:id="42" w:name="configuración-inicial"/>
+    <w:bookmarkEnd w:id="39"/>
+    <w:bookmarkEnd w:id="40"/>
+    <w:bookmarkStart w:id="44" w:name="configuración-inicial"/>
     <w:p>
       <w:pPr>
         <w:pStyle w:val="Heading1"/>
@@ -1999,7 +1999,7 @@
         <w:t xml:space="preserve">2. Configuración Inicial</w:t>
       </w:r>
     </w:p>
-    <w:bookmarkStart w:id="39" w:name="generar-archivos-de-configuración"/>
+    <w:bookmarkStart w:id="41" w:name="generar-archivos-de-configuración"/>
     <w:p>
       <w:pPr>
         <w:pStyle w:val="Heading2"/>
@@ -2228,8 +2228,8 @@
         <w:t xml:space="preserve"># Comandos personalizados</w:t>
       </w:r>
     </w:p>
-    <w:bookmarkEnd w:id="39"/>
-    <w:bookmarkStart w:id="40" w:name="ubicación-de-archivos"/>
+    <w:bookmarkEnd w:id="41"/>
+    <w:bookmarkStart w:id="42" w:name="ubicación-de-archivos"/>
     <w:p>
       <w:pPr>
         <w:pStyle w:val="Heading2"/>
@@ -2383,8 +2383,8 @@
         <w:t xml:space="preserve"># Directorio para plugins</w:t>
       </w:r>
     </w:p>
-    <w:bookmarkEnd w:id="40"/>
-    <w:bookmarkStart w:id="41" w:name="primer-lanzamiento"/>
+    <w:bookmarkEnd w:id="42"/>
+    <w:bookmarkStart w:id="43" w:name="primer-lanzamiento"/>
     <w:p>
       <w:pPr>
         <w:pStyle w:val="Heading2"/>
@@ -2463,9 +2463,9 @@
         <w:t xml:space="preserve">para navegar</w:t>
       </w:r>
     </w:p>
-    <w:bookmarkEnd w:id="41"/>
-    <w:bookmarkEnd w:id="42"/>
-    <w:bookmarkStart w:id="46" w:name="interfaz-y-navegación-básica"/>
+    <w:bookmarkEnd w:id="43"/>
+    <w:bookmarkEnd w:id="44"/>
+    <w:bookmarkStart w:id="48" w:name="interfaz-y-navegación-básica"/>
     <w:p>
       <w:pPr>
         <w:pStyle w:val="Heading1"/>
@@ -2474,7 +2474,7 @@
         <w:t xml:space="preserve">3. Interfaz y Navegación Básica</w:t>
       </w:r>
     </w:p>
-    <w:bookmarkStart w:id="43" w:name="estructura-de-la-pantalla"/>
+    <w:bookmarkStart w:id="45" w:name="estructura-de-la-pantalla"/>
     <w:p>
       <w:pPr>
         <w:pStyle w:val="Heading2"/>
@@ -2644,8 +2644,8 @@
         <w:t xml:space="preserve">└─────────────────────────────────────────────────────────┘</w:t>
       </w:r>
     </w:p>
-    <w:bookmarkEnd w:id="43"/>
-    <w:bookmarkStart w:id="44" w:name="columnas"/>
+    <w:bookmarkEnd w:id="45"/>
+    <w:bookmarkStart w:id="46" w:name="columnas"/>
     <w:p>
       <w:pPr>
         <w:pStyle w:val="Heading2"/>
@@ -2711,8 +2711,8 @@
         <w:t xml:space="preserve">: Previsualización del archivo/directorio seleccionado</w:t>
       </w:r>
     </w:p>
-    <w:bookmarkEnd w:id="44"/>
-    <w:bookmarkStart w:id="45" w:name="barra-de-estado"/>
+    <w:bookmarkEnd w:id="46"/>
+    <w:bookmarkStart w:id="47" w:name="barra-de-estado"/>
     <w:p>
       <w:pPr>
         <w:pStyle w:val="Heading2"/>
@@ -2789,9 +2789,9 @@
         <w:t xml:space="preserve">Ruta completa del directorio actual</w:t>
       </w:r>
     </w:p>
-    <w:bookmarkEnd w:id="45"/>
-    <w:bookmarkEnd w:id="46"/>
-    <w:bookmarkStart w:id="50" w:name="atajos-de-teclado-fundamentales"/>
+    <w:bookmarkEnd w:id="47"/>
+    <w:bookmarkEnd w:id="48"/>
+    <w:bookmarkStart w:id="52" w:name="atajos-de-teclado-fundamentales"/>
     <w:p>
       <w:pPr>
         <w:pStyle w:val="Heading1"/>
@@ -2800,7 +2800,7 @@
         <w:t xml:space="preserve">4. Atajos de Teclado Fundamentales</w:t>
       </w:r>
     </w:p>
-    <w:bookmarkStart w:id="47" w:name="navegación-básica-estilo-vim"/>
+    <w:bookmarkStart w:id="49" w:name="navegación-básica-estilo-vim"/>
     <w:p>
       <w:pPr>
         <w:pStyle w:val="Heading2"/>
@@ -3063,8 +3063,8 @@
         </w:tc>
       </w:tr>
     </w:tbl>
-    <w:bookmarkEnd w:id="47"/>
-    <w:bookmarkStart w:id="48" w:name="movimiento-rápido"/>
+    <w:bookmarkEnd w:id="49"/>
+    <w:bookmarkStart w:id="50" w:name="movimiento-rápido"/>
     <w:p>
       <w:pPr>
         <w:pStyle w:val="Heading2"/>
@@ -3408,8 +3408,8 @@
         </w:tc>
       </w:tr>
     </w:tbl>
-    <w:bookmarkEnd w:id="48"/>
-    <w:bookmarkStart w:id="49" w:name="salir-y-ayuda"/>
+    <w:bookmarkEnd w:id="50"/>
+    <w:bookmarkStart w:id="51" w:name="salir-y-ayuda"/>
     <w:p>
       <w:pPr>
         <w:pStyle w:val="Heading2"/>
@@ -3564,9 +3564,9 @@
         </w:tc>
       </w:tr>
     </w:tbl>
-    <w:bookmarkEnd w:id="49"/>
-    <w:bookmarkEnd w:id="50"/>
-    <w:bookmarkStart w:id="55" w:name="navegación-avanzada"/>
+    <w:bookmarkEnd w:id="51"/>
+    <w:bookmarkEnd w:id="52"/>
+    <w:bookmarkStart w:id="57" w:name="navegación-avanzada"/>
     <w:p>
       <w:pPr>
         <w:pStyle w:val="Heading1"/>
@@ -3575,7 +3575,7 @@
         <w:t xml:space="preserve">5. Navegación Avanzada</w:t>
       </w:r>
     </w:p>
-    <w:bookmarkStart w:id="51" w:name="historial-de-navegación"/>
+    <w:bookmarkStart w:id="53" w:name="historial-de-navegación"/>
     <w:p>
       <w:pPr>
         <w:pStyle w:val="Heading2"/>
@@ -3730,8 +3730,8 @@
         </w:tc>
       </w:tr>
     </w:tbl>
-    <w:bookmarkEnd w:id="51"/>
-    <w:bookmarkStart w:id="52" w:name="saltos-rápidos"/>
+    <w:bookmarkEnd w:id="53"/>
+    <w:bookmarkStart w:id="54" w:name="saltos-rápidos"/>
     <w:p>
       <w:pPr>
         <w:pStyle w:val="Heading2"/>
@@ -4111,8 +4111,8 @@
         </w:tc>
       </w:tr>
     </w:tbl>
-    <w:bookmarkEnd w:id="52"/>
-    <w:bookmarkStart w:id="53" w:name="navegación-por-primera-letra"/>
+    <w:bookmarkEnd w:id="54"/>
+    <w:bookmarkStart w:id="55" w:name="navegación-por-primera-letra"/>
     <w:p>
       <w:pPr>
         <w:pStyle w:val="Heading2"/>
@@ -4297,8 +4297,8 @@
         <w:t xml:space="preserve">para siguiente</w:t>
       </w:r>
     </w:p>
-    <w:bookmarkEnd w:id="53"/>
-    <w:bookmarkStart w:id="54" w:name="ir-a-directorio-específico"/>
+    <w:bookmarkEnd w:id="55"/>
+    <w:bookmarkStart w:id="56" w:name="ir-a-directorio-específico"/>
     <w:p>
       <w:pPr>
         <w:pStyle w:val="Heading2"/>
@@ -4426,9 +4426,9 @@
         </w:tc>
       </w:tr>
     </w:tbl>
-    <w:bookmarkEnd w:id="54"/>
-    <w:bookmarkEnd w:id="55"/>
-    <w:bookmarkStart w:id="60" w:name="operaciones-con-archivos"/>
+    <w:bookmarkEnd w:id="56"/>
+    <w:bookmarkEnd w:id="57"/>
+    <w:bookmarkStart w:id="62" w:name="operaciones-con-archivos"/>
     <w:p>
       <w:pPr>
         <w:pStyle w:val="Heading1"/>
@@ -4437,7 +4437,7 @@
         <w:t xml:space="preserve">6. Operaciones con Archivos</w:t>
       </w:r>
     </w:p>
-    <w:bookmarkStart w:id="56" w:name="copiar-cortar-y-pegar"/>
+    <w:bookmarkStart w:id="58" w:name="copiar-cortar-y-pegar"/>
     <w:p>
       <w:pPr>
         <w:pStyle w:val="Heading2"/>
@@ -4754,8 +4754,8 @@
         </w:tc>
       </w:tr>
     </w:tbl>
-    <w:bookmarkEnd w:id="56"/>
-    <w:bookmarkStart w:id="57" w:name="eliminar"/>
+    <w:bookmarkEnd w:id="58"/>
+    <w:bookmarkStart w:id="59" w:name="eliminar"/>
     <w:p>
       <w:pPr>
         <w:pStyle w:val="Heading2"/>
@@ -4856,8 +4856,8 @@
         </w:tc>
       </w:tr>
     </w:tbl>
-    <w:bookmarkEnd w:id="57"/>
-    <w:bookmarkStart w:id="58" w:name="crear-y-editar"/>
+    <w:bookmarkEnd w:id="59"/>
+    <w:bookmarkStart w:id="60" w:name="crear-y-editar"/>
     <w:p>
       <w:pPr>
         <w:pStyle w:val="Heading2"/>
@@ -5120,8 +5120,8 @@
         </w:tc>
       </w:tr>
     </w:tbl>
-    <w:bookmarkEnd w:id="58"/>
-    <w:bookmarkStart w:id="59" w:name="permisos-y-propiedades"/>
+    <w:bookmarkEnd w:id="60"/>
+    <w:bookmarkStart w:id="61" w:name="permisos-y-propiedades"/>
     <w:p>
       <w:pPr>
         <w:pStyle w:val="Heading2"/>
@@ -5350,9 +5350,9 @@
         <w:t xml:space="preserve"># Establecer permisos exactos</w:t>
       </w:r>
     </w:p>
-    <w:bookmarkEnd w:id="59"/>
-    <w:bookmarkEnd w:id="60"/>
-    <w:bookmarkStart w:id="65" w:name="selección-múltiple"/>
+    <w:bookmarkEnd w:id="61"/>
+    <w:bookmarkEnd w:id="62"/>
+    <w:bookmarkStart w:id="67" w:name="selección-múltiple"/>
     <w:p>
       <w:pPr>
         <w:pStyle w:val="Heading1"/>
@@ -5361,7 +5361,7 @@
         <w:t xml:space="preserve">7. Selección Múltiple</w:t>
       </w:r>
     </w:p>
-    <w:bookmarkStart w:id="61" w:name="seleccionar-archivos"/>
+    <w:bookmarkStart w:id="63" w:name="seleccionar-archivos"/>
     <w:p>
       <w:pPr>
         <w:pStyle w:val="Heading2"/>
@@ -5516,8 +5516,8 @@
         </w:tc>
       </w:tr>
     </w:tbl>
-    <w:bookmarkEnd w:id="61"/>
-    <w:bookmarkStart w:id="62" w:name="modo-visual"/>
+    <w:bookmarkEnd w:id="63"/>
+    <w:bookmarkStart w:id="64" w:name="modo-visual"/>
     <w:p>
       <w:pPr>
         <w:pStyle w:val="Heading2"/>
@@ -5606,8 +5606,8 @@
         <w:t xml:space="preserve">- Cambiar punto de anclaje de selección</w:t>
       </w:r>
     </w:p>
-    <w:bookmarkEnd w:id="62"/>
-    <w:bookmarkStart w:id="63" w:name="operaciones-con-múltiples-archivos"/>
+    <w:bookmarkEnd w:id="64"/>
+    <w:bookmarkStart w:id="65" w:name="operaciones-con-múltiples-archivos"/>
     <w:p>
       <w:pPr>
         <w:pStyle w:val="Heading2"/>
@@ -5708,8 +5708,8 @@
         <w:t xml:space="preserve">- Renombrar múltiples archivos en editor</w:t>
       </w:r>
     </w:p>
-    <w:bookmarkEnd w:id="63"/>
-    <w:bookmarkStart w:id="64" w:name="renombrado-masivo"/>
+    <w:bookmarkEnd w:id="65"/>
+    <w:bookmarkStart w:id="66" w:name="renombrado-masivo"/>
     <w:p>
       <w:pPr>
         <w:pStyle w:val="Heading2"/>
@@ -5786,9 +5786,9 @@
         <w:t xml:space="preserve"># Ranger renombra los archivos automáticamente</w:t>
       </w:r>
     </w:p>
-    <w:bookmarkEnd w:id="64"/>
-    <w:bookmarkEnd w:id="65"/>
-    <w:bookmarkStart w:id="69" w:name="búsqueda-y-filtrado"/>
+    <w:bookmarkEnd w:id="66"/>
+    <w:bookmarkEnd w:id="67"/>
+    <w:bookmarkStart w:id="71" w:name="búsqueda-y-filtrado"/>
     <w:p>
       <w:pPr>
         <w:pStyle w:val="Heading1"/>
@@ -5797,7 +5797,7 @@
         <w:t xml:space="preserve">8. Búsqueda y Filtrado</w:t>
       </w:r>
     </w:p>
-    <w:bookmarkStart w:id="66" w:name="búsqueda"/>
+    <w:bookmarkStart w:id="68" w:name="búsqueda"/>
     <w:p>
       <w:pPr>
         <w:pStyle w:val="Heading2"/>
@@ -6006,8 +6006,8 @@
         </w:tc>
       </w:tr>
     </w:tbl>
-    <w:bookmarkEnd w:id="66"/>
-    <w:bookmarkStart w:id="67" w:name="filtrado"/>
+    <w:bookmarkEnd w:id="68"/>
+    <w:bookmarkStart w:id="69" w:name="filtrado"/>
     <w:p>
       <w:pPr>
         <w:pStyle w:val="Heading2"/>
@@ -6135,8 +6135,8 @@
         </w:tc>
       </w:tr>
     </w:tbl>
-    <w:bookmarkEnd w:id="67"/>
-    <w:bookmarkStart w:id="68" w:name="ordenamiento"/>
+    <w:bookmarkEnd w:id="69"/>
+    <w:bookmarkStart w:id="70" w:name="ordenamiento"/>
     <w:p>
       <w:pPr>
         <w:pStyle w:val="Heading2"/>
@@ -6453,9 +6453,9 @@
         </w:tc>
       </w:tr>
     </w:tbl>
-    <w:bookmarkEnd w:id="68"/>
-    <w:bookmarkEnd w:id="69"/>
-    <w:bookmarkStart w:id="72" w:name="pestañas-tabs"/>
+    <w:bookmarkEnd w:id="70"/>
+    <w:bookmarkEnd w:id="71"/>
+    <w:bookmarkStart w:id="74" w:name="pestañas-tabs"/>
     <w:p>
       <w:pPr>
         <w:pStyle w:val="Heading1"/>
@@ -6464,7 +6464,7 @@
         <w:t xml:space="preserve">9. Pestañas (Tabs)</w:t>
       </w:r>
     </w:p>
-    <w:bookmarkStart w:id="70" w:name="gestión-de-pestañas"/>
+    <w:bookmarkStart w:id="72" w:name="gestión-de-pestañas"/>
     <w:p>
       <w:pPr>
         <w:pStyle w:val="Heading2"/>
@@ -6751,8 +6751,8 @@
         </w:tc>
       </w:tr>
     </w:tbl>
-    <w:bookmarkEnd w:id="70"/>
-    <w:bookmarkStart w:id="71" w:name="movimiento-entre-pestañas"/>
+    <w:bookmarkEnd w:id="72"/>
+    <w:bookmarkStart w:id="73" w:name="movimiento-entre-pestañas"/>
     <w:p>
       <w:pPr>
         <w:pStyle w:val="Heading2"/>
@@ -6868,9 +6868,9 @@
         <w:t xml:space="preserve"># Anterior</w:t>
       </w:r>
     </w:p>
-    <w:bookmarkEnd w:id="71"/>
-    <w:bookmarkEnd w:id="72"/>
-    <w:bookmarkStart w:id="76" w:name="marcadores-bookmarks"/>
+    <w:bookmarkEnd w:id="73"/>
+    <w:bookmarkEnd w:id="74"/>
+    <w:bookmarkStart w:id="78" w:name="marcadores-bookmarks"/>
     <w:p>
       <w:pPr>
         <w:pStyle w:val="Heading1"/>
@@ -6879,7 +6879,7 @@
         <w:t xml:space="preserve">10. Marcadores (Bookmarks)</w:t>
       </w:r>
     </w:p>
-    <w:bookmarkStart w:id="73" w:name="crear-y-usar-marcadores"/>
+    <w:bookmarkStart w:id="75" w:name="crear-y-usar-marcadores"/>
     <w:p>
       <w:pPr>
         <w:pStyle w:val="Heading2"/>
@@ -7058,8 +7058,8 @@
         </w:tc>
       </w:tr>
     </w:tbl>
-    <w:bookmarkEnd w:id="73"/>
-    <w:bookmarkStart w:id="74" w:name="marcadores-especiales"/>
+    <w:bookmarkEnd w:id="75"/>
+    <w:bookmarkStart w:id="76" w:name="marcadores-especiales"/>
     <w:p>
       <w:pPr>
         <w:pStyle w:val="Heading2"/>
@@ -7249,8 +7249,8 @@
         <w:t xml:space="preserve">'a        # Regresa a /home/usuario/documentos</w:t>
       </w:r>
     </w:p>
-    <w:bookmarkEnd w:id="74"/>
-    <w:bookmarkStart w:id="75" w:name="ver-marcadores"/>
+    <w:bookmarkEnd w:id="76"/>
+    <w:bookmarkStart w:id="77" w:name="ver-marcadores"/>
     <w:p>
       <w:pPr>
         <w:pStyle w:val="Heading2"/>
@@ -7282,9 +7282,9 @@
         <w:t xml:space="preserve"># Ver todos los marcadores</w:t>
       </w:r>
     </w:p>
-    <w:bookmarkEnd w:id="75"/>
-    <w:bookmarkEnd w:id="76"/>
-    <w:bookmarkStart w:id="80" w:name="previsualización-de-archivos"/>
+    <w:bookmarkEnd w:id="77"/>
+    <w:bookmarkEnd w:id="78"/>
+    <w:bookmarkStart w:id="82" w:name="previsualización-de-archivos"/>
     <w:p>
       <w:pPr>
         <w:pStyle w:val="Heading1"/>
@@ -7293,7 +7293,7 @@
         <w:t xml:space="preserve">11. Previsualización de Archivos</w:t>
       </w:r>
     </w:p>
-    <w:bookmarkStart w:id="77" w:name="configurar-previsualización"/>
+    <w:bookmarkStart w:id="79" w:name="configurar-previsualización"/>
     <w:p>
       <w:pPr>
         <w:pStyle w:val="Heading2"/>
@@ -7448,8 +7448,8 @@
         </w:tc>
       </w:tr>
     </w:tbl>
-    <w:bookmarkEnd w:id="77"/>
-    <w:bookmarkStart w:id="78" w:name="tipos-de-previsualización"/>
+    <w:bookmarkEnd w:id="79"/>
+    <w:bookmarkStart w:id="80" w:name="tipos-de-previsualización"/>
     <w:p>
       <w:pPr>
         <w:pStyle w:val="Heading2"/>
@@ -7638,8 +7638,8 @@
         <w:t xml:space="preserve">Audio (metadatos con mediainfo)</w:t>
       </w:r>
     </w:p>
-    <w:bookmarkEnd w:id="78"/>
-    <w:bookmarkStart w:id="79" w:name="configurar-scope.sh"/>
+    <w:bookmarkEnd w:id="80"/>
+    <w:bookmarkStart w:id="81" w:name="configurar-scope.sh"/>
     <w:p>
       <w:pPr>
         <w:pStyle w:val="Heading2"/>
@@ -7934,9 +7934,9 @@
         <w:t xml:space="preserve">esac</w:t>
       </w:r>
     </w:p>
-    <w:bookmarkEnd w:id="79"/>
-    <w:bookmarkEnd w:id="80"/>
-    <w:bookmarkStart w:id="91" w:name="comandos-de-consola"/>
+    <w:bookmarkEnd w:id="81"/>
+    <w:bookmarkEnd w:id="82"/>
+    <w:bookmarkStart w:id="93" w:name="comandos-de-consola"/>
     <w:p>
       <w:pPr>
         <w:pStyle w:val="Heading1"/>
@@ -7945,7 +7945,7 @@
         <w:t xml:space="preserve">12. Comandos de Consola</w:t>
       </w:r>
     </w:p>
-    <w:bookmarkStart w:id="81" w:name="acceder-a-la-consola"/>
+    <w:bookmarkStart w:id="83" w:name="acceder-a-la-consola"/>
     <w:p>
       <w:pPr>
         <w:pStyle w:val="Heading2"/>
@@ -8100,8 +8100,8 @@
         </w:tc>
       </w:tr>
     </w:tbl>
-    <w:bookmarkEnd w:id="81"/>
-    <w:bookmarkStart w:id="82" w:name="comandos-principales"/>
+    <w:bookmarkEnd w:id="83"/>
+    <w:bookmarkStart w:id="84" w:name="comandos-principales"/>
     <w:p>
       <w:pPr>
         <w:pStyle w:val="Heading2"/>
@@ -8110,8 +8110,8 @@
         <w:t xml:space="preserve">12.2 Comandos Principales</w:t>
       </w:r>
     </w:p>
-    <w:bookmarkEnd w:id="82"/>
-    <w:bookmarkStart w:id="83" w:name="navegación"/>
+    <w:bookmarkEnd w:id="84"/>
+    <w:bookmarkStart w:id="85" w:name="navegación"/>
     <w:p>
       <w:pPr>
         <w:pStyle w:val="Heading2"/>
@@ -8221,8 +8221,8 @@
         <w:t xml:space="preserve"># Ir a HOME</w:t>
       </w:r>
     </w:p>
-    <w:bookmarkEnd w:id="83"/>
-    <w:bookmarkStart w:id="84" w:name="operaciones-de-archivos"/>
+    <w:bookmarkEnd w:id="85"/>
+    <w:bookmarkStart w:id="86" w:name="operaciones-de-archivos"/>
     <w:p>
       <w:pPr>
         <w:pStyle w:val="Heading2"/>
@@ -8434,8 +8434,8 @@
         <w:t xml:space="preserve"># Cambiar permisos</w:t>
       </w:r>
     </w:p>
-    <w:bookmarkEnd w:id="84"/>
-    <w:bookmarkStart w:id="85" w:name="búsqueda-1"/>
+    <w:bookmarkEnd w:id="86"/>
+    <w:bookmarkStart w:id="87" w:name="búsqueda-1"/>
     <w:p>
       <w:pPr>
         <w:pStyle w:val="Heading2"/>
@@ -8581,8 +8581,8 @@
         <w:t xml:space="preserve"># Filtrar archivos mostrados</w:t>
       </w:r>
     </w:p>
-    <w:bookmarkEnd w:id="85"/>
-    <w:bookmarkStart w:id="86" w:name="pestañas-y-marcadores"/>
+    <w:bookmarkEnd w:id="87"/>
+    <w:bookmarkStart w:id="88" w:name="pestañas-y-marcadores"/>
     <w:p>
       <w:pPr>
         <w:pStyle w:val="Heading2"/>
@@ -8725,8 +8725,8 @@
         <w:t xml:space="preserve"># Crear marcador</w:t>
       </w:r>
     </w:p>
-    <w:bookmarkEnd w:id="86"/>
-    <w:bookmarkStart w:id="87" w:name="configuración"/>
+    <w:bookmarkEnd w:id="88"/>
+    <w:bookmarkStart w:id="89" w:name="configuración"/>
     <w:p>
       <w:pPr>
         <w:pStyle w:val="Heading2"/>
@@ -8893,8 +8893,8 @@
         <w:t xml:space="preserve"># Cambiar tema de colores</w:t>
       </w:r>
     </w:p>
-    <w:bookmarkEnd w:id="87"/>
-    <w:bookmarkStart w:id="88" w:name="ayuda-y-sistema"/>
+    <w:bookmarkEnd w:id="89"/>
+    <w:bookmarkStart w:id="90" w:name="ayuda-y-sistema"/>
     <w:p>
       <w:pPr>
         <w:pStyle w:val="Heading2"/>
@@ -9037,8 +9037,8 @@
         <w:t xml:space="preserve"># Salir</w:t>
       </w:r>
     </w:p>
-    <w:bookmarkEnd w:id="88"/>
-    <w:bookmarkStart w:id="89" w:name="comandos-de-shell"/>
+    <w:bookmarkEnd w:id="90"/>
+    <w:bookmarkStart w:id="91" w:name="comandos-de-shell"/>
     <w:p>
       <w:pPr>
         <w:pStyle w:val="Heading2"/>
@@ -9175,8 +9175,8 @@
         <w:t xml:space="preserve">&gt;</w:t>
       </w:r>
     </w:p>
-    <w:bookmarkEnd w:id="89"/>
-    <w:bookmarkStart w:id="90" w:name="autocompletado"/>
+    <w:bookmarkEnd w:id="91"/>
+    <w:bookmarkStart w:id="92" w:name="autocompletado"/>
     <w:p>
       <w:pPr>
         <w:pStyle w:val="Heading2"/>
@@ -9227,9 +9227,9 @@
         <w:t xml:space="preserve">- Autocompletar hacia atrás</w:t>
       </w:r>
     </w:p>
-    <w:bookmarkEnd w:id="90"/>
-    <w:bookmarkEnd w:id="91"/>
-    <w:bookmarkStart w:id="98" w:name="configuración-avanzada"/>
+    <w:bookmarkEnd w:id="92"/>
+    <w:bookmarkEnd w:id="93"/>
+    <w:bookmarkStart w:id="100" w:name="configuración-avanzada"/>
     <w:p>
       <w:pPr>
         <w:pStyle w:val="Heading1"/>
@@ -9238,7 +9238,7 @@
         <w:t xml:space="preserve">13. Configuración Avanzada</w:t>
       </w:r>
     </w:p>
-    <w:bookmarkStart w:id="92" w:name="rc.conf---configuración-principal"/>
+    <w:bookmarkStart w:id="94" w:name="rc.conf---configuración-principal"/>
     <w:p>
       <w:pPr>
         <w:pStyle w:val="Heading2"/>
@@ -9264,8 +9264,8 @@
         <w:t xml:space="preserve">~/.config/ranger/rc.conf</w:t>
       </w:r>
     </w:p>
-    <w:bookmarkEnd w:id="92"/>
-    <w:bookmarkStart w:id="93" w:name="opciones-comunes"/>
+    <w:bookmarkEnd w:id="94"/>
+    <w:bookmarkStart w:id="95" w:name="opciones-comunes"/>
     <w:p>
       <w:pPr>
         <w:pStyle w:val="Heading2"/>
@@ -9762,8 +9762,8 @@
         <w:t xml:space="preserve"> padding_right true</w:t>
       </w:r>
     </w:p>
-    <w:bookmarkEnd w:id="93"/>
-    <w:bookmarkStart w:id="94" w:name="mapeos-de-teclado-personalizados"/>
+    <w:bookmarkEnd w:id="95"/>
+    <w:bookmarkStart w:id="96" w:name="mapeos-de-teclado-personalizados"/>
     <w:p>
       <w:pPr>
         <w:pStyle w:val="Heading2"/>
@@ -10128,8 +10128,8 @@
         <w:t xml:space="preserve"># Quitar mapeo de dd</w:t>
       </w:r>
     </w:p>
-    <w:bookmarkEnd w:id="94"/>
-    <w:bookmarkStart w:id="95" w:name="comandos-de-shell-1"/>
+    <w:bookmarkEnd w:id="96"/>
+    <w:bookmarkStart w:id="97" w:name="comandos-de-shell-1"/>
     <w:p>
       <w:pPr>
         <w:pStyle w:val="Heading2"/>
@@ -10257,8 +10257,8 @@
         <w:t xml:space="preserve"># %c - ruta completa del archivo actual</w:t>
       </w:r>
     </w:p>
-    <w:bookmarkEnd w:id="95"/>
-    <w:bookmarkStart w:id="96" w:name="rifle.conf---lanzador-de-archivos"/>
+    <w:bookmarkEnd w:id="97"/>
+    <w:bookmarkStart w:id="98" w:name="rifle.conf---lanzador-de-archivos"/>
     <w:p>
       <w:pPr>
         <w:pStyle w:val="Heading2"/>
@@ -12114,8 +12114,8 @@
         <w:t xml:space="preserve">- Terminal (ejecutar en terminal)</w:t>
       </w:r>
     </w:p>
-    <w:bookmarkEnd w:id="96"/>
-    <w:bookmarkStart w:id="97" w:name="commands.py---comandos-personalizados"/>
+    <w:bookmarkEnd w:id="98"/>
+    <w:bookmarkStart w:id="99" w:name="commands.py---comandos-personalizados"/>
     <w:p>
       <w:pPr>
         <w:pStyle w:val="Heading2"/>
@@ -13407,9 +13407,9 @@
         <w:t xml:space="preserve"># Crear y entrar</w:t>
       </w:r>
     </w:p>
-    <w:bookmarkEnd w:id="97"/>
-    <w:bookmarkEnd w:id="98"/>
-    <w:bookmarkStart w:id="104" w:name="rifle---el-lanzador-de-archivos"/>
+    <w:bookmarkEnd w:id="99"/>
+    <w:bookmarkEnd w:id="100"/>
+    <w:bookmarkStart w:id="106" w:name="rifle---el-lanzador-de-archivos"/>
     <w:p>
       <w:pPr>
         <w:pStyle w:val="Heading1"/>
@@ -13418,7 +13418,7 @@
         <w:t xml:space="preserve">14. Rifle - El Lanzador de Archivos</w:t>
       </w:r>
     </w:p>
-    <w:bookmarkStart w:id="99" w:name="qué-es-rifle"/>
+    <w:bookmarkStart w:id="101" w:name="qué-es-rifle"/>
     <w:p>
       <w:pPr>
         <w:pStyle w:val="Heading2"/>
@@ -13435,8 +13435,8 @@
         <w:t xml:space="preserve">Rifle es el programa que ranger usa para determinar con qué abrir archivos. Es inteligente y tiene fallbacks.</w:t>
       </w:r>
     </w:p>
-    <w:bookmarkEnd w:id="99"/>
-    <w:bookmarkStart w:id="100" w:name="uso-básico"/>
+    <w:bookmarkEnd w:id="101"/>
+    <w:bookmarkStart w:id="102" w:name="uso-básico"/>
     <w:p>
       <w:pPr>
         <w:pStyle w:val="Heading2"/>
@@ -13555,8 +13555,8 @@
         <w:t xml:space="preserve"># Usar opción 2 de la lista</w:t>
       </w:r>
     </w:p>
-    <w:bookmarkEnd w:id="100"/>
-    <w:bookmarkStart w:id="101" w:name="dentro-de-ranger"/>
+    <w:bookmarkEnd w:id="102"/>
+    <w:bookmarkStart w:id="103" w:name="dentro-de-ranger"/>
     <w:p>
       <w:pPr>
         <w:pStyle w:val="Heading2"/>
@@ -13672,8 +13672,8 @@
         </w:tc>
       </w:tr>
     </w:tbl>
-    <w:bookmarkEnd w:id="101"/>
-    <w:bookmarkStart w:id="102" w:name="configurar-rifle"/>
+    <w:bookmarkEnd w:id="103"/>
+    <w:bookmarkStart w:id="104" w:name="configurar-rifle"/>
     <w:p>
       <w:pPr>
         <w:pStyle w:val="Heading2"/>
@@ -13935,8 +13935,8 @@
         <w:t xml:space="preserve">-</w:t>
       </w:r>
     </w:p>
-    <w:bookmarkEnd w:id="102"/>
-    <w:bookmarkStart w:id="103" w:name="flags-de-rifle"/>
+    <w:bookmarkEnd w:id="104"/>
+    <w:bookmarkStart w:id="105" w:name="flags-de-rifle"/>
     <w:p>
       <w:pPr>
         <w:pStyle w:val="Heading2"/>
@@ -14050,9 +14050,9 @@
         <w:t xml:space="preserve">- Requiere terminal, pero usa rifle.conf del sistema</w:t>
       </w:r>
     </w:p>
-    <w:bookmarkEnd w:id="103"/>
-    <w:bookmarkEnd w:id="104"/>
-    <w:bookmarkStart w:id="112" w:name="plugins-y-extensiones"/>
+    <w:bookmarkEnd w:id="105"/>
+    <w:bookmarkEnd w:id="106"/>
+    <w:bookmarkStart w:id="114" w:name="plugins-y-extensiones"/>
     <w:p>
       <w:pPr>
         <w:pStyle w:val="Heading1"/>
@@ -14061,7 +14061,7 @@
         <w:t xml:space="preserve">15. Plugins y Extensiones</w:t>
       </w:r>
     </w:p>
-    <w:bookmarkStart w:id="105" w:name="ubicación-de-plugins"/>
+    <w:bookmarkStart w:id="107" w:name="ubicación-de-plugins"/>
     <w:p>
       <w:pPr>
         <w:pStyle w:val="Heading2"/>
@@ -14081,8 +14081,8 @@
         <w:t xml:space="preserve">~/.config/ranger/plugins/</w:t>
       </w:r>
     </w:p>
-    <w:bookmarkEnd w:id="105"/>
-    <w:bookmarkStart w:id="106" w:name="plugins-populares"/>
+    <w:bookmarkEnd w:id="107"/>
+    <w:bookmarkStart w:id="108" w:name="plugins-populares"/>
     <w:p>
       <w:pPr>
         <w:pStyle w:val="Heading2"/>
@@ -14091,8 +14091,8 @@
         <w:t xml:space="preserve">15.2 Plugins Populares</w:t>
       </w:r>
     </w:p>
-    <w:bookmarkEnd w:id="106"/>
-    <w:bookmarkStart w:id="107" w:name="ranger_devicons"/>
+    <w:bookmarkEnd w:id="108"/>
+    <w:bookmarkStart w:id="109" w:name="ranger_devicons"/>
     <w:p>
       <w:pPr>
         <w:pStyle w:val="Heading2"/>
@@ -14155,8 +14155,8 @@
         <w:t xml:space="preserve"> devicons</w:t>
       </w:r>
     </w:p>
-    <w:bookmarkEnd w:id="107"/>
-    <w:bookmarkStart w:id="108" w:name="ranger-archives"/>
+    <w:bookmarkEnd w:id="109"/>
+    <w:bookmarkStart w:id="110" w:name="ranger-archives"/>
     <w:p>
       <w:pPr>
         <w:pStyle w:val="Heading2"/>
@@ -14190,8 +14190,8 @@
         <w:t xml:space="preserve"> clone https://github.com/maximtrp/ranger-archives.git ~/.config/ranger/plugins/ranger-archives</w:t>
       </w:r>
     </w:p>
-    <w:bookmarkEnd w:id="108"/>
-    <w:bookmarkStart w:id="109" w:name="fasd-integration"/>
+    <w:bookmarkEnd w:id="110"/>
+    <w:bookmarkStart w:id="111" w:name="fasd-integration"/>
     <w:p>
       <w:pPr>
         <w:pStyle w:val="Heading2"/>
@@ -14339,8 +14339,8 @@
         <w:t xml:space="preserve">"{}"</w:t>
       </w:r>
     </w:p>
-    <w:bookmarkEnd w:id="109"/>
-    <w:bookmarkStart w:id="110" w:name="fzf-integration"/>
+    <w:bookmarkEnd w:id="111"/>
+    <w:bookmarkStart w:id="112" w:name="fzf-integration"/>
     <w:p>
       <w:pPr>
         <w:pStyle w:val="Heading2"/>
@@ -14784,8 +14784,8 @@
         <w:t xml:space="preserve"> fzf_select</w:t>
       </w:r>
     </w:p>
-    <w:bookmarkEnd w:id="110"/>
-    <w:bookmarkStart w:id="111" w:name="crear-plugin-propio"/>
+    <w:bookmarkEnd w:id="112"/>
+    <w:bookmarkStart w:id="113" w:name="crear-plugin-propio"/>
     <w:p>
       <w:pPr>
         <w:pStyle w:val="Heading2"/>
@@ -15063,9 +15063,9 @@
         <w:t xml:space="preserve"> hook_init</w:t>
       </w:r>
     </w:p>
-    <w:bookmarkEnd w:id="111"/>
-    <w:bookmarkEnd w:id="112"/>
-    <w:bookmarkStart w:id="118" w:name="integración-con-shell"/>
+    <w:bookmarkEnd w:id="113"/>
+    <w:bookmarkEnd w:id="114"/>
+    <w:bookmarkStart w:id="120" w:name="integración-con-shell"/>
     <w:p>
       <w:pPr>
         <w:pStyle w:val="Heading1"/>
@@ -15074,7 +15074,7 @@
         <w:t xml:space="preserve">16. Integración con Shell</w:t>
       </w:r>
     </w:p>
-    <w:bookmarkStart w:id="113" w:name="cambiar-directorio-al-salir"/>
+    <w:bookmarkStart w:id="115" w:name="cambiar-directorio-al-salir"/>
     <w:p>
       <w:pPr>
         <w:pStyle w:val="Heading2"/>
@@ -15091,8 +15091,8 @@
         <w:t xml:space="preserve">Ranger puede cambiar el directorio de tu shell al salir.</w:t>
       </w:r>
     </w:p>
-    <w:bookmarkEnd w:id="113"/>
-    <w:bookmarkStart w:id="114" w:name="bash"/>
+    <w:bookmarkEnd w:id="115"/>
+    <w:bookmarkStart w:id="116" w:name="bash"/>
     <w:p>
       <w:pPr>
         <w:pStyle w:val="Heading2"/>
@@ -15807,8 +15807,8 @@
         <w:t xml:space="preserve">'ranger-cd'</w:t>
       </w:r>
     </w:p>
-    <w:bookmarkEnd w:id="114"/>
-    <w:bookmarkStart w:id="115" w:name="zsh"/>
+    <w:bookmarkEnd w:id="116"/>
+    <w:bookmarkStart w:id="117" w:name="zsh"/>
     <w:p>
       <w:pPr>
         <w:pStyle w:val="Heading2"/>
@@ -16514,8 +16514,8 @@
         <w:t xml:space="preserve">'ranger-cd'</w:t>
       </w:r>
     </w:p>
-    <w:bookmarkEnd w:id="115"/>
-    <w:bookmarkStart w:id="116" w:name="fish"/>
+    <w:bookmarkEnd w:id="117"/>
+    <w:bookmarkStart w:id="118" w:name="fish"/>
     <w:p>
       <w:pPr>
         <w:pStyle w:val="Heading2"/>
@@ -16648,8 +16648,8 @@
         <w:t xml:space="preserve">alias rr='ranger-cd'</w:t>
       </w:r>
     </w:p>
-    <w:bookmarkEnd w:id="116"/>
-    <w:bookmarkStart w:id="117" w:name="file-picker"/>
+    <w:bookmarkEnd w:id="118"/>
+    <w:bookmarkStart w:id="119" w:name="file-picker"/>
     <w:p>
       <w:pPr>
         <w:pStyle w:val="Heading2"/>
@@ -17072,9 +17072,9 @@
         <w:t xml:space="preserve">"</w:t>
       </w:r>
     </w:p>
-    <w:bookmarkEnd w:id="117"/>
-    <w:bookmarkEnd w:id="118"/>
-    <w:bookmarkStart w:id="129" w:name="trucos-y-tips-avanzados"/>
+    <w:bookmarkEnd w:id="119"/>
+    <w:bookmarkEnd w:id="120"/>
+    <w:bookmarkStart w:id="131" w:name="trucos-y-tips-avanzados"/>
     <w:p>
       <w:pPr>
         <w:pStyle w:val="Heading1"/>
@@ -17083,7 +17083,7 @@
         <w:t xml:space="preserve">17. Trucos y Tips Avanzados</w:t>
       </w:r>
     </w:p>
-    <w:bookmarkStart w:id="119" w:name="preview-de-archivos-con-sintaxis"/>
+    <w:bookmarkStart w:id="121" w:name="preview-de-archivos-con-sintaxis"/>
     <w:p>
       <w:pPr>
         <w:pStyle w:val="Heading2"/>
@@ -17448,8 +17448,8 @@
         <w:t xml:space="preserve">esac</w:t>
       </w:r>
     </w:p>
-    <w:bookmarkEnd w:id="119"/>
-    <w:bookmarkStart w:id="120" w:name="thumbnails-de-videos"/>
+    <w:bookmarkEnd w:id="121"/>
+    <w:bookmarkStart w:id="122" w:name="thumbnails-de-videos"/>
     <w:p>
       <w:pPr>
         <w:pStyle w:val="Heading2"/>
@@ -17518,8 +17518,8 @@
         <w:t xml:space="preserve">por defecto.</w:t>
       </w:r>
     </w:p>
-    <w:bookmarkEnd w:id="120"/>
-    <w:bookmarkStart w:id="121" w:name="preview-de-imágenes-terminal-compatible"/>
+    <w:bookmarkEnd w:id="122"/>
+    <w:bookmarkStart w:id="123" w:name="preview-de-imágenes-terminal-compatible"/>
     <w:p>
       <w:pPr>
         <w:pStyle w:val="Heading2"/>
@@ -17674,8 +17674,8 @@
         <w:t xml:space="preserve"> preview_images_method ueberzug</w:t>
       </w:r>
     </w:p>
-    <w:bookmarkEnd w:id="121"/>
-    <w:bookmarkStart w:id="122" w:name="búsqueda-con-fzf"/>
+    <w:bookmarkEnd w:id="123"/>
+    <w:bookmarkStart w:id="124" w:name="búsqueda-con-fzf"/>
     <w:p>
       <w:pPr>
         <w:pStyle w:val="Heading2"/>
@@ -18134,8 +18134,8 @@
         <w:t xml:space="preserve"> fzf</w:t>
       </w:r>
     </w:p>
-    <w:bookmarkEnd w:id="122"/>
-    <w:bookmarkStart w:id="123" w:name="integración-con-git"/>
+    <w:bookmarkEnd w:id="124"/>
+    <w:bookmarkStart w:id="125" w:name="integración-con-git"/>
     <w:p>
       <w:pPr>
         <w:pStyle w:val="Heading2"/>
@@ -18204,8 +18204,8 @@
         <w:t xml:space="preserve">Ranger mostrará información de Git en archivos/directorios.</w:t>
       </w:r>
     </w:p>
-    <w:bookmarkEnd w:id="123"/>
-    <w:bookmarkStart w:id="124" w:name="archivos-grandes"/>
+    <w:bookmarkEnd w:id="125"/>
+    <w:bookmarkStart w:id="126" w:name="archivos-grandes"/>
     <w:p>
       <w:pPr>
         <w:pStyle w:val="Heading2"/>
@@ -18287,8 +18287,8 @@
         <w:t xml:space="preserve"> max_console_history_size 50</w:t>
       </w:r>
     </w:p>
-    <w:bookmarkEnd w:id="124"/>
-    <w:bookmarkStart w:id="125" w:name="abrir-en-programa-externo"/>
+    <w:bookmarkEnd w:id="126"/>
+    <w:bookmarkStart w:id="127" w:name="abrir-en-programa-externo"/>
     <w:p>
       <w:pPr>
         <w:pStyle w:val="Heading2"/>
@@ -18496,8 +18496,8 @@
         <w:t xml:space="preserve">./%s</w:t>
       </w:r>
     </w:p>
-    <w:bookmarkEnd w:id="125"/>
-    <w:bookmarkStart w:id="126" w:name="sincronizar-con-dropboxdrive"/>
+    <w:bookmarkEnd w:id="127"/>
+    <w:bookmarkStart w:id="128" w:name="sincronizar-con-dropboxdrive"/>
     <w:p>
       <w:pPr>
         <w:pStyle w:val="Heading2"/>
@@ -18547,8 +18547,8 @@
         <w:t xml:space="preserve"> gdv cd ~/Google\ Drive</w:t>
       </w:r>
     </w:p>
-    <w:bookmarkEnd w:id="126"/>
-    <w:bookmarkStart w:id="127" w:name="operaciones-bulk"/>
+    <w:bookmarkEnd w:id="128"/>
+    <w:bookmarkStart w:id="129" w:name="operaciones-bulk"/>
     <w:p>
       <w:pPr>
         <w:pStyle w:val="Heading2"/>
@@ -18624,8 +18624,8 @@
         <w:t xml:space="preserve"># Guardar y cerrar</w:t>
       </w:r>
     </w:p>
-    <w:bookmarkEnd w:id="127"/>
-    <w:bookmarkStart w:id="128" w:name="preview-de-archivos-jsonyaml"/>
+    <w:bookmarkEnd w:id="129"/>
+    <w:bookmarkStart w:id="130" w:name="preview-de-archivos-jsonyaml"/>
     <w:p>
       <w:pPr>
         <w:pStyle w:val="Heading2"/>
@@ -18996,9 +18996,9 @@
         <w:t xml:space="preserve">;;</w:t>
       </w:r>
     </w:p>
-    <w:bookmarkEnd w:id="128"/>
-    <w:bookmarkEnd w:id="129"/>
-    <w:bookmarkStart w:id="137" w:name="solución-de-problemas"/>
+    <w:bookmarkEnd w:id="130"/>
+    <w:bookmarkEnd w:id="131"/>
+    <w:bookmarkStart w:id="139" w:name="solución-de-problemas"/>
     <w:p>
       <w:pPr>
         <w:pStyle w:val="Heading1"/>
@@ -19007,7 +19007,7 @@
         <w:t xml:space="preserve">18. Solución de Problemas</w:t>
       </w:r>
     </w:p>
-    <w:bookmarkStart w:id="130" w:name="problema-imágenes-no-se-previsualizan"/>
+    <w:bookmarkStart w:id="132" w:name="problema-imágenes-no-se-previsualizan"/>
     <w:p>
       <w:pPr>
         <w:pStyle w:val="Heading2"/>
@@ -19117,8 +19117,8 @@
         <w:t xml:space="preserve"> w3mimgdisplay</w:t>
       </w:r>
     </w:p>
-    <w:bookmarkEnd w:id="130"/>
-    <w:bookmarkStart w:id="131" w:name="problema-colores-incorrectos"/>
+    <w:bookmarkEnd w:id="132"/>
+    <w:bookmarkStart w:id="133" w:name="problema-colores-incorrectos"/>
     <w:p>
       <w:pPr>
         <w:pStyle w:val="Heading2"/>
@@ -19243,8 +19243,8 @@
         <w:t xml:space="preserve"> colorscheme default</w:t>
       </w:r>
     </w:p>
-    <w:bookmarkEnd w:id="131"/>
-    <w:bookmarkStart w:id="132" w:name="X52c37c400799011b5f74e0305bfac0afb937a47"/>
+    <w:bookmarkEnd w:id="133"/>
+    <w:bookmarkStart w:id="134" w:name="X52c37c400799011b5f74e0305bfac0afb937a47"/>
     <w:p>
       <w:pPr>
         <w:pStyle w:val="Heading2"/>
@@ -19330,8 +19330,8 @@
         <w:t xml:space="preserve"># Verificar scope.sh está configurado correctamente</w:t>
       </w:r>
     </w:p>
-    <w:bookmarkEnd w:id="132"/>
-    <w:bookmarkStart w:id="133" w:name="problema-ranger-lento"/>
+    <w:bookmarkEnd w:id="134"/>
+    <w:bookmarkStart w:id="135" w:name="problema-ranger-lento"/>
     <w:p>
       <w:pPr>
         <w:pStyle w:val="Heading2"/>
@@ -19450,8 +19450,8 @@
         <w:t xml:space="preserve"> max_history_size 10</w:t>
       </w:r>
     </w:p>
-    <w:bookmarkEnd w:id="133"/>
-    <w:bookmarkStart w:id="134" w:name="problema-no-cambia-directorio-del-shell"/>
+    <w:bookmarkEnd w:id="135"/>
+    <w:bookmarkStart w:id="136" w:name="problema-no-cambia-directorio-del-shell"/>
     <w:p>
       <w:pPr>
         <w:pStyle w:val="Heading2"/>
@@ -19545,8 +19545,8 @@
         <w:t xml:space="preserve">'ranger-cd'</w:t>
       </w:r>
     </w:p>
-    <w:bookmarkEnd w:id="134"/>
-    <w:bookmarkStart w:id="135" w:name="problema-archivos-ocultos-no-se-muestran"/>
+    <w:bookmarkEnd w:id="136"/>
+    <w:bookmarkStart w:id="137" w:name="problema-archivos-ocultos-no-se-muestran"/>
     <w:p>
       <w:pPr>
         <w:pStyle w:val="Heading2"/>
@@ -19602,8 +19602,8 @@
         <w:t xml:space="preserve"> show_hidden true</w:t>
       </w:r>
     </w:p>
-    <w:bookmarkEnd w:id="135"/>
-    <w:bookmarkStart w:id="136" w:name="problema-rifle-no-encuentra-programas"/>
+    <w:bookmarkEnd w:id="137"/>
+    <w:bookmarkStart w:id="138" w:name="problema-rifle-no-encuentra-programas"/>
     <w:p>
       <w:pPr>
         <w:pStyle w:val="Heading2"/>
@@ -19701,9 +19701,9 @@
         <w:t xml:space="preserve">"</w:t>
       </w:r>
     </w:p>
-    <w:bookmarkEnd w:id="136"/>
-    <w:bookmarkEnd w:id="137"/>
-    <w:bookmarkStart w:id="148" w:name="referencia-completa-de-atajos"/>
+    <w:bookmarkEnd w:id="138"/>
+    <w:bookmarkEnd w:id="139"/>
+    <w:bookmarkStart w:id="150" w:name="referencia-completa-de-atajos"/>
     <w:p>
       <w:pPr>
         <w:pStyle w:val="Heading1"/>
@@ -19712,7 +19712,7 @@
         <w:t xml:space="preserve">19. Referencia Completa de Atajos</w:t>
       </w:r>
     </w:p>
-    <w:bookmarkStart w:id="138" w:name="navegación-1"/>
+    <w:bookmarkStart w:id="140" w:name="navegación-1"/>
     <w:p>
       <w:pPr>
         <w:pStyle w:val="Heading2"/>
@@ -20212,8 +20212,8 @@
         </w:tc>
       </w:tr>
     </w:tbl>
-    <w:bookmarkEnd w:id="138"/>
-    <w:bookmarkStart w:id="139" w:name="archivos"/>
+    <w:bookmarkEnd w:id="140"/>
+    <w:bookmarkStart w:id="141" w:name="archivos"/>
     <w:p>
       <w:pPr>
         <w:pStyle w:val="Heading2"/>
@@ -20557,8 +20557,8 @@
         </w:tc>
       </w:tr>
     </w:tbl>
-    <w:bookmarkEnd w:id="139"/>
-    <w:bookmarkStart w:id="140" w:name="selección"/>
+    <w:bookmarkEnd w:id="141"/>
+    <w:bookmarkStart w:id="142" w:name="selección"/>
     <w:p>
       <w:pPr>
         <w:pStyle w:val="Heading2"/>
@@ -20713,8 +20713,8 @@
         </w:tc>
       </w:tr>
     </w:tbl>
-    <w:bookmarkEnd w:id="140"/>
-    <w:bookmarkStart w:id="141" w:name="búsqueda-2"/>
+    <w:bookmarkEnd w:id="142"/>
+    <w:bookmarkStart w:id="143" w:name="búsqueda-2"/>
     <w:p>
       <w:pPr>
         <w:pStyle w:val="Heading2"/>
@@ -20896,8 +20896,8 @@
         </w:tc>
       </w:tr>
     </w:tbl>
-    <w:bookmarkEnd w:id="141"/>
-    <w:bookmarkStart w:id="142" w:name="pestañas"/>
+    <w:bookmarkEnd w:id="143"/>
+    <w:bookmarkStart w:id="144" w:name="pestañas"/>
     <w:p>
       <w:pPr>
         <w:pStyle w:val="Heading2"/>
@@ -21139,8 +21139,8 @@
         </w:tc>
       </w:tr>
     </w:tbl>
-    <w:bookmarkEnd w:id="142"/>
-    <w:bookmarkStart w:id="143" w:name="marcadores"/>
+    <w:bookmarkEnd w:id="144"/>
+    <w:bookmarkStart w:id="145" w:name="marcadores"/>
     <w:p>
       <w:pPr>
         <w:pStyle w:val="Heading2"/>
@@ -21268,8 +21268,8 @@
         </w:tc>
       </w:tr>
     </w:tbl>
-    <w:bookmarkEnd w:id="143"/>
-    <w:bookmarkStart w:id="144" w:name="ordenamiento-1"/>
+    <w:bookmarkEnd w:id="145"/>
+    <w:bookmarkStart w:id="146" w:name="ordenamiento-1"/>
     <w:p>
       <w:pPr>
         <w:pStyle w:val="Heading2"/>
@@ -21451,8 +21451,8 @@
         </w:tc>
       </w:tr>
     </w:tbl>
-    <w:bookmarkEnd w:id="144"/>
-    <w:bookmarkStart w:id="145" w:name="vista"/>
+    <w:bookmarkEnd w:id="146"/>
+    <w:bookmarkStart w:id="147" w:name="vista"/>
     <w:p>
       <w:pPr>
         <w:pStyle w:val="Heading2"/>
@@ -21661,8 +21661,8 @@
         </w:tc>
       </w:tr>
     </w:tbl>
-    <w:bookmarkEnd w:id="145"/>
-    <w:bookmarkStart w:id="146" w:name="sistema"/>
+    <w:bookmarkEnd w:id="147"/>
+    <w:bookmarkStart w:id="148" w:name="sistema"/>
     <w:p>
       <w:pPr>
         <w:pStyle w:val="Heading2"/>
@@ -21925,8 +21925,8 @@
         </w:tc>
       </w:tr>
     </w:tbl>
-    <w:bookmarkEnd w:id="146"/>
-    <w:bookmarkStart w:id="147" w:name="ir-a-g"/>
+    <w:bookmarkEnd w:id="148"/>
+    <w:bookmarkStart w:id="149" w:name="ir-a-g"/>
     <w:p>
       <w:pPr>
         <w:pStyle w:val="Heading2"/>
@@ -22243,9 +22243,9 @@
         </w:tc>
       </w:tr>
     </w:tbl>
-    <w:bookmarkEnd w:id="147"/>
-    <w:bookmarkEnd w:id="148"/>
-    <w:bookmarkStart w:id="153" w:name="recursos-y-enlaces"/>
+    <w:bookmarkEnd w:id="149"/>
+    <w:bookmarkEnd w:id="150"/>
+    <w:bookmarkStart w:id="155" w:name="recursos-y-enlaces"/>
     <w:p>
       <w:pPr>
         <w:pStyle w:val="Heading1"/>
@@ -22254,7 +22254,7 @@
         <w:t xml:space="preserve">20. Recursos y Enlaces</w:t>
       </w:r>
     </w:p>
-    <w:bookmarkStart w:id="149" w:name="documentación-oficial"/>
+    <w:bookmarkStart w:id="151" w:name="documentación-oficial"/>
     <w:p>
       <w:pPr>
         <w:pStyle w:val="Heading2"/>
@@ -22354,8 +22354,8 @@
         <w:t xml:space="preserve">: https://github.com/ranger/ranger/wiki</w:t>
       </w:r>
     </w:p>
-    <w:bookmarkEnd w:id="149"/>
-    <w:bookmarkStart w:id="150" w:name="tutoriales"/>
+    <w:bookmarkEnd w:id="151"/>
+    <w:bookmarkStart w:id="152" w:name="tutoriales"/>
     <w:p>
       <w:pPr>
         <w:pStyle w:val="Heading2"/>
@@ -22402,8 +22402,8 @@
         <w:t xml:space="preserve">: https://wiki.archlinux.org/title/Ranger</w:t>
       </w:r>
     </w:p>
-    <w:bookmarkEnd w:id="150"/>
-    <w:bookmarkStart w:id="151" w:name="comunidad"/>
+    <w:bookmarkEnd w:id="152"/>
+    <w:bookmarkStart w:id="153" w:name="comunidad"/>
     <w:p>
       <w:pPr>
         <w:pStyle w:val="Heading2"/>
@@ -22469,8 +22469,8 @@
         <w:t xml:space="preserve">: https://github.com/ranger/ranger/issues</w:t>
       </w:r>
     </w:p>
-    <w:bookmarkEnd w:id="151"/>
-    <w:bookmarkStart w:id="152" w:name="configuraciones-de-ejemplo"/>
+    <w:bookmarkEnd w:id="153"/>
+    <w:bookmarkStart w:id="154" w:name="configuraciones-de-ejemplo"/>
     <w:p>
       <w:pPr>
         <w:pStyle w:val="Heading2"/>
@@ -22523,9 +22523,9 @@
         <w:t xml:space="preserve">: Muchas configuraciones compartidas</w:t>
       </w:r>
     </w:p>
-    <w:bookmarkEnd w:id="152"/>
-    <w:bookmarkEnd w:id="153"/>
-    <w:bookmarkStart w:id="154" w:name="conclusión"/>
+    <w:bookmarkEnd w:id="154"/>
+    <w:bookmarkEnd w:id="155"/>
+    <w:bookmarkStart w:id="156" w:name="conclusión"/>
     <w:p>
       <w:pPr>
         <w:pStyle w:val="Heading1"/>
@@ -22808,8 +22808,8 @@
         <w:t xml:space="preserve">- Salir</w:t>
       </w:r>
     </w:p>
-    <w:bookmarkEnd w:id="154"/>
-    <w:bookmarkStart w:id="189" w:name="publicaciones-similares"/>
+    <w:bookmarkEnd w:id="156"/>
+    <w:bookmarkStart w:id="199" w:name="publicaciones-similares"/>
     <w:p>
       <w:pPr>
         <w:pStyle w:val="Heading1"/>
@@ -22834,11 +22834,11 @@
           <w:numId w:val="1025"/>
         </w:numPr>
       </w:pPr>
-      <w:hyperlink r:id="rId155"/>
-      <w:r>
-        <w:t xml:space="preserve"> </w:t>
-      </w:r>
-      <w:hyperlink r:id="rId156">
+      <w:hyperlink r:id="rId157"/>
+      <w:r>
+        <w:t xml:space="preserve"> </w:t>
+      </w:r>
+      <w:hyperlink r:id="rId158">
         <w:r>
           <w:rPr>
             <w:rStyle w:val="Hyperlink"/>
@@ -22855,11 +22855,11 @@
           <w:numId w:val="1025"/>
         </w:numPr>
       </w:pPr>
-      <w:hyperlink r:id="rId157"/>
-      <w:r>
-        <w:t xml:space="preserve"> </w:t>
-      </w:r>
-      <w:hyperlink r:id="rId158">
+      <w:hyperlink r:id="rId159"/>
+      <w:r>
+        <w:t xml:space="preserve"> </w:t>
+      </w:r>
+      <w:hyperlink r:id="rId160">
         <w:r>
           <w:rPr>
             <w:rStyle w:val="Hyperlink"/>
@@ -22876,11 +22876,11 @@
           <w:numId w:val="1025"/>
         </w:numPr>
       </w:pPr>
-      <w:hyperlink r:id="rId159"/>
-      <w:r>
-        <w:t xml:space="preserve"> </w:t>
-      </w:r>
-      <w:hyperlink r:id="rId160">
+      <w:hyperlink r:id="rId161"/>
+      <w:r>
+        <w:t xml:space="preserve"> </w:t>
+      </w:r>
+      <w:hyperlink r:id="rId162">
         <w:r>
           <w:rPr>
             <w:rStyle w:val="Hyperlink"/>
@@ -22897,16 +22897,16 @@
           <w:numId w:val="1025"/>
         </w:numPr>
       </w:pPr>
-      <w:hyperlink r:id="rId161"/>
-      <w:r>
-        <w:t xml:space="preserve"> </w:t>
-      </w:r>
-      <w:hyperlink r:id="rId162">
+      <w:hyperlink r:id="rId163"/>
+      <w:r>
+        <w:t xml:space="preserve"> </w:t>
+      </w:r>
+      <w:hyperlink r:id="rId164">
         <w:r>
           <w:rPr>
             <w:rStyle w:val="Hyperlink"/>
           </w:rPr>
-          <w:t xml:space="preserve">Usando Apk En Windown 11</w:t>
+          <w:t xml:space="preserve">Scrcpy</w:t>
         </w:r>
       </w:hyperlink>
     </w:p>
@@ -22918,11 +22918,11 @@
           <w:numId w:val="1025"/>
         </w:numPr>
       </w:pPr>
-      <w:hyperlink r:id="rId163"/>
-      <w:r>
-        <w:t xml:space="preserve"> </w:t>
-      </w:r>
-      <w:hyperlink r:id="rId164">
+      <w:hyperlink r:id="rId165"/>
+      <w:r>
+        <w:t xml:space="preserve"> </w:t>
+      </w:r>
+      <w:hyperlink r:id="rId166">
         <w:r>
           <w:rPr>
             <w:rStyle w:val="Hyperlink"/>
@@ -22939,11 +22939,11 @@
           <w:numId w:val="1025"/>
         </w:numPr>
       </w:pPr>
-      <w:hyperlink r:id="rId165"/>
-      <w:r>
-        <w:t xml:space="preserve"> </w:t>
-      </w:r>
-      <w:hyperlink r:id="rId166">
+      <w:hyperlink r:id="rId167"/>
+      <w:r>
+        <w:t xml:space="preserve"> </w:t>
+      </w:r>
+      <w:hyperlink r:id="rId168">
         <w:r>
           <w:rPr>
             <w:rStyle w:val="Hyperlink"/>
@@ -22960,11 +22960,11 @@
           <w:numId w:val="1025"/>
         </w:numPr>
       </w:pPr>
-      <w:hyperlink r:id="rId167"/>
-      <w:r>
-        <w:t xml:space="preserve"> </w:t>
-      </w:r>
-      <w:hyperlink r:id="rId168">
+      <w:hyperlink r:id="rId169"/>
+      <w:r>
+        <w:t xml:space="preserve"> </w:t>
+      </w:r>
+      <w:hyperlink r:id="rId170">
         <w:r>
           <w:rPr>
             <w:rStyle w:val="Hyperlink"/>
@@ -22981,11 +22981,11 @@
           <w:numId w:val="1025"/>
         </w:numPr>
       </w:pPr>
-      <w:hyperlink r:id="rId169"/>
-      <w:r>
-        <w:t xml:space="preserve"> </w:t>
-      </w:r>
-      <w:hyperlink r:id="rId170">
+      <w:hyperlink r:id="rId171"/>
+      <w:r>
+        <w:t xml:space="preserve"> </w:t>
+      </w:r>
+      <w:hyperlink r:id="rId172">
         <w:r>
           <w:rPr>
             <w:rStyle w:val="Hyperlink"/>
@@ -23002,11 +23002,11 @@
           <w:numId w:val="1025"/>
         </w:numPr>
       </w:pPr>
-      <w:hyperlink r:id="rId171"/>
-      <w:r>
-        <w:t xml:space="preserve"> </w:t>
-      </w:r>
-      <w:hyperlink r:id="rId172">
+      <w:hyperlink r:id="rId173"/>
+      <w:r>
+        <w:t xml:space="preserve"> </w:t>
+      </w:r>
+      <w:hyperlink r:id="rId174">
         <w:r>
           <w:rPr>
             <w:rStyle w:val="Hyperlink"/>
@@ -23023,11 +23023,11 @@
           <w:numId w:val="1025"/>
         </w:numPr>
       </w:pPr>
-      <w:hyperlink r:id="rId173"/>
-      <w:r>
-        <w:t xml:space="preserve"> </w:t>
-      </w:r>
-      <w:hyperlink r:id="rId174">
+      <w:hyperlink r:id="rId175"/>
+      <w:r>
+        <w:t xml:space="preserve"> </w:t>
+      </w:r>
+      <w:hyperlink r:id="rId176">
         <w:r>
           <w:rPr>
             <w:rStyle w:val="Hyperlink"/>
@@ -23044,11 +23044,11 @@
           <w:numId w:val="1025"/>
         </w:numPr>
       </w:pPr>
-      <w:hyperlink r:id="rId175"/>
-      <w:r>
-        <w:t xml:space="preserve"> </w:t>
-      </w:r>
-      <w:hyperlink r:id="rId176">
+      <w:hyperlink r:id="rId177"/>
+      <w:r>
+        <w:t xml:space="preserve"> </w:t>
+      </w:r>
+      <w:hyperlink r:id="rId178">
         <w:r>
           <w:rPr>
             <w:rStyle w:val="Hyperlink"/>
@@ -23065,11 +23065,11 @@
           <w:numId w:val="1025"/>
         </w:numPr>
       </w:pPr>
-      <w:hyperlink r:id="rId177"/>
-      <w:r>
-        <w:t xml:space="preserve"> </w:t>
-      </w:r>
-      <w:hyperlink r:id="rId178">
+      <w:hyperlink r:id="rId179"/>
+      <w:r>
+        <w:t xml:space="preserve"> </w:t>
+      </w:r>
+      <w:hyperlink r:id="rId180">
         <w:r>
           <w:rPr>
             <w:rStyle w:val="Hyperlink"/>
@@ -23086,11 +23086,11 @@
           <w:numId w:val="1025"/>
         </w:numPr>
       </w:pPr>
-      <w:hyperlink r:id="rId179"/>
-      <w:r>
-        <w:t xml:space="preserve"> </w:t>
-      </w:r>
-      <w:hyperlink r:id="rId180">
+      <w:hyperlink r:id="rId181"/>
+      <w:r>
+        <w:t xml:space="preserve"> </w:t>
+      </w:r>
+      <w:hyperlink r:id="rId182">
         <w:r>
           <w:rPr>
             <w:rStyle w:val="Hyperlink"/>
@@ -23107,11 +23107,11 @@
           <w:numId w:val="1025"/>
         </w:numPr>
       </w:pPr>
-      <w:hyperlink r:id="rId181"/>
-      <w:r>
-        <w:t xml:space="preserve"> </w:t>
-      </w:r>
-      <w:hyperlink r:id="rId182">
+      <w:hyperlink r:id="rId183"/>
+      <w:r>
+        <w:t xml:space="preserve"> </w:t>
+      </w:r>
+      <w:hyperlink r:id="rId184">
         <w:r>
           <w:rPr>
             <w:rStyle w:val="Hyperlink"/>
@@ -23128,11 +23128,11 @@
           <w:numId w:val="1025"/>
         </w:numPr>
       </w:pPr>
-      <w:hyperlink r:id="rId183"/>
-      <w:r>
-        <w:t xml:space="preserve"> </w:t>
-      </w:r>
-      <w:hyperlink r:id="rId184">
+      <w:hyperlink r:id="rId185"/>
+      <w:r>
+        <w:t xml:space="preserve"> </w:t>
+      </w:r>
+      <w:hyperlink r:id="rId186">
         <w:r>
           <w:rPr>
             <w:rStyle w:val="Hyperlink"/>
@@ -23149,11 +23149,11 @@
           <w:numId w:val="1025"/>
         </w:numPr>
       </w:pPr>
-      <w:hyperlink r:id="rId185"/>
-      <w:r>
-        <w:t xml:space="preserve"> </w:t>
-      </w:r>
-      <w:hyperlink r:id="rId186">
+      <w:hyperlink r:id="rId187"/>
+      <w:r>
+        <w:t xml:space="preserve"> </w:t>
+      </w:r>
+      <w:hyperlink r:id="rId188">
         <w:r>
           <w:rPr>
             <w:rStyle w:val="Hyperlink"/>
@@ -23170,11 +23170,11 @@
           <w:numId w:val="1025"/>
         </w:numPr>
       </w:pPr>
-      <w:hyperlink r:id="rId187"/>
-      <w:r>
-        <w:t xml:space="preserve"> </w:t>
-      </w:r>
-      <w:hyperlink r:id="rId188">
+      <w:hyperlink r:id="rId189"/>
+      <w:r>
+        <w:t xml:space="preserve"> </w:t>
+      </w:r>
+      <w:hyperlink r:id="rId190">
         <w:r>
           <w:rPr>
             <w:rStyle w:val="Hyperlink"/>
@@ -23185,20 +23185,104 @@
     </w:p>
     <w:p>
       <w:pPr>
+        <w:pStyle w:val="Compact"/>
+        <w:numPr>
+          <w:ilvl w:val="0"/>
+          <w:numId w:val="1025"/>
+        </w:numPr>
+      </w:pPr>
+      <w:hyperlink r:id="rId191"/>
+      <w:r>
+        <w:t xml:space="preserve"> </w:t>
+      </w:r>
+      <w:hyperlink r:id="rId192">
+        <w:r>
+          <w:rPr>
+            <w:rStyle w:val="Hyperlink"/>
+          </w:rPr>
+          <w:t xml:space="preserve">Guia De Ranger</w:t>
+        </w:r>
+      </w:hyperlink>
+    </w:p>
+    <w:p>
+      <w:pPr>
+        <w:pStyle w:val="Compact"/>
+        <w:numPr>
+          <w:ilvl w:val="0"/>
+          <w:numId w:val="1025"/>
+        </w:numPr>
+      </w:pPr>
+      <w:hyperlink r:id="rId193"/>
+      <w:r>
+        <w:t xml:space="preserve"> </w:t>
+      </w:r>
+      <w:hyperlink r:id="rId194">
+        <w:r>
+          <w:rPr>
+            <w:rStyle w:val="Hyperlink"/>
+          </w:rPr>
+          <w:t xml:space="preserve">Guia De Kitty Terminal</w:t>
+        </w:r>
+      </w:hyperlink>
+    </w:p>
+    <w:p>
+      <w:pPr>
+        <w:pStyle w:val="Compact"/>
+        <w:numPr>
+          <w:ilvl w:val="0"/>
+          <w:numId w:val="1025"/>
+        </w:numPr>
+      </w:pPr>
+      <w:hyperlink r:id="rId195"/>
+      <w:r>
+        <w:t xml:space="preserve"> </w:t>
+      </w:r>
+      <w:hyperlink r:id="rId196">
+        <w:r>
+          <w:rPr>
+            <w:rStyle w:val="Hyperlink"/>
+          </w:rPr>
+          <w:t xml:space="preserve">Guia De Positron Ide</w:t>
+        </w:r>
+      </w:hyperlink>
+    </w:p>
+    <w:p>
+      <w:pPr>
+        <w:pStyle w:val="Compact"/>
+        <w:numPr>
+          <w:ilvl w:val="0"/>
+          <w:numId w:val="1025"/>
+        </w:numPr>
+      </w:pPr>
+      <w:hyperlink r:id="rId197"/>
+      <w:r>
+        <w:t xml:space="preserve"> </w:t>
+      </w:r>
+      <w:hyperlink r:id="rId198">
+        <w:r>
+          <w:rPr>
+            <w:rStyle w:val="Hyperlink"/>
+          </w:rPr>
+          <w:t xml:space="preserve">Guia De Rsync</w:t>
+        </w:r>
+      </w:hyperlink>
+    </w:p>
+    <w:p>
+      <w:pPr>
         <w:pStyle w:val="FirstParagraph"/>
       </w:pPr>
       <w:r>
         <w:t xml:space="preserve">Esperamos que encuentres estas publicaciones igualmente interesantes y útiles. ¡Disfruta de la lectura!</w:t>
       </w:r>
     </w:p>
-    <w:bookmarkEnd w:id="189"/>
+    <w:bookmarkEnd w:id="199"/>
     <w:sectPr>
-      <w:headerReference r:id="rId9" w:type="even"/>
-      <w:headerReference r:id="rId11" w:type="default"/>
-      <w:footerReference r:id="rId14" w:type="even"/>
-      <w:footerReference r:id="rId13" w:type="default"/>
-      <w:headerReference r:id="rId10" w:type="first"/>
-      <w:footerReference r:id="rId12" w:type="first"/>
+      <w:headerReference r:id="rId8" w:type="even"/>
+      <w:headerReference r:id="rId9" w:type="default"/>
+      <w:footerReference r:id="rId10" w:type="even"/>
+      <w:footerReference r:id="rId11" w:type="default"/>
+      <w:headerReference r:id="rId12" w:type="first"/>
+      <w:footerReference r:id="rId13" w:type="first"/>
       <w:pgSz w:h="15840" w:w="12240"/>
       <w:pgMar w:bottom="1440" w:footer="720" w:gutter="0" w:header="720" w:left="1440" w:right="1440" w:top="1440"/>
       <w:cols w:space="720"/>
